--- a/ЛБ5 Подопригора Л.И..docx
+++ b/ЛБ5 Подопригора Л.И..docx
@@ -476,7 +476,6 @@
       </w:r>
       <w:r>
         <w:rPr>
-          <w:i/>
           <w:sz w:val="24"/>
         </w:rPr>
         <w:t>ка</w:t>
@@ -485,7 +484,13 @@
         <w:rPr>
           <w:sz w:val="24"/>
         </w:rPr>
-        <w:t xml:space="preserve"> группы О-5КМ41</w:t>
+        <w:t xml:space="preserve"> </w:t>
+      </w:r>
+      <w:r>
+        <w:rPr>
+          <w:sz w:val="24"/>
+        </w:rPr>
+        <w:t>группы О-5КМ41</w:t>
       </w:r>
       <w:r>
         <w:rPr>
@@ -496,7 +501,6 @@
       </w:r>
       <w:r>
         <w:rPr>
-          <w:i/>
           <w:sz w:val="24"/>
         </w:rPr>
         <w:t>ра Л.И.</w:t>
@@ -1077,6 +1081,47 @@
     </w:p>
     <w:p>
       <w:pPr>
+        <w:rPr>
+          <w:i/>
+        </w:rPr>
+      </w:pPr>
+      <w:r>
+        <w:t>Вариант использования (</w:t>
+      </w:r>
+      <w:proofErr w:type="spellStart"/>
+      <w:r>
+        <w:t>use</w:t>
+      </w:r>
+      <w:proofErr w:type="spellEnd"/>
+      <w:r>
+        <w:t xml:space="preserve"> </w:t>
+      </w:r>
+      <w:proofErr w:type="spellStart"/>
+      <w:r>
+        <w:t>case</w:t>
+      </w:r>
+      <w:proofErr w:type="spellEnd"/>
+      <w:r>
+        <w:t>) – это описание множества последовательных действий (включая вариации), которые выполняются некоторым субъектом с целью получения результата, значимого для некоторого действующего лица. Вариант использования предполагает взаимодействие действующих лиц и системы или другого объекта. Действующее лицо представляет собой логически связанное множество ролей, которые играют пользователи системы во время взаимодействия с ней [1].</w:t>
+      </w:r>
+    </w:p>
+    <w:p>
+      <w:pPr>
+        <w:rPr>
+          <w:i/>
+          <w:szCs w:val="28"/>
+        </w:rPr>
+      </w:pPr>
+      <w:r>
+        <w:rPr>
+          <w:szCs w:val="28"/>
+        </w:rPr>
+        <w:t>Для того, чтобы сформировать требования к программному обеспечению необходимо рассмотреть варианты использования системы, которые представлены в виде диаграммы вариантов использования:</w:t>
+      </w:r>
+    </w:p>
+    <w:p/>
+    <w:p>
+      <w:pPr>
         <w:ind w:firstLine="0"/>
         <w:jc w:val="center"/>
       </w:pPr>
@@ -1087,8 +1132,8 @@
         </w:rPr>
         <w:drawing>
           <wp:inline distT="0" distB="0" distL="0" distR="0">
-            <wp:extent cx="5937250" cy="4880800"/>
-            <wp:effectExtent l="0" t="0" r="6350" b="0"/>
+            <wp:extent cx="5334000" cy="4384890"/>
+            <wp:effectExtent l="0" t="0" r="0" b="0"/>
             <wp:docPr id="1" name="Рисунок 1"/>
             <wp:cNvGraphicFramePr>
               <a:graphicFrameLocks xmlns:a="http://schemas.openxmlformats.org/drawingml/2006/main" noChangeAspect="1"/>
@@ -1115,7 +1160,7 @@
                   <pic:spPr>
                     <a:xfrm>
                       <a:off x="0" y="0"/>
-                      <a:ext cx="5944087" cy="4886420"/>
+                      <a:ext cx="5342247" cy="4391669"/>
                     </a:xfrm>
                     <a:prstGeom prst="rect">
                       <a:avLst/>
@@ -1128,7 +1173,88 @@
         </w:drawing>
       </w:r>
     </w:p>
-    <w:p/>
+    <w:p>
+      <w:pPr>
+        <w:ind w:firstLine="0"/>
+        <w:jc w:val="center"/>
+      </w:pPr>
+      <w:r>
+        <w:t>Рисунок 1 – Диаграмма вариантов использования</w:t>
+      </w:r>
+    </w:p>
+    <w:p>
+      <w:pPr>
+        <w:ind w:firstLine="0"/>
+        <w:jc w:val="center"/>
+      </w:pPr>
+    </w:p>
+    <w:p>
+      <w:pPr>
+        <w:pStyle w:val="1"/>
+      </w:pPr>
+      <w:r>
+        <w:lastRenderedPageBreak/>
+        <w:t>1.2</w:t>
+      </w:r>
+      <w:r>
+        <w:rPr>
+          <w:lang w:val="en-GB"/>
+        </w:rPr>
+        <w:t>.</w:t>
+      </w:r>
+      <w:r>
+        <w:t xml:space="preserve">   </w:t>
+      </w:r>
+      <w:r>
+        <w:rPr>
+          <w:lang w:val="en-GB"/>
+        </w:rPr>
+        <w:t>UML</w:t>
+      </w:r>
+      <w:r>
+        <w:t xml:space="preserve"> диаграмма классов</w:t>
+      </w:r>
+    </w:p>
+    <w:p>
+      <w:pPr>
+        <w:rPr>
+          <w:i/>
+          <w:iCs/>
+        </w:rPr>
+      </w:pPr>
+      <w:r>
+        <w:rPr>
+          <w:iCs/>
+        </w:rPr>
+        <w:t>Диаграмма классов</w:t>
+      </w:r>
+      <w:r>
+        <w:rPr>
+          <w:iCs/>
+        </w:rPr>
+        <w:t xml:space="preserve"> – </w:t>
+      </w:r>
+      <w:r>
+        <w:rPr>
+          <w:iCs/>
+        </w:rPr>
+        <w:t>структурная диаграмма языка моделирования UML, демонстрирующая общую структуру иерархии классов системы, их коопераций, атрибутов (полей), методов, интерфейсов и взаимосвязей (отношений) между ними. Широко применяется не только для документирования и визуализации, но также для конструирования посредством прямого или обратного проектирования.</w:t>
+      </w:r>
+    </w:p>
+    <w:p>
+      <w:pPr>
+        <w:rPr>
+          <w:i/>
+          <w:iCs/>
+        </w:rPr>
+      </w:pPr>
+      <w:r>
+        <w:rPr>
+          <w:iCs/>
+        </w:rPr>
+        <w:t>Диаграмма классов приведена на рисунке 2.</w:t>
+      </w:r>
+    </w:p>
     <w:p>
       <w:pPr>
         <w:sectPr>
@@ -1142,7 +1268,6 @@
     <w:p>
       <w:pPr>
         <w:ind w:firstLine="0"/>
-        <w:jc w:val="center"/>
       </w:pPr>
       <w:r>
         <w:rPr>
@@ -1151,10 +1276,10 @@
         </w:rPr>
         <w:lastRenderedPageBreak/>
         <w:drawing>
-          <wp:inline distT="0" distB="0" distL="0" distR="0" wp14:anchorId="157AD168" wp14:editId="6010A091">
-            <wp:extent cx="9652000" cy="4215215"/>
+          <wp:inline distT="0" distB="0" distL="0" distR="0" wp14:anchorId="3B29F628" wp14:editId="5EBB6CBF">
+            <wp:extent cx="9251950" cy="4866005"/>
             <wp:effectExtent l="0" t="0" r="6350" b="0"/>
-            <wp:docPr id="2" name="Рисунок 2"/>
+            <wp:docPr id="4" name="Рисунок 4"/>
             <wp:cNvGraphicFramePr>
               <a:graphicFrameLocks xmlns:a="http://schemas.openxmlformats.org/drawingml/2006/main" noChangeAspect="1"/>
             </wp:cNvGraphicFramePr>
@@ -1174,7 +1299,7 @@
                   <pic:spPr>
                     <a:xfrm>
                       <a:off x="0" y="0"/>
-                      <a:ext cx="9658031" cy="4217849"/>
+                      <a:ext cx="9251950" cy="4866005"/>
                     </a:xfrm>
                     <a:prstGeom prst="rect">
                       <a:avLst/>
@@ -1186,12 +1311,7847 @@
           </wp:inline>
         </w:drawing>
       </w:r>
+    </w:p>
+    <w:p>
+      <w:pPr>
+        <w:ind w:firstLine="0"/>
+        <w:jc w:val="center"/>
+        <w:sectPr>
+          <w:pgSz w:w="16838" w:h="11906" w:orient="landscape"/>
+          <w:pgMar w:top="1701" w:right="1134" w:bottom="850" w:left="1134" w:header="708" w:footer="708" w:gutter="0"/>
+          <w:cols w:space="708"/>
+          <w:docGrid w:linePitch="381"/>
+        </w:sectPr>
+      </w:pPr>
+      <w:r>
+        <w:t xml:space="preserve">Рисунок 2 – Диаграмма классов </w:t>
+      </w:r>
+    </w:p>
+    <w:p>
+      <w:pPr>
+        <w:pStyle w:val="1"/>
+      </w:pPr>
+      <w:r>
+        <w:lastRenderedPageBreak/>
+        <w:t>1.3</w:t>
+      </w:r>
+      <w:r>
+        <w:t>.</w:t>
+      </w:r>
+      <w:r>
+        <w:t xml:space="preserve"> Описание классов, образующих связь типа «общее – частное»</w:t>
+      </w:r>
+    </w:p>
+    <w:p>
+      <w:pPr>
+        <w:rPr>
+          <w:i/>
+          <w:iCs/>
+          <w:szCs w:val="28"/>
+          <w:lang w:val="en-US"/>
+        </w:rPr>
+      </w:pPr>
+      <w:r>
+        <w:rPr>
+          <w:iCs/>
+          <w:szCs w:val="28"/>
+        </w:rPr>
+        <w:t>В</w:t>
+      </w:r>
+      <w:r>
+        <w:rPr>
+          <w:iCs/>
+          <w:szCs w:val="28"/>
+          <w:lang w:val="en-US"/>
+        </w:rPr>
+        <w:t xml:space="preserve"> </w:t>
+      </w:r>
+      <w:r>
+        <w:rPr>
+          <w:iCs/>
+          <w:szCs w:val="28"/>
+        </w:rPr>
+        <w:t>таблицах</w:t>
+      </w:r>
+      <w:r>
+        <w:rPr>
+          <w:iCs/>
+          <w:szCs w:val="28"/>
+          <w:lang w:val="en-US"/>
+        </w:rPr>
+        <w:t xml:space="preserve"> </w:t>
+      </w:r>
+      <w:r>
+        <w:rPr>
+          <w:iCs/>
+          <w:szCs w:val="28"/>
+          <w:lang w:val="en-US"/>
+        </w:rPr>
+        <w:t>1 – 4</w:t>
+      </w:r>
+      <w:r>
+        <w:rPr>
+          <w:iCs/>
+          <w:szCs w:val="28"/>
+          <w:lang w:val="en-US"/>
+        </w:rPr>
+        <w:t xml:space="preserve"> </w:t>
+      </w:r>
+      <w:r>
+        <w:rPr>
+          <w:iCs/>
+          <w:szCs w:val="28"/>
+        </w:rPr>
+        <w:t>приведены</w:t>
+      </w:r>
+      <w:r>
+        <w:rPr>
+          <w:iCs/>
+          <w:szCs w:val="28"/>
+          <w:lang w:val="en-US"/>
+        </w:rPr>
+        <w:t xml:space="preserve"> </w:t>
+      </w:r>
+      <w:r>
+        <w:rPr>
+          <w:iCs/>
+          <w:szCs w:val="28"/>
+        </w:rPr>
+        <w:t>описания</w:t>
+      </w:r>
+      <w:r>
+        <w:rPr>
+          <w:iCs/>
+          <w:szCs w:val="28"/>
+          <w:lang w:val="en-US"/>
+        </w:rPr>
+        <w:t xml:space="preserve"> </w:t>
+      </w:r>
+      <w:r>
+        <w:rPr>
+          <w:iCs/>
+          <w:szCs w:val="28"/>
+        </w:rPr>
+        <w:t>классов</w:t>
+      </w:r>
+      <w:r>
+        <w:rPr>
+          <w:iCs/>
+          <w:szCs w:val="28"/>
+          <w:lang w:val="en-US"/>
+        </w:rPr>
+        <w:t xml:space="preserve"> </w:t>
+      </w:r>
+      <w:proofErr w:type="spellStart"/>
+      <w:r>
+        <w:rPr>
+          <w:iCs/>
+          <w:szCs w:val="28"/>
+          <w:lang w:val="en-US"/>
+        </w:rPr>
+        <w:t>MotionBase</w:t>
+      </w:r>
+      <w:proofErr w:type="spellEnd"/>
+      <w:r>
+        <w:rPr>
+          <w:iCs/>
+          <w:szCs w:val="28"/>
+          <w:lang w:val="en-US"/>
+        </w:rPr>
+        <w:t xml:space="preserve">, </w:t>
+      </w:r>
+      <w:proofErr w:type="spellStart"/>
+      <w:r>
+        <w:rPr>
+          <w:iCs/>
+          <w:szCs w:val="28"/>
+          <w:lang w:val="en-US"/>
+        </w:rPr>
+        <w:t>OscillatoryMotion</w:t>
+      </w:r>
+      <w:proofErr w:type="spellEnd"/>
+      <w:r>
+        <w:rPr>
+          <w:iCs/>
+          <w:szCs w:val="28"/>
+          <w:lang w:val="en-US"/>
+        </w:rPr>
+        <w:t xml:space="preserve">, </w:t>
+      </w:r>
+      <w:proofErr w:type="spellStart"/>
+      <w:r>
+        <w:rPr>
+          <w:iCs/>
+          <w:szCs w:val="28"/>
+          <w:lang w:val="en-US"/>
+        </w:rPr>
+        <w:t>UniformlyAcceleratedMotion</w:t>
+      </w:r>
+      <w:proofErr w:type="spellEnd"/>
+      <w:r>
+        <w:rPr>
+          <w:iCs/>
+          <w:szCs w:val="28"/>
+          <w:lang w:val="en-US"/>
+        </w:rPr>
+        <w:t xml:space="preserve">, </w:t>
+      </w:r>
+      <w:proofErr w:type="spellStart"/>
+      <w:r>
+        <w:rPr>
+          <w:iCs/>
+          <w:szCs w:val="28"/>
+          <w:lang w:val="en-US"/>
+        </w:rPr>
+        <w:t>UniformMotion</w:t>
+      </w:r>
+      <w:proofErr w:type="spellEnd"/>
+      <w:r>
+        <w:rPr>
+          <w:iCs/>
+          <w:szCs w:val="28"/>
+          <w:lang w:val="en-US"/>
+        </w:rPr>
+        <w:t xml:space="preserve">. </w:t>
+      </w:r>
+    </w:p>
+    <w:p>
+      <w:pPr>
+        <w:rPr>
+          <w:iCs/>
+          <w:szCs w:val="28"/>
+        </w:rPr>
+      </w:pPr>
+      <w:r>
+        <w:rPr>
+          <w:iCs/>
+          <w:szCs w:val="28"/>
+        </w:rPr>
+        <w:t xml:space="preserve">Класс </w:t>
+      </w:r>
+      <w:proofErr w:type="spellStart"/>
+      <w:r>
+        <w:rPr>
+          <w:iCs/>
+          <w:szCs w:val="28"/>
+        </w:rPr>
+        <w:t>MotionBase</w:t>
+      </w:r>
+      <w:proofErr w:type="spellEnd"/>
+      <w:r>
+        <w:rPr>
+          <w:iCs/>
+          <w:szCs w:val="28"/>
+        </w:rPr>
+        <w:t xml:space="preserve"> </w:t>
+      </w:r>
+      <w:r>
+        <w:rPr>
+          <w:iCs/>
+          <w:szCs w:val="28"/>
+        </w:rPr>
+        <w:t>является абстрактным базовым классом и определяет общ</w:t>
+      </w:r>
+      <w:r>
+        <w:rPr>
+          <w:iCs/>
+          <w:szCs w:val="28"/>
+        </w:rPr>
+        <w:t>ие свойства и методы движений.</w:t>
+      </w:r>
+      <w:r>
+        <w:rPr>
+          <w:iCs/>
+          <w:szCs w:val="28"/>
+        </w:rPr>
+        <w:t xml:space="preserve"> </w:t>
+      </w:r>
+      <w:r>
+        <w:rPr>
+          <w:iCs/>
+          <w:szCs w:val="28"/>
+        </w:rPr>
+        <w:t xml:space="preserve">Классы </w:t>
+      </w:r>
+      <w:proofErr w:type="spellStart"/>
+      <w:r>
+        <w:rPr>
+          <w:iCs/>
+          <w:szCs w:val="28"/>
+        </w:rPr>
+        <w:t>OscillatoryMotion</w:t>
+      </w:r>
+      <w:proofErr w:type="spellEnd"/>
+      <w:r>
+        <w:rPr>
+          <w:iCs/>
+          <w:szCs w:val="28"/>
+        </w:rPr>
+        <w:t xml:space="preserve">, </w:t>
+      </w:r>
+      <w:proofErr w:type="spellStart"/>
+      <w:r>
+        <w:rPr>
+          <w:iCs/>
+          <w:szCs w:val="28"/>
+        </w:rPr>
+        <w:t>UniformlyAcceleratedMotion</w:t>
+      </w:r>
+      <w:proofErr w:type="spellEnd"/>
+      <w:r>
+        <w:rPr>
+          <w:iCs/>
+          <w:szCs w:val="28"/>
+        </w:rPr>
+        <w:t xml:space="preserve">, </w:t>
+      </w:r>
+      <w:proofErr w:type="spellStart"/>
+      <w:r>
+        <w:rPr>
+          <w:iCs/>
+          <w:szCs w:val="28"/>
+        </w:rPr>
+        <w:t>UniformMotion</w:t>
+      </w:r>
+      <w:proofErr w:type="spellEnd"/>
+      <w:r>
+        <w:rPr>
+          <w:iCs/>
+          <w:szCs w:val="28"/>
+        </w:rPr>
+        <w:t xml:space="preserve"> </w:t>
+      </w:r>
+      <w:r>
+        <w:rPr>
+          <w:iCs/>
+          <w:szCs w:val="28"/>
+        </w:rPr>
+        <w:t xml:space="preserve">являются производными и наследуются от класса </w:t>
+      </w:r>
+      <w:proofErr w:type="spellStart"/>
+      <w:r>
+        <w:rPr>
+          <w:iCs/>
+          <w:szCs w:val="28"/>
+        </w:rPr>
+        <w:t>MotionBase</w:t>
+      </w:r>
+      <w:proofErr w:type="spellEnd"/>
+      <w:r>
+        <w:rPr>
+          <w:iCs/>
+          <w:szCs w:val="28"/>
+        </w:rPr>
+        <w:t>,</w:t>
+      </w:r>
+      <w:r>
+        <w:rPr>
+          <w:szCs w:val="28"/>
+        </w:rPr>
+        <w:t xml:space="preserve"> </w:t>
+      </w:r>
+      <w:r>
+        <w:rPr>
+          <w:iCs/>
+          <w:szCs w:val="28"/>
+        </w:rPr>
+        <w:t>ре</w:t>
+      </w:r>
+      <w:r>
+        <w:rPr>
+          <w:iCs/>
+          <w:szCs w:val="28"/>
+        </w:rPr>
+        <w:t xml:space="preserve">ализуя расчет координаты </w:t>
+      </w:r>
+      <w:r>
+        <w:rPr>
+          <w:iCs/>
+          <w:szCs w:val="28"/>
+        </w:rPr>
+        <w:t>для советующего вида движения</w:t>
+      </w:r>
+      <w:r>
+        <w:rPr>
+          <w:iCs/>
+          <w:szCs w:val="28"/>
+        </w:rPr>
+        <w:t>.</w:t>
+      </w:r>
+    </w:p>
+    <w:p>
+      <w:pPr>
+        <w:ind w:firstLine="0"/>
+        <w:rPr>
+          <w:i/>
+          <w:iCs/>
+          <w:szCs w:val="28"/>
+          <w:lang w:val="en-US"/>
+        </w:rPr>
+      </w:pPr>
+      <w:r>
+        <w:rPr>
+          <w:iCs/>
+          <w:szCs w:val="28"/>
+        </w:rPr>
+        <w:t xml:space="preserve">Таблица </w:t>
+      </w:r>
+      <w:r>
+        <w:rPr>
+          <w:iCs/>
+          <w:szCs w:val="28"/>
+        </w:rPr>
+        <w:t>1</w:t>
+      </w:r>
+      <w:r>
+        <w:rPr>
+          <w:iCs/>
+          <w:szCs w:val="28"/>
+        </w:rPr>
+        <w:t xml:space="preserve"> – Описание класса </w:t>
+      </w:r>
+      <w:proofErr w:type="spellStart"/>
+      <w:r>
+        <w:rPr>
+          <w:iCs/>
+          <w:szCs w:val="28"/>
+          <w:lang w:val="en-US"/>
+        </w:rPr>
+        <w:t>MotionBase</w:t>
+      </w:r>
+      <w:proofErr w:type="spellEnd"/>
+    </w:p>
+    <w:tbl>
+      <w:tblPr>
+        <w:tblStyle w:val="a8"/>
+        <w:tblW w:w="0" w:type="auto"/>
+        <w:jc w:val="center"/>
+        <w:tblLook w:val="04A0" w:firstRow="1" w:lastRow="0" w:firstColumn="1" w:lastColumn="0" w:noHBand="0" w:noVBand="1"/>
+      </w:tblPr>
+      <w:tblGrid>
+        <w:gridCol w:w="4390"/>
+        <w:gridCol w:w="1885"/>
+        <w:gridCol w:w="3070"/>
+      </w:tblGrid>
+      <w:tr>
+        <w:trPr>
+          <w:tblHeader/>
+          <w:jc w:val="center"/>
+        </w:trPr>
+        <w:tc>
+          <w:tcPr>
+            <w:tcW w:w="4390" w:type="dxa"/>
+            <w:vAlign w:val="center"/>
+          </w:tcPr>
+          <w:p>
+            <w:pPr>
+              <w:spacing w:line="240" w:lineRule="auto"/>
+              <w:ind w:firstLine="0"/>
+              <w:jc w:val="center"/>
+              <w:rPr>
+                <w:i/>
+                <w:iCs/>
+                <w:szCs w:val="28"/>
+              </w:rPr>
+            </w:pPr>
+            <w:r>
+              <w:rPr>
+                <w:rFonts w:eastAsiaTheme="minorHAnsi"/>
+                <w:b/>
+                <w:bCs/>
+                <w:iCs/>
+                <w:szCs w:val="28"/>
+                <w:lang w:eastAsia="en-US"/>
+              </w:rPr>
+              <w:t>Название</w:t>
+            </w:r>
+          </w:p>
+        </w:tc>
+        <w:tc>
+          <w:tcPr>
+            <w:tcW w:w="1885" w:type="dxa"/>
+            <w:vAlign w:val="center"/>
+          </w:tcPr>
+          <w:p>
+            <w:pPr>
+              <w:spacing w:line="240" w:lineRule="auto"/>
+              <w:ind w:firstLine="0"/>
+              <w:jc w:val="center"/>
+              <w:rPr>
+                <w:b/>
+                <w:bCs/>
+                <w:i/>
+                <w:iCs/>
+                <w:szCs w:val="28"/>
+              </w:rPr>
+            </w:pPr>
+            <w:r>
+              <w:rPr>
+                <w:b/>
+                <w:bCs/>
+                <w:iCs/>
+                <w:szCs w:val="28"/>
+              </w:rPr>
+              <w:t>Тип данных</w:t>
+            </w:r>
+          </w:p>
+        </w:tc>
+        <w:tc>
+          <w:tcPr>
+            <w:tcW w:w="3070" w:type="dxa"/>
+            <w:vAlign w:val="center"/>
+          </w:tcPr>
+          <w:p>
+            <w:pPr>
+              <w:spacing w:line="240" w:lineRule="auto"/>
+              <w:ind w:firstLine="0"/>
+              <w:jc w:val="center"/>
+              <w:rPr>
+                <w:i/>
+                <w:iCs/>
+                <w:szCs w:val="28"/>
+              </w:rPr>
+            </w:pPr>
+            <w:r>
+              <w:rPr>
+                <w:b/>
+                <w:bCs/>
+                <w:iCs/>
+                <w:szCs w:val="28"/>
+              </w:rPr>
+              <w:t>Описание</w:t>
+            </w:r>
+          </w:p>
+        </w:tc>
+      </w:tr>
+      <w:tr>
+        <w:trPr>
+          <w:jc w:val="center"/>
+        </w:trPr>
+        <w:tc>
+          <w:tcPr>
+            <w:tcW w:w="9345" w:type="dxa"/>
+            <w:gridSpan w:val="3"/>
+            <w:vAlign w:val="center"/>
+          </w:tcPr>
+          <w:p>
+            <w:pPr>
+              <w:spacing w:line="240" w:lineRule="auto"/>
+              <w:ind w:firstLine="0"/>
+              <w:jc w:val="center"/>
+              <w:rPr>
+                <w:b/>
+                <w:bCs/>
+                <w:i/>
+                <w:iCs/>
+                <w:szCs w:val="28"/>
+              </w:rPr>
+            </w:pPr>
+            <w:r>
+              <w:rPr>
+                <w:b/>
+                <w:bCs/>
+                <w:iCs/>
+                <w:szCs w:val="28"/>
+              </w:rPr>
+              <w:t>Описание класса</w:t>
+            </w:r>
+          </w:p>
+        </w:tc>
+      </w:tr>
+      <w:tr>
+        <w:trPr>
+          <w:jc w:val="center"/>
+        </w:trPr>
+        <w:tc>
+          <w:tcPr>
+            <w:tcW w:w="9345" w:type="dxa"/>
+            <w:gridSpan w:val="3"/>
+            <w:vAlign w:val="center"/>
+          </w:tcPr>
+          <w:p>
+            <w:pPr>
+              <w:spacing w:line="240" w:lineRule="auto"/>
+              <w:ind w:firstLine="0"/>
+              <w:rPr>
+                <w:i/>
+                <w:iCs/>
+                <w:szCs w:val="28"/>
+              </w:rPr>
+            </w:pPr>
+            <w:proofErr w:type="spellStart"/>
+            <w:r>
+              <w:rPr>
+                <w:iCs/>
+                <w:szCs w:val="28"/>
+                <w:lang w:val="en-US"/>
+              </w:rPr>
+              <w:t>MotionBase</w:t>
+            </w:r>
+            <w:proofErr w:type="spellEnd"/>
+            <w:r>
+              <w:rPr>
+                <w:szCs w:val="28"/>
+              </w:rPr>
+              <w:t xml:space="preserve"> – </w:t>
+            </w:r>
+            <w:r>
+              <w:rPr>
+                <w:iCs/>
+                <w:szCs w:val="28"/>
+              </w:rPr>
+              <w:t>абстрактный базовый класс, который содержит базовые параметры движения</w:t>
+            </w:r>
+            <w:r>
+              <w:rPr>
+                <w:iCs/>
+                <w:szCs w:val="28"/>
+              </w:rPr>
+              <w:t>.</w:t>
+            </w:r>
+          </w:p>
+        </w:tc>
+      </w:tr>
+      <w:tr>
+        <w:trPr>
+          <w:jc w:val="center"/>
+        </w:trPr>
+        <w:tc>
+          <w:tcPr>
+            <w:tcW w:w="9345" w:type="dxa"/>
+            <w:gridSpan w:val="3"/>
+            <w:vAlign w:val="center"/>
+          </w:tcPr>
+          <w:p>
+            <w:pPr>
+              <w:spacing w:line="240" w:lineRule="auto"/>
+              <w:ind w:firstLine="0"/>
+              <w:jc w:val="center"/>
+              <w:rPr>
+                <w:i/>
+                <w:iCs/>
+                <w:szCs w:val="28"/>
+              </w:rPr>
+            </w:pPr>
+            <w:r>
+              <w:rPr>
+                <w:b/>
+                <w:bCs/>
+                <w:iCs/>
+                <w:szCs w:val="28"/>
+              </w:rPr>
+              <w:t>Свойства</w:t>
+            </w:r>
+          </w:p>
+        </w:tc>
+      </w:tr>
+      <w:tr>
+        <w:trPr>
+          <w:jc w:val="center"/>
+        </w:trPr>
+        <w:tc>
+          <w:tcPr>
+            <w:tcW w:w="4390" w:type="dxa"/>
+            <w:vAlign w:val="center"/>
+          </w:tcPr>
+          <w:p>
+            <w:pPr>
+              <w:spacing w:line="240" w:lineRule="auto"/>
+              <w:ind w:firstLine="0"/>
+              <w:jc w:val="center"/>
+              <w:rPr>
+                <w:iCs/>
+                <w:szCs w:val="28"/>
+                <w:lang w:val="en-GB"/>
+              </w:rPr>
+            </w:pPr>
+            <w:r>
+              <w:rPr>
+                <w:iCs/>
+                <w:szCs w:val="28"/>
+                <w:lang w:val="en-GB"/>
+              </w:rPr>
+              <w:t>+ Coordinate()</w:t>
+            </w:r>
+          </w:p>
+        </w:tc>
+        <w:tc>
+          <w:tcPr>
+            <w:tcW w:w="1885" w:type="dxa"/>
+            <w:vAlign w:val="center"/>
+          </w:tcPr>
+          <w:p>
+            <w:pPr>
+              <w:spacing w:line="240" w:lineRule="auto"/>
+              <w:ind w:firstLine="0"/>
+              <w:jc w:val="center"/>
+              <w:rPr>
+                <w:iCs/>
+                <w:szCs w:val="28"/>
+                <w:lang w:val="en-US"/>
+              </w:rPr>
+            </w:pPr>
+            <w:r>
+              <w:rPr>
+                <w:iCs/>
+                <w:szCs w:val="28"/>
+                <w:lang w:val="en-US"/>
+              </w:rPr>
+              <w:t>double</w:t>
+            </w:r>
+          </w:p>
+        </w:tc>
+        <w:tc>
+          <w:tcPr>
+            <w:tcW w:w="3070" w:type="dxa"/>
+            <w:vAlign w:val="center"/>
+          </w:tcPr>
+          <w:p>
+            <w:pPr>
+              <w:spacing w:line="240" w:lineRule="auto"/>
+              <w:ind w:firstLine="0"/>
+              <w:jc w:val="center"/>
+              <w:rPr>
+                <w:iCs/>
+                <w:szCs w:val="28"/>
+              </w:rPr>
+            </w:pPr>
+            <w:r>
+              <w:rPr>
+                <w:iCs/>
+                <w:szCs w:val="28"/>
+              </w:rPr>
+              <w:t>Вычисляемая координата</w:t>
+            </w:r>
+          </w:p>
+        </w:tc>
+      </w:tr>
+      <w:tr>
+        <w:trPr>
+          <w:jc w:val="center"/>
+        </w:trPr>
+        <w:tc>
+          <w:tcPr>
+            <w:tcW w:w="4390" w:type="dxa"/>
+            <w:vAlign w:val="center"/>
+          </w:tcPr>
+          <w:p>
+            <w:pPr>
+              <w:spacing w:line="240" w:lineRule="auto"/>
+              <w:ind w:firstLine="0"/>
+              <w:jc w:val="center"/>
+              <w:rPr>
+                <w:iCs/>
+                <w:szCs w:val="28"/>
+                <w:lang w:val="en-GB"/>
+              </w:rPr>
+            </w:pPr>
+            <w:r>
+              <w:rPr>
+                <w:iCs/>
+                <w:szCs w:val="28"/>
+              </w:rPr>
+              <w:t xml:space="preserve">+ </w:t>
+            </w:r>
+            <w:proofErr w:type="spellStart"/>
+            <w:r>
+              <w:rPr>
+                <w:iCs/>
+                <w:szCs w:val="28"/>
+                <w:lang w:val="en-GB"/>
+              </w:rPr>
+              <w:t>InitinalPosition</w:t>
+            </w:r>
+            <w:proofErr w:type="spellEnd"/>
+            <w:r>
+              <w:rPr>
+                <w:iCs/>
+                <w:szCs w:val="28"/>
+                <w:lang w:val="en-GB"/>
+              </w:rPr>
+              <w:t>()</w:t>
+            </w:r>
+          </w:p>
+        </w:tc>
+        <w:tc>
+          <w:tcPr>
+            <w:tcW w:w="1885" w:type="dxa"/>
+            <w:vAlign w:val="center"/>
+          </w:tcPr>
+          <w:p>
+            <w:pPr>
+              <w:spacing w:line="240" w:lineRule="auto"/>
+              <w:ind w:firstLine="0"/>
+              <w:jc w:val="center"/>
+              <w:rPr>
+                <w:iCs/>
+                <w:szCs w:val="28"/>
+                <w:lang w:val="en-GB"/>
+              </w:rPr>
+            </w:pPr>
+            <w:r>
+              <w:rPr>
+                <w:iCs/>
+                <w:szCs w:val="28"/>
+                <w:lang w:val="en-GB"/>
+              </w:rPr>
+              <w:t>double</w:t>
+            </w:r>
+          </w:p>
+        </w:tc>
+        <w:tc>
+          <w:tcPr>
+            <w:tcW w:w="3070" w:type="dxa"/>
+            <w:vAlign w:val="center"/>
+          </w:tcPr>
+          <w:p>
+            <w:pPr>
+              <w:spacing w:line="240" w:lineRule="auto"/>
+              <w:ind w:firstLine="0"/>
+              <w:jc w:val="center"/>
+              <w:rPr>
+                <w:iCs/>
+                <w:szCs w:val="28"/>
+              </w:rPr>
+            </w:pPr>
+            <w:r>
+              <w:rPr>
+                <w:iCs/>
+                <w:szCs w:val="28"/>
+              </w:rPr>
+              <w:t>Начальная координата</w:t>
+            </w:r>
+          </w:p>
+        </w:tc>
+      </w:tr>
+      <w:tr>
+        <w:trPr>
+          <w:jc w:val="center"/>
+        </w:trPr>
+        <w:tc>
+          <w:tcPr>
+            <w:tcW w:w="4390" w:type="dxa"/>
+            <w:vAlign w:val="center"/>
+          </w:tcPr>
+          <w:p>
+            <w:pPr>
+              <w:spacing w:line="240" w:lineRule="auto"/>
+              <w:ind w:firstLine="0"/>
+              <w:jc w:val="center"/>
+              <w:rPr>
+                <w:iCs/>
+                <w:szCs w:val="28"/>
+                <w:lang w:val="en-GB"/>
+              </w:rPr>
+            </w:pPr>
+            <w:r>
+              <w:rPr>
+                <w:iCs/>
+                <w:szCs w:val="28"/>
+                <w:lang w:val="en-GB"/>
+              </w:rPr>
+              <w:t>+ Name()</w:t>
+            </w:r>
+          </w:p>
+        </w:tc>
+        <w:tc>
+          <w:tcPr>
+            <w:tcW w:w="1885" w:type="dxa"/>
+            <w:vAlign w:val="center"/>
+          </w:tcPr>
+          <w:p>
+            <w:pPr>
+              <w:spacing w:line="240" w:lineRule="auto"/>
+              <w:ind w:firstLine="0"/>
+              <w:jc w:val="center"/>
+              <w:rPr>
+                <w:iCs/>
+                <w:szCs w:val="28"/>
+                <w:lang w:val="en-GB"/>
+              </w:rPr>
+            </w:pPr>
+            <w:r>
+              <w:rPr>
+                <w:iCs/>
+                <w:szCs w:val="28"/>
+                <w:lang w:val="en-GB"/>
+              </w:rPr>
+              <w:t>string</w:t>
+            </w:r>
+          </w:p>
+        </w:tc>
+        <w:tc>
+          <w:tcPr>
+            <w:tcW w:w="3070" w:type="dxa"/>
+            <w:vAlign w:val="center"/>
+          </w:tcPr>
+          <w:p>
+            <w:pPr>
+              <w:spacing w:line="240" w:lineRule="auto"/>
+              <w:ind w:firstLine="0"/>
+              <w:jc w:val="center"/>
+              <w:rPr>
+                <w:iCs/>
+                <w:szCs w:val="28"/>
+              </w:rPr>
+            </w:pPr>
+            <w:r>
+              <w:rPr>
+                <w:iCs/>
+                <w:szCs w:val="28"/>
+              </w:rPr>
+              <w:t>Название движения</w:t>
+            </w:r>
+          </w:p>
+        </w:tc>
+      </w:tr>
+      <w:tr>
+        <w:trPr>
+          <w:jc w:val="center"/>
+        </w:trPr>
+        <w:tc>
+          <w:tcPr>
+            <w:tcW w:w="4390" w:type="dxa"/>
+            <w:vAlign w:val="center"/>
+          </w:tcPr>
+          <w:p>
+            <w:pPr>
+              <w:spacing w:line="240" w:lineRule="auto"/>
+              <w:ind w:firstLine="0"/>
+              <w:jc w:val="center"/>
+              <w:rPr>
+                <w:iCs/>
+                <w:szCs w:val="28"/>
+              </w:rPr>
+            </w:pPr>
+            <w:r>
+              <w:rPr>
+                <w:iCs/>
+                <w:szCs w:val="28"/>
+                <w:lang w:val="en-GB"/>
+              </w:rPr>
+              <w:t xml:space="preserve">+ </w:t>
+            </w:r>
+            <w:r>
+              <w:rPr>
+                <w:iCs/>
+                <w:szCs w:val="28"/>
+                <w:lang w:val="en-GB"/>
+              </w:rPr>
+              <w:t>Speed</w:t>
+            </w:r>
+            <w:r>
+              <w:rPr>
+                <w:iCs/>
+                <w:szCs w:val="28"/>
+                <w:lang w:val="en-GB"/>
+              </w:rPr>
+              <w:t>()</w:t>
+            </w:r>
+          </w:p>
+        </w:tc>
+        <w:tc>
+          <w:tcPr>
+            <w:tcW w:w="1885" w:type="dxa"/>
+            <w:vAlign w:val="center"/>
+          </w:tcPr>
+          <w:p>
+            <w:pPr>
+              <w:spacing w:line="240" w:lineRule="auto"/>
+              <w:ind w:firstLine="0"/>
+              <w:jc w:val="center"/>
+              <w:rPr>
+                <w:iCs/>
+                <w:szCs w:val="28"/>
+                <w:lang w:val="en-GB"/>
+              </w:rPr>
+            </w:pPr>
+            <w:r>
+              <w:rPr>
+                <w:iCs/>
+                <w:szCs w:val="28"/>
+                <w:lang w:val="en-GB"/>
+              </w:rPr>
+              <w:t>double</w:t>
+            </w:r>
+          </w:p>
+        </w:tc>
+        <w:tc>
+          <w:tcPr>
+            <w:tcW w:w="3070" w:type="dxa"/>
+            <w:vAlign w:val="center"/>
+          </w:tcPr>
+          <w:p>
+            <w:pPr>
+              <w:spacing w:line="240" w:lineRule="auto"/>
+              <w:ind w:firstLine="0"/>
+              <w:jc w:val="center"/>
+              <w:rPr>
+                <w:iCs/>
+                <w:szCs w:val="28"/>
+              </w:rPr>
+            </w:pPr>
+            <w:r>
+              <w:rPr>
+                <w:iCs/>
+                <w:szCs w:val="28"/>
+              </w:rPr>
+              <w:t>Скорость</w:t>
+            </w:r>
+          </w:p>
+        </w:tc>
+      </w:tr>
+      <w:tr>
+        <w:trPr>
+          <w:jc w:val="center"/>
+        </w:trPr>
+        <w:tc>
+          <w:tcPr>
+            <w:tcW w:w="4390" w:type="dxa"/>
+            <w:vAlign w:val="center"/>
+          </w:tcPr>
+          <w:p>
+            <w:pPr>
+              <w:spacing w:line="240" w:lineRule="auto"/>
+              <w:ind w:firstLine="0"/>
+              <w:jc w:val="center"/>
+              <w:rPr>
+                <w:iCs/>
+                <w:szCs w:val="28"/>
+              </w:rPr>
+            </w:pPr>
+            <w:r>
+              <w:rPr>
+                <w:iCs/>
+                <w:szCs w:val="28"/>
+              </w:rPr>
+              <w:t xml:space="preserve">+ </w:t>
+            </w:r>
+            <w:r>
+              <w:rPr>
+                <w:iCs/>
+                <w:szCs w:val="28"/>
+                <w:lang w:val="en-GB"/>
+              </w:rPr>
+              <w:t>Time</w:t>
+            </w:r>
+            <w:r>
+              <w:rPr>
+                <w:iCs/>
+                <w:szCs w:val="28"/>
+              </w:rPr>
+              <w:t>()</w:t>
+            </w:r>
+          </w:p>
+        </w:tc>
+        <w:tc>
+          <w:tcPr>
+            <w:tcW w:w="1885" w:type="dxa"/>
+            <w:vAlign w:val="center"/>
+          </w:tcPr>
+          <w:p>
+            <w:pPr>
+              <w:spacing w:line="240" w:lineRule="auto"/>
+              <w:ind w:firstLine="0"/>
+              <w:jc w:val="center"/>
+              <w:rPr>
+                <w:iCs/>
+                <w:szCs w:val="28"/>
+              </w:rPr>
+            </w:pPr>
+            <w:r>
+              <w:rPr>
+                <w:iCs/>
+                <w:szCs w:val="28"/>
+                <w:lang w:val="en-GB"/>
+              </w:rPr>
+              <w:t>double</w:t>
+            </w:r>
+          </w:p>
+        </w:tc>
+        <w:tc>
+          <w:tcPr>
+            <w:tcW w:w="3070" w:type="dxa"/>
+            <w:vAlign w:val="center"/>
+          </w:tcPr>
+          <w:p>
+            <w:pPr>
+              <w:spacing w:line="240" w:lineRule="auto"/>
+              <w:ind w:firstLine="0"/>
+              <w:jc w:val="center"/>
+              <w:rPr>
+                <w:iCs/>
+                <w:szCs w:val="28"/>
+              </w:rPr>
+            </w:pPr>
+            <w:r>
+              <w:rPr>
+                <w:iCs/>
+                <w:szCs w:val="28"/>
+              </w:rPr>
+              <w:t>Время</w:t>
+            </w:r>
+          </w:p>
+        </w:tc>
+      </w:tr>
+      <w:tr>
+        <w:trPr>
+          <w:jc w:val="center"/>
+        </w:trPr>
+        <w:tc>
+          <w:tcPr>
+            <w:tcW w:w="9345" w:type="dxa"/>
+            <w:gridSpan w:val="3"/>
+            <w:vAlign w:val="center"/>
+          </w:tcPr>
+          <w:p>
+            <w:pPr>
+              <w:spacing w:line="240" w:lineRule="auto"/>
+              <w:ind w:firstLine="0"/>
+              <w:jc w:val="center"/>
+              <w:rPr>
+                <w:i/>
+                <w:iCs/>
+                <w:szCs w:val="28"/>
+              </w:rPr>
+            </w:pPr>
+            <w:r>
+              <w:rPr>
+                <w:b/>
+                <w:bCs/>
+                <w:iCs/>
+                <w:szCs w:val="28"/>
+              </w:rPr>
+              <w:t>Методы</w:t>
+            </w:r>
+            <w:r>
+              <w:rPr>
+                <w:noProof/>
+              </w:rPr>
+              <w:t xml:space="preserve"> </w:t>
+            </w:r>
+          </w:p>
+        </w:tc>
+      </w:tr>
+      <w:tr>
+        <w:trPr>
+          <w:jc w:val="center"/>
+        </w:trPr>
+        <w:tc>
+          <w:tcPr>
+            <w:tcW w:w="4390" w:type="dxa"/>
+            <w:vAlign w:val="center"/>
+          </w:tcPr>
+          <w:p>
+            <w:pPr>
+              <w:spacing w:line="240" w:lineRule="auto"/>
+              <w:ind w:firstLine="0"/>
+              <w:jc w:val="center"/>
+              <w:rPr>
+                <w:iCs/>
+                <w:szCs w:val="28"/>
+                <w:lang w:val="en-US"/>
+              </w:rPr>
+            </w:pPr>
+            <w:r>
+              <w:rPr>
+                <w:iCs/>
+                <w:szCs w:val="28"/>
+              </w:rPr>
+              <w:t xml:space="preserve">+ </w:t>
+            </w:r>
+            <w:proofErr w:type="spellStart"/>
+            <w:r>
+              <w:rPr>
+                <w:iCs/>
+                <w:szCs w:val="28"/>
+                <w:lang w:val="en-GB"/>
+              </w:rPr>
+              <w:t>GetInfo</w:t>
+            </w:r>
+            <w:proofErr w:type="spellEnd"/>
+            <w:r>
+              <w:rPr>
+                <w:iCs/>
+                <w:szCs w:val="28"/>
+                <w:lang w:val="en-US"/>
+              </w:rPr>
+              <w:t>()</w:t>
+            </w:r>
+          </w:p>
+        </w:tc>
+        <w:tc>
+          <w:tcPr>
+            <w:tcW w:w="1885" w:type="dxa"/>
+            <w:vAlign w:val="center"/>
+          </w:tcPr>
+          <w:p>
+            <w:pPr>
+              <w:spacing w:line="240" w:lineRule="auto"/>
+              <w:ind w:firstLine="0"/>
+              <w:jc w:val="center"/>
+              <w:rPr>
+                <w:iCs/>
+                <w:szCs w:val="28"/>
+                <w:lang w:val="en-US"/>
+              </w:rPr>
+            </w:pPr>
+            <w:r>
+              <w:rPr>
+                <w:iCs/>
+                <w:szCs w:val="28"/>
+                <w:lang w:val="en-US"/>
+              </w:rPr>
+              <w:t>string</w:t>
+            </w:r>
+          </w:p>
+        </w:tc>
+        <w:tc>
+          <w:tcPr>
+            <w:tcW w:w="3070" w:type="dxa"/>
+            <w:vAlign w:val="center"/>
+          </w:tcPr>
+          <w:p>
+            <w:pPr>
+              <w:spacing w:line="240" w:lineRule="auto"/>
+              <w:ind w:firstLine="0"/>
+              <w:jc w:val="center"/>
+              <w:rPr>
+                <w:iCs/>
+                <w:szCs w:val="28"/>
+              </w:rPr>
+            </w:pPr>
+            <w:r>
+              <w:rPr>
+                <w:iCs/>
+                <w:szCs w:val="28"/>
+              </w:rPr>
+              <w:t>Метод для вывода информации о базовых параметрах</w:t>
+            </w:r>
+          </w:p>
+        </w:tc>
+      </w:tr>
+      <w:tr>
+        <w:trPr>
+          <w:jc w:val="center"/>
+        </w:trPr>
+        <w:tc>
+          <w:tcPr>
+            <w:tcW w:w="4390" w:type="dxa"/>
+            <w:vAlign w:val="center"/>
+          </w:tcPr>
+          <w:p>
+            <w:pPr>
+              <w:spacing w:line="240" w:lineRule="auto"/>
+              <w:ind w:firstLine="0"/>
+              <w:jc w:val="center"/>
+              <w:rPr>
+                <w:iCs/>
+                <w:szCs w:val="28"/>
+                <w:lang w:val="en-US"/>
+              </w:rPr>
+            </w:pPr>
+            <w:r>
+              <w:rPr>
+                <w:iCs/>
+                <w:szCs w:val="28"/>
+              </w:rPr>
+              <w:t xml:space="preserve">+ </w:t>
+            </w:r>
+            <w:proofErr w:type="spellStart"/>
+            <w:r>
+              <w:rPr>
+                <w:iCs/>
+                <w:szCs w:val="28"/>
+                <w:lang w:val="en-GB"/>
+              </w:rPr>
+              <w:t>GetPosition</w:t>
+            </w:r>
+            <w:proofErr w:type="spellEnd"/>
+            <w:r>
+              <w:rPr>
+                <w:iCs/>
+                <w:szCs w:val="28"/>
+                <w:lang w:val="en-US"/>
+              </w:rPr>
+              <w:t>()</w:t>
+            </w:r>
+          </w:p>
+        </w:tc>
+        <w:tc>
+          <w:tcPr>
+            <w:tcW w:w="1885" w:type="dxa"/>
+            <w:vAlign w:val="center"/>
+          </w:tcPr>
+          <w:p>
+            <w:pPr>
+              <w:spacing w:line="240" w:lineRule="auto"/>
+              <w:ind w:firstLine="0"/>
+              <w:jc w:val="center"/>
+              <w:rPr>
+                <w:iCs/>
+                <w:szCs w:val="28"/>
+                <w:lang w:val="en-US"/>
+              </w:rPr>
+            </w:pPr>
+            <w:r>
+              <w:rPr>
+                <w:iCs/>
+                <w:szCs w:val="28"/>
+                <w:lang w:val="en-US"/>
+              </w:rPr>
+              <w:t>double</w:t>
+            </w:r>
+          </w:p>
+        </w:tc>
+        <w:tc>
+          <w:tcPr>
+            <w:tcW w:w="3070" w:type="dxa"/>
+            <w:vAlign w:val="center"/>
+          </w:tcPr>
+          <w:p>
+            <w:pPr>
+              <w:spacing w:line="240" w:lineRule="auto"/>
+              <w:ind w:firstLine="0"/>
+              <w:jc w:val="center"/>
+              <w:rPr>
+                <w:iCs/>
+                <w:szCs w:val="28"/>
+              </w:rPr>
+            </w:pPr>
+            <w:r>
+              <w:rPr>
+                <w:iCs/>
+                <w:szCs w:val="28"/>
+              </w:rPr>
+              <w:t>Абстрактный метод для расчета координаты движения тела</w:t>
+            </w:r>
+          </w:p>
+        </w:tc>
+      </w:tr>
+      <w:tr>
+        <w:trPr>
+          <w:jc w:val="center"/>
+        </w:trPr>
+        <w:tc>
+          <w:tcPr>
+            <w:tcW w:w="4390" w:type="dxa"/>
+            <w:vAlign w:val="center"/>
+          </w:tcPr>
+          <w:p>
+            <w:pPr>
+              <w:spacing w:line="240" w:lineRule="auto"/>
+              <w:ind w:firstLine="0"/>
+              <w:jc w:val="center"/>
+              <w:rPr>
+                <w:iCs/>
+                <w:szCs w:val="28"/>
+                <w:lang w:val="en-US"/>
+              </w:rPr>
+            </w:pPr>
+            <w:r>
+              <w:rPr>
+                <w:iCs/>
+                <w:szCs w:val="28"/>
+                <w:lang w:val="en-US"/>
+              </w:rPr>
+              <w:t xml:space="preserve"># </w:t>
+            </w:r>
+            <w:proofErr w:type="spellStart"/>
+            <w:r>
+              <w:rPr>
+                <w:iCs/>
+                <w:szCs w:val="28"/>
+                <w:lang w:val="en-US"/>
+              </w:rPr>
+              <w:t>ValidateParametrs</w:t>
+            </w:r>
+            <w:proofErr w:type="spellEnd"/>
+            <w:r>
+              <w:rPr>
+                <w:iCs/>
+                <w:szCs w:val="28"/>
+                <w:lang w:val="en-US"/>
+              </w:rPr>
+              <w:t>()</w:t>
+            </w:r>
+          </w:p>
+        </w:tc>
+        <w:tc>
+          <w:tcPr>
+            <w:tcW w:w="1885" w:type="dxa"/>
+            <w:vAlign w:val="center"/>
+          </w:tcPr>
+          <w:p>
+            <w:pPr>
+              <w:spacing w:line="240" w:lineRule="auto"/>
+              <w:ind w:firstLine="0"/>
+              <w:jc w:val="center"/>
+              <w:rPr>
+                <w:iCs/>
+                <w:szCs w:val="28"/>
+                <w:lang w:val="en-US"/>
+              </w:rPr>
+            </w:pPr>
+            <w:r>
+              <w:rPr>
+                <w:iCs/>
+                <w:szCs w:val="28"/>
+                <w:lang w:val="en-US"/>
+              </w:rPr>
+              <w:t>double</w:t>
+            </w:r>
+          </w:p>
+        </w:tc>
+        <w:tc>
+          <w:tcPr>
+            <w:tcW w:w="3070" w:type="dxa"/>
+            <w:vAlign w:val="center"/>
+          </w:tcPr>
+          <w:p>
+            <w:pPr>
+              <w:spacing w:line="240" w:lineRule="auto"/>
+              <w:ind w:firstLine="0"/>
+              <w:jc w:val="center"/>
+              <w:rPr>
+                <w:iCs/>
+                <w:szCs w:val="28"/>
+              </w:rPr>
+            </w:pPr>
+            <w:r>
+              <w:rPr>
+                <w:iCs/>
+                <w:szCs w:val="28"/>
+              </w:rPr>
+              <w:t xml:space="preserve">Метод для </w:t>
+            </w:r>
+            <w:proofErr w:type="spellStart"/>
+            <w:r>
+              <w:rPr>
+                <w:iCs/>
+                <w:szCs w:val="28"/>
+              </w:rPr>
+              <w:t>валидации</w:t>
+            </w:r>
+            <w:proofErr w:type="spellEnd"/>
+            <w:r>
+              <w:rPr>
+                <w:iCs/>
+                <w:szCs w:val="28"/>
+              </w:rPr>
+              <w:t xml:space="preserve"> введенных данных</w:t>
+            </w:r>
+          </w:p>
+        </w:tc>
+      </w:tr>
+      <w:tr>
+        <w:trPr>
+          <w:jc w:val="center"/>
+        </w:trPr>
+        <w:tc>
+          <w:tcPr>
+            <w:tcW w:w="4390" w:type="dxa"/>
+            <w:vAlign w:val="center"/>
+          </w:tcPr>
+          <w:p>
+            <w:pPr>
+              <w:spacing w:line="240" w:lineRule="auto"/>
+              <w:ind w:firstLine="0"/>
+              <w:jc w:val="center"/>
+              <w:rPr>
+                <w:i/>
+                <w:iCs/>
+                <w:szCs w:val="28"/>
+              </w:rPr>
+            </w:pPr>
+          </w:p>
+        </w:tc>
+        <w:tc>
+          <w:tcPr>
+            <w:tcW w:w="1885" w:type="dxa"/>
+            <w:vAlign w:val="center"/>
+          </w:tcPr>
+          <w:p>
+            <w:pPr>
+              <w:spacing w:line="240" w:lineRule="auto"/>
+              <w:ind w:firstLine="0"/>
+              <w:jc w:val="center"/>
+              <w:rPr>
+                <w:i/>
+                <w:iCs/>
+                <w:szCs w:val="28"/>
+              </w:rPr>
+            </w:pPr>
+          </w:p>
+        </w:tc>
+        <w:tc>
+          <w:tcPr>
+            <w:tcW w:w="3070" w:type="dxa"/>
+            <w:vAlign w:val="center"/>
+          </w:tcPr>
+          <w:p>
+            <w:pPr>
+              <w:spacing w:line="240" w:lineRule="auto"/>
+              <w:ind w:firstLine="0"/>
+              <w:jc w:val="center"/>
+              <w:rPr>
+                <w:i/>
+                <w:iCs/>
+                <w:szCs w:val="28"/>
+              </w:rPr>
+            </w:pPr>
+          </w:p>
+        </w:tc>
+      </w:tr>
+    </w:tbl>
+    <w:p>
+      <w:pPr>
+        <w:ind w:firstLine="0"/>
+        <w:rPr>
+          <w:iCs/>
+          <w:szCs w:val="28"/>
+        </w:rPr>
+      </w:pPr>
+    </w:p>
+    <w:p>
+      <w:pPr>
+        <w:ind w:firstLine="0"/>
+        <w:rPr>
+          <w:i/>
+          <w:iCs/>
+          <w:szCs w:val="28"/>
+          <w:lang w:val="en-GB"/>
+        </w:rPr>
+      </w:pPr>
+      <w:r>
+        <w:rPr>
+          <w:iCs/>
+          <w:szCs w:val="28"/>
+        </w:rPr>
+        <w:t xml:space="preserve">Таблица </w:t>
+      </w:r>
+      <w:r>
+        <w:rPr>
+          <w:iCs/>
+          <w:szCs w:val="28"/>
+        </w:rPr>
+        <w:t>2</w:t>
+      </w:r>
+      <w:r>
+        <w:rPr>
+          <w:iCs/>
+          <w:szCs w:val="28"/>
+        </w:rPr>
+        <w:t xml:space="preserve"> – Описание класса </w:t>
+      </w:r>
+      <w:proofErr w:type="spellStart"/>
+      <w:r>
+        <w:rPr>
+          <w:iCs/>
+          <w:szCs w:val="28"/>
+          <w:lang w:val="en-GB"/>
+        </w:rPr>
+        <w:t>UniformlyAcceleratedMotion</w:t>
+      </w:r>
+      <w:proofErr w:type="spellEnd"/>
+    </w:p>
+    <w:tbl>
+      <w:tblPr>
+        <w:tblStyle w:val="a8"/>
+        <w:tblW w:w="0" w:type="auto"/>
+        <w:jc w:val="center"/>
+        <w:tblLook w:val="04A0" w:firstRow="1" w:lastRow="0" w:firstColumn="1" w:lastColumn="0" w:noHBand="0" w:noVBand="1"/>
+      </w:tblPr>
+      <w:tblGrid>
+        <w:gridCol w:w="3539"/>
+        <w:gridCol w:w="1843"/>
+        <w:gridCol w:w="3963"/>
+      </w:tblGrid>
+      <w:tr>
+        <w:trPr>
+          <w:jc w:val="center"/>
+        </w:trPr>
+        <w:tc>
+          <w:tcPr>
+            <w:tcW w:w="3539" w:type="dxa"/>
+            <w:vAlign w:val="center"/>
+          </w:tcPr>
+          <w:p>
+            <w:pPr>
+              <w:spacing w:line="240" w:lineRule="auto"/>
+              <w:ind w:firstLine="0"/>
+              <w:jc w:val="center"/>
+              <w:rPr>
+                <w:i/>
+                <w:iCs/>
+                <w:szCs w:val="28"/>
+              </w:rPr>
+            </w:pPr>
+            <w:r>
+              <w:rPr>
+                <w:rFonts w:eastAsiaTheme="minorHAnsi"/>
+                <w:b/>
+                <w:bCs/>
+                <w:iCs/>
+                <w:szCs w:val="28"/>
+                <w:lang w:eastAsia="en-US"/>
+              </w:rPr>
+              <w:t>Название</w:t>
+            </w:r>
+          </w:p>
+        </w:tc>
+        <w:tc>
+          <w:tcPr>
+            <w:tcW w:w="1843" w:type="dxa"/>
+            <w:vAlign w:val="center"/>
+          </w:tcPr>
+          <w:p>
+            <w:pPr>
+              <w:spacing w:line="240" w:lineRule="auto"/>
+              <w:ind w:firstLine="0"/>
+              <w:jc w:val="center"/>
+              <w:rPr>
+                <w:b/>
+                <w:bCs/>
+                <w:i/>
+                <w:iCs/>
+                <w:szCs w:val="28"/>
+              </w:rPr>
+            </w:pPr>
+            <w:r>
+              <w:rPr>
+                <w:b/>
+                <w:bCs/>
+                <w:iCs/>
+                <w:szCs w:val="28"/>
+              </w:rPr>
+              <w:t>Тип данных</w:t>
+            </w:r>
+          </w:p>
+        </w:tc>
+        <w:tc>
+          <w:tcPr>
+            <w:tcW w:w="3963" w:type="dxa"/>
+            <w:vAlign w:val="center"/>
+          </w:tcPr>
+          <w:p>
+            <w:pPr>
+              <w:spacing w:line="240" w:lineRule="auto"/>
+              <w:ind w:firstLine="0"/>
+              <w:jc w:val="center"/>
+              <w:rPr>
+                <w:i/>
+                <w:iCs/>
+                <w:szCs w:val="28"/>
+              </w:rPr>
+            </w:pPr>
+            <w:r>
+              <w:rPr>
+                <w:b/>
+                <w:bCs/>
+                <w:iCs/>
+                <w:szCs w:val="28"/>
+              </w:rPr>
+              <w:t>Описание</w:t>
+            </w:r>
+          </w:p>
+        </w:tc>
+      </w:tr>
+      <w:tr>
+        <w:trPr>
+          <w:jc w:val="center"/>
+        </w:trPr>
+        <w:tc>
+          <w:tcPr>
+            <w:tcW w:w="9345" w:type="dxa"/>
+            <w:gridSpan w:val="3"/>
+            <w:vAlign w:val="center"/>
+          </w:tcPr>
+          <w:p>
+            <w:pPr>
+              <w:spacing w:line="240" w:lineRule="auto"/>
+              <w:ind w:firstLine="0"/>
+              <w:jc w:val="center"/>
+              <w:rPr>
+                <w:b/>
+                <w:bCs/>
+                <w:i/>
+                <w:iCs/>
+                <w:szCs w:val="28"/>
+              </w:rPr>
+            </w:pPr>
+            <w:r>
+              <w:rPr>
+                <w:b/>
+                <w:bCs/>
+                <w:iCs/>
+                <w:szCs w:val="28"/>
+              </w:rPr>
+              <w:t>Описание класса</w:t>
+            </w:r>
+          </w:p>
+        </w:tc>
+      </w:tr>
+      <w:tr>
+        <w:trPr>
+          <w:jc w:val="center"/>
+        </w:trPr>
+        <w:tc>
+          <w:tcPr>
+            <w:tcW w:w="9345" w:type="dxa"/>
+            <w:gridSpan w:val="3"/>
+            <w:vAlign w:val="center"/>
+          </w:tcPr>
+          <w:p>
+            <w:pPr>
+              <w:spacing w:line="240" w:lineRule="auto"/>
+              <w:ind w:firstLine="0"/>
+              <w:rPr>
+                <w:i/>
+                <w:iCs/>
+                <w:szCs w:val="28"/>
+              </w:rPr>
+            </w:pPr>
+            <w:proofErr w:type="spellStart"/>
+            <w:r>
+              <w:rPr>
+                <w:b/>
+                <w:iCs/>
+                <w:szCs w:val="28"/>
+                <w:lang w:val="en-GB"/>
+              </w:rPr>
+              <w:t>UniformlyAcceleratedMotion</w:t>
+            </w:r>
+            <w:proofErr w:type="spellEnd"/>
+            <w:r>
+              <w:rPr>
+                <w:szCs w:val="28"/>
+              </w:rPr>
+              <w:t xml:space="preserve"> – </w:t>
+            </w:r>
+            <w:r>
+              <w:rPr>
+                <w:szCs w:val="28"/>
+              </w:rPr>
+              <w:t xml:space="preserve">производный </w:t>
+            </w:r>
+            <w:r>
+              <w:rPr>
+                <w:iCs/>
+                <w:szCs w:val="28"/>
+              </w:rPr>
+              <w:t>класс для расчета равноускоренного движения.</w:t>
+            </w:r>
+          </w:p>
+        </w:tc>
+      </w:tr>
+      <w:tr>
+        <w:trPr>
+          <w:jc w:val="center"/>
+        </w:trPr>
+        <w:tc>
+          <w:tcPr>
+            <w:tcW w:w="9345" w:type="dxa"/>
+            <w:gridSpan w:val="3"/>
+            <w:vAlign w:val="center"/>
+          </w:tcPr>
+          <w:p>
+            <w:pPr>
+              <w:spacing w:line="240" w:lineRule="auto"/>
+              <w:ind w:firstLine="0"/>
+              <w:jc w:val="center"/>
+              <w:rPr>
+                <w:i/>
+                <w:iCs/>
+                <w:szCs w:val="28"/>
+              </w:rPr>
+            </w:pPr>
+            <w:r>
+              <w:rPr>
+                <w:b/>
+                <w:bCs/>
+                <w:iCs/>
+                <w:szCs w:val="28"/>
+              </w:rPr>
+              <w:t>Свойства</w:t>
+            </w:r>
+          </w:p>
+        </w:tc>
+      </w:tr>
+      <w:tr>
+        <w:trPr>
+          <w:jc w:val="center"/>
+        </w:trPr>
+        <w:tc>
+          <w:tcPr>
+            <w:tcW w:w="3539" w:type="dxa"/>
+            <w:vAlign w:val="center"/>
+          </w:tcPr>
+          <w:p>
+            <w:pPr>
+              <w:spacing w:line="240" w:lineRule="auto"/>
+              <w:ind w:firstLine="0"/>
+              <w:jc w:val="center"/>
+              <w:rPr>
+                <w:i/>
+                <w:iCs/>
+                <w:szCs w:val="28"/>
+                <w:lang w:val="en-GB"/>
+              </w:rPr>
+            </w:pPr>
+            <w:r>
+              <w:rPr>
+                <w:iCs/>
+                <w:szCs w:val="28"/>
+                <w:lang w:val="en-US"/>
+              </w:rPr>
+              <w:lastRenderedPageBreak/>
+              <w:t xml:space="preserve">+ </w:t>
+            </w:r>
+            <w:r>
+              <w:rPr>
+                <w:iCs/>
+                <w:szCs w:val="28"/>
+                <w:lang w:val="en-GB"/>
+              </w:rPr>
+              <w:t>Acceleration()</w:t>
+            </w:r>
+          </w:p>
+        </w:tc>
+        <w:tc>
+          <w:tcPr>
+            <w:tcW w:w="1843" w:type="dxa"/>
+            <w:vAlign w:val="center"/>
+          </w:tcPr>
+          <w:p>
+            <w:pPr>
+              <w:spacing w:line="240" w:lineRule="auto"/>
+              <w:ind w:firstLine="0"/>
+              <w:jc w:val="center"/>
+              <w:rPr>
+                <w:i/>
+                <w:iCs/>
+                <w:szCs w:val="28"/>
+                <w:lang w:val="en-US"/>
+              </w:rPr>
+            </w:pPr>
+            <w:r>
+              <w:rPr>
+                <w:iCs/>
+                <w:szCs w:val="28"/>
+                <w:lang w:val="en-US"/>
+              </w:rPr>
+              <w:t>double</w:t>
+            </w:r>
+          </w:p>
+        </w:tc>
+        <w:tc>
+          <w:tcPr>
+            <w:tcW w:w="3963" w:type="dxa"/>
+            <w:vAlign w:val="center"/>
+          </w:tcPr>
+          <w:p>
+            <w:pPr>
+              <w:spacing w:line="240" w:lineRule="auto"/>
+              <w:ind w:firstLine="0"/>
+              <w:jc w:val="center"/>
+              <w:rPr>
+                <w:i/>
+                <w:iCs/>
+                <w:szCs w:val="28"/>
+              </w:rPr>
+            </w:pPr>
+            <w:r>
+              <w:rPr>
+                <w:iCs/>
+                <w:szCs w:val="28"/>
+              </w:rPr>
+              <w:t>Ускорение</w:t>
+            </w:r>
+          </w:p>
+        </w:tc>
+      </w:tr>
+      <w:tr>
+        <w:trPr>
+          <w:jc w:val="center"/>
+        </w:trPr>
+        <w:tc>
+          <w:tcPr>
+            <w:tcW w:w="3539" w:type="dxa"/>
+            <w:vAlign w:val="center"/>
+          </w:tcPr>
+          <w:p>
+            <w:pPr>
+              <w:spacing w:line="240" w:lineRule="auto"/>
+              <w:ind w:firstLine="0"/>
+              <w:jc w:val="center"/>
+              <w:rPr>
+                <w:i/>
+                <w:iCs/>
+                <w:szCs w:val="28"/>
+                <w:lang w:val="en-GB"/>
+              </w:rPr>
+            </w:pPr>
+            <w:r>
+              <w:rPr>
+                <w:iCs/>
+                <w:szCs w:val="28"/>
+                <w:lang w:val="en-US"/>
+              </w:rPr>
+              <w:t xml:space="preserve">+ </w:t>
+            </w:r>
+            <w:r>
+              <w:rPr>
+                <w:iCs/>
+                <w:szCs w:val="28"/>
+                <w:lang w:val="en-GB"/>
+              </w:rPr>
+              <w:t>Coordinate()</w:t>
+            </w:r>
+          </w:p>
+        </w:tc>
+        <w:tc>
+          <w:tcPr>
+            <w:tcW w:w="1843" w:type="dxa"/>
+            <w:vAlign w:val="center"/>
+          </w:tcPr>
+          <w:p>
+            <w:pPr>
+              <w:spacing w:line="240" w:lineRule="auto"/>
+              <w:ind w:firstLine="0"/>
+              <w:jc w:val="center"/>
+              <w:rPr>
+                <w:i/>
+                <w:iCs/>
+                <w:szCs w:val="28"/>
+                <w:lang w:val="en-US"/>
+              </w:rPr>
+            </w:pPr>
+            <w:r>
+              <w:rPr>
+                <w:iCs/>
+                <w:szCs w:val="28"/>
+                <w:lang w:val="en-US"/>
+              </w:rPr>
+              <w:t>double</w:t>
+            </w:r>
+          </w:p>
+        </w:tc>
+        <w:tc>
+          <w:tcPr>
+            <w:tcW w:w="3963" w:type="dxa"/>
+            <w:vAlign w:val="center"/>
+          </w:tcPr>
+          <w:p>
+            <w:pPr>
+              <w:spacing w:line="240" w:lineRule="auto"/>
+              <w:ind w:firstLine="0"/>
+              <w:jc w:val="center"/>
+              <w:rPr>
+                <w:i/>
+                <w:iCs/>
+                <w:szCs w:val="28"/>
+              </w:rPr>
+            </w:pPr>
+            <w:r>
+              <w:rPr>
+                <w:iCs/>
+                <w:szCs w:val="28"/>
+              </w:rPr>
+              <w:t>Координата</w:t>
+            </w:r>
+          </w:p>
+        </w:tc>
+      </w:tr>
+      <w:tr>
+        <w:trPr>
+          <w:jc w:val="center"/>
+        </w:trPr>
+        <w:tc>
+          <w:tcPr>
+            <w:tcW w:w="3539" w:type="dxa"/>
+            <w:vAlign w:val="center"/>
+          </w:tcPr>
+          <w:p>
+            <w:pPr>
+              <w:spacing w:line="240" w:lineRule="auto"/>
+              <w:ind w:firstLine="0"/>
+              <w:jc w:val="center"/>
+              <w:rPr>
+                <w:iCs/>
+                <w:szCs w:val="28"/>
+                <w:lang w:val="en-GB"/>
+              </w:rPr>
+            </w:pPr>
+            <w:r>
+              <w:rPr>
+                <w:iCs/>
+                <w:szCs w:val="28"/>
+              </w:rPr>
+              <w:t xml:space="preserve">+ </w:t>
+            </w:r>
+            <w:r>
+              <w:rPr>
+                <w:iCs/>
+                <w:szCs w:val="28"/>
+                <w:lang w:val="en-GB"/>
+              </w:rPr>
+              <w:t>Name()</w:t>
+            </w:r>
+          </w:p>
+        </w:tc>
+        <w:tc>
+          <w:tcPr>
+            <w:tcW w:w="1843" w:type="dxa"/>
+            <w:vAlign w:val="center"/>
+          </w:tcPr>
+          <w:p>
+            <w:pPr>
+              <w:spacing w:line="240" w:lineRule="auto"/>
+              <w:ind w:firstLine="0"/>
+              <w:jc w:val="center"/>
+              <w:rPr>
+                <w:iCs/>
+                <w:szCs w:val="28"/>
+                <w:lang w:val="en-GB"/>
+              </w:rPr>
+            </w:pPr>
+            <w:r>
+              <w:rPr>
+                <w:iCs/>
+                <w:szCs w:val="28"/>
+                <w:lang w:val="en-GB"/>
+              </w:rPr>
+              <w:t>string</w:t>
+            </w:r>
+          </w:p>
+        </w:tc>
+        <w:tc>
+          <w:tcPr>
+            <w:tcW w:w="3963" w:type="dxa"/>
+            <w:vAlign w:val="center"/>
+          </w:tcPr>
+          <w:p>
+            <w:pPr>
+              <w:spacing w:line="240" w:lineRule="auto"/>
+              <w:ind w:firstLine="0"/>
+              <w:jc w:val="center"/>
+              <w:rPr>
+                <w:iCs/>
+                <w:szCs w:val="28"/>
+              </w:rPr>
+            </w:pPr>
+            <w:r>
+              <w:rPr>
+                <w:iCs/>
+                <w:szCs w:val="28"/>
+              </w:rPr>
+              <w:t>Название движения</w:t>
+            </w:r>
+          </w:p>
+        </w:tc>
+      </w:tr>
+      <w:tr>
+        <w:trPr>
+          <w:jc w:val="center"/>
+        </w:trPr>
+        <w:tc>
+          <w:tcPr>
+            <w:tcW w:w="9345" w:type="dxa"/>
+            <w:gridSpan w:val="3"/>
+            <w:vAlign w:val="center"/>
+          </w:tcPr>
+          <w:p>
+            <w:pPr>
+              <w:spacing w:line="240" w:lineRule="auto"/>
+              <w:ind w:firstLine="0"/>
+              <w:jc w:val="center"/>
+              <w:rPr>
+                <w:i/>
+                <w:iCs/>
+                <w:szCs w:val="28"/>
+              </w:rPr>
+            </w:pPr>
+            <w:r>
+              <w:rPr>
+                <w:b/>
+                <w:bCs/>
+                <w:iCs/>
+                <w:szCs w:val="28"/>
+              </w:rPr>
+              <w:t>Методы</w:t>
+            </w:r>
+            <w:r>
+              <w:rPr>
+                <w:noProof/>
+              </w:rPr>
+              <w:t xml:space="preserve"> </w:t>
+            </w:r>
+          </w:p>
+        </w:tc>
+      </w:tr>
+      <w:tr>
+        <w:trPr>
+          <w:jc w:val="center"/>
+        </w:trPr>
+        <w:tc>
+          <w:tcPr>
+            <w:tcW w:w="3539" w:type="dxa"/>
+            <w:vAlign w:val="center"/>
+          </w:tcPr>
+          <w:p>
+            <w:pPr>
+              <w:spacing w:line="240" w:lineRule="auto"/>
+              <w:ind w:firstLine="0"/>
+              <w:jc w:val="center"/>
+              <w:rPr>
+                <w:i/>
+                <w:iCs/>
+                <w:szCs w:val="28"/>
+                <w:lang w:val="en-US"/>
+              </w:rPr>
+            </w:pPr>
+            <w:r>
+              <w:rPr>
+                <w:iCs/>
+                <w:szCs w:val="28"/>
+              </w:rPr>
+              <w:t xml:space="preserve">+ </w:t>
+            </w:r>
+            <w:proofErr w:type="spellStart"/>
+            <w:r>
+              <w:rPr>
+                <w:iCs/>
+                <w:szCs w:val="28"/>
+                <w:lang w:val="en-GB"/>
+              </w:rPr>
+              <w:t>GetInfo</w:t>
+            </w:r>
+            <w:proofErr w:type="spellEnd"/>
+            <w:r>
+              <w:rPr>
+                <w:iCs/>
+                <w:szCs w:val="28"/>
+                <w:lang w:val="en-US"/>
+              </w:rPr>
+              <w:t>()</w:t>
+            </w:r>
+          </w:p>
+        </w:tc>
+        <w:tc>
+          <w:tcPr>
+            <w:tcW w:w="1843" w:type="dxa"/>
+            <w:vAlign w:val="center"/>
+          </w:tcPr>
+          <w:p>
+            <w:pPr>
+              <w:spacing w:line="240" w:lineRule="auto"/>
+              <w:ind w:firstLine="0"/>
+              <w:jc w:val="center"/>
+              <w:rPr>
+                <w:i/>
+                <w:iCs/>
+                <w:szCs w:val="28"/>
+                <w:lang w:val="en-US"/>
+              </w:rPr>
+            </w:pPr>
+            <w:r>
+              <w:rPr>
+                <w:iCs/>
+                <w:szCs w:val="28"/>
+                <w:lang w:val="en-US"/>
+              </w:rPr>
+              <w:t>string</w:t>
+            </w:r>
+          </w:p>
+        </w:tc>
+        <w:tc>
+          <w:tcPr>
+            <w:tcW w:w="3963" w:type="dxa"/>
+            <w:vAlign w:val="center"/>
+          </w:tcPr>
+          <w:p>
+            <w:pPr>
+              <w:spacing w:line="240" w:lineRule="auto"/>
+              <w:ind w:firstLine="0"/>
+              <w:jc w:val="center"/>
+              <w:rPr>
+                <w:i/>
+                <w:iCs/>
+                <w:szCs w:val="28"/>
+              </w:rPr>
+            </w:pPr>
+            <w:r>
+              <w:rPr>
+                <w:iCs/>
+                <w:szCs w:val="28"/>
+              </w:rPr>
+              <w:t>Метод для вывода информации о</w:t>
+            </w:r>
+            <w:r>
+              <w:rPr>
+                <w:iCs/>
+                <w:szCs w:val="28"/>
+              </w:rPr>
+              <w:t xml:space="preserve"> </w:t>
+            </w:r>
+            <w:r>
+              <w:rPr>
+                <w:iCs/>
+                <w:szCs w:val="28"/>
+              </w:rPr>
+              <w:t>ускорении</w:t>
+            </w:r>
+          </w:p>
+        </w:tc>
+      </w:tr>
+      <w:tr>
+        <w:trPr>
+          <w:jc w:val="center"/>
+        </w:trPr>
+        <w:tc>
+          <w:tcPr>
+            <w:tcW w:w="3539" w:type="dxa"/>
+            <w:vAlign w:val="center"/>
+          </w:tcPr>
+          <w:p>
+            <w:pPr>
+              <w:spacing w:line="240" w:lineRule="auto"/>
+              <w:ind w:firstLine="0"/>
+              <w:jc w:val="center"/>
+              <w:rPr>
+                <w:iCs/>
+                <w:szCs w:val="28"/>
+              </w:rPr>
+            </w:pPr>
+            <w:r>
+              <w:rPr>
+                <w:iCs/>
+                <w:szCs w:val="28"/>
+              </w:rPr>
+              <w:t xml:space="preserve">+ </w:t>
+            </w:r>
+            <w:proofErr w:type="spellStart"/>
+            <w:r>
+              <w:rPr>
+                <w:iCs/>
+                <w:szCs w:val="28"/>
+                <w:lang w:val="en-GB"/>
+              </w:rPr>
+              <w:t>GetPosition</w:t>
+            </w:r>
+            <w:proofErr w:type="spellEnd"/>
+            <w:r>
+              <w:rPr>
+                <w:iCs/>
+                <w:szCs w:val="28"/>
+                <w:lang w:val="en-US"/>
+              </w:rPr>
+              <w:t>()</w:t>
+            </w:r>
+          </w:p>
+        </w:tc>
+        <w:tc>
+          <w:tcPr>
+            <w:tcW w:w="1843" w:type="dxa"/>
+            <w:vAlign w:val="center"/>
+          </w:tcPr>
+          <w:p>
+            <w:pPr>
+              <w:spacing w:line="240" w:lineRule="auto"/>
+              <w:ind w:firstLine="0"/>
+              <w:jc w:val="center"/>
+              <w:rPr>
+                <w:iCs/>
+                <w:szCs w:val="28"/>
+                <w:lang w:val="en-GB"/>
+              </w:rPr>
+            </w:pPr>
+            <w:r>
+              <w:rPr>
+                <w:iCs/>
+                <w:szCs w:val="28"/>
+                <w:lang w:val="en-GB"/>
+              </w:rPr>
+              <w:t>double</w:t>
+            </w:r>
+          </w:p>
+        </w:tc>
+        <w:tc>
+          <w:tcPr>
+            <w:tcW w:w="3963" w:type="dxa"/>
+            <w:vAlign w:val="center"/>
+          </w:tcPr>
+          <w:p>
+            <w:pPr>
+              <w:spacing w:line="240" w:lineRule="auto"/>
+              <w:ind w:firstLine="0"/>
+              <w:jc w:val="center"/>
+              <w:rPr>
+                <w:iCs/>
+                <w:szCs w:val="28"/>
+              </w:rPr>
+            </w:pPr>
+            <w:r>
+              <w:rPr>
+                <w:iCs/>
+                <w:szCs w:val="28"/>
+              </w:rPr>
+              <w:t>Метод для расчета координаты тела при равноускоренного движения</w:t>
+            </w:r>
+          </w:p>
+        </w:tc>
+      </w:tr>
+      <w:tr>
+        <w:trPr>
+          <w:jc w:val="center"/>
+        </w:trPr>
+        <w:tc>
+          <w:tcPr>
+            <w:tcW w:w="3539" w:type="dxa"/>
+            <w:vAlign w:val="center"/>
+          </w:tcPr>
+          <w:p>
+            <w:pPr>
+              <w:spacing w:line="240" w:lineRule="auto"/>
+              <w:ind w:firstLine="0"/>
+              <w:jc w:val="center"/>
+              <w:rPr>
+                <w:iCs/>
+                <w:szCs w:val="28"/>
+              </w:rPr>
+            </w:pPr>
+            <w:r>
+              <w:rPr>
+                <w:iCs/>
+                <w:szCs w:val="28"/>
+              </w:rPr>
+              <w:t xml:space="preserve">+ </w:t>
+            </w:r>
+            <w:proofErr w:type="spellStart"/>
+            <w:r>
+              <w:rPr>
+                <w:iCs/>
+                <w:szCs w:val="28"/>
+                <w:lang w:val="en-GB"/>
+              </w:rPr>
+              <w:t>ValidateParametrs</w:t>
+            </w:r>
+            <w:proofErr w:type="spellEnd"/>
+            <w:r>
+              <w:rPr>
+                <w:iCs/>
+                <w:szCs w:val="28"/>
+                <w:lang w:val="en-US"/>
+              </w:rPr>
+              <w:t>()</w:t>
+            </w:r>
+          </w:p>
+        </w:tc>
+        <w:tc>
+          <w:tcPr>
+            <w:tcW w:w="1843" w:type="dxa"/>
+            <w:vAlign w:val="center"/>
+          </w:tcPr>
+          <w:p>
+            <w:pPr>
+              <w:spacing w:line="240" w:lineRule="auto"/>
+              <w:ind w:firstLine="0"/>
+              <w:jc w:val="center"/>
+              <w:rPr>
+                <w:iCs/>
+                <w:szCs w:val="28"/>
+                <w:lang w:val="en-GB"/>
+              </w:rPr>
+            </w:pPr>
+            <w:r>
+              <w:rPr>
+                <w:iCs/>
+                <w:szCs w:val="28"/>
+                <w:lang w:val="en-GB"/>
+              </w:rPr>
+              <w:t>string</w:t>
+            </w:r>
+          </w:p>
+        </w:tc>
+        <w:tc>
+          <w:tcPr>
+            <w:tcW w:w="3963" w:type="dxa"/>
+            <w:vAlign w:val="center"/>
+          </w:tcPr>
+          <w:p>
+            <w:pPr>
+              <w:spacing w:line="240" w:lineRule="auto"/>
+              <w:ind w:firstLine="0"/>
+              <w:jc w:val="center"/>
+              <w:rPr>
+                <w:iCs/>
+                <w:szCs w:val="28"/>
+              </w:rPr>
+            </w:pPr>
+            <w:r>
+              <w:rPr>
+                <w:iCs/>
+                <w:szCs w:val="28"/>
+              </w:rPr>
+              <w:t xml:space="preserve">Метод для </w:t>
+            </w:r>
+            <w:proofErr w:type="spellStart"/>
+            <w:r>
+              <w:rPr>
+                <w:iCs/>
+                <w:szCs w:val="28"/>
+              </w:rPr>
+              <w:t>валидации</w:t>
+            </w:r>
+            <w:proofErr w:type="spellEnd"/>
+            <w:r>
+              <w:rPr>
+                <w:iCs/>
+                <w:szCs w:val="28"/>
+              </w:rPr>
+              <w:t xml:space="preserve"> значения ускорения</w:t>
+            </w:r>
+          </w:p>
+        </w:tc>
+      </w:tr>
+    </w:tbl>
+    <w:p>
+      <w:pPr>
+        <w:ind w:firstLine="0"/>
+        <w:rPr>
+          <w:iCs/>
+          <w:szCs w:val="28"/>
+        </w:rPr>
+      </w:pPr>
+    </w:p>
+    <w:p>
+      <w:pPr>
+        <w:ind w:firstLine="0"/>
+        <w:rPr>
+          <w:i/>
+          <w:iCs/>
+          <w:szCs w:val="28"/>
+          <w:lang w:val="en-US"/>
+        </w:rPr>
+      </w:pPr>
+      <w:r>
+        <w:rPr>
+          <w:iCs/>
+          <w:szCs w:val="28"/>
+        </w:rPr>
+        <w:t xml:space="preserve">Таблица </w:t>
+      </w:r>
+      <w:r>
+        <w:rPr>
+          <w:iCs/>
+          <w:szCs w:val="28"/>
+        </w:rPr>
+        <w:t xml:space="preserve">  3</w:t>
+      </w:r>
+      <w:r>
+        <w:rPr>
+          <w:iCs/>
+          <w:szCs w:val="28"/>
+        </w:rPr>
+        <w:t xml:space="preserve"> – Описание класса </w:t>
+      </w:r>
+      <w:proofErr w:type="spellStart"/>
+      <w:r>
+        <w:rPr>
+          <w:iCs/>
+          <w:szCs w:val="28"/>
+          <w:lang w:val="en-GB"/>
+        </w:rPr>
+        <w:t>Uniform</w:t>
+      </w:r>
+      <w:r>
+        <w:rPr>
+          <w:iCs/>
+          <w:szCs w:val="28"/>
+          <w:lang w:val="en-GB"/>
+        </w:rPr>
+        <w:t>Motion</w:t>
+      </w:r>
+      <w:proofErr w:type="spellEnd"/>
+    </w:p>
+    <w:tbl>
+      <w:tblPr>
+        <w:tblStyle w:val="a8"/>
+        <w:tblW w:w="0" w:type="auto"/>
+        <w:jc w:val="center"/>
+        <w:tblLook w:val="04A0" w:firstRow="1" w:lastRow="0" w:firstColumn="1" w:lastColumn="0" w:noHBand="0" w:noVBand="1"/>
+      </w:tblPr>
+      <w:tblGrid>
+        <w:gridCol w:w="3539"/>
+        <w:gridCol w:w="1843"/>
+        <w:gridCol w:w="3963"/>
+      </w:tblGrid>
+      <w:tr>
+        <w:trPr>
+          <w:tblHeader/>
+          <w:jc w:val="center"/>
+        </w:trPr>
+        <w:tc>
+          <w:tcPr>
+            <w:tcW w:w="3539" w:type="dxa"/>
+            <w:vAlign w:val="center"/>
+          </w:tcPr>
+          <w:p>
+            <w:pPr>
+              <w:spacing w:line="240" w:lineRule="auto"/>
+              <w:ind w:firstLine="0"/>
+              <w:jc w:val="center"/>
+              <w:rPr>
+                <w:i/>
+                <w:iCs/>
+                <w:szCs w:val="28"/>
+              </w:rPr>
+            </w:pPr>
+            <w:r>
+              <w:rPr>
+                <w:rFonts w:eastAsiaTheme="minorHAnsi"/>
+                <w:b/>
+                <w:bCs/>
+                <w:iCs/>
+                <w:szCs w:val="28"/>
+                <w:lang w:eastAsia="en-US"/>
+              </w:rPr>
+              <w:t>Название</w:t>
+            </w:r>
+          </w:p>
+        </w:tc>
+        <w:tc>
+          <w:tcPr>
+            <w:tcW w:w="1843" w:type="dxa"/>
+            <w:vAlign w:val="center"/>
+          </w:tcPr>
+          <w:p>
+            <w:pPr>
+              <w:spacing w:line="240" w:lineRule="auto"/>
+              <w:ind w:firstLine="0"/>
+              <w:jc w:val="center"/>
+              <w:rPr>
+                <w:b/>
+                <w:bCs/>
+                <w:i/>
+                <w:iCs/>
+                <w:szCs w:val="28"/>
+              </w:rPr>
+            </w:pPr>
+            <w:r>
+              <w:rPr>
+                <w:b/>
+                <w:bCs/>
+                <w:iCs/>
+                <w:szCs w:val="28"/>
+              </w:rPr>
+              <w:t>Тип данных</w:t>
+            </w:r>
+          </w:p>
+        </w:tc>
+        <w:tc>
+          <w:tcPr>
+            <w:tcW w:w="3963" w:type="dxa"/>
+            <w:vAlign w:val="center"/>
+          </w:tcPr>
+          <w:p>
+            <w:pPr>
+              <w:spacing w:line="240" w:lineRule="auto"/>
+              <w:ind w:firstLine="0"/>
+              <w:jc w:val="center"/>
+              <w:rPr>
+                <w:i/>
+                <w:iCs/>
+                <w:szCs w:val="28"/>
+              </w:rPr>
+            </w:pPr>
+            <w:r>
+              <w:rPr>
+                <w:b/>
+                <w:bCs/>
+                <w:iCs/>
+                <w:szCs w:val="28"/>
+              </w:rPr>
+              <w:t>Описание</w:t>
+            </w:r>
+          </w:p>
+        </w:tc>
+      </w:tr>
+      <w:tr>
+        <w:trPr>
+          <w:jc w:val="center"/>
+        </w:trPr>
+        <w:tc>
+          <w:tcPr>
+            <w:tcW w:w="9345" w:type="dxa"/>
+            <w:gridSpan w:val="3"/>
+            <w:vAlign w:val="center"/>
+          </w:tcPr>
+          <w:p>
+            <w:pPr>
+              <w:spacing w:line="240" w:lineRule="auto"/>
+              <w:ind w:firstLine="0"/>
+              <w:jc w:val="center"/>
+              <w:rPr>
+                <w:b/>
+                <w:bCs/>
+                <w:i/>
+                <w:iCs/>
+                <w:szCs w:val="28"/>
+              </w:rPr>
+            </w:pPr>
+            <w:r>
+              <w:rPr>
+                <w:b/>
+                <w:bCs/>
+                <w:iCs/>
+                <w:szCs w:val="28"/>
+              </w:rPr>
+              <w:t>Описание класса</w:t>
+            </w:r>
+          </w:p>
+        </w:tc>
+      </w:tr>
+      <w:tr>
+        <w:trPr>
+          <w:jc w:val="center"/>
+        </w:trPr>
+        <w:tc>
+          <w:tcPr>
+            <w:tcW w:w="9345" w:type="dxa"/>
+            <w:gridSpan w:val="3"/>
+            <w:vAlign w:val="center"/>
+          </w:tcPr>
+          <w:p>
+            <w:pPr>
+              <w:spacing w:line="240" w:lineRule="auto"/>
+              <w:ind w:firstLine="0"/>
+              <w:rPr>
+                <w:i/>
+                <w:iCs/>
+                <w:szCs w:val="28"/>
+              </w:rPr>
+            </w:pPr>
+            <w:proofErr w:type="spellStart"/>
+            <w:r>
+              <w:rPr>
+                <w:iCs/>
+                <w:szCs w:val="28"/>
+                <w:lang w:val="en-GB"/>
+              </w:rPr>
+              <w:t>UniformMotion</w:t>
+            </w:r>
+            <w:proofErr w:type="spellEnd"/>
+            <w:r>
+              <w:rPr>
+                <w:szCs w:val="28"/>
+              </w:rPr>
+              <w:t xml:space="preserve"> – </w:t>
+            </w:r>
+            <w:r>
+              <w:rPr>
+                <w:szCs w:val="28"/>
+              </w:rPr>
+              <w:t xml:space="preserve">производный </w:t>
+            </w:r>
+            <w:r>
+              <w:rPr>
+                <w:iCs/>
+                <w:szCs w:val="28"/>
+              </w:rPr>
+              <w:t xml:space="preserve">класс для расчета </w:t>
+            </w:r>
+            <w:r>
+              <w:rPr>
+                <w:iCs/>
+                <w:szCs w:val="28"/>
+              </w:rPr>
+              <w:t>равномерного</w:t>
+            </w:r>
+            <w:r>
+              <w:rPr>
+                <w:iCs/>
+                <w:szCs w:val="28"/>
+              </w:rPr>
+              <w:t xml:space="preserve"> движения.</w:t>
+            </w:r>
+          </w:p>
+        </w:tc>
+      </w:tr>
+      <w:tr>
+        <w:trPr>
+          <w:jc w:val="center"/>
+        </w:trPr>
+        <w:tc>
+          <w:tcPr>
+            <w:tcW w:w="9345" w:type="dxa"/>
+            <w:gridSpan w:val="3"/>
+            <w:vAlign w:val="center"/>
+          </w:tcPr>
+          <w:p>
+            <w:pPr>
+              <w:spacing w:line="240" w:lineRule="auto"/>
+              <w:ind w:firstLine="0"/>
+              <w:jc w:val="center"/>
+              <w:rPr>
+                <w:i/>
+                <w:iCs/>
+                <w:szCs w:val="28"/>
+              </w:rPr>
+            </w:pPr>
+            <w:r>
+              <w:rPr>
+                <w:b/>
+                <w:bCs/>
+                <w:iCs/>
+                <w:szCs w:val="28"/>
+              </w:rPr>
+              <w:t>Свойства</w:t>
+            </w:r>
+          </w:p>
+        </w:tc>
+      </w:tr>
+      <w:tr>
+        <w:trPr>
+          <w:jc w:val="center"/>
+        </w:trPr>
+        <w:tc>
+          <w:tcPr>
+            <w:tcW w:w="3539" w:type="dxa"/>
+            <w:vAlign w:val="center"/>
+          </w:tcPr>
+          <w:p>
+            <w:pPr>
+              <w:spacing w:line="240" w:lineRule="auto"/>
+              <w:ind w:firstLine="0"/>
+              <w:jc w:val="center"/>
+              <w:rPr>
+                <w:i/>
+                <w:iCs/>
+                <w:szCs w:val="28"/>
+                <w:lang w:val="en-GB"/>
+              </w:rPr>
+            </w:pPr>
+            <w:r>
+              <w:rPr>
+                <w:iCs/>
+                <w:szCs w:val="28"/>
+                <w:lang w:val="en-US"/>
+              </w:rPr>
+              <w:t xml:space="preserve">+ </w:t>
+            </w:r>
+            <w:r>
+              <w:rPr>
+                <w:iCs/>
+                <w:szCs w:val="28"/>
+                <w:lang w:val="en-GB"/>
+              </w:rPr>
+              <w:t>Coordinate()</w:t>
+            </w:r>
+          </w:p>
+        </w:tc>
+        <w:tc>
+          <w:tcPr>
+            <w:tcW w:w="1843" w:type="dxa"/>
+            <w:vAlign w:val="center"/>
+          </w:tcPr>
+          <w:p>
+            <w:pPr>
+              <w:spacing w:line="240" w:lineRule="auto"/>
+              <w:ind w:firstLine="0"/>
+              <w:jc w:val="center"/>
+              <w:rPr>
+                <w:i/>
+                <w:iCs/>
+                <w:szCs w:val="28"/>
+                <w:lang w:val="en-US"/>
+              </w:rPr>
+            </w:pPr>
+            <w:r>
+              <w:rPr>
+                <w:iCs/>
+                <w:szCs w:val="28"/>
+                <w:lang w:val="en-US"/>
+              </w:rPr>
+              <w:t>double</w:t>
+            </w:r>
+          </w:p>
+        </w:tc>
+        <w:tc>
+          <w:tcPr>
+            <w:tcW w:w="3963" w:type="dxa"/>
+            <w:vAlign w:val="center"/>
+          </w:tcPr>
+          <w:p>
+            <w:pPr>
+              <w:spacing w:line="240" w:lineRule="auto"/>
+              <w:ind w:firstLine="0"/>
+              <w:jc w:val="center"/>
+              <w:rPr>
+                <w:i/>
+                <w:iCs/>
+                <w:szCs w:val="28"/>
+              </w:rPr>
+            </w:pPr>
+            <w:r>
+              <w:rPr>
+                <w:iCs/>
+                <w:szCs w:val="28"/>
+              </w:rPr>
+              <w:t>Координата</w:t>
+            </w:r>
+          </w:p>
+        </w:tc>
+      </w:tr>
+      <w:tr>
+        <w:trPr>
+          <w:jc w:val="center"/>
+        </w:trPr>
+        <w:tc>
+          <w:tcPr>
+            <w:tcW w:w="3539" w:type="dxa"/>
+            <w:vAlign w:val="center"/>
+          </w:tcPr>
+          <w:p>
+            <w:pPr>
+              <w:spacing w:line="240" w:lineRule="auto"/>
+              <w:ind w:firstLine="0"/>
+              <w:jc w:val="center"/>
+              <w:rPr>
+                <w:iCs/>
+                <w:szCs w:val="28"/>
+                <w:lang w:val="en-GB"/>
+              </w:rPr>
+            </w:pPr>
+            <w:r>
+              <w:rPr>
+                <w:iCs/>
+                <w:szCs w:val="28"/>
+              </w:rPr>
+              <w:t xml:space="preserve">+ </w:t>
+            </w:r>
+            <w:r>
+              <w:rPr>
+                <w:iCs/>
+                <w:szCs w:val="28"/>
+                <w:lang w:val="en-GB"/>
+              </w:rPr>
+              <w:t>Name()</w:t>
+            </w:r>
+          </w:p>
+        </w:tc>
+        <w:tc>
+          <w:tcPr>
+            <w:tcW w:w="1843" w:type="dxa"/>
+            <w:vAlign w:val="center"/>
+          </w:tcPr>
+          <w:p>
+            <w:pPr>
+              <w:spacing w:line="240" w:lineRule="auto"/>
+              <w:ind w:firstLine="0"/>
+              <w:jc w:val="center"/>
+              <w:rPr>
+                <w:iCs/>
+                <w:szCs w:val="28"/>
+                <w:lang w:val="en-GB"/>
+              </w:rPr>
+            </w:pPr>
+            <w:r>
+              <w:rPr>
+                <w:iCs/>
+                <w:szCs w:val="28"/>
+                <w:lang w:val="en-GB"/>
+              </w:rPr>
+              <w:t>string</w:t>
+            </w:r>
+          </w:p>
+        </w:tc>
+        <w:tc>
+          <w:tcPr>
+            <w:tcW w:w="3963" w:type="dxa"/>
+            <w:vAlign w:val="center"/>
+          </w:tcPr>
+          <w:p>
+            <w:pPr>
+              <w:spacing w:line="240" w:lineRule="auto"/>
+              <w:ind w:firstLine="0"/>
+              <w:jc w:val="center"/>
+              <w:rPr>
+                <w:iCs/>
+                <w:szCs w:val="28"/>
+              </w:rPr>
+            </w:pPr>
+            <w:r>
+              <w:rPr>
+                <w:iCs/>
+                <w:szCs w:val="28"/>
+              </w:rPr>
+              <w:t>Название движения</w:t>
+            </w:r>
+          </w:p>
+        </w:tc>
+      </w:tr>
+      <w:tr>
+        <w:trPr>
+          <w:jc w:val="center"/>
+        </w:trPr>
+        <w:tc>
+          <w:tcPr>
+            <w:tcW w:w="9345" w:type="dxa"/>
+            <w:gridSpan w:val="3"/>
+            <w:vAlign w:val="center"/>
+          </w:tcPr>
+          <w:p>
+            <w:pPr>
+              <w:spacing w:line="240" w:lineRule="auto"/>
+              <w:ind w:firstLine="0"/>
+              <w:jc w:val="center"/>
+              <w:rPr>
+                <w:i/>
+                <w:iCs/>
+                <w:szCs w:val="28"/>
+              </w:rPr>
+            </w:pPr>
+            <w:r>
+              <w:rPr>
+                <w:b/>
+                <w:bCs/>
+                <w:iCs/>
+                <w:szCs w:val="28"/>
+              </w:rPr>
+              <w:t>Методы</w:t>
+            </w:r>
+            <w:r>
+              <w:rPr>
+                <w:noProof/>
+              </w:rPr>
+              <w:t xml:space="preserve"> </w:t>
+            </w:r>
+          </w:p>
+        </w:tc>
+      </w:tr>
+      <w:tr>
+        <w:trPr>
+          <w:jc w:val="center"/>
+        </w:trPr>
+        <w:tc>
+          <w:tcPr>
+            <w:tcW w:w="3539" w:type="dxa"/>
+            <w:vAlign w:val="center"/>
+          </w:tcPr>
+          <w:p>
+            <w:pPr>
+              <w:spacing w:line="240" w:lineRule="auto"/>
+              <w:ind w:firstLine="0"/>
+              <w:jc w:val="center"/>
+              <w:rPr>
+                <w:iCs/>
+                <w:szCs w:val="28"/>
+              </w:rPr>
+            </w:pPr>
+            <w:r>
+              <w:rPr>
+                <w:iCs/>
+                <w:szCs w:val="28"/>
+              </w:rPr>
+              <w:t xml:space="preserve">+ </w:t>
+            </w:r>
+            <w:proofErr w:type="spellStart"/>
+            <w:r>
+              <w:rPr>
+                <w:iCs/>
+                <w:szCs w:val="28"/>
+                <w:lang w:val="en-GB"/>
+              </w:rPr>
+              <w:t>GetPosition</w:t>
+            </w:r>
+            <w:proofErr w:type="spellEnd"/>
+            <w:r>
+              <w:rPr>
+                <w:iCs/>
+                <w:szCs w:val="28"/>
+                <w:lang w:val="en-US"/>
+              </w:rPr>
+              <w:t>()</w:t>
+            </w:r>
+          </w:p>
+        </w:tc>
+        <w:tc>
+          <w:tcPr>
+            <w:tcW w:w="1843" w:type="dxa"/>
+            <w:vAlign w:val="center"/>
+          </w:tcPr>
+          <w:p>
+            <w:pPr>
+              <w:spacing w:line="240" w:lineRule="auto"/>
+              <w:ind w:firstLine="0"/>
+              <w:jc w:val="center"/>
+              <w:rPr>
+                <w:iCs/>
+                <w:szCs w:val="28"/>
+                <w:lang w:val="en-GB"/>
+              </w:rPr>
+            </w:pPr>
+            <w:r>
+              <w:rPr>
+                <w:iCs/>
+                <w:szCs w:val="28"/>
+                <w:lang w:val="en-GB"/>
+              </w:rPr>
+              <w:t>double</w:t>
+            </w:r>
+          </w:p>
+        </w:tc>
+        <w:tc>
+          <w:tcPr>
+            <w:tcW w:w="3963" w:type="dxa"/>
+            <w:vAlign w:val="center"/>
+          </w:tcPr>
+          <w:p>
+            <w:pPr>
+              <w:spacing w:line="240" w:lineRule="auto"/>
+              <w:ind w:firstLine="0"/>
+              <w:jc w:val="center"/>
+              <w:rPr>
+                <w:iCs/>
+                <w:szCs w:val="28"/>
+              </w:rPr>
+            </w:pPr>
+            <w:r>
+              <w:rPr>
+                <w:iCs/>
+                <w:szCs w:val="28"/>
+              </w:rPr>
+              <w:t>Метод для расчета координаты тела при равно</w:t>
+            </w:r>
+            <w:r>
+              <w:rPr>
+                <w:iCs/>
+                <w:szCs w:val="28"/>
+              </w:rPr>
+              <w:t xml:space="preserve">мерного </w:t>
+            </w:r>
+            <w:r>
+              <w:rPr>
+                <w:iCs/>
+                <w:szCs w:val="28"/>
+              </w:rPr>
+              <w:t>движения</w:t>
+            </w:r>
+          </w:p>
+        </w:tc>
+      </w:tr>
+    </w:tbl>
+    <w:p>
+      <w:pPr>
+        <w:ind w:firstLine="0"/>
+        <w:rPr>
+          <w:iCs/>
+          <w:szCs w:val="28"/>
+        </w:rPr>
+      </w:pPr>
+    </w:p>
+    <w:p>
+      <w:pPr>
+        <w:ind w:firstLine="0"/>
+        <w:rPr>
+          <w:i/>
+          <w:iCs/>
+          <w:szCs w:val="28"/>
+          <w:lang w:val="en-US"/>
+        </w:rPr>
+      </w:pPr>
+      <w:r>
+        <w:rPr>
+          <w:iCs/>
+          <w:szCs w:val="28"/>
+        </w:rPr>
+        <w:t xml:space="preserve">Таблица 4 – Описание класса </w:t>
+      </w:r>
+      <w:proofErr w:type="spellStart"/>
+      <w:r>
+        <w:rPr>
+          <w:iCs/>
+          <w:szCs w:val="28"/>
+          <w:lang w:val="en-GB"/>
+        </w:rPr>
+        <w:t>Oscillatory</w:t>
+      </w:r>
+      <w:r>
+        <w:rPr>
+          <w:iCs/>
+          <w:szCs w:val="28"/>
+          <w:lang w:val="en-GB"/>
+        </w:rPr>
+        <w:t>Motion</w:t>
+      </w:r>
+      <w:proofErr w:type="spellEnd"/>
+    </w:p>
+    <w:tbl>
+      <w:tblPr>
+        <w:tblStyle w:val="a8"/>
+        <w:tblW w:w="0" w:type="auto"/>
+        <w:jc w:val="center"/>
+        <w:tblLook w:val="04A0" w:firstRow="1" w:lastRow="0" w:firstColumn="1" w:lastColumn="0" w:noHBand="0" w:noVBand="1"/>
+      </w:tblPr>
+      <w:tblGrid>
+        <w:gridCol w:w="3115"/>
+        <w:gridCol w:w="3115"/>
+        <w:gridCol w:w="3115"/>
+      </w:tblGrid>
+      <w:tr>
+        <w:trPr>
+          <w:tblHeader/>
+          <w:jc w:val="center"/>
+        </w:trPr>
+        <w:tc>
+          <w:tcPr>
+            <w:tcW w:w="3115" w:type="dxa"/>
+            <w:vAlign w:val="center"/>
+          </w:tcPr>
+          <w:p>
+            <w:pPr>
+              <w:spacing w:line="240" w:lineRule="auto"/>
+              <w:ind w:firstLine="0"/>
+              <w:jc w:val="center"/>
+              <w:rPr>
+                <w:i/>
+                <w:iCs/>
+                <w:szCs w:val="28"/>
+              </w:rPr>
+            </w:pPr>
+            <w:r>
+              <w:rPr>
+                <w:rFonts w:eastAsiaTheme="minorHAnsi"/>
+                <w:b/>
+                <w:bCs/>
+                <w:iCs/>
+                <w:szCs w:val="28"/>
+                <w:lang w:eastAsia="en-US"/>
+              </w:rPr>
+              <w:t>Название</w:t>
+            </w:r>
+          </w:p>
+        </w:tc>
+        <w:tc>
+          <w:tcPr>
+            <w:tcW w:w="3115" w:type="dxa"/>
+            <w:vAlign w:val="center"/>
+          </w:tcPr>
+          <w:p>
+            <w:pPr>
+              <w:spacing w:line="240" w:lineRule="auto"/>
+              <w:ind w:firstLine="0"/>
+              <w:jc w:val="center"/>
+              <w:rPr>
+                <w:b/>
+                <w:bCs/>
+                <w:i/>
+                <w:iCs/>
+                <w:szCs w:val="28"/>
+              </w:rPr>
+            </w:pPr>
+            <w:r>
+              <w:rPr>
+                <w:b/>
+                <w:bCs/>
+                <w:iCs/>
+                <w:szCs w:val="28"/>
+              </w:rPr>
+              <w:t>Тип данных</w:t>
+            </w:r>
+          </w:p>
+        </w:tc>
+        <w:tc>
+          <w:tcPr>
+            <w:tcW w:w="3115" w:type="dxa"/>
+            <w:vAlign w:val="center"/>
+          </w:tcPr>
+          <w:p>
+            <w:pPr>
+              <w:spacing w:line="240" w:lineRule="auto"/>
+              <w:ind w:firstLine="0"/>
+              <w:jc w:val="center"/>
+              <w:rPr>
+                <w:i/>
+                <w:iCs/>
+                <w:szCs w:val="28"/>
+              </w:rPr>
+            </w:pPr>
+            <w:r>
+              <w:rPr>
+                <w:b/>
+                <w:bCs/>
+                <w:iCs/>
+                <w:szCs w:val="28"/>
+              </w:rPr>
+              <w:t>Описание</w:t>
+            </w:r>
+          </w:p>
+        </w:tc>
+      </w:tr>
+      <w:tr>
+        <w:trPr>
+          <w:jc w:val="center"/>
+        </w:trPr>
+        <w:tc>
+          <w:tcPr>
+            <w:tcW w:w="9345" w:type="dxa"/>
+            <w:gridSpan w:val="3"/>
+            <w:vAlign w:val="center"/>
+          </w:tcPr>
+          <w:p>
+            <w:pPr>
+              <w:spacing w:line="240" w:lineRule="auto"/>
+              <w:ind w:firstLine="0"/>
+              <w:jc w:val="center"/>
+              <w:rPr>
+                <w:b/>
+                <w:bCs/>
+                <w:i/>
+                <w:iCs/>
+                <w:szCs w:val="28"/>
+              </w:rPr>
+            </w:pPr>
+            <w:r>
+              <w:rPr>
+                <w:b/>
+                <w:bCs/>
+                <w:iCs/>
+                <w:szCs w:val="28"/>
+              </w:rPr>
+              <w:t>Описание класса</w:t>
+            </w:r>
+          </w:p>
+        </w:tc>
+      </w:tr>
+      <w:tr>
+        <w:trPr>
+          <w:jc w:val="center"/>
+        </w:trPr>
+        <w:tc>
+          <w:tcPr>
+            <w:tcW w:w="9345" w:type="dxa"/>
+            <w:gridSpan w:val="3"/>
+            <w:vAlign w:val="center"/>
+          </w:tcPr>
+          <w:p>
+            <w:pPr>
+              <w:ind w:firstLine="0"/>
+              <w:rPr>
+                <w:i/>
+                <w:iCs/>
+                <w:szCs w:val="28"/>
+              </w:rPr>
+            </w:pPr>
+            <w:proofErr w:type="spellStart"/>
+            <w:r>
+              <w:rPr>
+                <w:iCs/>
+                <w:szCs w:val="28"/>
+                <w:lang w:val="en-GB"/>
+              </w:rPr>
+              <w:t>OscillatoryMotion</w:t>
+            </w:r>
+            <w:proofErr w:type="spellEnd"/>
+            <w:r>
+              <w:rPr>
+                <w:szCs w:val="28"/>
+              </w:rPr>
+              <w:t xml:space="preserve"> – производный </w:t>
+            </w:r>
+            <w:r>
+              <w:rPr>
+                <w:iCs/>
+                <w:szCs w:val="28"/>
+              </w:rPr>
+              <w:t>класс для расчета равномерного движения.</w:t>
+            </w:r>
+          </w:p>
+        </w:tc>
+      </w:tr>
+      <w:tr>
+        <w:trPr>
+          <w:jc w:val="center"/>
+        </w:trPr>
+        <w:tc>
+          <w:tcPr>
+            <w:tcW w:w="9345" w:type="dxa"/>
+            <w:gridSpan w:val="3"/>
+            <w:vAlign w:val="center"/>
+          </w:tcPr>
+          <w:p>
+            <w:pPr>
+              <w:spacing w:line="240" w:lineRule="auto"/>
+              <w:ind w:firstLine="0"/>
+              <w:jc w:val="center"/>
+              <w:rPr>
+                <w:i/>
+                <w:iCs/>
+                <w:szCs w:val="28"/>
+              </w:rPr>
+            </w:pPr>
+            <w:r>
+              <w:rPr>
+                <w:b/>
+                <w:bCs/>
+                <w:iCs/>
+                <w:szCs w:val="28"/>
+              </w:rPr>
+              <w:t>Свойства</w:t>
+            </w:r>
+          </w:p>
+        </w:tc>
+      </w:tr>
+      <w:tr>
+        <w:trPr>
+          <w:jc w:val="center"/>
+        </w:trPr>
+        <w:tc>
+          <w:tcPr>
+            <w:tcW w:w="3115" w:type="dxa"/>
+            <w:vAlign w:val="center"/>
+          </w:tcPr>
+          <w:p>
+            <w:pPr>
+              <w:spacing w:line="240" w:lineRule="auto"/>
+              <w:ind w:firstLine="0"/>
+              <w:jc w:val="center"/>
+              <w:rPr>
+                <w:i/>
+                <w:iCs/>
+                <w:szCs w:val="28"/>
+                <w:lang w:val="en-GB"/>
+              </w:rPr>
+            </w:pPr>
+            <w:r>
+              <w:rPr>
+                <w:iCs/>
+                <w:szCs w:val="28"/>
+                <w:lang w:val="en-US"/>
+              </w:rPr>
+              <w:t xml:space="preserve">+ </w:t>
+            </w:r>
+            <w:r>
+              <w:rPr>
+                <w:iCs/>
+                <w:szCs w:val="28"/>
+                <w:lang w:val="en-GB"/>
+              </w:rPr>
+              <w:t>Coordinate()</w:t>
+            </w:r>
+          </w:p>
+        </w:tc>
+        <w:tc>
+          <w:tcPr>
+            <w:tcW w:w="3115" w:type="dxa"/>
+            <w:vAlign w:val="center"/>
+          </w:tcPr>
+          <w:p>
+            <w:pPr>
+              <w:spacing w:line="240" w:lineRule="auto"/>
+              <w:ind w:firstLine="0"/>
+              <w:jc w:val="center"/>
+              <w:rPr>
+                <w:i/>
+                <w:iCs/>
+                <w:szCs w:val="28"/>
+                <w:lang w:val="en-US"/>
+              </w:rPr>
+            </w:pPr>
+            <w:r>
+              <w:rPr>
+                <w:iCs/>
+                <w:szCs w:val="28"/>
+                <w:lang w:val="en-US"/>
+              </w:rPr>
+              <w:t>double</w:t>
+            </w:r>
+          </w:p>
+        </w:tc>
+        <w:tc>
+          <w:tcPr>
+            <w:tcW w:w="3115" w:type="dxa"/>
+            <w:vAlign w:val="center"/>
+          </w:tcPr>
+          <w:p>
+            <w:pPr>
+              <w:spacing w:line="240" w:lineRule="auto"/>
+              <w:ind w:firstLine="0"/>
+              <w:jc w:val="center"/>
+              <w:rPr>
+                <w:i/>
+                <w:iCs/>
+                <w:szCs w:val="28"/>
+              </w:rPr>
+            </w:pPr>
+            <w:r>
+              <w:rPr>
+                <w:iCs/>
+                <w:szCs w:val="28"/>
+              </w:rPr>
+              <w:t>Координата</w:t>
+            </w:r>
+          </w:p>
+        </w:tc>
+      </w:tr>
+      <w:tr>
+        <w:trPr>
+          <w:jc w:val="center"/>
+        </w:trPr>
+        <w:tc>
+          <w:tcPr>
+            <w:tcW w:w="3115" w:type="dxa"/>
+            <w:vAlign w:val="center"/>
+          </w:tcPr>
+          <w:p>
+            <w:pPr>
+              <w:spacing w:line="240" w:lineRule="auto"/>
+              <w:ind w:firstLine="0"/>
+              <w:jc w:val="center"/>
+              <w:rPr>
+                <w:iCs/>
+                <w:szCs w:val="28"/>
+                <w:lang w:val="en-GB"/>
+              </w:rPr>
+            </w:pPr>
+            <w:r>
+              <w:rPr>
+                <w:iCs/>
+                <w:szCs w:val="28"/>
+              </w:rPr>
+              <w:t xml:space="preserve">+ </w:t>
+            </w:r>
+            <w:r>
+              <w:rPr>
+                <w:iCs/>
+                <w:szCs w:val="28"/>
+                <w:lang w:val="en-GB"/>
+              </w:rPr>
+              <w:t>Name()</w:t>
+            </w:r>
+          </w:p>
+        </w:tc>
+        <w:tc>
+          <w:tcPr>
+            <w:tcW w:w="3115" w:type="dxa"/>
+            <w:vAlign w:val="center"/>
+          </w:tcPr>
+          <w:p>
+            <w:pPr>
+              <w:spacing w:line="240" w:lineRule="auto"/>
+              <w:ind w:firstLine="0"/>
+              <w:jc w:val="center"/>
+              <w:rPr>
+                <w:iCs/>
+                <w:szCs w:val="28"/>
+                <w:lang w:val="en-GB"/>
+              </w:rPr>
+            </w:pPr>
+            <w:r>
+              <w:rPr>
+                <w:iCs/>
+                <w:szCs w:val="28"/>
+                <w:lang w:val="en-GB"/>
+              </w:rPr>
+              <w:t>string</w:t>
+            </w:r>
+          </w:p>
+        </w:tc>
+        <w:tc>
+          <w:tcPr>
+            <w:tcW w:w="3115" w:type="dxa"/>
+            <w:vAlign w:val="center"/>
+          </w:tcPr>
+          <w:p>
+            <w:pPr>
+              <w:spacing w:line="240" w:lineRule="auto"/>
+              <w:ind w:firstLine="0"/>
+              <w:jc w:val="center"/>
+              <w:rPr>
+                <w:iCs/>
+                <w:szCs w:val="28"/>
+              </w:rPr>
+            </w:pPr>
+            <w:r>
+              <w:rPr>
+                <w:iCs/>
+                <w:szCs w:val="28"/>
+              </w:rPr>
+              <w:t>Название движения</w:t>
+            </w:r>
+          </w:p>
+        </w:tc>
+      </w:tr>
+      <w:tr>
+        <w:trPr>
+          <w:jc w:val="center"/>
+        </w:trPr>
+        <w:tc>
+          <w:tcPr>
+            <w:tcW w:w="3115" w:type="dxa"/>
+            <w:vAlign w:val="center"/>
+          </w:tcPr>
+          <w:p>
+            <w:pPr>
+              <w:spacing w:line="240" w:lineRule="auto"/>
+              <w:ind w:firstLine="0"/>
+              <w:jc w:val="center"/>
+              <w:rPr>
+                <w:i/>
+                <w:iCs/>
+                <w:szCs w:val="28"/>
+                <w:lang w:val="en-GB"/>
+              </w:rPr>
+            </w:pPr>
+            <w:r>
+              <w:rPr>
+                <w:iCs/>
+                <w:szCs w:val="28"/>
+                <w:lang w:val="en-US"/>
+              </w:rPr>
+              <w:t xml:space="preserve">+ </w:t>
+            </w:r>
+            <w:r>
+              <w:rPr>
+                <w:iCs/>
+                <w:szCs w:val="28"/>
+                <w:lang w:val="en-GB"/>
+              </w:rPr>
+              <w:t>Frequency</w:t>
+            </w:r>
+            <w:r>
+              <w:rPr>
+                <w:iCs/>
+                <w:szCs w:val="28"/>
+                <w:lang w:val="en-GB"/>
+              </w:rPr>
+              <w:t>()</w:t>
+            </w:r>
+          </w:p>
+        </w:tc>
+        <w:tc>
+          <w:tcPr>
+            <w:tcW w:w="3115" w:type="dxa"/>
+            <w:vAlign w:val="center"/>
+          </w:tcPr>
+          <w:p>
+            <w:pPr>
+              <w:spacing w:line="240" w:lineRule="auto"/>
+              <w:ind w:firstLine="0"/>
+              <w:jc w:val="center"/>
+              <w:rPr>
+                <w:i/>
+                <w:iCs/>
+                <w:szCs w:val="28"/>
+                <w:lang w:val="en-US"/>
+              </w:rPr>
+            </w:pPr>
+            <w:r>
+              <w:rPr>
+                <w:iCs/>
+                <w:szCs w:val="28"/>
+                <w:lang w:val="en-US"/>
+              </w:rPr>
+              <w:t>double</w:t>
+            </w:r>
+          </w:p>
+        </w:tc>
+        <w:tc>
+          <w:tcPr>
+            <w:tcW w:w="3115" w:type="dxa"/>
+            <w:vAlign w:val="center"/>
+          </w:tcPr>
+          <w:p>
+            <w:pPr>
+              <w:spacing w:line="240" w:lineRule="auto"/>
+              <w:ind w:firstLine="0"/>
+              <w:jc w:val="center"/>
+              <w:rPr>
+                <w:i/>
+                <w:iCs/>
+                <w:szCs w:val="28"/>
+              </w:rPr>
+            </w:pPr>
+            <w:r>
+              <w:rPr>
+                <w:iCs/>
+                <w:szCs w:val="28"/>
+              </w:rPr>
+              <w:t>Частота</w:t>
+            </w:r>
+          </w:p>
+        </w:tc>
+      </w:tr>
+      <w:tr>
+        <w:trPr>
+          <w:jc w:val="center"/>
+        </w:trPr>
+        <w:tc>
+          <w:tcPr>
+            <w:tcW w:w="9345" w:type="dxa"/>
+            <w:gridSpan w:val="3"/>
+            <w:vAlign w:val="center"/>
+          </w:tcPr>
+          <w:p>
+            <w:pPr>
+              <w:spacing w:line="240" w:lineRule="auto"/>
+              <w:ind w:firstLine="0"/>
+              <w:jc w:val="center"/>
+              <w:rPr>
+                <w:i/>
+                <w:iCs/>
+                <w:szCs w:val="28"/>
+              </w:rPr>
+            </w:pPr>
+            <w:r>
+              <w:rPr>
+                <w:b/>
+                <w:bCs/>
+                <w:iCs/>
+                <w:szCs w:val="28"/>
+              </w:rPr>
+              <w:t>Методы</w:t>
+            </w:r>
+            <w:r>
+              <w:rPr>
+                <w:noProof/>
+              </w:rPr>
+              <w:t xml:space="preserve"> </w:t>
+            </w:r>
+          </w:p>
+        </w:tc>
+      </w:tr>
+      <w:tr>
+        <w:trPr>
+          <w:jc w:val="center"/>
+        </w:trPr>
+        <w:tc>
+          <w:tcPr>
+            <w:tcW w:w="3115" w:type="dxa"/>
+            <w:vAlign w:val="center"/>
+          </w:tcPr>
+          <w:p>
+            <w:pPr>
+              <w:spacing w:line="240" w:lineRule="auto"/>
+              <w:ind w:firstLine="0"/>
+              <w:jc w:val="center"/>
+              <w:rPr>
+                <w:iCs/>
+                <w:szCs w:val="28"/>
+              </w:rPr>
+            </w:pPr>
+            <w:r>
+              <w:rPr>
+                <w:iCs/>
+                <w:szCs w:val="28"/>
+              </w:rPr>
+              <w:t xml:space="preserve">+ </w:t>
+            </w:r>
+            <w:proofErr w:type="spellStart"/>
+            <w:r>
+              <w:rPr>
+                <w:iCs/>
+                <w:szCs w:val="28"/>
+                <w:lang w:val="en-GB"/>
+              </w:rPr>
+              <w:t>GetPosition</w:t>
+            </w:r>
+            <w:proofErr w:type="spellEnd"/>
+            <w:r>
+              <w:rPr>
+                <w:iCs/>
+                <w:szCs w:val="28"/>
+                <w:lang w:val="en-US"/>
+              </w:rPr>
+              <w:t>()</w:t>
+            </w:r>
+          </w:p>
+        </w:tc>
+        <w:tc>
+          <w:tcPr>
+            <w:tcW w:w="3115" w:type="dxa"/>
+            <w:vAlign w:val="center"/>
+          </w:tcPr>
+          <w:p>
+            <w:pPr>
+              <w:spacing w:line="240" w:lineRule="auto"/>
+              <w:ind w:firstLine="0"/>
+              <w:jc w:val="center"/>
+              <w:rPr>
+                <w:iCs/>
+                <w:szCs w:val="28"/>
+                <w:lang w:val="en-GB"/>
+              </w:rPr>
+            </w:pPr>
+            <w:r>
+              <w:rPr>
+                <w:iCs/>
+                <w:szCs w:val="28"/>
+                <w:lang w:val="en-GB"/>
+              </w:rPr>
+              <w:t>double</w:t>
+            </w:r>
+          </w:p>
+        </w:tc>
+        <w:tc>
+          <w:tcPr>
+            <w:tcW w:w="3115" w:type="dxa"/>
+            <w:vAlign w:val="center"/>
+          </w:tcPr>
+          <w:p>
+            <w:pPr>
+              <w:spacing w:line="240" w:lineRule="auto"/>
+              <w:ind w:firstLine="0"/>
+              <w:jc w:val="center"/>
+              <w:rPr>
+                <w:iCs/>
+                <w:szCs w:val="28"/>
+              </w:rPr>
+            </w:pPr>
+            <w:r>
+              <w:rPr>
+                <w:iCs/>
+                <w:szCs w:val="28"/>
+              </w:rPr>
+              <w:t xml:space="preserve">Метод для расчета координаты тела при </w:t>
+            </w:r>
+            <w:r>
+              <w:rPr>
+                <w:iCs/>
+                <w:szCs w:val="28"/>
+              </w:rPr>
+              <w:t>колебательном движении</w:t>
+            </w:r>
+          </w:p>
+        </w:tc>
+      </w:tr>
+      <w:tr>
+        <w:trPr>
+          <w:jc w:val="center"/>
+        </w:trPr>
+        <w:tc>
+          <w:tcPr>
+            <w:tcW w:w="3115" w:type="dxa"/>
+            <w:vAlign w:val="center"/>
+          </w:tcPr>
+          <w:p>
+            <w:pPr>
+              <w:spacing w:line="240" w:lineRule="auto"/>
+              <w:ind w:firstLine="0"/>
+              <w:jc w:val="center"/>
+              <w:rPr>
+                <w:i/>
+                <w:iCs/>
+                <w:szCs w:val="28"/>
+                <w:lang w:val="en-US"/>
+              </w:rPr>
+            </w:pPr>
+            <w:r>
+              <w:rPr>
+                <w:iCs/>
+                <w:szCs w:val="28"/>
+              </w:rPr>
+              <w:t xml:space="preserve">+ </w:t>
+            </w:r>
+            <w:proofErr w:type="spellStart"/>
+            <w:r>
+              <w:rPr>
+                <w:iCs/>
+                <w:szCs w:val="28"/>
+                <w:lang w:val="en-GB"/>
+              </w:rPr>
+              <w:t>GetInfo</w:t>
+            </w:r>
+            <w:proofErr w:type="spellEnd"/>
+            <w:r>
+              <w:rPr>
+                <w:iCs/>
+                <w:szCs w:val="28"/>
+                <w:lang w:val="en-US"/>
+              </w:rPr>
+              <w:t>()</w:t>
+            </w:r>
+          </w:p>
+        </w:tc>
+        <w:tc>
+          <w:tcPr>
+            <w:tcW w:w="3115" w:type="dxa"/>
+            <w:vAlign w:val="center"/>
+          </w:tcPr>
+          <w:p>
+            <w:pPr>
+              <w:spacing w:line="240" w:lineRule="auto"/>
+              <w:ind w:firstLine="0"/>
+              <w:jc w:val="center"/>
+              <w:rPr>
+                <w:i/>
+                <w:iCs/>
+                <w:szCs w:val="28"/>
+              </w:rPr>
+            </w:pPr>
+            <w:r>
+              <w:rPr>
+                <w:iCs/>
+                <w:szCs w:val="28"/>
+                <w:lang w:val="en-GB"/>
+              </w:rPr>
+              <w:t>double</w:t>
+            </w:r>
+          </w:p>
+        </w:tc>
+        <w:tc>
+          <w:tcPr>
+            <w:tcW w:w="3115" w:type="dxa"/>
+            <w:vAlign w:val="center"/>
+          </w:tcPr>
+          <w:p>
+            <w:pPr>
+              <w:spacing w:line="240" w:lineRule="auto"/>
+              <w:ind w:firstLine="0"/>
+              <w:jc w:val="center"/>
+              <w:rPr>
+                <w:i/>
+                <w:iCs/>
+                <w:szCs w:val="28"/>
+              </w:rPr>
+            </w:pPr>
+            <w:r>
+              <w:rPr>
+                <w:iCs/>
+                <w:szCs w:val="28"/>
+              </w:rPr>
+              <w:t>Метод для вывода информации о</w:t>
+            </w:r>
+            <w:r>
+              <w:rPr>
+                <w:iCs/>
+                <w:szCs w:val="28"/>
+              </w:rPr>
+              <w:t xml:space="preserve"> </w:t>
+            </w:r>
+            <w:r>
+              <w:rPr>
+                <w:iCs/>
+                <w:szCs w:val="28"/>
+              </w:rPr>
+              <w:t>частоте</w:t>
+            </w:r>
+          </w:p>
+        </w:tc>
+      </w:tr>
+      <w:tr>
+        <w:trPr>
+          <w:jc w:val="center"/>
+        </w:trPr>
+        <w:tc>
+          <w:tcPr>
+            <w:tcW w:w="3115" w:type="dxa"/>
+            <w:vAlign w:val="center"/>
+          </w:tcPr>
+          <w:p>
+            <w:pPr>
+              <w:spacing w:line="240" w:lineRule="auto"/>
+              <w:ind w:firstLine="0"/>
+              <w:jc w:val="center"/>
+              <w:rPr>
+                <w:iCs/>
+                <w:szCs w:val="28"/>
+              </w:rPr>
+            </w:pPr>
+            <w:r>
+              <w:rPr>
+                <w:iCs/>
+                <w:szCs w:val="28"/>
+              </w:rPr>
+              <w:t xml:space="preserve">+ </w:t>
+            </w:r>
+            <w:proofErr w:type="spellStart"/>
+            <w:r>
+              <w:rPr>
+                <w:iCs/>
+                <w:szCs w:val="28"/>
+                <w:lang w:val="en-GB"/>
+              </w:rPr>
+              <w:t>ValidateParametrs</w:t>
+            </w:r>
+            <w:proofErr w:type="spellEnd"/>
+            <w:r>
+              <w:rPr>
+                <w:iCs/>
+                <w:szCs w:val="28"/>
+                <w:lang w:val="en-US"/>
+              </w:rPr>
+              <w:t>()</w:t>
+            </w:r>
+          </w:p>
+        </w:tc>
+        <w:tc>
+          <w:tcPr>
+            <w:tcW w:w="3115" w:type="dxa"/>
+            <w:vAlign w:val="center"/>
+          </w:tcPr>
+          <w:p>
+            <w:pPr>
+              <w:spacing w:line="240" w:lineRule="auto"/>
+              <w:ind w:firstLine="0"/>
+              <w:jc w:val="center"/>
+              <w:rPr>
+                <w:iCs/>
+                <w:szCs w:val="28"/>
+                <w:lang w:val="en-GB"/>
+              </w:rPr>
+            </w:pPr>
+            <w:r>
+              <w:rPr>
+                <w:iCs/>
+                <w:szCs w:val="28"/>
+                <w:lang w:val="en-GB"/>
+              </w:rPr>
+              <w:t>string</w:t>
+            </w:r>
+          </w:p>
+        </w:tc>
+        <w:tc>
+          <w:tcPr>
+            <w:tcW w:w="3115" w:type="dxa"/>
+            <w:vAlign w:val="center"/>
+          </w:tcPr>
+          <w:p>
+            <w:pPr>
+              <w:spacing w:line="240" w:lineRule="auto"/>
+              <w:ind w:firstLine="0"/>
+              <w:jc w:val="center"/>
+              <w:rPr>
+                <w:iCs/>
+                <w:szCs w:val="28"/>
+              </w:rPr>
+            </w:pPr>
+            <w:r>
+              <w:rPr>
+                <w:iCs/>
+                <w:szCs w:val="28"/>
+              </w:rPr>
+              <w:t xml:space="preserve">Метод </w:t>
+            </w:r>
+            <w:r>
+              <w:rPr>
+                <w:iCs/>
+                <w:szCs w:val="28"/>
+              </w:rPr>
+              <w:t xml:space="preserve">для </w:t>
+            </w:r>
+            <w:proofErr w:type="spellStart"/>
+            <w:r>
+              <w:rPr>
+                <w:iCs/>
+                <w:szCs w:val="28"/>
+              </w:rPr>
+              <w:t>валидации</w:t>
+            </w:r>
+            <w:proofErr w:type="spellEnd"/>
+            <w:r>
+              <w:rPr>
+                <w:iCs/>
+                <w:szCs w:val="28"/>
+              </w:rPr>
+              <w:t xml:space="preserve"> значения частоты</w:t>
+            </w:r>
+          </w:p>
+        </w:tc>
+      </w:tr>
+    </w:tbl>
+    <w:p>
+      <w:pPr>
+        <w:rPr>
+          <w:iCs/>
+          <w:szCs w:val="28"/>
+        </w:rPr>
+      </w:pPr>
+    </w:p>
+    <w:p>
+      <w:pPr>
+        <w:rPr>
+          <w:i/>
+          <w:iCs/>
+          <w:szCs w:val="28"/>
+        </w:rPr>
+      </w:pPr>
+      <w:r>
+        <w:rPr>
+          <w:iCs/>
+          <w:szCs w:val="28"/>
+        </w:rPr>
+        <w:t>В</w:t>
+      </w:r>
+      <w:r>
+        <w:rPr>
+          <w:iCs/>
+          <w:szCs w:val="28"/>
+        </w:rPr>
+        <w:t xml:space="preserve"> </w:t>
+      </w:r>
+      <w:r>
+        <w:rPr>
+          <w:iCs/>
+          <w:szCs w:val="28"/>
+        </w:rPr>
+        <w:t>таблицах</w:t>
+      </w:r>
+      <w:r>
+        <w:rPr>
+          <w:iCs/>
+          <w:szCs w:val="28"/>
+        </w:rPr>
+        <w:t xml:space="preserve"> </w:t>
+      </w:r>
+      <w:r>
+        <w:rPr>
+          <w:iCs/>
+          <w:szCs w:val="28"/>
+        </w:rPr>
+        <w:t>5</w:t>
+      </w:r>
+      <w:r>
+        <w:rPr>
+          <w:iCs/>
+          <w:szCs w:val="28"/>
+        </w:rPr>
+        <w:t xml:space="preserve"> – </w:t>
+      </w:r>
+      <w:r>
+        <w:rPr>
+          <w:iCs/>
+          <w:szCs w:val="28"/>
+        </w:rPr>
+        <w:t>8</w:t>
+      </w:r>
+      <w:r>
+        <w:rPr>
+          <w:iCs/>
+          <w:szCs w:val="28"/>
+        </w:rPr>
+        <w:t xml:space="preserve"> </w:t>
+      </w:r>
+      <w:r>
+        <w:rPr>
+          <w:iCs/>
+          <w:szCs w:val="28"/>
+        </w:rPr>
+        <w:t>приведены</w:t>
+      </w:r>
+      <w:r>
+        <w:rPr>
+          <w:iCs/>
+          <w:szCs w:val="28"/>
+        </w:rPr>
+        <w:t xml:space="preserve"> </w:t>
+      </w:r>
+      <w:r>
+        <w:rPr>
+          <w:iCs/>
+          <w:szCs w:val="28"/>
+        </w:rPr>
+        <w:t>описания</w:t>
+      </w:r>
+      <w:r>
+        <w:rPr>
+          <w:iCs/>
+          <w:szCs w:val="28"/>
+        </w:rPr>
+        <w:t xml:space="preserve"> интерфейса </w:t>
+      </w:r>
+      <w:proofErr w:type="spellStart"/>
+      <w:r>
+        <w:rPr>
+          <w:iCs/>
+          <w:szCs w:val="28"/>
+          <w:lang w:val="en-US"/>
+        </w:rPr>
+        <w:t>IMotionInput</w:t>
+      </w:r>
+      <w:proofErr w:type="spellEnd"/>
+      <w:r>
+        <w:rPr>
+          <w:iCs/>
+          <w:szCs w:val="28"/>
+        </w:rPr>
+        <w:t xml:space="preserve"> и</w:t>
+      </w:r>
+      <w:r>
+        <w:rPr>
+          <w:iCs/>
+          <w:szCs w:val="28"/>
+        </w:rPr>
+        <w:t xml:space="preserve"> </w:t>
+      </w:r>
+      <w:r>
+        <w:rPr>
+          <w:iCs/>
+          <w:szCs w:val="28"/>
+        </w:rPr>
+        <w:t>классов</w:t>
+      </w:r>
+      <w:r>
+        <w:rPr>
+          <w:iCs/>
+          <w:szCs w:val="28"/>
+        </w:rPr>
+        <w:t xml:space="preserve"> </w:t>
+      </w:r>
+      <w:proofErr w:type="spellStart"/>
+      <w:r>
+        <w:t>UniformMotionControl</w:t>
+      </w:r>
+      <w:proofErr w:type="spellEnd"/>
+      <w:r>
+        <w:t xml:space="preserve">, </w:t>
+      </w:r>
+      <w:proofErr w:type="spellStart"/>
+      <w:r>
+        <w:t>AcceleratedMotionControl</w:t>
+      </w:r>
+      <w:proofErr w:type="spellEnd"/>
+      <w:r>
+        <w:t xml:space="preserve"> и </w:t>
+      </w:r>
+      <w:proofErr w:type="spellStart"/>
+      <w:r>
+        <w:t>OscillatoryMotionControl</w:t>
+      </w:r>
+      <w:proofErr w:type="spellEnd"/>
+      <w:r>
+        <w:rPr>
+          <w:iCs/>
+          <w:szCs w:val="28"/>
+        </w:rPr>
+        <w:t xml:space="preserve">. </w:t>
+      </w:r>
+    </w:p>
+    <w:p>
+      <w:r>
+        <w:rPr>
+          <w:iCs/>
+          <w:szCs w:val="28"/>
+        </w:rPr>
+        <w:t xml:space="preserve">Интерфейс </w:t>
+      </w:r>
+      <w:proofErr w:type="spellStart"/>
+      <w:r>
+        <w:rPr>
+          <w:iCs/>
+          <w:szCs w:val="28"/>
+          <w:lang w:val="en-US"/>
+        </w:rPr>
+        <w:t>IMotionInput</w:t>
+      </w:r>
+      <w:proofErr w:type="spellEnd"/>
+      <w:r>
+        <w:rPr>
+          <w:iCs/>
+          <w:szCs w:val="28"/>
+        </w:rPr>
+        <w:t xml:space="preserve"> реализует методы получения объекта движения. </w:t>
+      </w:r>
+      <w:r>
+        <w:t xml:space="preserve">Классы </w:t>
+      </w:r>
+      <w:proofErr w:type="spellStart"/>
+      <w:r>
+        <w:t>UniformMotionControl</w:t>
+      </w:r>
+      <w:proofErr w:type="spellEnd"/>
+      <w:r>
+        <w:t xml:space="preserve">, </w:t>
+      </w:r>
+      <w:proofErr w:type="spellStart"/>
+      <w:r>
+        <w:t>AcceleratedMotionControl</w:t>
+      </w:r>
+      <w:proofErr w:type="spellEnd"/>
+      <w:r>
+        <w:t xml:space="preserve"> и </w:t>
+      </w:r>
+      <w:proofErr w:type="spellStart"/>
+      <w:r>
+        <w:t>OscillatoryMotionControl</w:t>
+      </w:r>
+      <w:proofErr w:type="spellEnd"/>
+      <w:r>
+        <w:t xml:space="preserve"> реализуют этот интерфейс, предоставляя пользовательские интерфейсы для ввода параметров равномерного, равноускоренного и колебательного движений соответственно</w:t>
+      </w:r>
+      <w:r>
+        <w:t xml:space="preserve">. </w:t>
+      </w:r>
+    </w:p>
+    <w:p>
+      <w:pPr>
+        <w:ind w:firstLine="0"/>
+        <w:rPr>
+          <w:i/>
+          <w:iCs/>
+          <w:szCs w:val="28"/>
+          <w:lang w:val="en-US"/>
+        </w:rPr>
+      </w:pPr>
+      <w:r>
+        <w:rPr>
+          <w:iCs/>
+          <w:szCs w:val="28"/>
+        </w:rPr>
+        <w:t>Таблица 5</w:t>
+      </w:r>
+      <w:r>
+        <w:rPr>
+          <w:iCs/>
+          <w:szCs w:val="28"/>
+        </w:rPr>
+        <w:t xml:space="preserve"> – Описание интерфейса </w:t>
+      </w:r>
+      <w:proofErr w:type="spellStart"/>
+      <w:r>
+        <w:rPr>
+          <w:iCs/>
+          <w:szCs w:val="28"/>
+          <w:lang w:val="en-US"/>
+        </w:rPr>
+        <w:t>IMotionInput</w:t>
+      </w:r>
+      <w:proofErr w:type="spellEnd"/>
+    </w:p>
+    <w:tbl>
+      <w:tblPr>
+        <w:tblStyle w:val="a8"/>
+        <w:tblW w:w="0" w:type="auto"/>
+        <w:jc w:val="center"/>
+        <w:tblLook w:val="04A0" w:firstRow="1" w:lastRow="0" w:firstColumn="1" w:lastColumn="0" w:noHBand="0" w:noVBand="1"/>
+      </w:tblPr>
+      <w:tblGrid>
+        <w:gridCol w:w="4390"/>
+        <w:gridCol w:w="1885"/>
+        <w:gridCol w:w="3070"/>
+      </w:tblGrid>
+      <w:tr>
+        <w:trPr>
+          <w:jc w:val="center"/>
+        </w:trPr>
+        <w:tc>
+          <w:tcPr>
+            <w:tcW w:w="4390" w:type="dxa"/>
+            <w:vAlign w:val="center"/>
+          </w:tcPr>
+          <w:p>
+            <w:pPr>
+              <w:spacing w:line="240" w:lineRule="auto"/>
+              <w:ind w:firstLine="0"/>
+              <w:jc w:val="center"/>
+              <w:rPr>
+                <w:i/>
+                <w:iCs/>
+                <w:szCs w:val="28"/>
+              </w:rPr>
+            </w:pPr>
+            <w:r>
+              <w:rPr>
+                <w:rFonts w:eastAsiaTheme="minorHAnsi"/>
+                <w:b/>
+                <w:bCs/>
+                <w:iCs/>
+                <w:szCs w:val="28"/>
+                <w:lang w:eastAsia="en-US"/>
+              </w:rPr>
+              <w:t>Название</w:t>
+            </w:r>
+          </w:p>
+        </w:tc>
+        <w:tc>
+          <w:tcPr>
+            <w:tcW w:w="1885" w:type="dxa"/>
+            <w:vAlign w:val="center"/>
+          </w:tcPr>
+          <w:p>
+            <w:pPr>
+              <w:spacing w:line="240" w:lineRule="auto"/>
+              <w:ind w:firstLine="0"/>
+              <w:jc w:val="center"/>
+              <w:rPr>
+                <w:b/>
+                <w:bCs/>
+                <w:i/>
+                <w:iCs/>
+                <w:szCs w:val="28"/>
+              </w:rPr>
+            </w:pPr>
+            <w:r>
+              <w:rPr>
+                <w:b/>
+                <w:bCs/>
+                <w:iCs/>
+                <w:szCs w:val="28"/>
+              </w:rPr>
+              <w:t>Тип данных</w:t>
+            </w:r>
+          </w:p>
+        </w:tc>
+        <w:tc>
+          <w:tcPr>
+            <w:tcW w:w="3070" w:type="dxa"/>
+            <w:vAlign w:val="center"/>
+          </w:tcPr>
+          <w:p>
+            <w:pPr>
+              <w:spacing w:line="240" w:lineRule="auto"/>
+              <w:ind w:firstLine="0"/>
+              <w:jc w:val="center"/>
+              <w:rPr>
+                <w:i/>
+                <w:iCs/>
+                <w:szCs w:val="28"/>
+              </w:rPr>
+            </w:pPr>
+            <w:r>
+              <w:rPr>
+                <w:b/>
+                <w:bCs/>
+                <w:iCs/>
+                <w:szCs w:val="28"/>
+              </w:rPr>
+              <w:t>Описание</w:t>
+            </w:r>
+          </w:p>
+        </w:tc>
+      </w:tr>
+      <w:tr>
+        <w:trPr>
+          <w:jc w:val="center"/>
+        </w:trPr>
+        <w:tc>
+          <w:tcPr>
+            <w:tcW w:w="9345" w:type="dxa"/>
+            <w:gridSpan w:val="3"/>
+            <w:vAlign w:val="center"/>
+          </w:tcPr>
+          <w:p>
+            <w:pPr>
+              <w:spacing w:line="240" w:lineRule="auto"/>
+              <w:ind w:firstLine="0"/>
+              <w:jc w:val="center"/>
+              <w:rPr>
+                <w:b/>
+                <w:bCs/>
+                <w:i/>
+                <w:iCs/>
+                <w:szCs w:val="28"/>
+              </w:rPr>
+            </w:pPr>
+            <w:r>
+              <w:rPr>
+                <w:b/>
+                <w:bCs/>
+                <w:iCs/>
+                <w:szCs w:val="28"/>
+              </w:rPr>
+              <w:t>Описание класса</w:t>
+            </w:r>
+          </w:p>
+        </w:tc>
+      </w:tr>
+      <w:tr>
+        <w:trPr>
+          <w:jc w:val="center"/>
+        </w:trPr>
+        <w:tc>
+          <w:tcPr>
+            <w:tcW w:w="9345" w:type="dxa"/>
+            <w:gridSpan w:val="3"/>
+            <w:vAlign w:val="center"/>
+          </w:tcPr>
+          <w:p>
+            <w:pPr>
+              <w:spacing w:line="240" w:lineRule="auto"/>
+              <w:ind w:firstLine="0"/>
+              <w:rPr>
+                <w:i/>
+                <w:iCs/>
+                <w:szCs w:val="28"/>
+              </w:rPr>
+            </w:pPr>
+            <w:proofErr w:type="spellStart"/>
+            <w:r>
+              <w:rPr>
+                <w:b/>
+                <w:iCs/>
+                <w:szCs w:val="28"/>
+                <w:lang w:val="en-US"/>
+              </w:rPr>
+              <w:t>IMotionInput</w:t>
+            </w:r>
+            <w:proofErr w:type="spellEnd"/>
+            <w:r>
+              <w:rPr>
+                <w:szCs w:val="28"/>
+              </w:rPr>
+              <w:t xml:space="preserve"> – </w:t>
+            </w:r>
+            <w:r>
+              <w:rPr>
+                <w:iCs/>
+                <w:szCs w:val="28"/>
+              </w:rPr>
+              <w:t xml:space="preserve">интерфейс, реализующий и предоставляющий пользовательские интерфейсы для ввода параметров </w:t>
+            </w:r>
+            <w:r>
+              <w:t>равномерного, равноускоренного и колебательного движений</w:t>
+            </w:r>
+            <w:r>
+              <w:t>.</w:t>
+            </w:r>
+          </w:p>
+        </w:tc>
+      </w:tr>
+      <w:tr>
+        <w:trPr>
+          <w:jc w:val="center"/>
+        </w:trPr>
+        <w:tc>
+          <w:tcPr>
+            <w:tcW w:w="9345" w:type="dxa"/>
+            <w:gridSpan w:val="3"/>
+            <w:vAlign w:val="center"/>
+          </w:tcPr>
+          <w:p>
+            <w:pPr>
+              <w:spacing w:line="240" w:lineRule="auto"/>
+              <w:ind w:firstLine="0"/>
+              <w:jc w:val="center"/>
+              <w:rPr>
+                <w:i/>
+                <w:iCs/>
+                <w:szCs w:val="28"/>
+              </w:rPr>
+            </w:pPr>
+            <w:r>
+              <w:rPr>
+                <w:b/>
+                <w:bCs/>
+                <w:iCs/>
+                <w:szCs w:val="28"/>
+              </w:rPr>
+              <w:t>Методы</w:t>
+            </w:r>
+            <w:r>
+              <w:rPr>
+                <w:noProof/>
+              </w:rPr>
+              <w:t xml:space="preserve"> </w:t>
+            </w:r>
+          </w:p>
+        </w:tc>
+      </w:tr>
+      <w:tr>
+        <w:trPr>
+          <w:jc w:val="center"/>
+        </w:trPr>
+        <w:tc>
+          <w:tcPr>
+            <w:tcW w:w="4390" w:type="dxa"/>
+            <w:vAlign w:val="center"/>
+          </w:tcPr>
+          <w:p>
+            <w:pPr>
+              <w:spacing w:line="240" w:lineRule="auto"/>
+              <w:ind w:firstLine="0"/>
+              <w:jc w:val="center"/>
+              <w:rPr>
+                <w:i/>
+                <w:iCs/>
+                <w:szCs w:val="28"/>
+                <w:lang w:val="en-US"/>
+              </w:rPr>
+            </w:pPr>
+            <w:r>
+              <w:rPr>
+                <w:iCs/>
+                <w:szCs w:val="28"/>
+              </w:rPr>
+              <w:t xml:space="preserve">+ </w:t>
+            </w:r>
+            <w:proofErr w:type="spellStart"/>
+            <w:r>
+              <w:rPr>
+                <w:iCs/>
+                <w:szCs w:val="28"/>
+                <w:lang w:val="en-US"/>
+              </w:rPr>
+              <w:t>GetMotion</w:t>
+            </w:r>
+            <w:proofErr w:type="spellEnd"/>
+            <w:r>
+              <w:rPr>
+                <w:iCs/>
+                <w:szCs w:val="28"/>
+                <w:lang w:val="en-US"/>
+              </w:rPr>
+              <w:t>()</w:t>
+            </w:r>
+          </w:p>
+        </w:tc>
+        <w:tc>
+          <w:tcPr>
+            <w:tcW w:w="1885" w:type="dxa"/>
+            <w:vAlign w:val="center"/>
+          </w:tcPr>
+          <w:p>
+            <w:pPr>
+              <w:spacing w:line="240" w:lineRule="auto"/>
+              <w:ind w:firstLine="0"/>
+              <w:jc w:val="center"/>
+              <w:rPr>
+                <w:i/>
+                <w:iCs/>
+                <w:szCs w:val="28"/>
+                <w:lang w:val="en-US"/>
+              </w:rPr>
+            </w:pPr>
+            <w:proofErr w:type="spellStart"/>
+            <w:r>
+              <w:rPr>
+                <w:iCs/>
+                <w:szCs w:val="28"/>
+                <w:lang w:val="en-US"/>
+              </w:rPr>
+              <w:t>MotionBase</w:t>
+            </w:r>
+            <w:proofErr w:type="spellEnd"/>
+          </w:p>
+        </w:tc>
+        <w:tc>
+          <w:tcPr>
+            <w:tcW w:w="3070" w:type="dxa"/>
+            <w:vAlign w:val="center"/>
+          </w:tcPr>
+          <w:p>
+            <w:pPr>
+              <w:spacing w:line="240" w:lineRule="auto"/>
+              <w:ind w:firstLine="0"/>
+              <w:jc w:val="center"/>
+              <w:rPr>
+                <w:i/>
+                <w:iCs/>
+                <w:szCs w:val="28"/>
+              </w:rPr>
+            </w:pPr>
+            <w:r>
+              <w:rPr>
+                <w:iCs/>
+                <w:szCs w:val="28"/>
+              </w:rPr>
+              <w:t>Метод для получения объекта движения с рассчитанными параметрами</w:t>
+            </w:r>
+          </w:p>
+        </w:tc>
+      </w:tr>
+      <w:tr>
+        <w:trPr>
+          <w:jc w:val="center"/>
+        </w:trPr>
+        <w:tc>
+          <w:tcPr>
+            <w:tcW w:w="4390" w:type="dxa"/>
+            <w:vAlign w:val="center"/>
+          </w:tcPr>
+          <w:p>
+            <w:pPr>
+              <w:spacing w:line="240" w:lineRule="auto"/>
+              <w:ind w:firstLine="0"/>
+              <w:jc w:val="center"/>
+              <w:rPr>
+                <w:iCs/>
+                <w:szCs w:val="28"/>
+                <w:lang w:val="en-GB"/>
+              </w:rPr>
+            </w:pPr>
+            <w:r>
+              <w:rPr>
+                <w:iCs/>
+                <w:szCs w:val="28"/>
+              </w:rPr>
+              <w:t xml:space="preserve">+ </w:t>
+            </w:r>
+            <w:proofErr w:type="spellStart"/>
+            <w:r>
+              <w:rPr>
+                <w:iCs/>
+                <w:szCs w:val="28"/>
+                <w:lang w:val="en-GB"/>
+              </w:rPr>
+              <w:t>ValidateInput</w:t>
+            </w:r>
+            <w:proofErr w:type="spellEnd"/>
+            <w:r>
+              <w:rPr>
+                <w:iCs/>
+                <w:szCs w:val="28"/>
+                <w:lang w:val="en-GB"/>
+              </w:rPr>
+              <w:t>()</w:t>
+            </w:r>
+          </w:p>
+        </w:tc>
+        <w:tc>
+          <w:tcPr>
+            <w:tcW w:w="1885" w:type="dxa"/>
+            <w:vAlign w:val="center"/>
+          </w:tcPr>
+          <w:p>
+            <w:pPr>
+              <w:spacing w:line="240" w:lineRule="auto"/>
+              <w:ind w:firstLine="0"/>
+              <w:jc w:val="center"/>
+              <w:rPr>
+                <w:iCs/>
+                <w:szCs w:val="28"/>
+                <w:lang w:val="en-US"/>
+              </w:rPr>
+            </w:pPr>
+            <w:r>
+              <w:rPr>
+                <w:iCs/>
+                <w:szCs w:val="28"/>
+                <w:lang w:val="en-US"/>
+              </w:rPr>
+              <w:t>bool</w:t>
+            </w:r>
+          </w:p>
+        </w:tc>
+        <w:tc>
+          <w:tcPr>
+            <w:tcW w:w="3070" w:type="dxa"/>
+            <w:vAlign w:val="center"/>
+          </w:tcPr>
+          <w:p>
+            <w:pPr>
+              <w:spacing w:line="240" w:lineRule="auto"/>
+              <w:ind w:firstLine="0"/>
+              <w:jc w:val="center"/>
+              <w:rPr>
+                <w:iCs/>
+                <w:szCs w:val="28"/>
+              </w:rPr>
+            </w:pPr>
+            <w:r>
+              <w:rPr>
+                <w:iCs/>
+                <w:szCs w:val="28"/>
+              </w:rPr>
+              <w:t>М</w:t>
+            </w:r>
+            <w:r>
+              <w:rPr>
+                <w:iCs/>
+                <w:szCs w:val="28"/>
+              </w:rPr>
+              <w:t xml:space="preserve">етод для </w:t>
+            </w:r>
+            <w:r>
+              <w:rPr>
+                <w:iCs/>
+                <w:szCs w:val="28"/>
+              </w:rPr>
+              <w:t xml:space="preserve">проверки корректности ввода </w:t>
+            </w:r>
+          </w:p>
+        </w:tc>
+      </w:tr>
+    </w:tbl>
+    <w:p>
+      <w:pPr>
+        <w:rPr>
+          <w:iCs/>
+          <w:szCs w:val="28"/>
+        </w:rPr>
+      </w:pPr>
+    </w:p>
+    <w:p>
+      <w:pPr>
+        <w:ind w:firstLine="0"/>
+        <w:rPr>
+          <w:i/>
+          <w:iCs/>
+          <w:szCs w:val="28"/>
+          <w:lang w:val="en-US"/>
+        </w:rPr>
+      </w:pPr>
+      <w:r>
+        <w:rPr>
+          <w:iCs/>
+          <w:szCs w:val="28"/>
+        </w:rPr>
+        <w:t xml:space="preserve">Таблица </w:t>
+      </w:r>
+      <w:r>
+        <w:rPr>
+          <w:iCs/>
+          <w:szCs w:val="28"/>
+        </w:rPr>
+        <w:t>6</w:t>
+      </w:r>
+      <w:r>
+        <w:rPr>
+          <w:iCs/>
+          <w:szCs w:val="28"/>
+        </w:rPr>
+        <w:t xml:space="preserve"> – Описание класса </w:t>
+      </w:r>
+      <w:proofErr w:type="spellStart"/>
+      <w:r>
+        <w:t>UniformMotionControl</w:t>
+      </w:r>
+      <w:proofErr w:type="spellEnd"/>
+    </w:p>
+    <w:tbl>
+      <w:tblPr>
+        <w:tblStyle w:val="a8"/>
+        <w:tblW w:w="0" w:type="auto"/>
+        <w:jc w:val="center"/>
+        <w:tblLook w:val="04A0" w:firstRow="1" w:lastRow="0" w:firstColumn="1" w:lastColumn="0" w:noHBand="0" w:noVBand="1"/>
+      </w:tblPr>
+      <w:tblGrid>
+        <w:gridCol w:w="3115"/>
+        <w:gridCol w:w="3115"/>
+        <w:gridCol w:w="3115"/>
+      </w:tblGrid>
+      <w:tr>
+        <w:trPr>
+          <w:tblHeader/>
+          <w:jc w:val="center"/>
+        </w:trPr>
+        <w:tc>
+          <w:tcPr>
+            <w:tcW w:w="3115" w:type="dxa"/>
+            <w:vAlign w:val="center"/>
+          </w:tcPr>
+          <w:p>
+            <w:pPr>
+              <w:spacing w:line="240" w:lineRule="auto"/>
+              <w:ind w:firstLine="0"/>
+              <w:jc w:val="center"/>
+              <w:rPr>
+                <w:i/>
+                <w:iCs/>
+                <w:szCs w:val="28"/>
+              </w:rPr>
+            </w:pPr>
+            <w:r>
+              <w:rPr>
+                <w:rFonts w:eastAsiaTheme="minorHAnsi"/>
+                <w:b/>
+                <w:bCs/>
+                <w:iCs/>
+                <w:szCs w:val="28"/>
+                <w:lang w:eastAsia="en-US"/>
+              </w:rPr>
+              <w:t>Название</w:t>
+            </w:r>
+          </w:p>
+        </w:tc>
+        <w:tc>
+          <w:tcPr>
+            <w:tcW w:w="3115" w:type="dxa"/>
+            <w:vAlign w:val="center"/>
+          </w:tcPr>
+          <w:p>
+            <w:pPr>
+              <w:spacing w:line="240" w:lineRule="auto"/>
+              <w:ind w:firstLine="0"/>
+              <w:jc w:val="center"/>
+              <w:rPr>
+                <w:b/>
+                <w:bCs/>
+                <w:i/>
+                <w:iCs/>
+                <w:szCs w:val="28"/>
+              </w:rPr>
+            </w:pPr>
+            <w:r>
+              <w:rPr>
+                <w:b/>
+                <w:bCs/>
+                <w:iCs/>
+                <w:szCs w:val="28"/>
+              </w:rPr>
+              <w:t>Тип данных</w:t>
+            </w:r>
+          </w:p>
+        </w:tc>
+        <w:tc>
+          <w:tcPr>
+            <w:tcW w:w="3115" w:type="dxa"/>
+            <w:vAlign w:val="center"/>
+          </w:tcPr>
+          <w:p>
+            <w:pPr>
+              <w:spacing w:line="240" w:lineRule="auto"/>
+              <w:ind w:firstLine="0"/>
+              <w:jc w:val="center"/>
+              <w:rPr>
+                <w:i/>
+                <w:iCs/>
+                <w:szCs w:val="28"/>
+              </w:rPr>
+            </w:pPr>
+            <w:r>
+              <w:rPr>
+                <w:b/>
+                <w:bCs/>
+                <w:iCs/>
+                <w:szCs w:val="28"/>
+              </w:rPr>
+              <w:t>Описание</w:t>
+            </w:r>
+          </w:p>
+        </w:tc>
+      </w:tr>
+      <w:tr>
+        <w:trPr>
+          <w:jc w:val="center"/>
+        </w:trPr>
+        <w:tc>
+          <w:tcPr>
+            <w:tcW w:w="9345" w:type="dxa"/>
+            <w:gridSpan w:val="3"/>
+            <w:vAlign w:val="center"/>
+          </w:tcPr>
+          <w:p>
+            <w:pPr>
+              <w:spacing w:line="240" w:lineRule="auto"/>
+              <w:ind w:firstLine="0"/>
+              <w:jc w:val="center"/>
+              <w:rPr>
+                <w:b/>
+                <w:bCs/>
+                <w:i/>
+                <w:iCs/>
+                <w:szCs w:val="28"/>
+              </w:rPr>
+            </w:pPr>
+            <w:r>
+              <w:rPr>
+                <w:b/>
+                <w:bCs/>
+                <w:iCs/>
+                <w:szCs w:val="28"/>
+              </w:rPr>
+              <w:t>Описание класса</w:t>
+            </w:r>
+          </w:p>
+        </w:tc>
+      </w:tr>
+      <w:tr>
+        <w:trPr>
+          <w:jc w:val="center"/>
+        </w:trPr>
+        <w:tc>
+          <w:tcPr>
+            <w:tcW w:w="9345" w:type="dxa"/>
+            <w:gridSpan w:val="3"/>
+            <w:vAlign w:val="center"/>
+          </w:tcPr>
+          <w:p>
+            <w:pPr>
+              <w:spacing w:line="240" w:lineRule="auto"/>
+              <w:ind w:firstLine="0"/>
+              <w:rPr>
+                <w:i/>
+                <w:iCs/>
+                <w:szCs w:val="28"/>
+              </w:rPr>
+            </w:pPr>
+            <w:proofErr w:type="spellStart"/>
+            <w:r>
+              <w:t>UniformMotionControl</w:t>
+            </w:r>
+            <w:proofErr w:type="spellEnd"/>
+            <w:r>
+              <w:rPr>
+                <w:szCs w:val="28"/>
+              </w:rPr>
+              <w:t xml:space="preserve"> –</w:t>
+            </w:r>
+            <w:r>
+              <w:rPr>
+                <w:iCs/>
+                <w:szCs w:val="28"/>
+              </w:rPr>
+              <w:t>класс</w:t>
+            </w:r>
+            <w:r>
+              <w:rPr>
+                <w:iCs/>
+                <w:szCs w:val="28"/>
+              </w:rPr>
+              <w:t xml:space="preserve">, реализующий интерфейс </w:t>
+            </w:r>
+            <w:proofErr w:type="spellStart"/>
+            <w:r>
+              <w:rPr>
+                <w:iCs/>
+                <w:szCs w:val="28"/>
+                <w:lang w:val="en-US"/>
+              </w:rPr>
+              <w:t>IMotionInput</w:t>
+            </w:r>
+            <w:proofErr w:type="spellEnd"/>
+            <w:r>
+              <w:rPr>
+                <w:iCs/>
+                <w:szCs w:val="28"/>
+              </w:rPr>
+              <w:t xml:space="preserve"> и предназначенный для ввода параметров равномерного движения.</w:t>
+            </w:r>
+          </w:p>
+        </w:tc>
+      </w:tr>
+      <w:tr>
+        <w:trPr>
+          <w:jc w:val="center"/>
+        </w:trPr>
+        <w:tc>
+          <w:tcPr>
+            <w:tcW w:w="9345" w:type="dxa"/>
+            <w:gridSpan w:val="3"/>
+            <w:vAlign w:val="center"/>
+          </w:tcPr>
+          <w:p>
+            <w:pPr>
+              <w:spacing w:line="240" w:lineRule="auto"/>
+              <w:ind w:firstLine="0"/>
+              <w:jc w:val="center"/>
+              <w:rPr>
+                <w:i/>
+                <w:iCs/>
+                <w:szCs w:val="28"/>
+              </w:rPr>
+            </w:pPr>
+            <w:r>
+              <w:rPr>
+                <w:b/>
+                <w:bCs/>
+                <w:iCs/>
+                <w:szCs w:val="28"/>
+              </w:rPr>
+              <w:t>Поля</w:t>
+            </w:r>
+          </w:p>
+        </w:tc>
+      </w:tr>
+      <w:tr>
+        <w:trPr>
+          <w:jc w:val="center"/>
+        </w:trPr>
+        <w:tc>
+          <w:tcPr>
+            <w:tcW w:w="3115" w:type="dxa"/>
+            <w:vAlign w:val="center"/>
+          </w:tcPr>
+          <w:p>
+            <w:pPr>
+              <w:spacing w:line="240" w:lineRule="auto"/>
+              <w:ind w:firstLine="0"/>
+              <w:jc w:val="center"/>
+              <w:rPr>
+                <w:i/>
+                <w:iCs/>
+                <w:szCs w:val="28"/>
+                <w:lang w:val="en-GB"/>
+              </w:rPr>
+            </w:pPr>
+            <w:r>
+              <w:rPr>
+                <w:iCs/>
+                <w:szCs w:val="28"/>
+                <w:lang w:val="en-US"/>
+              </w:rPr>
+              <w:t>_</w:t>
+            </w:r>
+            <w:proofErr w:type="spellStart"/>
+            <w:r>
+              <w:rPr>
+                <w:iCs/>
+                <w:szCs w:val="28"/>
+                <w:lang w:val="en-US"/>
+              </w:rPr>
+              <w:t>validateInitial</w:t>
+            </w:r>
+            <w:proofErr w:type="spellEnd"/>
+          </w:p>
+        </w:tc>
+        <w:tc>
+          <w:tcPr>
+            <w:tcW w:w="3115" w:type="dxa"/>
+            <w:vAlign w:val="center"/>
+          </w:tcPr>
+          <w:p>
+            <w:pPr>
+              <w:spacing w:line="240" w:lineRule="auto"/>
+              <w:ind w:firstLine="0"/>
+              <w:jc w:val="center"/>
+              <w:rPr>
+                <w:i/>
+                <w:iCs/>
+                <w:szCs w:val="28"/>
+                <w:lang w:val="en-US"/>
+              </w:rPr>
+            </w:pPr>
+            <w:proofErr w:type="spellStart"/>
+            <w:r>
+              <w:rPr>
+                <w:iCs/>
+                <w:szCs w:val="28"/>
+                <w:lang w:val="en-US"/>
+              </w:rPr>
+              <w:t>DoubleValidator</w:t>
+            </w:r>
+            <w:proofErr w:type="spellEnd"/>
+          </w:p>
+        </w:tc>
+        <w:tc>
+          <w:tcPr>
+            <w:tcW w:w="3115" w:type="dxa"/>
+            <w:vAlign w:val="center"/>
+          </w:tcPr>
+          <w:p>
+            <w:pPr>
+              <w:spacing w:line="240" w:lineRule="auto"/>
+              <w:ind w:firstLine="0"/>
+              <w:jc w:val="center"/>
+              <w:rPr>
+                <w:i/>
+                <w:iCs/>
+                <w:szCs w:val="28"/>
+              </w:rPr>
+            </w:pPr>
+            <w:proofErr w:type="spellStart"/>
+            <w:r>
+              <w:rPr>
+                <w:iCs/>
+                <w:szCs w:val="28"/>
+              </w:rPr>
+              <w:t>Валидация</w:t>
+            </w:r>
+            <w:proofErr w:type="spellEnd"/>
+            <w:r>
+              <w:rPr>
+                <w:iCs/>
+                <w:szCs w:val="28"/>
+              </w:rPr>
+              <w:t xml:space="preserve"> начальной координаты</w:t>
+            </w:r>
+          </w:p>
+        </w:tc>
+      </w:tr>
+      <w:tr>
+        <w:trPr>
+          <w:jc w:val="center"/>
+        </w:trPr>
+        <w:tc>
+          <w:tcPr>
+            <w:tcW w:w="3115" w:type="dxa"/>
+            <w:vAlign w:val="center"/>
+          </w:tcPr>
+          <w:p>
+            <w:pPr>
+              <w:spacing w:line="240" w:lineRule="auto"/>
+              <w:ind w:firstLine="0"/>
+              <w:jc w:val="center"/>
+              <w:rPr>
+                <w:iCs/>
+                <w:szCs w:val="28"/>
+                <w:lang w:val="en-GB"/>
+              </w:rPr>
+            </w:pPr>
+            <w:r>
+              <w:rPr>
+                <w:iCs/>
+                <w:szCs w:val="28"/>
+              </w:rPr>
+              <w:t>_</w:t>
+            </w:r>
+            <w:proofErr w:type="spellStart"/>
+            <w:r>
+              <w:rPr>
+                <w:iCs/>
+                <w:szCs w:val="28"/>
+              </w:rPr>
+              <w:t>validateSpeed</w:t>
+            </w:r>
+            <w:proofErr w:type="spellEnd"/>
+          </w:p>
+        </w:tc>
+        <w:tc>
+          <w:tcPr>
+            <w:tcW w:w="3115" w:type="dxa"/>
+            <w:vAlign w:val="center"/>
+          </w:tcPr>
+          <w:p>
+            <w:pPr>
+              <w:spacing w:line="240" w:lineRule="auto"/>
+              <w:ind w:firstLine="0"/>
+              <w:jc w:val="center"/>
+              <w:rPr>
+                <w:iCs/>
+                <w:szCs w:val="28"/>
+                <w:lang w:val="en-GB"/>
+              </w:rPr>
+            </w:pPr>
+            <w:proofErr w:type="spellStart"/>
+            <w:r>
+              <w:rPr>
+                <w:iCs/>
+                <w:szCs w:val="28"/>
+                <w:lang w:val="en-GB"/>
+              </w:rPr>
+              <w:t>DoubleValidator</w:t>
+            </w:r>
+            <w:proofErr w:type="spellEnd"/>
+          </w:p>
+        </w:tc>
+        <w:tc>
+          <w:tcPr>
+            <w:tcW w:w="3115" w:type="dxa"/>
+            <w:vAlign w:val="center"/>
+          </w:tcPr>
+          <w:p>
+            <w:pPr>
+              <w:spacing w:line="240" w:lineRule="auto"/>
+              <w:ind w:firstLine="0"/>
+              <w:jc w:val="center"/>
+              <w:rPr>
+                <w:iCs/>
+                <w:szCs w:val="28"/>
+              </w:rPr>
+            </w:pPr>
+            <w:proofErr w:type="spellStart"/>
+            <w:r>
+              <w:rPr>
+                <w:iCs/>
+                <w:szCs w:val="28"/>
+              </w:rPr>
+              <w:t>Валидация</w:t>
+            </w:r>
+            <w:proofErr w:type="spellEnd"/>
+            <w:r>
+              <w:rPr>
+                <w:iCs/>
+                <w:szCs w:val="28"/>
+              </w:rPr>
+              <w:t xml:space="preserve"> скорости</w:t>
+            </w:r>
+          </w:p>
+        </w:tc>
+      </w:tr>
+      <w:tr>
+        <w:trPr>
+          <w:jc w:val="center"/>
+        </w:trPr>
+        <w:tc>
+          <w:tcPr>
+            <w:tcW w:w="3115" w:type="dxa"/>
+            <w:vAlign w:val="center"/>
+          </w:tcPr>
+          <w:p>
+            <w:pPr>
+              <w:spacing w:line="240" w:lineRule="auto"/>
+              <w:ind w:firstLine="0"/>
+              <w:jc w:val="center"/>
+              <w:rPr>
+                <w:i/>
+                <w:iCs/>
+                <w:szCs w:val="28"/>
+                <w:lang w:val="en-GB"/>
+              </w:rPr>
+            </w:pPr>
+            <w:r>
+              <w:rPr>
+                <w:iCs/>
+                <w:szCs w:val="28"/>
+                <w:lang w:val="en-US"/>
+              </w:rPr>
+              <w:t>_</w:t>
+            </w:r>
+            <w:proofErr w:type="spellStart"/>
+            <w:r>
+              <w:rPr>
+                <w:iCs/>
+                <w:szCs w:val="28"/>
+                <w:lang w:val="en-US"/>
+              </w:rPr>
+              <w:t>validateTime</w:t>
+            </w:r>
+            <w:proofErr w:type="spellEnd"/>
+          </w:p>
+        </w:tc>
+        <w:tc>
+          <w:tcPr>
+            <w:tcW w:w="3115" w:type="dxa"/>
+            <w:vAlign w:val="center"/>
+          </w:tcPr>
+          <w:p>
+            <w:pPr>
+              <w:spacing w:line="240" w:lineRule="auto"/>
+              <w:ind w:firstLine="0"/>
+              <w:jc w:val="center"/>
+              <w:rPr>
+                <w:i/>
+                <w:iCs/>
+                <w:szCs w:val="28"/>
+                <w:lang w:val="en-US"/>
+              </w:rPr>
+            </w:pPr>
+            <w:proofErr w:type="spellStart"/>
+            <w:r>
+              <w:rPr>
+                <w:iCs/>
+                <w:szCs w:val="28"/>
+                <w:lang w:val="en-US"/>
+              </w:rPr>
+              <w:t>DoubleValidator</w:t>
+            </w:r>
+            <w:proofErr w:type="spellEnd"/>
+          </w:p>
+        </w:tc>
+        <w:tc>
+          <w:tcPr>
+            <w:tcW w:w="3115" w:type="dxa"/>
+            <w:vAlign w:val="center"/>
+          </w:tcPr>
+          <w:p>
+            <w:pPr>
+              <w:spacing w:line="240" w:lineRule="auto"/>
+              <w:ind w:firstLine="0"/>
+              <w:jc w:val="center"/>
+              <w:rPr>
+                <w:i/>
+                <w:iCs/>
+                <w:szCs w:val="28"/>
+              </w:rPr>
+            </w:pPr>
+            <w:proofErr w:type="spellStart"/>
+            <w:r>
+              <w:rPr>
+                <w:iCs/>
+                <w:szCs w:val="28"/>
+              </w:rPr>
+              <w:t>Валидация</w:t>
+            </w:r>
+            <w:proofErr w:type="spellEnd"/>
+            <w:r>
+              <w:rPr>
+                <w:iCs/>
+                <w:szCs w:val="28"/>
+              </w:rPr>
+              <w:t xml:space="preserve"> времени</w:t>
+            </w:r>
+          </w:p>
+        </w:tc>
+      </w:tr>
+      <w:tr>
+        <w:trPr>
+          <w:jc w:val="center"/>
+        </w:trPr>
+        <w:tc>
+          <w:tcPr>
+            <w:tcW w:w="9345" w:type="dxa"/>
+            <w:gridSpan w:val="3"/>
+            <w:vAlign w:val="center"/>
+          </w:tcPr>
+          <w:p>
+            <w:pPr>
+              <w:spacing w:line="240" w:lineRule="auto"/>
+              <w:ind w:firstLine="0"/>
+              <w:jc w:val="center"/>
+              <w:rPr>
+                <w:i/>
+                <w:iCs/>
+                <w:szCs w:val="28"/>
+              </w:rPr>
+            </w:pPr>
+            <w:r>
+              <w:rPr>
+                <w:b/>
+                <w:bCs/>
+                <w:iCs/>
+                <w:szCs w:val="28"/>
+              </w:rPr>
+              <w:t>Методы</w:t>
+            </w:r>
+            <w:r>
+              <w:rPr>
+                <w:noProof/>
+              </w:rPr>
+              <w:t xml:space="preserve"> </w:t>
+            </w:r>
+          </w:p>
+        </w:tc>
+      </w:tr>
+      <w:tr>
+        <w:trPr>
+          <w:jc w:val="center"/>
+        </w:trPr>
+        <w:tc>
+          <w:tcPr>
+            <w:tcW w:w="3115" w:type="dxa"/>
+            <w:vAlign w:val="center"/>
+          </w:tcPr>
+          <w:p>
+            <w:pPr>
+              <w:spacing w:line="240" w:lineRule="auto"/>
+              <w:ind w:firstLine="0"/>
+              <w:jc w:val="center"/>
+              <w:rPr>
+                <w:i/>
+                <w:iCs/>
+                <w:szCs w:val="28"/>
+                <w:lang w:val="en-US"/>
+              </w:rPr>
+            </w:pPr>
+            <w:r>
+              <w:rPr>
+                <w:iCs/>
+                <w:szCs w:val="28"/>
+              </w:rPr>
+              <w:t xml:space="preserve">+ </w:t>
+            </w:r>
+            <w:proofErr w:type="spellStart"/>
+            <w:r>
+              <w:rPr>
+                <w:iCs/>
+                <w:szCs w:val="28"/>
+                <w:lang w:val="en-US"/>
+              </w:rPr>
+              <w:t>GetMotion</w:t>
+            </w:r>
+            <w:proofErr w:type="spellEnd"/>
+            <w:r>
+              <w:rPr>
+                <w:iCs/>
+                <w:szCs w:val="28"/>
+                <w:lang w:val="en-US"/>
+              </w:rPr>
+              <w:t>()</w:t>
+            </w:r>
+          </w:p>
+        </w:tc>
+        <w:tc>
+          <w:tcPr>
+            <w:tcW w:w="3115" w:type="dxa"/>
+            <w:vAlign w:val="center"/>
+          </w:tcPr>
+          <w:p>
+            <w:pPr>
+              <w:spacing w:line="240" w:lineRule="auto"/>
+              <w:ind w:firstLine="0"/>
+              <w:jc w:val="center"/>
+              <w:rPr>
+                <w:i/>
+                <w:iCs/>
+                <w:szCs w:val="28"/>
+                <w:lang w:val="en-US"/>
+              </w:rPr>
+            </w:pPr>
+            <w:proofErr w:type="spellStart"/>
+            <w:r>
+              <w:rPr>
+                <w:iCs/>
+                <w:szCs w:val="28"/>
+                <w:lang w:val="en-US"/>
+              </w:rPr>
+              <w:t>MotionBase</w:t>
+            </w:r>
+            <w:proofErr w:type="spellEnd"/>
+          </w:p>
+        </w:tc>
+        <w:tc>
+          <w:tcPr>
+            <w:tcW w:w="3115" w:type="dxa"/>
+            <w:vAlign w:val="center"/>
+          </w:tcPr>
+          <w:p>
+            <w:pPr>
+              <w:spacing w:line="240" w:lineRule="auto"/>
+              <w:ind w:firstLine="0"/>
+              <w:jc w:val="center"/>
+              <w:rPr>
+                <w:i/>
+                <w:iCs/>
+                <w:szCs w:val="28"/>
+              </w:rPr>
+            </w:pPr>
+            <w:r>
+              <w:rPr>
+                <w:iCs/>
+                <w:szCs w:val="28"/>
+              </w:rPr>
+              <w:t>Метод для получения объекта движения с рассчитанными параметрами</w:t>
+            </w:r>
+          </w:p>
+        </w:tc>
+      </w:tr>
+      <w:tr>
+        <w:trPr>
+          <w:jc w:val="center"/>
+        </w:trPr>
+        <w:tc>
+          <w:tcPr>
+            <w:tcW w:w="3115" w:type="dxa"/>
+            <w:vAlign w:val="center"/>
+          </w:tcPr>
+          <w:p>
+            <w:pPr>
+              <w:spacing w:line="240" w:lineRule="auto"/>
+              <w:ind w:firstLine="0"/>
+              <w:jc w:val="center"/>
+              <w:rPr>
+                <w:i/>
+                <w:iCs/>
+                <w:szCs w:val="28"/>
+                <w:lang w:val="en-GB"/>
+              </w:rPr>
+            </w:pPr>
+            <w:r>
+              <w:rPr>
+                <w:iCs/>
+                <w:szCs w:val="28"/>
+              </w:rPr>
+              <w:lastRenderedPageBreak/>
+              <w:t xml:space="preserve">+ </w:t>
+            </w:r>
+            <w:proofErr w:type="spellStart"/>
+            <w:r>
+              <w:rPr>
+                <w:iCs/>
+                <w:szCs w:val="28"/>
+                <w:lang w:val="en-GB"/>
+              </w:rPr>
+              <w:t>ParseDouble</w:t>
+            </w:r>
+            <w:proofErr w:type="spellEnd"/>
+            <w:r>
+              <w:rPr>
+                <w:iCs/>
+                <w:szCs w:val="28"/>
+                <w:lang w:val="en-GB"/>
+              </w:rPr>
+              <w:t>(</w:t>
+            </w:r>
+            <w:r>
+              <w:rPr>
+                <w:iCs/>
+                <w:szCs w:val="28"/>
+                <w:lang w:val="en-GB"/>
+              </w:rPr>
+              <w:t>string</w:t>
+            </w:r>
+            <w:r>
+              <w:rPr>
+                <w:iCs/>
+                <w:szCs w:val="28"/>
+                <w:lang w:val="en-GB"/>
+              </w:rPr>
+              <w:t>)</w:t>
+            </w:r>
+          </w:p>
+        </w:tc>
+        <w:tc>
+          <w:tcPr>
+            <w:tcW w:w="3115" w:type="dxa"/>
+            <w:vAlign w:val="center"/>
+          </w:tcPr>
+          <w:p>
+            <w:pPr>
+              <w:spacing w:line="240" w:lineRule="auto"/>
+              <w:ind w:firstLine="0"/>
+              <w:jc w:val="center"/>
+              <w:rPr>
+                <w:i/>
+                <w:iCs/>
+                <w:szCs w:val="28"/>
+                <w:lang w:val="en-GB"/>
+              </w:rPr>
+            </w:pPr>
+            <w:r>
+              <w:rPr>
+                <w:iCs/>
+                <w:szCs w:val="28"/>
+                <w:lang w:val="en-GB"/>
+              </w:rPr>
+              <w:t>double</w:t>
+            </w:r>
+          </w:p>
+        </w:tc>
+        <w:tc>
+          <w:tcPr>
+            <w:tcW w:w="3115" w:type="dxa"/>
+            <w:vAlign w:val="center"/>
+          </w:tcPr>
+          <w:p>
+            <w:pPr>
+              <w:spacing w:line="240" w:lineRule="auto"/>
+              <w:ind w:firstLine="0"/>
+              <w:jc w:val="center"/>
+              <w:rPr>
+                <w:i/>
+                <w:iCs/>
+                <w:szCs w:val="28"/>
+              </w:rPr>
+            </w:pPr>
+            <w:r>
+              <w:rPr>
+                <w:iCs/>
+                <w:szCs w:val="28"/>
+              </w:rPr>
+              <w:t>Метод для</w:t>
+            </w:r>
+            <w:r>
+              <w:rPr>
+                <w:iCs/>
+                <w:szCs w:val="28"/>
+              </w:rPr>
+              <w:t xml:space="preserve"> </w:t>
+            </w:r>
+            <w:r>
+              <w:rPr>
+                <w:iCs/>
+                <w:szCs w:val="28"/>
+              </w:rPr>
+              <w:t>преобразования запятой в точку</w:t>
+            </w:r>
+          </w:p>
+        </w:tc>
+      </w:tr>
+      <w:tr>
+        <w:trPr>
+          <w:jc w:val="center"/>
+        </w:trPr>
+        <w:tc>
+          <w:tcPr>
+            <w:tcW w:w="3115" w:type="dxa"/>
+            <w:vAlign w:val="center"/>
+          </w:tcPr>
+          <w:p>
+            <w:pPr>
+              <w:spacing w:line="240" w:lineRule="auto"/>
+              <w:ind w:firstLine="0"/>
+              <w:jc w:val="center"/>
+              <w:rPr>
+                <w:iCs/>
+                <w:szCs w:val="28"/>
+                <w:lang w:val="en-GB"/>
+              </w:rPr>
+            </w:pPr>
+            <w:r>
+              <w:rPr>
+                <w:iCs/>
+                <w:szCs w:val="28"/>
+              </w:rPr>
+              <w:t xml:space="preserve">+ </w:t>
+            </w:r>
+            <w:proofErr w:type="spellStart"/>
+            <w:r>
+              <w:rPr>
+                <w:iCs/>
+                <w:szCs w:val="28"/>
+                <w:lang w:val="en-GB"/>
+              </w:rPr>
+              <w:t>ValidateInput</w:t>
+            </w:r>
+            <w:proofErr w:type="spellEnd"/>
+            <w:r>
+              <w:rPr>
+                <w:iCs/>
+                <w:szCs w:val="28"/>
+                <w:lang w:val="en-GB"/>
+              </w:rPr>
+              <w:t>()</w:t>
+            </w:r>
+          </w:p>
+        </w:tc>
+        <w:tc>
+          <w:tcPr>
+            <w:tcW w:w="3115" w:type="dxa"/>
+            <w:vAlign w:val="center"/>
+          </w:tcPr>
+          <w:p>
+            <w:pPr>
+              <w:spacing w:line="240" w:lineRule="auto"/>
+              <w:ind w:firstLine="0"/>
+              <w:jc w:val="center"/>
+              <w:rPr>
+                <w:iCs/>
+                <w:szCs w:val="28"/>
+                <w:lang w:val="en-US"/>
+              </w:rPr>
+            </w:pPr>
+            <w:r>
+              <w:rPr>
+                <w:iCs/>
+                <w:szCs w:val="28"/>
+                <w:lang w:val="en-US"/>
+              </w:rPr>
+              <w:t>bool</w:t>
+            </w:r>
+          </w:p>
+        </w:tc>
+        <w:tc>
+          <w:tcPr>
+            <w:tcW w:w="3115" w:type="dxa"/>
+            <w:vAlign w:val="center"/>
+          </w:tcPr>
+          <w:p>
+            <w:pPr>
+              <w:spacing w:line="240" w:lineRule="auto"/>
+              <w:ind w:firstLine="0"/>
+              <w:jc w:val="center"/>
+              <w:rPr>
+                <w:iCs/>
+                <w:szCs w:val="28"/>
+              </w:rPr>
+            </w:pPr>
+            <w:r>
+              <w:rPr>
+                <w:iCs/>
+                <w:szCs w:val="28"/>
+              </w:rPr>
+              <w:t>М</w:t>
+            </w:r>
+            <w:r>
+              <w:rPr>
+                <w:iCs/>
+                <w:szCs w:val="28"/>
+              </w:rPr>
+              <w:t xml:space="preserve">етод для </w:t>
+            </w:r>
+            <w:r>
+              <w:rPr>
+                <w:iCs/>
+                <w:szCs w:val="28"/>
+              </w:rPr>
+              <w:t xml:space="preserve">проверки корректности ввода </w:t>
+            </w:r>
+          </w:p>
+        </w:tc>
+      </w:tr>
+    </w:tbl>
+    <w:p>
+      <w:pPr>
+        <w:rPr>
+          <w:iCs/>
+          <w:szCs w:val="28"/>
+        </w:rPr>
+      </w:pPr>
+    </w:p>
+    <w:p>
+      <w:pPr>
+        <w:ind w:firstLine="0"/>
+        <w:rPr>
+          <w:i/>
+          <w:iCs/>
+          <w:szCs w:val="28"/>
+          <w:lang w:val="en-US"/>
+        </w:rPr>
+      </w:pPr>
+      <w:r>
+        <w:rPr>
+          <w:iCs/>
+          <w:szCs w:val="28"/>
+        </w:rPr>
+        <w:t xml:space="preserve">Таблица </w:t>
+      </w:r>
+      <w:r>
+        <w:rPr>
+          <w:iCs/>
+          <w:szCs w:val="28"/>
+        </w:rPr>
+        <w:t>7</w:t>
+      </w:r>
+      <w:r>
+        <w:rPr>
+          <w:iCs/>
+          <w:szCs w:val="28"/>
+        </w:rPr>
+        <w:t xml:space="preserve"> – Описание класса </w:t>
+      </w:r>
+      <w:proofErr w:type="spellStart"/>
+      <w:r>
+        <w:t>OscillatoryMotionControl</w:t>
+      </w:r>
+      <w:proofErr w:type="spellEnd"/>
+    </w:p>
+    <w:tbl>
+      <w:tblPr>
+        <w:tblStyle w:val="a8"/>
+        <w:tblW w:w="0" w:type="auto"/>
+        <w:jc w:val="center"/>
+        <w:tblLook w:val="04A0" w:firstRow="1" w:lastRow="0" w:firstColumn="1" w:lastColumn="0" w:noHBand="0" w:noVBand="1"/>
+      </w:tblPr>
+      <w:tblGrid>
+        <w:gridCol w:w="3115"/>
+        <w:gridCol w:w="3115"/>
+        <w:gridCol w:w="3115"/>
+      </w:tblGrid>
+      <w:tr>
+        <w:trPr>
+          <w:tblHeader/>
+          <w:jc w:val="center"/>
+        </w:trPr>
+        <w:tc>
+          <w:tcPr>
+            <w:tcW w:w="3115" w:type="dxa"/>
+            <w:vAlign w:val="center"/>
+          </w:tcPr>
+          <w:p>
+            <w:pPr>
+              <w:spacing w:line="240" w:lineRule="auto"/>
+              <w:ind w:firstLine="0"/>
+              <w:jc w:val="center"/>
+              <w:rPr>
+                <w:i/>
+                <w:iCs/>
+                <w:szCs w:val="28"/>
+              </w:rPr>
+            </w:pPr>
+            <w:r>
+              <w:rPr>
+                <w:rFonts w:eastAsiaTheme="minorHAnsi"/>
+                <w:b/>
+                <w:bCs/>
+                <w:iCs/>
+                <w:szCs w:val="28"/>
+                <w:lang w:eastAsia="en-US"/>
+              </w:rPr>
+              <w:t>Название</w:t>
+            </w:r>
+          </w:p>
+        </w:tc>
+        <w:tc>
+          <w:tcPr>
+            <w:tcW w:w="3115" w:type="dxa"/>
+            <w:vAlign w:val="center"/>
+          </w:tcPr>
+          <w:p>
+            <w:pPr>
+              <w:spacing w:line="240" w:lineRule="auto"/>
+              <w:ind w:firstLine="0"/>
+              <w:jc w:val="center"/>
+              <w:rPr>
+                <w:b/>
+                <w:bCs/>
+                <w:i/>
+                <w:iCs/>
+                <w:szCs w:val="28"/>
+              </w:rPr>
+            </w:pPr>
+            <w:r>
+              <w:rPr>
+                <w:b/>
+                <w:bCs/>
+                <w:iCs/>
+                <w:szCs w:val="28"/>
+              </w:rPr>
+              <w:t>Тип данных</w:t>
+            </w:r>
+          </w:p>
+        </w:tc>
+        <w:tc>
+          <w:tcPr>
+            <w:tcW w:w="3115" w:type="dxa"/>
+            <w:vAlign w:val="center"/>
+          </w:tcPr>
+          <w:p>
+            <w:pPr>
+              <w:spacing w:line="240" w:lineRule="auto"/>
+              <w:ind w:firstLine="0"/>
+              <w:jc w:val="center"/>
+              <w:rPr>
+                <w:i/>
+                <w:iCs/>
+                <w:szCs w:val="28"/>
+              </w:rPr>
+            </w:pPr>
+            <w:r>
+              <w:rPr>
+                <w:b/>
+                <w:bCs/>
+                <w:iCs/>
+                <w:szCs w:val="28"/>
+              </w:rPr>
+              <w:t>Описание</w:t>
+            </w:r>
+          </w:p>
+        </w:tc>
+      </w:tr>
+      <w:tr>
+        <w:trPr>
+          <w:jc w:val="center"/>
+        </w:trPr>
+        <w:tc>
+          <w:tcPr>
+            <w:tcW w:w="9345" w:type="dxa"/>
+            <w:gridSpan w:val="3"/>
+            <w:vAlign w:val="center"/>
+          </w:tcPr>
+          <w:p>
+            <w:pPr>
+              <w:spacing w:line="240" w:lineRule="auto"/>
+              <w:ind w:firstLine="0"/>
+              <w:jc w:val="center"/>
+              <w:rPr>
+                <w:b/>
+                <w:bCs/>
+                <w:i/>
+                <w:iCs/>
+                <w:szCs w:val="28"/>
+              </w:rPr>
+            </w:pPr>
+            <w:r>
+              <w:rPr>
+                <w:b/>
+                <w:bCs/>
+                <w:iCs/>
+                <w:szCs w:val="28"/>
+              </w:rPr>
+              <w:t>Описание класса</w:t>
+            </w:r>
+          </w:p>
+        </w:tc>
+      </w:tr>
+      <w:tr>
+        <w:trPr>
+          <w:jc w:val="center"/>
+        </w:trPr>
+        <w:tc>
+          <w:tcPr>
+            <w:tcW w:w="9345" w:type="dxa"/>
+            <w:gridSpan w:val="3"/>
+            <w:vAlign w:val="center"/>
+          </w:tcPr>
+          <w:p>
+            <w:pPr>
+              <w:spacing w:line="240" w:lineRule="auto"/>
+              <w:ind w:firstLine="0"/>
+              <w:rPr>
+                <w:i/>
+                <w:iCs/>
+                <w:szCs w:val="28"/>
+              </w:rPr>
+            </w:pPr>
+            <w:proofErr w:type="spellStart"/>
+            <w:r>
+              <w:t>OscillatoryMotionControl</w:t>
+            </w:r>
+            <w:proofErr w:type="spellEnd"/>
+            <w:r>
+              <w:rPr>
+                <w:szCs w:val="28"/>
+              </w:rPr>
+              <w:t xml:space="preserve"> –</w:t>
+            </w:r>
+            <w:r>
+              <w:rPr>
+                <w:iCs/>
+                <w:szCs w:val="28"/>
+              </w:rPr>
+              <w:t xml:space="preserve">класс, реализующий интерфейс </w:t>
+            </w:r>
+            <w:proofErr w:type="spellStart"/>
+            <w:r>
+              <w:rPr>
+                <w:iCs/>
+                <w:szCs w:val="28"/>
+                <w:lang w:val="en-US"/>
+              </w:rPr>
+              <w:t>IMotionInput</w:t>
+            </w:r>
+            <w:proofErr w:type="spellEnd"/>
+            <w:r>
+              <w:rPr>
+                <w:iCs/>
+                <w:szCs w:val="28"/>
+              </w:rPr>
+              <w:t xml:space="preserve"> и предназначенный для ввода парамет</w:t>
+            </w:r>
+            <w:r>
+              <w:rPr>
+                <w:iCs/>
+                <w:szCs w:val="28"/>
+              </w:rPr>
+              <w:t>ров колебательного</w:t>
+            </w:r>
+            <w:r>
+              <w:rPr>
+                <w:iCs/>
+                <w:szCs w:val="28"/>
+              </w:rPr>
+              <w:t xml:space="preserve"> движения.</w:t>
+            </w:r>
+          </w:p>
+        </w:tc>
+      </w:tr>
+      <w:tr>
+        <w:trPr>
+          <w:jc w:val="center"/>
+        </w:trPr>
+        <w:tc>
+          <w:tcPr>
+            <w:tcW w:w="9345" w:type="dxa"/>
+            <w:gridSpan w:val="3"/>
+            <w:vAlign w:val="center"/>
+          </w:tcPr>
+          <w:p>
+            <w:pPr>
+              <w:spacing w:line="240" w:lineRule="auto"/>
+              <w:ind w:firstLine="0"/>
+              <w:jc w:val="center"/>
+              <w:rPr>
+                <w:i/>
+                <w:iCs/>
+                <w:szCs w:val="28"/>
+              </w:rPr>
+            </w:pPr>
+            <w:r>
+              <w:rPr>
+                <w:b/>
+                <w:bCs/>
+                <w:iCs/>
+                <w:szCs w:val="28"/>
+              </w:rPr>
+              <w:t>Поля</w:t>
+            </w:r>
+          </w:p>
+        </w:tc>
+      </w:tr>
+      <w:tr>
+        <w:trPr>
+          <w:jc w:val="center"/>
+        </w:trPr>
+        <w:tc>
+          <w:tcPr>
+            <w:tcW w:w="3115" w:type="dxa"/>
+            <w:vAlign w:val="center"/>
+          </w:tcPr>
+          <w:p>
+            <w:pPr>
+              <w:spacing w:line="240" w:lineRule="auto"/>
+              <w:ind w:firstLine="0"/>
+              <w:jc w:val="center"/>
+              <w:rPr>
+                <w:i/>
+                <w:iCs/>
+                <w:szCs w:val="28"/>
+                <w:lang w:val="en-GB"/>
+              </w:rPr>
+            </w:pPr>
+            <w:r>
+              <w:rPr>
+                <w:iCs/>
+                <w:szCs w:val="28"/>
+                <w:lang w:val="en-US"/>
+              </w:rPr>
+              <w:t>_</w:t>
+            </w:r>
+            <w:proofErr w:type="spellStart"/>
+            <w:r>
+              <w:rPr>
+                <w:iCs/>
+                <w:szCs w:val="28"/>
+                <w:lang w:val="en-US"/>
+              </w:rPr>
+              <w:t>validateInitial</w:t>
+            </w:r>
+            <w:proofErr w:type="spellEnd"/>
+          </w:p>
+        </w:tc>
+        <w:tc>
+          <w:tcPr>
+            <w:tcW w:w="3115" w:type="dxa"/>
+            <w:vAlign w:val="center"/>
+          </w:tcPr>
+          <w:p>
+            <w:pPr>
+              <w:spacing w:line="240" w:lineRule="auto"/>
+              <w:ind w:firstLine="0"/>
+              <w:jc w:val="center"/>
+              <w:rPr>
+                <w:i/>
+                <w:iCs/>
+                <w:szCs w:val="28"/>
+                <w:lang w:val="en-US"/>
+              </w:rPr>
+            </w:pPr>
+            <w:proofErr w:type="spellStart"/>
+            <w:r>
+              <w:rPr>
+                <w:iCs/>
+                <w:szCs w:val="28"/>
+                <w:lang w:val="en-US"/>
+              </w:rPr>
+              <w:t>DoubleValidator</w:t>
+            </w:r>
+            <w:proofErr w:type="spellEnd"/>
+          </w:p>
+        </w:tc>
+        <w:tc>
+          <w:tcPr>
+            <w:tcW w:w="3115" w:type="dxa"/>
+            <w:vAlign w:val="center"/>
+          </w:tcPr>
+          <w:p>
+            <w:pPr>
+              <w:spacing w:line="240" w:lineRule="auto"/>
+              <w:ind w:firstLine="0"/>
+              <w:jc w:val="center"/>
+              <w:rPr>
+                <w:i/>
+                <w:iCs/>
+                <w:szCs w:val="28"/>
+              </w:rPr>
+            </w:pPr>
+            <w:proofErr w:type="spellStart"/>
+            <w:r>
+              <w:rPr>
+                <w:iCs/>
+                <w:szCs w:val="28"/>
+              </w:rPr>
+              <w:t>Валидация</w:t>
+            </w:r>
+            <w:proofErr w:type="spellEnd"/>
+            <w:r>
+              <w:rPr>
+                <w:iCs/>
+                <w:szCs w:val="28"/>
+              </w:rPr>
+              <w:t xml:space="preserve"> начальной координаты</w:t>
+            </w:r>
+          </w:p>
+        </w:tc>
+      </w:tr>
+      <w:tr>
+        <w:trPr>
+          <w:jc w:val="center"/>
+        </w:trPr>
+        <w:tc>
+          <w:tcPr>
+            <w:tcW w:w="3115" w:type="dxa"/>
+            <w:vAlign w:val="center"/>
+          </w:tcPr>
+          <w:p>
+            <w:pPr>
+              <w:spacing w:line="240" w:lineRule="auto"/>
+              <w:ind w:firstLine="0"/>
+              <w:jc w:val="center"/>
+              <w:rPr>
+                <w:iCs/>
+                <w:szCs w:val="28"/>
+                <w:lang w:val="en-GB"/>
+              </w:rPr>
+            </w:pPr>
+            <w:r>
+              <w:rPr>
+                <w:iCs/>
+                <w:szCs w:val="28"/>
+              </w:rPr>
+              <w:t>_</w:t>
+            </w:r>
+            <w:proofErr w:type="spellStart"/>
+            <w:r>
+              <w:rPr>
+                <w:iCs/>
+                <w:szCs w:val="28"/>
+              </w:rPr>
+              <w:t>validateSpeed</w:t>
+            </w:r>
+            <w:proofErr w:type="spellEnd"/>
+          </w:p>
+        </w:tc>
+        <w:tc>
+          <w:tcPr>
+            <w:tcW w:w="3115" w:type="dxa"/>
+            <w:vAlign w:val="center"/>
+          </w:tcPr>
+          <w:p>
+            <w:pPr>
+              <w:spacing w:line="240" w:lineRule="auto"/>
+              <w:ind w:firstLine="0"/>
+              <w:jc w:val="center"/>
+              <w:rPr>
+                <w:iCs/>
+                <w:szCs w:val="28"/>
+                <w:lang w:val="en-GB"/>
+              </w:rPr>
+            </w:pPr>
+            <w:proofErr w:type="spellStart"/>
+            <w:r>
+              <w:rPr>
+                <w:iCs/>
+                <w:szCs w:val="28"/>
+                <w:lang w:val="en-GB"/>
+              </w:rPr>
+              <w:t>DoubleValidator</w:t>
+            </w:r>
+            <w:proofErr w:type="spellEnd"/>
+          </w:p>
+        </w:tc>
+        <w:tc>
+          <w:tcPr>
+            <w:tcW w:w="3115" w:type="dxa"/>
+            <w:vAlign w:val="center"/>
+          </w:tcPr>
+          <w:p>
+            <w:pPr>
+              <w:spacing w:line="240" w:lineRule="auto"/>
+              <w:ind w:firstLine="0"/>
+              <w:jc w:val="center"/>
+              <w:rPr>
+                <w:iCs/>
+                <w:szCs w:val="28"/>
+              </w:rPr>
+            </w:pPr>
+            <w:proofErr w:type="spellStart"/>
+            <w:r>
+              <w:rPr>
+                <w:iCs/>
+                <w:szCs w:val="28"/>
+              </w:rPr>
+              <w:t>Валидация</w:t>
+            </w:r>
+            <w:proofErr w:type="spellEnd"/>
+            <w:r>
+              <w:rPr>
+                <w:iCs/>
+                <w:szCs w:val="28"/>
+              </w:rPr>
+              <w:t xml:space="preserve"> скорости</w:t>
+            </w:r>
+          </w:p>
+        </w:tc>
+      </w:tr>
+      <w:tr>
+        <w:trPr>
+          <w:jc w:val="center"/>
+        </w:trPr>
+        <w:tc>
+          <w:tcPr>
+            <w:tcW w:w="3115" w:type="dxa"/>
+            <w:vAlign w:val="center"/>
+          </w:tcPr>
+          <w:p>
+            <w:pPr>
+              <w:spacing w:line="240" w:lineRule="auto"/>
+              <w:ind w:firstLine="0"/>
+              <w:jc w:val="center"/>
+              <w:rPr>
+                <w:i/>
+                <w:iCs/>
+                <w:szCs w:val="28"/>
+                <w:lang w:val="en-GB"/>
+              </w:rPr>
+            </w:pPr>
+            <w:r>
+              <w:rPr>
+                <w:iCs/>
+                <w:szCs w:val="28"/>
+                <w:lang w:val="en-US"/>
+              </w:rPr>
+              <w:t>_</w:t>
+            </w:r>
+            <w:proofErr w:type="spellStart"/>
+            <w:r>
+              <w:rPr>
+                <w:iCs/>
+                <w:szCs w:val="28"/>
+                <w:lang w:val="en-US"/>
+              </w:rPr>
+              <w:t>validateTime</w:t>
+            </w:r>
+            <w:proofErr w:type="spellEnd"/>
+          </w:p>
+        </w:tc>
+        <w:tc>
+          <w:tcPr>
+            <w:tcW w:w="3115" w:type="dxa"/>
+            <w:vAlign w:val="center"/>
+          </w:tcPr>
+          <w:p>
+            <w:pPr>
+              <w:spacing w:line="240" w:lineRule="auto"/>
+              <w:ind w:firstLine="0"/>
+              <w:jc w:val="center"/>
+              <w:rPr>
+                <w:i/>
+                <w:iCs/>
+                <w:szCs w:val="28"/>
+                <w:lang w:val="en-US"/>
+              </w:rPr>
+            </w:pPr>
+            <w:proofErr w:type="spellStart"/>
+            <w:r>
+              <w:rPr>
+                <w:iCs/>
+                <w:szCs w:val="28"/>
+                <w:lang w:val="en-US"/>
+              </w:rPr>
+              <w:t>DoubleValidator</w:t>
+            </w:r>
+            <w:proofErr w:type="spellEnd"/>
+          </w:p>
+        </w:tc>
+        <w:tc>
+          <w:tcPr>
+            <w:tcW w:w="3115" w:type="dxa"/>
+            <w:vAlign w:val="center"/>
+          </w:tcPr>
+          <w:p>
+            <w:pPr>
+              <w:spacing w:line="240" w:lineRule="auto"/>
+              <w:ind w:firstLine="0"/>
+              <w:jc w:val="center"/>
+              <w:rPr>
+                <w:i/>
+                <w:iCs/>
+                <w:szCs w:val="28"/>
+              </w:rPr>
+            </w:pPr>
+            <w:proofErr w:type="spellStart"/>
+            <w:r>
+              <w:rPr>
+                <w:iCs/>
+                <w:szCs w:val="28"/>
+              </w:rPr>
+              <w:t>Валидация</w:t>
+            </w:r>
+            <w:proofErr w:type="spellEnd"/>
+            <w:r>
+              <w:rPr>
+                <w:iCs/>
+                <w:szCs w:val="28"/>
+              </w:rPr>
+              <w:t xml:space="preserve"> времени</w:t>
+            </w:r>
+          </w:p>
+        </w:tc>
+      </w:tr>
+      <w:tr>
+        <w:trPr>
+          <w:jc w:val="center"/>
+        </w:trPr>
+        <w:tc>
+          <w:tcPr>
+            <w:tcW w:w="3115" w:type="dxa"/>
+            <w:vAlign w:val="center"/>
+          </w:tcPr>
+          <w:p>
+            <w:pPr>
+              <w:spacing w:line="240" w:lineRule="auto"/>
+              <w:ind w:firstLine="0"/>
+              <w:jc w:val="center"/>
+              <w:rPr>
+                <w:iCs/>
+                <w:szCs w:val="28"/>
+                <w:lang w:val="en-US"/>
+              </w:rPr>
+            </w:pPr>
+            <w:r>
+              <w:rPr>
+                <w:iCs/>
+                <w:szCs w:val="28"/>
+                <w:lang w:val="en-US"/>
+              </w:rPr>
+              <w:t>_</w:t>
+            </w:r>
+            <w:proofErr w:type="spellStart"/>
+            <w:r>
+              <w:rPr>
+                <w:iCs/>
+                <w:szCs w:val="28"/>
+                <w:lang w:val="en-US"/>
+              </w:rPr>
+              <w:t>validateFrequency</w:t>
+            </w:r>
+            <w:proofErr w:type="spellEnd"/>
+          </w:p>
+        </w:tc>
+        <w:tc>
+          <w:tcPr>
+            <w:tcW w:w="3115" w:type="dxa"/>
+            <w:vAlign w:val="center"/>
+          </w:tcPr>
+          <w:p>
+            <w:pPr>
+              <w:spacing w:line="240" w:lineRule="auto"/>
+              <w:ind w:firstLine="0"/>
+              <w:jc w:val="center"/>
+              <w:rPr>
+                <w:iCs/>
+                <w:szCs w:val="28"/>
+                <w:lang w:val="en-US"/>
+              </w:rPr>
+            </w:pPr>
+            <w:proofErr w:type="spellStart"/>
+            <w:r>
+              <w:rPr>
+                <w:iCs/>
+                <w:szCs w:val="28"/>
+                <w:lang w:val="en-US"/>
+              </w:rPr>
+              <w:t>DoubleValidator</w:t>
+            </w:r>
+            <w:proofErr w:type="spellEnd"/>
+          </w:p>
+        </w:tc>
+        <w:tc>
+          <w:tcPr>
+            <w:tcW w:w="3115" w:type="dxa"/>
+            <w:vAlign w:val="center"/>
+          </w:tcPr>
+          <w:p>
+            <w:pPr>
+              <w:spacing w:line="240" w:lineRule="auto"/>
+              <w:ind w:firstLine="0"/>
+              <w:jc w:val="center"/>
+              <w:rPr>
+                <w:iCs/>
+                <w:szCs w:val="28"/>
+              </w:rPr>
+            </w:pPr>
+            <w:proofErr w:type="spellStart"/>
+            <w:r>
+              <w:rPr>
+                <w:iCs/>
+                <w:szCs w:val="28"/>
+              </w:rPr>
+              <w:t>Валидация</w:t>
+            </w:r>
+            <w:proofErr w:type="spellEnd"/>
+            <w:r>
+              <w:rPr>
+                <w:iCs/>
+                <w:szCs w:val="28"/>
+              </w:rPr>
+              <w:t xml:space="preserve"> частоты</w:t>
+            </w:r>
+          </w:p>
+        </w:tc>
+      </w:tr>
+      <w:tr>
+        <w:trPr>
+          <w:jc w:val="center"/>
+        </w:trPr>
+        <w:tc>
+          <w:tcPr>
+            <w:tcW w:w="9345" w:type="dxa"/>
+            <w:gridSpan w:val="3"/>
+            <w:vAlign w:val="center"/>
+          </w:tcPr>
+          <w:p>
+            <w:pPr>
+              <w:spacing w:line="240" w:lineRule="auto"/>
+              <w:ind w:firstLine="0"/>
+              <w:jc w:val="center"/>
+              <w:rPr>
+                <w:i/>
+                <w:iCs/>
+                <w:szCs w:val="28"/>
+              </w:rPr>
+            </w:pPr>
+            <w:r>
+              <w:rPr>
+                <w:b/>
+                <w:bCs/>
+                <w:iCs/>
+                <w:szCs w:val="28"/>
+              </w:rPr>
+              <w:t>Методы</w:t>
+            </w:r>
+            <w:r>
+              <w:rPr>
+                <w:noProof/>
+              </w:rPr>
+              <w:t xml:space="preserve"> </w:t>
+            </w:r>
+          </w:p>
+        </w:tc>
+      </w:tr>
+      <w:tr>
+        <w:trPr>
+          <w:jc w:val="center"/>
+        </w:trPr>
+        <w:tc>
+          <w:tcPr>
+            <w:tcW w:w="3115" w:type="dxa"/>
+            <w:vAlign w:val="center"/>
+          </w:tcPr>
+          <w:p>
+            <w:pPr>
+              <w:spacing w:line="240" w:lineRule="auto"/>
+              <w:ind w:firstLine="0"/>
+              <w:jc w:val="center"/>
+              <w:rPr>
+                <w:i/>
+                <w:iCs/>
+                <w:szCs w:val="28"/>
+                <w:lang w:val="en-US"/>
+              </w:rPr>
+            </w:pPr>
+            <w:r>
+              <w:rPr>
+                <w:iCs/>
+                <w:szCs w:val="28"/>
+              </w:rPr>
+              <w:t xml:space="preserve">+ </w:t>
+            </w:r>
+            <w:proofErr w:type="spellStart"/>
+            <w:r>
+              <w:rPr>
+                <w:iCs/>
+                <w:szCs w:val="28"/>
+                <w:lang w:val="en-US"/>
+              </w:rPr>
+              <w:t>GetMotion</w:t>
+            </w:r>
+            <w:proofErr w:type="spellEnd"/>
+            <w:r>
+              <w:rPr>
+                <w:iCs/>
+                <w:szCs w:val="28"/>
+                <w:lang w:val="en-US"/>
+              </w:rPr>
+              <w:t>()</w:t>
+            </w:r>
+          </w:p>
+        </w:tc>
+        <w:tc>
+          <w:tcPr>
+            <w:tcW w:w="3115" w:type="dxa"/>
+            <w:vAlign w:val="center"/>
+          </w:tcPr>
+          <w:p>
+            <w:pPr>
+              <w:spacing w:line="240" w:lineRule="auto"/>
+              <w:ind w:firstLine="0"/>
+              <w:jc w:val="center"/>
+              <w:rPr>
+                <w:i/>
+                <w:iCs/>
+                <w:szCs w:val="28"/>
+                <w:lang w:val="en-US"/>
+              </w:rPr>
+            </w:pPr>
+            <w:proofErr w:type="spellStart"/>
+            <w:r>
+              <w:rPr>
+                <w:iCs/>
+                <w:szCs w:val="28"/>
+                <w:lang w:val="en-US"/>
+              </w:rPr>
+              <w:t>MotionBase</w:t>
+            </w:r>
+            <w:proofErr w:type="spellEnd"/>
+          </w:p>
+        </w:tc>
+        <w:tc>
+          <w:tcPr>
+            <w:tcW w:w="3115" w:type="dxa"/>
+            <w:vAlign w:val="center"/>
+          </w:tcPr>
+          <w:p>
+            <w:pPr>
+              <w:spacing w:line="240" w:lineRule="auto"/>
+              <w:ind w:firstLine="0"/>
+              <w:jc w:val="center"/>
+              <w:rPr>
+                <w:i/>
+                <w:iCs/>
+                <w:szCs w:val="28"/>
+              </w:rPr>
+            </w:pPr>
+            <w:r>
+              <w:rPr>
+                <w:iCs/>
+                <w:szCs w:val="28"/>
+              </w:rPr>
+              <w:t>Метод для получения объекта движения с рассчитанными параметрами</w:t>
+            </w:r>
+          </w:p>
+        </w:tc>
+      </w:tr>
+      <w:tr>
+        <w:trPr>
+          <w:jc w:val="center"/>
+        </w:trPr>
+        <w:tc>
+          <w:tcPr>
+            <w:tcW w:w="3115" w:type="dxa"/>
+            <w:vAlign w:val="center"/>
+          </w:tcPr>
+          <w:p>
+            <w:pPr>
+              <w:spacing w:line="240" w:lineRule="auto"/>
+              <w:ind w:firstLine="0"/>
+              <w:jc w:val="center"/>
+              <w:rPr>
+                <w:i/>
+                <w:iCs/>
+                <w:szCs w:val="28"/>
+                <w:lang w:val="en-GB"/>
+              </w:rPr>
+            </w:pPr>
+            <w:r>
+              <w:rPr>
+                <w:iCs/>
+                <w:szCs w:val="28"/>
+              </w:rPr>
+              <w:t xml:space="preserve">+ </w:t>
+            </w:r>
+            <w:proofErr w:type="spellStart"/>
+            <w:r>
+              <w:rPr>
+                <w:iCs/>
+                <w:szCs w:val="28"/>
+                <w:lang w:val="en-GB"/>
+              </w:rPr>
+              <w:t>ParseDouble</w:t>
+            </w:r>
+            <w:proofErr w:type="spellEnd"/>
+            <w:r>
+              <w:rPr>
+                <w:iCs/>
+                <w:szCs w:val="28"/>
+                <w:lang w:val="en-GB"/>
+              </w:rPr>
+              <w:t>(string)</w:t>
+            </w:r>
+          </w:p>
+        </w:tc>
+        <w:tc>
+          <w:tcPr>
+            <w:tcW w:w="3115" w:type="dxa"/>
+            <w:vAlign w:val="center"/>
+          </w:tcPr>
+          <w:p>
+            <w:pPr>
+              <w:spacing w:line="240" w:lineRule="auto"/>
+              <w:ind w:firstLine="0"/>
+              <w:jc w:val="center"/>
+              <w:rPr>
+                <w:i/>
+                <w:iCs/>
+                <w:szCs w:val="28"/>
+                <w:lang w:val="en-GB"/>
+              </w:rPr>
+            </w:pPr>
+            <w:r>
+              <w:rPr>
+                <w:iCs/>
+                <w:szCs w:val="28"/>
+                <w:lang w:val="en-GB"/>
+              </w:rPr>
+              <w:t>double</w:t>
+            </w:r>
+          </w:p>
+        </w:tc>
+        <w:tc>
+          <w:tcPr>
+            <w:tcW w:w="3115" w:type="dxa"/>
+            <w:vAlign w:val="center"/>
+          </w:tcPr>
+          <w:p>
+            <w:pPr>
+              <w:spacing w:line="240" w:lineRule="auto"/>
+              <w:ind w:firstLine="0"/>
+              <w:jc w:val="center"/>
+              <w:rPr>
+                <w:i/>
+                <w:iCs/>
+                <w:szCs w:val="28"/>
+              </w:rPr>
+            </w:pPr>
+            <w:r>
+              <w:rPr>
+                <w:iCs/>
+                <w:szCs w:val="28"/>
+              </w:rPr>
+              <w:t>Метод для</w:t>
+            </w:r>
+            <w:r>
+              <w:rPr>
+                <w:iCs/>
+                <w:szCs w:val="28"/>
+              </w:rPr>
+              <w:t xml:space="preserve"> </w:t>
+            </w:r>
+            <w:r>
+              <w:rPr>
+                <w:iCs/>
+                <w:szCs w:val="28"/>
+              </w:rPr>
+              <w:t>преобразования запятой в точку</w:t>
+            </w:r>
+          </w:p>
+        </w:tc>
+      </w:tr>
+      <w:tr>
+        <w:trPr>
+          <w:jc w:val="center"/>
+        </w:trPr>
+        <w:tc>
+          <w:tcPr>
+            <w:tcW w:w="3115" w:type="dxa"/>
+            <w:vAlign w:val="center"/>
+          </w:tcPr>
+          <w:p>
+            <w:pPr>
+              <w:spacing w:line="240" w:lineRule="auto"/>
+              <w:ind w:firstLine="0"/>
+              <w:jc w:val="center"/>
+              <w:rPr>
+                <w:iCs/>
+                <w:szCs w:val="28"/>
+                <w:lang w:val="en-GB"/>
+              </w:rPr>
+            </w:pPr>
+            <w:r>
+              <w:rPr>
+                <w:iCs/>
+                <w:szCs w:val="28"/>
+              </w:rPr>
+              <w:t xml:space="preserve">+ </w:t>
+            </w:r>
+            <w:proofErr w:type="spellStart"/>
+            <w:r>
+              <w:rPr>
+                <w:iCs/>
+                <w:szCs w:val="28"/>
+                <w:lang w:val="en-GB"/>
+              </w:rPr>
+              <w:t>ValidateInput</w:t>
+            </w:r>
+            <w:proofErr w:type="spellEnd"/>
+            <w:r>
+              <w:rPr>
+                <w:iCs/>
+                <w:szCs w:val="28"/>
+                <w:lang w:val="en-GB"/>
+              </w:rPr>
+              <w:t>()</w:t>
+            </w:r>
+          </w:p>
+        </w:tc>
+        <w:tc>
+          <w:tcPr>
+            <w:tcW w:w="3115" w:type="dxa"/>
+            <w:vAlign w:val="center"/>
+          </w:tcPr>
+          <w:p>
+            <w:pPr>
+              <w:spacing w:line="240" w:lineRule="auto"/>
+              <w:ind w:firstLine="0"/>
+              <w:jc w:val="center"/>
+              <w:rPr>
+                <w:iCs/>
+                <w:szCs w:val="28"/>
+                <w:lang w:val="en-US"/>
+              </w:rPr>
+            </w:pPr>
+            <w:r>
+              <w:rPr>
+                <w:iCs/>
+                <w:szCs w:val="28"/>
+                <w:lang w:val="en-US"/>
+              </w:rPr>
+              <w:t>bool</w:t>
+            </w:r>
+          </w:p>
+        </w:tc>
+        <w:tc>
+          <w:tcPr>
+            <w:tcW w:w="3115" w:type="dxa"/>
+            <w:vAlign w:val="center"/>
+          </w:tcPr>
+          <w:p>
+            <w:pPr>
+              <w:spacing w:line="240" w:lineRule="auto"/>
+              <w:ind w:firstLine="0"/>
+              <w:jc w:val="center"/>
+              <w:rPr>
+                <w:iCs/>
+                <w:szCs w:val="28"/>
+              </w:rPr>
+            </w:pPr>
+            <w:r>
+              <w:rPr>
+                <w:iCs/>
+                <w:szCs w:val="28"/>
+              </w:rPr>
+              <w:t>М</w:t>
+            </w:r>
+            <w:r>
+              <w:rPr>
+                <w:iCs/>
+                <w:szCs w:val="28"/>
+              </w:rPr>
+              <w:t xml:space="preserve">етод для </w:t>
+            </w:r>
+            <w:r>
+              <w:rPr>
+                <w:iCs/>
+                <w:szCs w:val="28"/>
+              </w:rPr>
+              <w:t xml:space="preserve">проверки корректности ввода </w:t>
+            </w:r>
+          </w:p>
+        </w:tc>
+      </w:tr>
+    </w:tbl>
+    <w:p>
+      <w:pPr>
+        <w:rPr>
+          <w:iCs/>
+          <w:szCs w:val="28"/>
+        </w:rPr>
+      </w:pPr>
+    </w:p>
+    <w:p>
+      <w:pPr>
+        <w:ind w:firstLine="0"/>
+        <w:rPr>
+          <w:i/>
+          <w:iCs/>
+          <w:szCs w:val="28"/>
+          <w:lang w:val="en-US"/>
+        </w:rPr>
+      </w:pPr>
+      <w:r>
+        <w:rPr>
+          <w:iCs/>
+          <w:szCs w:val="28"/>
+        </w:rPr>
+        <w:t xml:space="preserve">Таблица </w:t>
+      </w:r>
+      <w:r>
+        <w:rPr>
+          <w:iCs/>
+          <w:szCs w:val="28"/>
+        </w:rPr>
+        <w:t>8</w:t>
+      </w:r>
+      <w:r>
+        <w:rPr>
+          <w:iCs/>
+          <w:szCs w:val="28"/>
+        </w:rPr>
+        <w:t xml:space="preserve"> – Описание класса </w:t>
+      </w:r>
+      <w:proofErr w:type="spellStart"/>
+      <w:r>
+        <w:t>OscillatoryMotionControl</w:t>
+      </w:r>
+      <w:proofErr w:type="spellEnd"/>
+    </w:p>
+    <w:tbl>
+      <w:tblPr>
+        <w:tblStyle w:val="a8"/>
+        <w:tblW w:w="0" w:type="auto"/>
+        <w:jc w:val="center"/>
+        <w:tblLook w:val="04A0" w:firstRow="1" w:lastRow="0" w:firstColumn="1" w:lastColumn="0" w:noHBand="0" w:noVBand="1"/>
+      </w:tblPr>
+      <w:tblGrid>
+        <w:gridCol w:w="3115"/>
+        <w:gridCol w:w="3115"/>
+        <w:gridCol w:w="3115"/>
+      </w:tblGrid>
+      <w:tr>
+        <w:trPr>
+          <w:tblHeader/>
+          <w:jc w:val="center"/>
+        </w:trPr>
+        <w:tc>
+          <w:tcPr>
+            <w:tcW w:w="3115" w:type="dxa"/>
+            <w:vAlign w:val="center"/>
+          </w:tcPr>
+          <w:p>
+            <w:pPr>
+              <w:spacing w:line="240" w:lineRule="auto"/>
+              <w:ind w:firstLine="0"/>
+              <w:jc w:val="center"/>
+              <w:rPr>
+                <w:i/>
+                <w:iCs/>
+                <w:szCs w:val="28"/>
+              </w:rPr>
+            </w:pPr>
+            <w:r>
+              <w:rPr>
+                <w:rFonts w:eastAsiaTheme="minorHAnsi"/>
+                <w:b/>
+                <w:bCs/>
+                <w:iCs/>
+                <w:szCs w:val="28"/>
+                <w:lang w:eastAsia="en-US"/>
+              </w:rPr>
+              <w:t>Название</w:t>
+            </w:r>
+          </w:p>
+        </w:tc>
+        <w:tc>
+          <w:tcPr>
+            <w:tcW w:w="3115" w:type="dxa"/>
+            <w:vAlign w:val="center"/>
+          </w:tcPr>
+          <w:p>
+            <w:pPr>
+              <w:spacing w:line="240" w:lineRule="auto"/>
+              <w:ind w:firstLine="0"/>
+              <w:jc w:val="center"/>
+              <w:rPr>
+                <w:b/>
+                <w:bCs/>
+                <w:i/>
+                <w:iCs/>
+                <w:szCs w:val="28"/>
+              </w:rPr>
+            </w:pPr>
+            <w:r>
+              <w:rPr>
+                <w:b/>
+                <w:bCs/>
+                <w:iCs/>
+                <w:szCs w:val="28"/>
+              </w:rPr>
+              <w:t>Тип данных</w:t>
+            </w:r>
+          </w:p>
+        </w:tc>
+        <w:tc>
+          <w:tcPr>
+            <w:tcW w:w="3115" w:type="dxa"/>
+            <w:vAlign w:val="center"/>
+          </w:tcPr>
+          <w:p>
+            <w:pPr>
+              <w:spacing w:line="240" w:lineRule="auto"/>
+              <w:ind w:firstLine="0"/>
+              <w:jc w:val="center"/>
+              <w:rPr>
+                <w:i/>
+                <w:iCs/>
+                <w:szCs w:val="28"/>
+              </w:rPr>
+            </w:pPr>
+            <w:r>
+              <w:rPr>
+                <w:b/>
+                <w:bCs/>
+                <w:iCs/>
+                <w:szCs w:val="28"/>
+              </w:rPr>
+              <w:t>Описание</w:t>
+            </w:r>
+          </w:p>
+        </w:tc>
+      </w:tr>
+      <w:tr>
+        <w:trPr>
+          <w:jc w:val="center"/>
+        </w:trPr>
+        <w:tc>
+          <w:tcPr>
+            <w:tcW w:w="9345" w:type="dxa"/>
+            <w:gridSpan w:val="3"/>
+            <w:vAlign w:val="center"/>
+          </w:tcPr>
+          <w:p>
+            <w:pPr>
+              <w:spacing w:line="240" w:lineRule="auto"/>
+              <w:ind w:firstLine="0"/>
+              <w:jc w:val="center"/>
+              <w:rPr>
+                <w:b/>
+                <w:bCs/>
+                <w:i/>
+                <w:iCs/>
+                <w:szCs w:val="28"/>
+              </w:rPr>
+            </w:pPr>
+            <w:r>
+              <w:rPr>
+                <w:b/>
+                <w:bCs/>
+                <w:iCs/>
+                <w:szCs w:val="28"/>
+              </w:rPr>
+              <w:t>Описание класса</w:t>
+            </w:r>
+          </w:p>
+        </w:tc>
+      </w:tr>
+      <w:tr>
+        <w:trPr>
+          <w:jc w:val="center"/>
+        </w:trPr>
+        <w:tc>
+          <w:tcPr>
+            <w:tcW w:w="9345" w:type="dxa"/>
+            <w:gridSpan w:val="3"/>
+            <w:vAlign w:val="center"/>
+          </w:tcPr>
+          <w:p>
+            <w:pPr>
+              <w:spacing w:line="240" w:lineRule="auto"/>
+              <w:ind w:firstLine="0"/>
+              <w:rPr>
+                <w:i/>
+                <w:iCs/>
+                <w:szCs w:val="28"/>
+              </w:rPr>
+            </w:pPr>
+            <w:proofErr w:type="spellStart"/>
+            <w:r>
+              <w:t>OscillatoryMotionControl</w:t>
+            </w:r>
+            <w:proofErr w:type="spellEnd"/>
+            <w:r>
+              <w:rPr>
+                <w:szCs w:val="28"/>
+              </w:rPr>
+              <w:t xml:space="preserve"> –</w:t>
+            </w:r>
+            <w:r>
+              <w:rPr>
+                <w:iCs/>
+                <w:szCs w:val="28"/>
+              </w:rPr>
+              <w:t xml:space="preserve">класс, реализующий интерфейс </w:t>
+            </w:r>
+            <w:proofErr w:type="spellStart"/>
+            <w:r>
+              <w:rPr>
+                <w:iCs/>
+                <w:szCs w:val="28"/>
+                <w:lang w:val="en-US"/>
+              </w:rPr>
+              <w:t>IMotionInput</w:t>
+            </w:r>
+            <w:proofErr w:type="spellEnd"/>
+            <w:r>
+              <w:rPr>
+                <w:iCs/>
+                <w:szCs w:val="28"/>
+              </w:rPr>
+              <w:t xml:space="preserve"> и предназначенный для ввода параметров колебательного движения.</w:t>
+            </w:r>
+          </w:p>
+        </w:tc>
+      </w:tr>
+      <w:tr>
+        <w:trPr>
+          <w:jc w:val="center"/>
+        </w:trPr>
+        <w:tc>
+          <w:tcPr>
+            <w:tcW w:w="9345" w:type="dxa"/>
+            <w:gridSpan w:val="3"/>
+            <w:vAlign w:val="center"/>
+          </w:tcPr>
+          <w:p>
+            <w:pPr>
+              <w:spacing w:line="240" w:lineRule="auto"/>
+              <w:ind w:firstLine="0"/>
+              <w:jc w:val="center"/>
+              <w:rPr>
+                <w:i/>
+                <w:iCs/>
+                <w:szCs w:val="28"/>
+              </w:rPr>
+            </w:pPr>
+            <w:r>
+              <w:rPr>
+                <w:b/>
+                <w:bCs/>
+                <w:iCs/>
+                <w:szCs w:val="28"/>
+              </w:rPr>
+              <w:t>Поля</w:t>
+            </w:r>
+          </w:p>
+        </w:tc>
+      </w:tr>
+      <w:tr>
+        <w:trPr>
+          <w:jc w:val="center"/>
+        </w:trPr>
+        <w:tc>
+          <w:tcPr>
+            <w:tcW w:w="3115" w:type="dxa"/>
+            <w:vAlign w:val="center"/>
+          </w:tcPr>
+          <w:p>
+            <w:pPr>
+              <w:spacing w:line="240" w:lineRule="auto"/>
+              <w:ind w:firstLine="0"/>
+              <w:jc w:val="center"/>
+              <w:rPr>
+                <w:i/>
+                <w:iCs/>
+                <w:szCs w:val="28"/>
+                <w:lang w:val="en-GB"/>
+              </w:rPr>
+            </w:pPr>
+            <w:r>
+              <w:rPr>
+                <w:iCs/>
+                <w:szCs w:val="28"/>
+                <w:lang w:val="en-US"/>
+              </w:rPr>
+              <w:t>_</w:t>
+            </w:r>
+            <w:proofErr w:type="spellStart"/>
+            <w:r>
+              <w:rPr>
+                <w:iCs/>
+                <w:szCs w:val="28"/>
+                <w:lang w:val="en-US"/>
+              </w:rPr>
+              <w:t>validateInitial</w:t>
+            </w:r>
+            <w:proofErr w:type="spellEnd"/>
+          </w:p>
+        </w:tc>
+        <w:tc>
+          <w:tcPr>
+            <w:tcW w:w="3115" w:type="dxa"/>
+            <w:vAlign w:val="center"/>
+          </w:tcPr>
+          <w:p>
+            <w:pPr>
+              <w:spacing w:line="240" w:lineRule="auto"/>
+              <w:ind w:firstLine="0"/>
+              <w:jc w:val="center"/>
+              <w:rPr>
+                <w:i/>
+                <w:iCs/>
+                <w:szCs w:val="28"/>
+                <w:lang w:val="en-US"/>
+              </w:rPr>
+            </w:pPr>
+            <w:proofErr w:type="spellStart"/>
+            <w:r>
+              <w:rPr>
+                <w:iCs/>
+                <w:szCs w:val="28"/>
+                <w:lang w:val="en-US"/>
+              </w:rPr>
+              <w:t>DoubleValidator</w:t>
+            </w:r>
+            <w:proofErr w:type="spellEnd"/>
+          </w:p>
+        </w:tc>
+        <w:tc>
+          <w:tcPr>
+            <w:tcW w:w="3115" w:type="dxa"/>
+            <w:vAlign w:val="center"/>
+          </w:tcPr>
+          <w:p>
+            <w:pPr>
+              <w:spacing w:line="240" w:lineRule="auto"/>
+              <w:ind w:firstLine="0"/>
+              <w:jc w:val="center"/>
+              <w:rPr>
+                <w:i/>
+                <w:iCs/>
+                <w:szCs w:val="28"/>
+              </w:rPr>
+            </w:pPr>
+            <w:proofErr w:type="spellStart"/>
+            <w:r>
+              <w:rPr>
+                <w:iCs/>
+                <w:szCs w:val="28"/>
+              </w:rPr>
+              <w:t>Валидация</w:t>
+            </w:r>
+            <w:proofErr w:type="spellEnd"/>
+            <w:r>
+              <w:rPr>
+                <w:iCs/>
+                <w:szCs w:val="28"/>
+              </w:rPr>
+              <w:t xml:space="preserve"> начальной координаты</w:t>
+            </w:r>
+          </w:p>
+        </w:tc>
+      </w:tr>
+      <w:tr>
+        <w:trPr>
+          <w:jc w:val="center"/>
+        </w:trPr>
+        <w:tc>
+          <w:tcPr>
+            <w:tcW w:w="3115" w:type="dxa"/>
+            <w:vAlign w:val="center"/>
+          </w:tcPr>
+          <w:p>
+            <w:pPr>
+              <w:spacing w:line="240" w:lineRule="auto"/>
+              <w:ind w:firstLine="0"/>
+              <w:jc w:val="center"/>
+              <w:rPr>
+                <w:iCs/>
+                <w:szCs w:val="28"/>
+                <w:lang w:val="en-GB"/>
+              </w:rPr>
+            </w:pPr>
+            <w:r>
+              <w:rPr>
+                <w:iCs/>
+                <w:szCs w:val="28"/>
+              </w:rPr>
+              <w:t>_</w:t>
+            </w:r>
+            <w:proofErr w:type="spellStart"/>
+            <w:r>
+              <w:rPr>
+                <w:iCs/>
+                <w:szCs w:val="28"/>
+              </w:rPr>
+              <w:t>validateSpeed</w:t>
+            </w:r>
+            <w:proofErr w:type="spellEnd"/>
+          </w:p>
+        </w:tc>
+        <w:tc>
+          <w:tcPr>
+            <w:tcW w:w="3115" w:type="dxa"/>
+            <w:vAlign w:val="center"/>
+          </w:tcPr>
+          <w:p>
+            <w:pPr>
+              <w:spacing w:line="240" w:lineRule="auto"/>
+              <w:ind w:firstLine="0"/>
+              <w:jc w:val="center"/>
+              <w:rPr>
+                <w:iCs/>
+                <w:szCs w:val="28"/>
+                <w:lang w:val="en-GB"/>
+              </w:rPr>
+            </w:pPr>
+            <w:proofErr w:type="spellStart"/>
+            <w:r>
+              <w:rPr>
+                <w:iCs/>
+                <w:szCs w:val="28"/>
+                <w:lang w:val="en-GB"/>
+              </w:rPr>
+              <w:t>DoubleValidator</w:t>
+            </w:r>
+            <w:proofErr w:type="spellEnd"/>
+          </w:p>
+        </w:tc>
+        <w:tc>
+          <w:tcPr>
+            <w:tcW w:w="3115" w:type="dxa"/>
+            <w:vAlign w:val="center"/>
+          </w:tcPr>
+          <w:p>
+            <w:pPr>
+              <w:spacing w:line="240" w:lineRule="auto"/>
+              <w:ind w:firstLine="0"/>
+              <w:jc w:val="center"/>
+              <w:rPr>
+                <w:iCs/>
+                <w:szCs w:val="28"/>
+              </w:rPr>
+            </w:pPr>
+            <w:proofErr w:type="spellStart"/>
+            <w:r>
+              <w:rPr>
+                <w:iCs/>
+                <w:szCs w:val="28"/>
+              </w:rPr>
+              <w:t>Валидация</w:t>
+            </w:r>
+            <w:proofErr w:type="spellEnd"/>
+            <w:r>
+              <w:rPr>
+                <w:iCs/>
+                <w:szCs w:val="28"/>
+              </w:rPr>
+              <w:t xml:space="preserve"> скорости</w:t>
+            </w:r>
+          </w:p>
+        </w:tc>
+      </w:tr>
+      <w:tr>
+        <w:trPr>
+          <w:jc w:val="center"/>
+        </w:trPr>
+        <w:tc>
+          <w:tcPr>
+            <w:tcW w:w="3115" w:type="dxa"/>
+            <w:vAlign w:val="center"/>
+          </w:tcPr>
+          <w:p>
+            <w:pPr>
+              <w:spacing w:line="240" w:lineRule="auto"/>
+              <w:ind w:firstLine="0"/>
+              <w:jc w:val="center"/>
+              <w:rPr>
+                <w:i/>
+                <w:iCs/>
+                <w:szCs w:val="28"/>
+                <w:lang w:val="en-GB"/>
+              </w:rPr>
+            </w:pPr>
+            <w:r>
+              <w:rPr>
+                <w:iCs/>
+                <w:szCs w:val="28"/>
+                <w:lang w:val="en-US"/>
+              </w:rPr>
+              <w:t>_</w:t>
+            </w:r>
+            <w:proofErr w:type="spellStart"/>
+            <w:r>
+              <w:rPr>
+                <w:iCs/>
+                <w:szCs w:val="28"/>
+                <w:lang w:val="en-US"/>
+              </w:rPr>
+              <w:t>validateTime</w:t>
+            </w:r>
+            <w:proofErr w:type="spellEnd"/>
+          </w:p>
+        </w:tc>
+        <w:tc>
+          <w:tcPr>
+            <w:tcW w:w="3115" w:type="dxa"/>
+            <w:vAlign w:val="center"/>
+          </w:tcPr>
+          <w:p>
+            <w:pPr>
+              <w:spacing w:line="240" w:lineRule="auto"/>
+              <w:ind w:firstLine="0"/>
+              <w:jc w:val="center"/>
+              <w:rPr>
+                <w:i/>
+                <w:iCs/>
+                <w:szCs w:val="28"/>
+                <w:lang w:val="en-US"/>
+              </w:rPr>
+            </w:pPr>
+            <w:proofErr w:type="spellStart"/>
+            <w:r>
+              <w:rPr>
+                <w:iCs/>
+                <w:szCs w:val="28"/>
+                <w:lang w:val="en-US"/>
+              </w:rPr>
+              <w:t>DoubleValidator</w:t>
+            </w:r>
+            <w:proofErr w:type="spellEnd"/>
+          </w:p>
+        </w:tc>
+        <w:tc>
+          <w:tcPr>
+            <w:tcW w:w="3115" w:type="dxa"/>
+            <w:vAlign w:val="center"/>
+          </w:tcPr>
+          <w:p>
+            <w:pPr>
+              <w:spacing w:line="240" w:lineRule="auto"/>
+              <w:ind w:firstLine="0"/>
+              <w:jc w:val="center"/>
+              <w:rPr>
+                <w:i/>
+                <w:iCs/>
+                <w:szCs w:val="28"/>
+              </w:rPr>
+            </w:pPr>
+            <w:proofErr w:type="spellStart"/>
+            <w:r>
+              <w:rPr>
+                <w:iCs/>
+                <w:szCs w:val="28"/>
+              </w:rPr>
+              <w:t>Валидация</w:t>
+            </w:r>
+            <w:proofErr w:type="spellEnd"/>
+            <w:r>
+              <w:rPr>
+                <w:iCs/>
+                <w:szCs w:val="28"/>
+              </w:rPr>
+              <w:t xml:space="preserve"> времени</w:t>
+            </w:r>
+          </w:p>
+        </w:tc>
+      </w:tr>
+      <w:tr>
+        <w:trPr>
+          <w:jc w:val="center"/>
+        </w:trPr>
+        <w:tc>
+          <w:tcPr>
+            <w:tcW w:w="3115" w:type="dxa"/>
+            <w:vAlign w:val="center"/>
+          </w:tcPr>
+          <w:p>
+            <w:pPr>
+              <w:spacing w:line="240" w:lineRule="auto"/>
+              <w:ind w:firstLine="0"/>
+              <w:jc w:val="center"/>
+              <w:rPr>
+                <w:iCs/>
+                <w:szCs w:val="28"/>
+                <w:lang w:val="en-US"/>
+              </w:rPr>
+            </w:pPr>
+            <w:r>
+              <w:rPr>
+                <w:iCs/>
+                <w:szCs w:val="28"/>
+                <w:lang w:val="en-US"/>
+              </w:rPr>
+              <w:t>_</w:t>
+            </w:r>
+            <w:proofErr w:type="spellStart"/>
+            <w:r>
+              <w:rPr>
+                <w:iCs/>
+                <w:szCs w:val="28"/>
+                <w:lang w:val="en-US"/>
+              </w:rPr>
+              <w:t>validateAccel</w:t>
+            </w:r>
+            <w:proofErr w:type="spellEnd"/>
+          </w:p>
+        </w:tc>
+        <w:tc>
+          <w:tcPr>
+            <w:tcW w:w="3115" w:type="dxa"/>
+            <w:vAlign w:val="center"/>
+          </w:tcPr>
+          <w:p>
+            <w:pPr>
+              <w:spacing w:line="240" w:lineRule="auto"/>
+              <w:ind w:firstLine="0"/>
+              <w:jc w:val="center"/>
+              <w:rPr>
+                <w:iCs/>
+                <w:szCs w:val="28"/>
+                <w:lang w:val="en-US"/>
+              </w:rPr>
+            </w:pPr>
+            <w:proofErr w:type="spellStart"/>
+            <w:r>
+              <w:rPr>
+                <w:iCs/>
+                <w:szCs w:val="28"/>
+                <w:lang w:val="en-US"/>
+              </w:rPr>
+              <w:t>DoubleValidator</w:t>
+            </w:r>
+            <w:proofErr w:type="spellEnd"/>
+          </w:p>
+        </w:tc>
+        <w:tc>
+          <w:tcPr>
+            <w:tcW w:w="3115" w:type="dxa"/>
+            <w:vAlign w:val="center"/>
+          </w:tcPr>
+          <w:p>
+            <w:pPr>
+              <w:spacing w:line="240" w:lineRule="auto"/>
+              <w:ind w:firstLine="0"/>
+              <w:jc w:val="center"/>
+              <w:rPr>
+                <w:iCs/>
+                <w:szCs w:val="28"/>
+              </w:rPr>
+            </w:pPr>
+            <w:proofErr w:type="spellStart"/>
+            <w:r>
+              <w:rPr>
+                <w:iCs/>
+                <w:szCs w:val="28"/>
+              </w:rPr>
+              <w:t>Ва</w:t>
+            </w:r>
+            <w:r>
+              <w:rPr>
+                <w:iCs/>
+                <w:szCs w:val="28"/>
+              </w:rPr>
+              <w:t>лидация</w:t>
+            </w:r>
+            <w:proofErr w:type="spellEnd"/>
+            <w:r>
+              <w:rPr>
+                <w:iCs/>
+                <w:szCs w:val="28"/>
+              </w:rPr>
+              <w:t xml:space="preserve"> ускорения</w:t>
+            </w:r>
+          </w:p>
+        </w:tc>
+      </w:tr>
+      <w:tr>
+        <w:trPr>
+          <w:jc w:val="center"/>
+        </w:trPr>
+        <w:tc>
+          <w:tcPr>
+            <w:tcW w:w="9345" w:type="dxa"/>
+            <w:gridSpan w:val="3"/>
+            <w:vAlign w:val="center"/>
+          </w:tcPr>
+          <w:p>
+            <w:pPr>
+              <w:spacing w:line="240" w:lineRule="auto"/>
+              <w:ind w:firstLine="0"/>
+              <w:jc w:val="center"/>
+              <w:rPr>
+                <w:i/>
+                <w:iCs/>
+                <w:szCs w:val="28"/>
+              </w:rPr>
+            </w:pPr>
+            <w:r>
+              <w:rPr>
+                <w:b/>
+                <w:bCs/>
+                <w:iCs/>
+                <w:szCs w:val="28"/>
+              </w:rPr>
+              <w:t>Методы</w:t>
+            </w:r>
+            <w:r>
+              <w:rPr>
+                <w:noProof/>
+              </w:rPr>
+              <w:t xml:space="preserve"> </w:t>
+            </w:r>
+          </w:p>
+        </w:tc>
+      </w:tr>
+      <w:tr>
+        <w:trPr>
+          <w:jc w:val="center"/>
+        </w:trPr>
+        <w:tc>
+          <w:tcPr>
+            <w:tcW w:w="3115" w:type="dxa"/>
+            <w:vAlign w:val="center"/>
+          </w:tcPr>
+          <w:p>
+            <w:pPr>
+              <w:spacing w:line="240" w:lineRule="auto"/>
+              <w:ind w:firstLine="0"/>
+              <w:jc w:val="center"/>
+              <w:rPr>
+                <w:i/>
+                <w:iCs/>
+                <w:szCs w:val="28"/>
+                <w:lang w:val="en-US"/>
+              </w:rPr>
+            </w:pPr>
+            <w:r>
+              <w:rPr>
+                <w:iCs/>
+                <w:szCs w:val="28"/>
+              </w:rPr>
+              <w:lastRenderedPageBreak/>
+              <w:t xml:space="preserve">+ </w:t>
+            </w:r>
+            <w:proofErr w:type="spellStart"/>
+            <w:r>
+              <w:rPr>
+                <w:iCs/>
+                <w:szCs w:val="28"/>
+                <w:lang w:val="en-US"/>
+              </w:rPr>
+              <w:t>GetMotion</w:t>
+            </w:r>
+            <w:proofErr w:type="spellEnd"/>
+            <w:r>
+              <w:rPr>
+                <w:iCs/>
+                <w:szCs w:val="28"/>
+                <w:lang w:val="en-US"/>
+              </w:rPr>
+              <w:t>()</w:t>
+            </w:r>
+          </w:p>
+        </w:tc>
+        <w:tc>
+          <w:tcPr>
+            <w:tcW w:w="3115" w:type="dxa"/>
+            <w:vAlign w:val="center"/>
+          </w:tcPr>
+          <w:p>
+            <w:pPr>
+              <w:spacing w:line="240" w:lineRule="auto"/>
+              <w:ind w:firstLine="0"/>
+              <w:jc w:val="center"/>
+              <w:rPr>
+                <w:i/>
+                <w:iCs/>
+                <w:szCs w:val="28"/>
+                <w:lang w:val="en-US"/>
+              </w:rPr>
+            </w:pPr>
+            <w:proofErr w:type="spellStart"/>
+            <w:r>
+              <w:rPr>
+                <w:iCs/>
+                <w:szCs w:val="28"/>
+                <w:lang w:val="en-US"/>
+              </w:rPr>
+              <w:t>MotionBase</w:t>
+            </w:r>
+            <w:proofErr w:type="spellEnd"/>
+          </w:p>
+        </w:tc>
+        <w:tc>
+          <w:tcPr>
+            <w:tcW w:w="3115" w:type="dxa"/>
+            <w:vAlign w:val="center"/>
+          </w:tcPr>
+          <w:p>
+            <w:pPr>
+              <w:spacing w:line="240" w:lineRule="auto"/>
+              <w:ind w:firstLine="0"/>
+              <w:jc w:val="center"/>
+              <w:rPr>
+                <w:i/>
+                <w:iCs/>
+                <w:szCs w:val="28"/>
+              </w:rPr>
+            </w:pPr>
+            <w:r>
+              <w:rPr>
+                <w:iCs/>
+                <w:szCs w:val="28"/>
+              </w:rPr>
+              <w:t>Метод для получения объекта движения с рассчитанными параметрами</w:t>
+            </w:r>
+          </w:p>
+        </w:tc>
+      </w:tr>
+      <w:tr>
+        <w:trPr>
+          <w:jc w:val="center"/>
+        </w:trPr>
+        <w:tc>
+          <w:tcPr>
+            <w:tcW w:w="3115" w:type="dxa"/>
+            <w:vAlign w:val="center"/>
+          </w:tcPr>
+          <w:p>
+            <w:pPr>
+              <w:spacing w:line="240" w:lineRule="auto"/>
+              <w:ind w:firstLine="0"/>
+              <w:jc w:val="center"/>
+              <w:rPr>
+                <w:i/>
+                <w:iCs/>
+                <w:szCs w:val="28"/>
+                <w:lang w:val="en-GB"/>
+              </w:rPr>
+            </w:pPr>
+            <w:r>
+              <w:rPr>
+                <w:iCs/>
+                <w:szCs w:val="28"/>
+              </w:rPr>
+              <w:t xml:space="preserve">+ </w:t>
+            </w:r>
+            <w:proofErr w:type="spellStart"/>
+            <w:r>
+              <w:rPr>
+                <w:iCs/>
+                <w:szCs w:val="28"/>
+                <w:lang w:val="en-GB"/>
+              </w:rPr>
+              <w:t>ParseDouble</w:t>
+            </w:r>
+            <w:proofErr w:type="spellEnd"/>
+            <w:r>
+              <w:rPr>
+                <w:iCs/>
+                <w:szCs w:val="28"/>
+                <w:lang w:val="en-GB"/>
+              </w:rPr>
+              <w:t>(string)</w:t>
+            </w:r>
+          </w:p>
+        </w:tc>
+        <w:tc>
+          <w:tcPr>
+            <w:tcW w:w="3115" w:type="dxa"/>
+            <w:vAlign w:val="center"/>
+          </w:tcPr>
+          <w:p>
+            <w:pPr>
+              <w:spacing w:line="240" w:lineRule="auto"/>
+              <w:ind w:firstLine="0"/>
+              <w:jc w:val="center"/>
+              <w:rPr>
+                <w:i/>
+                <w:iCs/>
+                <w:szCs w:val="28"/>
+                <w:lang w:val="en-GB"/>
+              </w:rPr>
+            </w:pPr>
+            <w:r>
+              <w:rPr>
+                <w:iCs/>
+                <w:szCs w:val="28"/>
+                <w:lang w:val="en-GB"/>
+              </w:rPr>
+              <w:t>double</w:t>
+            </w:r>
+          </w:p>
+        </w:tc>
+        <w:tc>
+          <w:tcPr>
+            <w:tcW w:w="3115" w:type="dxa"/>
+            <w:vAlign w:val="center"/>
+          </w:tcPr>
+          <w:p>
+            <w:pPr>
+              <w:spacing w:line="240" w:lineRule="auto"/>
+              <w:ind w:firstLine="0"/>
+              <w:jc w:val="center"/>
+              <w:rPr>
+                <w:i/>
+                <w:iCs/>
+                <w:szCs w:val="28"/>
+              </w:rPr>
+            </w:pPr>
+            <w:r>
+              <w:rPr>
+                <w:iCs/>
+                <w:szCs w:val="28"/>
+              </w:rPr>
+              <w:t>Метод для</w:t>
+            </w:r>
+            <w:r>
+              <w:rPr>
+                <w:iCs/>
+                <w:szCs w:val="28"/>
+              </w:rPr>
+              <w:t xml:space="preserve"> </w:t>
+            </w:r>
+            <w:r>
+              <w:rPr>
+                <w:iCs/>
+                <w:szCs w:val="28"/>
+              </w:rPr>
+              <w:t>преобразования запятой в точку</w:t>
+            </w:r>
+          </w:p>
+        </w:tc>
+      </w:tr>
+      <w:tr>
+        <w:trPr>
+          <w:jc w:val="center"/>
+        </w:trPr>
+        <w:tc>
+          <w:tcPr>
+            <w:tcW w:w="3115" w:type="dxa"/>
+            <w:vAlign w:val="center"/>
+          </w:tcPr>
+          <w:p>
+            <w:pPr>
+              <w:spacing w:line="240" w:lineRule="auto"/>
+              <w:ind w:firstLine="0"/>
+              <w:jc w:val="center"/>
+              <w:rPr>
+                <w:iCs/>
+                <w:szCs w:val="28"/>
+                <w:lang w:val="en-GB"/>
+              </w:rPr>
+            </w:pPr>
+            <w:r>
+              <w:rPr>
+                <w:iCs/>
+                <w:szCs w:val="28"/>
+              </w:rPr>
+              <w:t xml:space="preserve">+ </w:t>
+            </w:r>
+            <w:proofErr w:type="spellStart"/>
+            <w:r>
+              <w:rPr>
+                <w:iCs/>
+                <w:szCs w:val="28"/>
+                <w:lang w:val="en-GB"/>
+              </w:rPr>
+              <w:t>ValidateInput</w:t>
+            </w:r>
+            <w:proofErr w:type="spellEnd"/>
+            <w:r>
+              <w:rPr>
+                <w:iCs/>
+                <w:szCs w:val="28"/>
+                <w:lang w:val="en-GB"/>
+              </w:rPr>
+              <w:t>()</w:t>
+            </w:r>
+          </w:p>
+        </w:tc>
+        <w:tc>
+          <w:tcPr>
+            <w:tcW w:w="3115" w:type="dxa"/>
+            <w:vAlign w:val="center"/>
+          </w:tcPr>
+          <w:p>
+            <w:pPr>
+              <w:spacing w:line="240" w:lineRule="auto"/>
+              <w:ind w:firstLine="0"/>
+              <w:jc w:val="center"/>
+              <w:rPr>
+                <w:iCs/>
+                <w:szCs w:val="28"/>
+                <w:lang w:val="en-US"/>
+              </w:rPr>
+            </w:pPr>
+            <w:r>
+              <w:rPr>
+                <w:iCs/>
+                <w:szCs w:val="28"/>
+                <w:lang w:val="en-US"/>
+              </w:rPr>
+              <w:t>bool</w:t>
+            </w:r>
+          </w:p>
+        </w:tc>
+        <w:tc>
+          <w:tcPr>
+            <w:tcW w:w="3115" w:type="dxa"/>
+            <w:vAlign w:val="center"/>
+          </w:tcPr>
+          <w:p>
+            <w:pPr>
+              <w:spacing w:line="240" w:lineRule="auto"/>
+              <w:ind w:firstLine="0"/>
+              <w:jc w:val="center"/>
+              <w:rPr>
+                <w:iCs/>
+                <w:szCs w:val="28"/>
+              </w:rPr>
+            </w:pPr>
+            <w:r>
+              <w:rPr>
+                <w:iCs/>
+                <w:szCs w:val="28"/>
+              </w:rPr>
+              <w:t>М</w:t>
+            </w:r>
+            <w:r>
+              <w:rPr>
+                <w:iCs/>
+                <w:szCs w:val="28"/>
+              </w:rPr>
+              <w:t xml:space="preserve">етод для </w:t>
+            </w:r>
+            <w:r>
+              <w:rPr>
+                <w:iCs/>
+                <w:szCs w:val="28"/>
+              </w:rPr>
+              <w:t xml:space="preserve">проверки корректности ввода </w:t>
+            </w:r>
+          </w:p>
+        </w:tc>
+      </w:tr>
+    </w:tbl>
+    <w:p>
+      <w:pPr>
+        <w:rPr>
+          <w:iCs/>
+          <w:szCs w:val="28"/>
+        </w:rPr>
+      </w:pPr>
+    </w:p>
+    <w:p>
+      <w:pPr>
+        <w:pStyle w:val="1"/>
+      </w:pPr>
+      <w:r>
+        <w:t>1.4</w:t>
+      </w:r>
+      <w:r>
+        <w:t>.</w:t>
+      </w:r>
+      <w:r>
+        <w:t xml:space="preserve"> Дерево ветвлений </w:t>
+      </w:r>
+      <w:r>
+        <w:rPr>
+          <w:lang w:val="en-GB"/>
+        </w:rPr>
+        <w:t>Git</w:t>
+      </w:r>
+    </w:p>
+    <w:p>
+      <w:pPr>
+        <w:rPr>
+          <w:i/>
+          <w:iCs/>
+        </w:rPr>
+      </w:pPr>
+      <w:r>
+        <w:rPr>
+          <w:iCs/>
+        </w:rPr>
+        <w:t xml:space="preserve">На рисунке 3 представлено дерево ветвлений </w:t>
+      </w:r>
+      <w:proofErr w:type="spellStart"/>
+      <w:r>
+        <w:rPr>
+          <w:iCs/>
+          <w:lang w:val="en-US"/>
+        </w:rPr>
+        <w:t>Git</w:t>
+      </w:r>
+      <w:proofErr w:type="spellEnd"/>
+      <w:r>
+        <w:rPr>
+          <w:iCs/>
+        </w:rPr>
+        <w:t>, полученное по окончании работы с проектом.</w:t>
+      </w:r>
+    </w:p>
+    <w:p>
       <w:bookmarkStart w:id="0" w:name="_GoBack"/>
       <w:bookmarkEnd w:id="0"/>
     </w:p>
+    <w:p/>
+    <w:p>
+      <w:pPr>
+        <w:ind w:firstLine="0"/>
+      </w:pPr>
+    </w:p>
+    <w:p>
+      <w:pPr>
+        <w:ind w:firstLine="0"/>
+      </w:pPr>
+    </w:p>
     <w:sectPr>
-      <w:pgSz w:w="16838" w:h="11906" w:orient="landscape"/>
-      <w:pgMar w:top="1701" w:right="1134" w:bottom="850" w:left="1134" w:header="708" w:footer="708" w:gutter="0"/>
+      <w:pgSz w:w="11906" w:h="16838"/>
+      <w:pgMar w:top="1134" w:right="850" w:bottom="1134" w:left="1701" w:header="708" w:footer="708" w:gutter="0"/>
       <w:cols w:space="708"/>
       <w:docGrid w:linePitch="381"/>
     </w:sectPr>
@@ -1839,7 +9799,7 @@
   <w:style w:type="paragraph" w:default="1" w:styleId="a">
     <w:name w:val="Normal"/>
     <w:qFormat/>
-    <w:rsid w:val="0051315B"/>
+    <w:rsid w:val="00DB07BE"/>
     <w:pPr>
       <w:spacing w:after="0" w:line="360" w:lineRule="auto"/>
       <w:ind w:firstLine="709"/>
@@ -1873,7 +9833,6 @@
   <w:style w:type="character" w:default="1" w:styleId="a0">
     <w:name w:val="Default Paragraph Font"/>
     <w:uiPriority w:val="1"/>
-    <w:semiHidden/>
     <w:unhideWhenUsed/>
   </w:style>
   <w:style w:type="table" w:default="1" w:styleId="a1">
@@ -1999,6 +9958,49 @@
       <w:sz w:val="28"/>
       <w:lang w:val="en-US"/>
     </w:rPr>
+  </w:style>
+  <w:style w:type="character" w:customStyle="1" w:styleId="qwen-markdown-text">
+    <w:name w:val="qwen-markdown-text"/>
+    <w:basedOn w:val="a0"/>
+    <w:rsid w:val="002A2450"/>
+  </w:style>
+  <w:style w:type="character" w:styleId="HTML">
+    <w:name w:val="HTML Code"/>
+    <w:basedOn w:val="a0"/>
+    <w:uiPriority w:val="99"/>
+    <w:semiHidden/>
+    <w:unhideWhenUsed/>
+    <w:rsid w:val="002A2450"/>
+    <w:rPr>
+      <w:rFonts w:ascii="Courier New" w:eastAsia="Times New Roman" w:hAnsi="Courier New" w:cs="Courier New"/>
+      <w:sz w:val="20"/>
+      <w:szCs w:val="20"/>
+    </w:rPr>
+  </w:style>
+  <w:style w:type="table" w:styleId="a8">
+    <w:name w:val="Table Grid"/>
+    <w:basedOn w:val="a1"/>
+    <w:uiPriority w:val="39"/>
+    <w:rsid w:val="002A2450"/>
+    <w:pPr>
+      <w:spacing w:after="0" w:line="240" w:lineRule="auto"/>
+    </w:pPr>
+    <w:rPr>
+      <w:rFonts w:ascii="Calibri" w:eastAsia="Calibri" w:hAnsi="Calibri" w:cs="Times New Roman"/>
+      <w:sz w:val="20"/>
+      <w:szCs w:val="20"/>
+      <w:lang w:eastAsia="ru-RU"/>
+    </w:rPr>
+    <w:tblPr>
+      <w:tblBorders>
+        <w:top w:val="single" w:sz="4" w:space="0" w:color="000000"/>
+        <w:left w:val="single" w:sz="4" w:space="0" w:color="000000"/>
+        <w:bottom w:val="single" w:sz="4" w:space="0" w:color="000000"/>
+        <w:right w:val="single" w:sz="4" w:space="0" w:color="000000"/>
+        <w:insideH w:val="single" w:sz="4" w:space="0" w:color="000000"/>
+        <w:insideV w:val="single" w:sz="4" w:space="0" w:color="000000"/>
+      </w:tblBorders>
+    </w:tblPr>
   </w:style>
 </w:styles>
 </file>

--- a/ЛБ5 Подопригора Л.И..docx
+++ b/ЛБ5 Подопригора Л.И..docx
@@ -1,6 +1,6 @@
 
 <file path=word/document.xml><?xml version="1.0" encoding="utf-8"?>
-<w:document xmlns:wpc="http://schemas.microsoft.com/office/word/2010/wordprocessingCanvas" xmlns:cx="http://schemas.microsoft.com/office/drawing/2014/chartex" xmlns:cx1="http://schemas.microsoft.com/office/drawing/2015/9/8/chartex" xmlns:mc="http://schemas.openxmlformats.org/markup-compatibility/2006" xmlns:o="urn:schemas-microsoft-com:office:office" xmlns:r="http://schemas.openxmlformats.org/officeDocument/2006/relationships" xmlns:m="http://schemas.openxmlformats.org/officeDocument/2006/math" xmlns:v="urn:schemas-microsoft-com:vml" xmlns:wp14="http://schemas.microsoft.com/office/word/2010/wordprocessingDrawing" xmlns:wp="http://schemas.openxmlformats.org/drawingml/2006/wordprocessingDrawing" xmlns:w10="urn:schemas-microsoft-com:office:word" xmlns:w="http://schemas.openxmlformats.org/wordprocessingml/2006/main" xmlns:w14="http://schemas.microsoft.com/office/word/2010/wordml" xmlns:w15="http://schemas.microsoft.com/office/word/2012/wordml" xmlns:w16se="http://schemas.microsoft.com/office/word/2015/wordml/symex" xmlns:wpg="http://schemas.microsoft.com/office/word/2010/wordprocessingGroup" xmlns:wpi="http://schemas.microsoft.com/office/word/2010/wordprocessingInk" xmlns:wne="http://schemas.microsoft.com/office/word/2006/wordml" xmlns:wps="http://schemas.microsoft.com/office/word/2010/wordprocessingShape" mc:Ignorable="w14 w15 w16se wp14">
+<w:document xmlns:wpc="http://schemas.microsoft.com/office/word/2010/wordprocessingCanvas" xmlns:cx="http://schemas.microsoft.com/office/drawing/2014/chartex" xmlns:cx1="http://schemas.microsoft.com/office/drawing/2015/9/8/chartex" xmlns:cx2="http://schemas.microsoft.com/office/drawing/2015/10/21/chartex" xmlns:cx3="http://schemas.microsoft.com/office/drawing/2016/5/9/chartex" xmlns:cx4="http://schemas.microsoft.com/office/drawing/2016/5/10/chartex" xmlns:cx5="http://schemas.microsoft.com/office/drawing/2016/5/11/chartex" xmlns:cx6="http://schemas.microsoft.com/office/drawing/2016/5/12/chartex" xmlns:cx7="http://schemas.microsoft.com/office/drawing/2016/5/13/chartex" xmlns:cx8="http://schemas.microsoft.com/office/drawing/2016/5/14/chartex" xmlns:mc="http://schemas.openxmlformats.org/markup-compatibility/2006" xmlns:aink="http://schemas.microsoft.com/office/drawing/2016/ink" xmlns:am3d="http://schemas.microsoft.com/office/drawing/2017/model3d" xmlns:o="urn:schemas-microsoft-com:office:office" xmlns:r="http://schemas.openxmlformats.org/officeDocument/2006/relationships" xmlns:m="http://schemas.openxmlformats.org/officeDocument/2006/math" xmlns:v="urn:schemas-microsoft-com:vml" xmlns:wp14="http://schemas.microsoft.com/office/word/2010/wordprocessingDrawing" xmlns:wp="http://schemas.openxmlformats.org/drawingml/2006/wordprocessingDrawing" xmlns:w10="urn:schemas-microsoft-com:office:word" xmlns:w="http://schemas.openxmlformats.org/wordprocessingml/2006/main" xmlns:w14="http://schemas.microsoft.com/office/word/2010/wordml" xmlns:w15="http://schemas.microsoft.com/office/word/2012/wordml" xmlns:w16cex="http://schemas.microsoft.com/office/word/2018/wordml/cex" xmlns:w16cid="http://schemas.microsoft.com/office/word/2016/wordml/cid" xmlns:w16="http://schemas.microsoft.com/office/word/2018/wordml" xmlns:w16sdtdh="http://schemas.microsoft.com/office/word/2020/wordml/sdtdatahash" xmlns:w16se="http://schemas.microsoft.com/office/word/2015/wordml/symex" xmlns:wpg="http://schemas.microsoft.com/office/word/2010/wordprocessingGroup" xmlns:wpi="http://schemas.microsoft.com/office/word/2010/wordprocessingInk" xmlns:wne="http://schemas.microsoft.com/office/word/2006/wordml" xmlns:wps="http://schemas.microsoft.com/office/word/2010/wordprocessingShape" mc:Ignorable="w14 w15 w16se w16cid w16 w16cex w16sdtdh wp14">
   <w:body>
     <w:p>
       <w:pPr>
@@ -135,7 +135,7 @@
           <w:lang w:eastAsia="ru-RU"/>
         </w:rPr>
         <w:drawing>
-          <wp:inline distT="0" distB="0" distL="0" distR="0" wp14:anchorId="038F5415" wp14:editId="2C994C52">
+          <wp:inline distT="0" distB="0" distL="0" distR="0" wp14:anchorId="43000293" wp14:editId="726F9E16">
             <wp:extent cx="822960" cy="822960"/>
             <wp:effectExtent l="0" t="0" r="0" b="0"/>
             <wp:docPr id="29" name="Рисунок 29"/>
@@ -601,6 +601,13 @@
     </w:p>
     <w:sdt>
       <w:sdtPr>
+        <w:rPr>
+          <w:rFonts w:ascii="Times New Roman" w:eastAsiaTheme="minorHAnsi" w:hAnsi="Times New Roman" w:cs="Times New Roman"/>
+          <w:color w:val="auto"/>
+          <w:sz w:val="28"/>
+          <w:szCs w:val="24"/>
+          <w:lang w:eastAsia="en-US"/>
+        </w:rPr>
         <w:id w:val="-1786806218"/>
         <w:docPartObj>
           <w:docPartGallery w:val="Table of Contents"/>
@@ -609,13 +616,8 @@
       </w:sdtPr>
       <w:sdtEndPr>
         <w:rPr>
-          <w:rFonts w:ascii="Times New Roman" w:eastAsiaTheme="minorHAnsi" w:hAnsi="Times New Roman" w:cs="Times New Roman"/>
           <w:b/>
           <w:bCs/>
-          <w:color w:val="auto"/>
-          <w:sz w:val="28"/>
-          <w:szCs w:val="24"/>
-          <w:lang w:eastAsia="en-US"/>
         </w:rPr>
       </w:sdtEndPr>
       <w:sdtContent>
@@ -2105,23 +2107,7 @@
           <w:i w:val="0"/>
           <w:iCs/>
         </w:rPr>
-        <w:t xml:space="preserve"> </w:t>
-      </w:r>
-      <w:proofErr w:type="spellStart"/>
-      <w:r>
-        <w:rPr>
-          <w:i w:val="0"/>
-          <w:iCs/>
-        </w:rPr>
-        <w:t>Git</w:t>
-      </w:r>
-      <w:proofErr w:type="spellEnd"/>
-      <w:r>
-        <w:rPr>
-          <w:i w:val="0"/>
-          <w:iCs/>
-        </w:rPr>
-        <w:t>;</w:t>
+        <w:t xml:space="preserve"> Git;</w:t>
       </w:r>
     </w:p>
     <w:p>
@@ -2348,7 +2334,7 @@
           <w:lang w:eastAsia="ru-RU"/>
         </w:rPr>
         <w:drawing>
-          <wp:inline distT="0" distB="0" distL="0" distR="0" wp14:anchorId="2C22E18F" wp14:editId="5133EB29">
+          <wp:inline distT="0" distB="0" distL="0" distR="0" wp14:anchorId="3F10A648" wp14:editId="7CC7EE65">
             <wp:extent cx="5334000" cy="4384890"/>
             <wp:effectExtent l="0" t="0" r="0" b="0"/>
             <wp:docPr id="1" name="Рисунок 1"/>
@@ -2415,9 +2401,6 @@
         <w:t>1.2</w:t>
       </w:r>
       <w:r>
-        <w:rPr>
-          <w:lang w:val="en-GB"/>
-        </w:rPr>
         <w:t>.</w:t>
       </w:r>
       <w:r>
@@ -2497,7 +2480,7 @@
         </w:rPr>
         <w:lastRenderedPageBreak/>
         <w:drawing>
-          <wp:inline distT="0" distB="0" distL="0" distR="0" wp14:anchorId="4FD17749" wp14:editId="31D9FADF">
+          <wp:inline distT="0" distB="0" distL="0" distR="0" wp14:anchorId="1D119B85" wp14:editId="4787F67D">
             <wp:extent cx="9251950" cy="4866005"/>
             <wp:effectExtent l="0" t="0" r="6350" b="0"/>
             <wp:docPr id="4" name="Рисунок 4"/>
@@ -2547,14 +2530,12 @@
       <w:r>
         <w:t xml:space="preserve">Рисунок 2 – Диаграмма классов </w:t>
       </w:r>
-      <w:bookmarkStart w:id="4" w:name="_GoBack"/>
-      <w:bookmarkEnd w:id="4"/>
     </w:p>
     <w:p>
       <w:pPr>
         <w:pStyle w:val="1"/>
       </w:pPr>
-      <w:bookmarkStart w:id="5" w:name="_Toc228293278"/>
+      <w:bookmarkStart w:id="4" w:name="_Toc228293278"/>
       <w:r>
         <w:lastRenderedPageBreak/>
         <w:t>1.3</w:t>
@@ -2565,7 +2546,7 @@
       <w:r>
         <w:t xml:space="preserve"> Описание классов, образующих связь типа «общее – частное»</w:t>
       </w:r>
-      <w:bookmarkEnd w:id="5"/>
+      <w:bookmarkEnd w:id="4"/>
     </w:p>
     <w:p>
       <w:pPr>
@@ -3960,23 +3941,7 @@
                 <w:iCs/>
                 <w:szCs w:val="28"/>
               </w:rPr>
-              <w:t xml:space="preserve">Метод для </w:t>
-            </w:r>
-            <w:proofErr w:type="spellStart"/>
-            <w:r>
-              <w:rPr>
-                <w:iCs/>
-                <w:szCs w:val="28"/>
-              </w:rPr>
-              <w:t>валидации</w:t>
-            </w:r>
-            <w:proofErr w:type="spellEnd"/>
-            <w:r>
-              <w:rPr>
-                <w:iCs/>
-                <w:szCs w:val="28"/>
-              </w:rPr>
-              <w:t xml:space="preserve"> введенных данных</w:t>
+              <w:t>Метод для валидации введенных данных</w:t>
             </w:r>
           </w:p>
         </w:tc>
@@ -4872,23 +4837,7 @@
                 <w:iCs/>
                 <w:szCs w:val="28"/>
               </w:rPr>
-              <w:t xml:space="preserve">Метод для </w:t>
-            </w:r>
-            <w:proofErr w:type="spellStart"/>
-            <w:r>
-              <w:rPr>
-                <w:iCs/>
-                <w:szCs w:val="28"/>
-              </w:rPr>
-              <w:t>валидации</w:t>
-            </w:r>
-            <w:proofErr w:type="spellEnd"/>
-            <w:r>
-              <w:rPr>
-                <w:iCs/>
-                <w:szCs w:val="28"/>
-              </w:rPr>
-              <w:t xml:space="preserve"> значения ускорения</w:t>
+              <w:t>Метод для валидации значения ускорения</w:t>
             </w:r>
           </w:p>
         </w:tc>
@@ -6359,23 +6308,7 @@
                 <w:iCs/>
                 <w:szCs w:val="28"/>
               </w:rPr>
-              <w:t xml:space="preserve">Метод для </w:t>
-            </w:r>
-            <w:proofErr w:type="spellStart"/>
-            <w:r>
-              <w:rPr>
-                <w:iCs/>
-                <w:szCs w:val="28"/>
-              </w:rPr>
-              <w:t>валидации</w:t>
-            </w:r>
-            <w:proofErr w:type="spellEnd"/>
-            <w:r>
-              <w:rPr>
-                <w:iCs/>
-                <w:szCs w:val="28"/>
-              </w:rPr>
-              <w:t xml:space="preserve"> значения частоты</w:t>
+              <w:t>Метод для валидации значения частоты</w:t>
             </w:r>
           </w:p>
         </w:tc>
@@ -7422,21 +7355,12 @@
                 <w:szCs w:val="28"/>
               </w:rPr>
             </w:pPr>
-            <w:proofErr w:type="spellStart"/>
-            <w:r>
-              <w:rPr>
-                <w:iCs/>
-                <w:szCs w:val="28"/>
-              </w:rPr>
-              <w:t>Валидация</w:t>
-            </w:r>
-            <w:proofErr w:type="spellEnd"/>
-            <w:r>
-              <w:rPr>
-                <w:iCs/>
-                <w:szCs w:val="28"/>
-              </w:rPr>
-              <w:t xml:space="preserve"> начальной координаты</w:t>
+            <w:r>
+              <w:rPr>
+                <w:iCs/>
+                <w:szCs w:val="28"/>
+              </w:rPr>
+              <w:t>Валидация начальной координаты</w:t>
             </w:r>
           </w:p>
         </w:tc>
@@ -7522,21 +7446,12 @@
                 <w:szCs w:val="28"/>
               </w:rPr>
             </w:pPr>
-            <w:proofErr w:type="spellStart"/>
-            <w:r>
-              <w:rPr>
-                <w:iCs/>
-                <w:szCs w:val="28"/>
-              </w:rPr>
-              <w:t>Валидация</w:t>
-            </w:r>
-            <w:proofErr w:type="spellEnd"/>
-            <w:r>
-              <w:rPr>
-                <w:iCs/>
-                <w:szCs w:val="28"/>
-              </w:rPr>
-              <w:t xml:space="preserve"> скорости</w:t>
+            <w:r>
+              <w:rPr>
+                <w:iCs/>
+                <w:szCs w:val="28"/>
+              </w:rPr>
+              <w:t>Валидация скорости</w:t>
             </w:r>
           </w:p>
         </w:tc>
@@ -7627,21 +7542,12 @@
                 <w:szCs w:val="28"/>
               </w:rPr>
             </w:pPr>
-            <w:proofErr w:type="spellStart"/>
-            <w:r>
-              <w:rPr>
-                <w:iCs/>
-                <w:szCs w:val="28"/>
-              </w:rPr>
-              <w:t>Валидация</w:t>
-            </w:r>
-            <w:proofErr w:type="spellEnd"/>
-            <w:r>
-              <w:rPr>
-                <w:iCs/>
-                <w:szCs w:val="28"/>
-              </w:rPr>
-              <w:t xml:space="preserve"> времени</w:t>
+            <w:r>
+              <w:rPr>
+                <w:iCs/>
+                <w:szCs w:val="28"/>
+              </w:rPr>
+              <w:t>Валидация времени</w:t>
             </w:r>
           </w:p>
         </w:tc>
@@ -8377,21 +8283,12 @@
                 <w:szCs w:val="28"/>
               </w:rPr>
             </w:pPr>
-            <w:proofErr w:type="spellStart"/>
-            <w:r>
-              <w:rPr>
-                <w:iCs/>
-                <w:szCs w:val="28"/>
-              </w:rPr>
-              <w:t>Валидация</w:t>
-            </w:r>
-            <w:proofErr w:type="spellEnd"/>
-            <w:r>
-              <w:rPr>
-                <w:iCs/>
-                <w:szCs w:val="28"/>
-              </w:rPr>
-              <w:t xml:space="preserve"> начальной координаты</w:t>
+            <w:r>
+              <w:rPr>
+                <w:iCs/>
+                <w:szCs w:val="28"/>
+              </w:rPr>
+              <w:t>Валидация начальной координаты</w:t>
             </w:r>
           </w:p>
         </w:tc>
@@ -8477,21 +8374,12 @@
                 <w:szCs w:val="28"/>
               </w:rPr>
             </w:pPr>
-            <w:proofErr w:type="spellStart"/>
-            <w:r>
-              <w:rPr>
-                <w:iCs/>
-                <w:szCs w:val="28"/>
-              </w:rPr>
-              <w:t>Валидация</w:t>
-            </w:r>
-            <w:proofErr w:type="spellEnd"/>
-            <w:r>
-              <w:rPr>
-                <w:iCs/>
-                <w:szCs w:val="28"/>
-              </w:rPr>
-              <w:t xml:space="preserve"> скорости</w:t>
+            <w:r>
+              <w:rPr>
+                <w:iCs/>
+                <w:szCs w:val="28"/>
+              </w:rPr>
+              <w:t>Валидация скорости</w:t>
             </w:r>
           </w:p>
         </w:tc>
@@ -8582,21 +8470,12 @@
                 <w:szCs w:val="28"/>
               </w:rPr>
             </w:pPr>
-            <w:proofErr w:type="spellStart"/>
-            <w:r>
-              <w:rPr>
-                <w:iCs/>
-                <w:szCs w:val="28"/>
-              </w:rPr>
-              <w:t>Валидация</w:t>
-            </w:r>
-            <w:proofErr w:type="spellEnd"/>
-            <w:r>
-              <w:rPr>
-                <w:iCs/>
-                <w:szCs w:val="28"/>
-              </w:rPr>
-              <w:t xml:space="preserve"> времени</w:t>
+            <w:r>
+              <w:rPr>
+                <w:iCs/>
+                <w:szCs w:val="28"/>
+              </w:rPr>
+              <w:t>Валидация времени</w:t>
             </w:r>
           </w:p>
         </w:tc>
@@ -8684,21 +8563,12 @@
                 <w:szCs w:val="28"/>
               </w:rPr>
             </w:pPr>
-            <w:proofErr w:type="spellStart"/>
-            <w:r>
-              <w:rPr>
-                <w:iCs/>
-                <w:szCs w:val="28"/>
-              </w:rPr>
-              <w:t>Валидация</w:t>
-            </w:r>
-            <w:proofErr w:type="spellEnd"/>
-            <w:r>
-              <w:rPr>
-                <w:iCs/>
-                <w:szCs w:val="28"/>
-              </w:rPr>
-              <w:t xml:space="preserve"> частоты</w:t>
+            <w:r>
+              <w:rPr>
+                <w:iCs/>
+                <w:szCs w:val="28"/>
+              </w:rPr>
+              <w:t>Валидация частоты</w:t>
             </w:r>
           </w:p>
         </w:tc>
@@ -9453,21 +9323,12 @@
                 <w:szCs w:val="28"/>
               </w:rPr>
             </w:pPr>
-            <w:proofErr w:type="spellStart"/>
-            <w:r>
-              <w:rPr>
-                <w:iCs/>
-                <w:szCs w:val="28"/>
-              </w:rPr>
-              <w:t>Валидация</w:t>
-            </w:r>
-            <w:proofErr w:type="spellEnd"/>
-            <w:r>
-              <w:rPr>
-                <w:iCs/>
-                <w:szCs w:val="28"/>
-              </w:rPr>
-              <w:t xml:space="preserve"> начальной координаты</w:t>
+            <w:r>
+              <w:rPr>
+                <w:iCs/>
+                <w:szCs w:val="28"/>
+              </w:rPr>
+              <w:t>Валидация начальной координаты</w:t>
             </w:r>
           </w:p>
         </w:tc>
@@ -9553,21 +9414,12 @@
                 <w:szCs w:val="28"/>
               </w:rPr>
             </w:pPr>
-            <w:proofErr w:type="spellStart"/>
-            <w:r>
-              <w:rPr>
-                <w:iCs/>
-                <w:szCs w:val="28"/>
-              </w:rPr>
-              <w:t>Валидация</w:t>
-            </w:r>
-            <w:proofErr w:type="spellEnd"/>
-            <w:r>
-              <w:rPr>
-                <w:iCs/>
-                <w:szCs w:val="28"/>
-              </w:rPr>
-              <w:t xml:space="preserve"> скорости</w:t>
+            <w:r>
+              <w:rPr>
+                <w:iCs/>
+                <w:szCs w:val="28"/>
+              </w:rPr>
+              <w:t>Валидация скорости</w:t>
             </w:r>
           </w:p>
         </w:tc>
@@ -9658,21 +9510,12 @@
                 <w:szCs w:val="28"/>
               </w:rPr>
             </w:pPr>
-            <w:proofErr w:type="spellStart"/>
-            <w:r>
-              <w:rPr>
-                <w:iCs/>
-                <w:szCs w:val="28"/>
-              </w:rPr>
-              <w:t>Валидация</w:t>
-            </w:r>
-            <w:proofErr w:type="spellEnd"/>
-            <w:r>
-              <w:rPr>
-                <w:iCs/>
-                <w:szCs w:val="28"/>
-              </w:rPr>
-              <w:t xml:space="preserve"> времени</w:t>
+            <w:r>
+              <w:rPr>
+                <w:iCs/>
+                <w:szCs w:val="28"/>
+              </w:rPr>
+              <w:t>Валидация времени</w:t>
             </w:r>
           </w:p>
         </w:tc>
@@ -9760,21 +9603,12 @@
                 <w:szCs w:val="28"/>
               </w:rPr>
             </w:pPr>
-            <w:proofErr w:type="spellStart"/>
-            <w:r>
-              <w:rPr>
-                <w:iCs/>
-                <w:szCs w:val="28"/>
-              </w:rPr>
-              <w:t>Валидация</w:t>
-            </w:r>
-            <w:proofErr w:type="spellEnd"/>
-            <w:r>
-              <w:rPr>
-                <w:iCs/>
-                <w:szCs w:val="28"/>
-              </w:rPr>
-              <w:t xml:space="preserve"> ускорения</w:t>
+            <w:r>
+              <w:rPr>
+                <w:iCs/>
+                <w:szCs w:val="28"/>
+              </w:rPr>
+              <w:t>Валидация ускорения</w:t>
             </w:r>
           </w:p>
         </w:tc>
@@ -9955,6 +9789,7 @@
                 <w:iCs/>
                 <w:szCs w:val="28"/>
               </w:rPr>
+              <w:lastRenderedPageBreak/>
               <w:t xml:space="preserve">+ </w:t>
             </w:r>
             <w:proofErr w:type="spellStart"/>
@@ -10169,7 +10004,7 @@
       <w:pPr>
         <w:pStyle w:val="1"/>
       </w:pPr>
-      <w:bookmarkStart w:id="6" w:name="_Toc228293279"/>
+      <w:bookmarkStart w:id="5" w:name="_Toc228293279"/>
       <w:r>
         <w:t>1.4</w:t>
       </w:r>
@@ -10185,7 +10020,7 @@
         </w:rPr>
         <w:t>Git</w:t>
       </w:r>
-      <w:bookmarkEnd w:id="6"/>
+      <w:bookmarkEnd w:id="5"/>
     </w:p>
     <w:p>
       <w:pPr>
@@ -10200,7 +10035,6 @@
         </w:rPr>
         <w:t xml:space="preserve">На рисунке 3 представлено дерево ветвлений </w:t>
       </w:r>
-      <w:proofErr w:type="spellStart"/>
       <w:r>
         <w:rPr>
           <w:iCs/>
@@ -10208,7 +10042,6 @@
         </w:rPr>
         <w:t>Git</w:t>
       </w:r>
-      <w:proofErr w:type="spellEnd"/>
       <w:r>
         <w:rPr>
           <w:iCs/>
@@ -10222,8 +10055,11 @@
         <w:jc w:val="center"/>
       </w:pPr>
       <w:r>
+        <w:rPr>
+          <w:noProof/>
+        </w:rPr>
         <w:drawing>
-          <wp:inline distT="0" distB="0" distL="0" distR="0" wp14:anchorId="1279FE34" wp14:editId="6D19C56A">
+          <wp:inline distT="0" distB="0" distL="0" distR="0" wp14:anchorId="4607E397" wp14:editId="37B2EAF4">
             <wp:extent cx="5940425" cy="2019300"/>
             <wp:effectExtent l="0" t="0" r="3175" b="0"/>
             <wp:docPr id="5" name="Рисунок 5"/>
@@ -10276,7 +10112,6 @@
         </w:rPr>
         <w:t xml:space="preserve">Рисунок 3 – Дерево ветвлений </w:t>
       </w:r>
-      <w:proofErr w:type="spellStart"/>
       <w:r>
         <w:rPr>
           <w:iCs/>
@@ -10285,17 +10120,16 @@
         </w:rPr>
         <w:t>Git</w:t>
       </w:r>
-      <w:proofErr w:type="spellEnd"/>
     </w:p>
     <w:p>
       <w:pPr>
         <w:pStyle w:val="1"/>
       </w:pPr>
-      <w:bookmarkStart w:id="7" w:name="_Toc228293280"/>
+      <w:bookmarkStart w:id="6" w:name="_Toc228293280"/>
       <w:r>
         <w:t>1.5. Функциональное тестирование программы</w:t>
       </w:r>
-      <w:bookmarkEnd w:id="7"/>
+      <w:bookmarkEnd w:id="6"/>
     </w:p>
     <w:p>
       <w:pPr>
@@ -10341,7 +10175,7 @@
         </w:rPr>
         <w:lastRenderedPageBreak/>
         <w:drawing>
-          <wp:inline distT="0" distB="0" distL="0" distR="0" wp14:anchorId="10B75A03" wp14:editId="6504EB25">
+          <wp:inline distT="0" distB="0" distL="0" distR="0" wp14:anchorId="65EC56F9" wp14:editId="36D18179">
             <wp:extent cx="4884420" cy="2910289"/>
             <wp:effectExtent l="0" t="0" r="0" b="4445"/>
             <wp:docPr id="6" name="Рисунок 6"/>
@@ -10398,11 +10232,11 @@
       <w:pPr>
         <w:pStyle w:val="1"/>
       </w:pPr>
-      <w:bookmarkStart w:id="8" w:name="_Toc228293281"/>
+      <w:bookmarkStart w:id="7" w:name="_Toc228293281"/>
       <w:r>
         <w:t>1.5.1. Тестовый случай расчета координаты тела</w:t>
       </w:r>
-      <w:bookmarkEnd w:id="8"/>
+      <w:bookmarkEnd w:id="7"/>
     </w:p>
     <w:p>
       <w:r>
@@ -10420,7 +10254,7 @@
           <w:lang w:eastAsia="ru-RU"/>
         </w:rPr>
         <w:drawing>
-          <wp:inline distT="0" distB="0" distL="0" distR="0" wp14:anchorId="08BDE447" wp14:editId="77EB389A">
+          <wp:inline distT="0" distB="0" distL="0" distR="0" wp14:anchorId="1E60D1D5" wp14:editId="035E87D0">
             <wp:extent cx="3512820" cy="3467493"/>
             <wp:effectExtent l="0" t="0" r="0" b="0"/>
             <wp:docPr id="7" name="Рисунок 7"/>
@@ -10604,7 +10438,7 @@
           <w:lang w:eastAsia="ru-RU"/>
         </w:rPr>
         <w:drawing>
-          <wp:inline distT="0" distB="0" distL="0" distR="0" wp14:anchorId="15E770B9" wp14:editId="6ADC1796">
+          <wp:inline distT="0" distB="0" distL="0" distR="0" wp14:anchorId="5C8CE936" wp14:editId="24DBB4BB">
             <wp:extent cx="3147060" cy="3106452"/>
             <wp:effectExtent l="0" t="0" r="0" b="0"/>
             <wp:docPr id="8" name="Рисунок 8"/>
@@ -10672,7 +10506,7 @@
           <w:lang w:eastAsia="ru-RU"/>
         </w:rPr>
         <w:drawing>
-          <wp:inline distT="0" distB="0" distL="0" distR="0" wp14:anchorId="1881C00B" wp14:editId="44B124DC">
+          <wp:inline distT="0" distB="0" distL="0" distR="0" wp14:anchorId="1BB123EE" wp14:editId="75BC2B90">
             <wp:extent cx="3126441" cy="3086100"/>
             <wp:effectExtent l="0" t="0" r="0" b="0"/>
             <wp:docPr id="9" name="Рисунок 9"/>
@@ -10773,7 +10607,7 @@
         </w:rPr>
         <w:lastRenderedPageBreak/>
         <w:drawing>
-          <wp:inline distT="0" distB="0" distL="0" distR="0" wp14:anchorId="5ADFF4F8" wp14:editId="5CC5C142">
+          <wp:inline distT="0" distB="0" distL="0" distR="0" wp14:anchorId="4EE025CD" wp14:editId="0817184C">
             <wp:extent cx="3200400" cy="3159105"/>
             <wp:effectExtent l="0" t="0" r="0" b="3810"/>
             <wp:docPr id="10" name="Рисунок 10"/>
@@ -10863,7 +10697,7 @@
           <w:lang w:eastAsia="ru-RU"/>
         </w:rPr>
         <w:drawing>
-          <wp:inline distT="0" distB="0" distL="0" distR="0" wp14:anchorId="2993E1C9" wp14:editId="2949A992">
+          <wp:inline distT="0" distB="0" distL="0" distR="0" wp14:anchorId="790BC185" wp14:editId="530C0812">
             <wp:extent cx="5940425" cy="3539490"/>
             <wp:effectExtent l="0" t="0" r="3175" b="3810"/>
             <wp:docPr id="11" name="Рисунок 11"/>
@@ -10947,7 +10781,7 @@
         </w:rPr>
         <w:lastRenderedPageBreak/>
         <w:drawing>
-          <wp:inline distT="0" distB="0" distL="0" distR="0" wp14:anchorId="09FB1FCF" wp14:editId="01FFEC8B">
+          <wp:inline distT="0" distB="0" distL="0" distR="0" wp14:anchorId="0F9E8504" wp14:editId="4F61A233">
             <wp:extent cx="3676650" cy="1981200"/>
             <wp:effectExtent l="0" t="0" r="0" b="0"/>
             <wp:docPr id="12" name="Рисунок 12"/>
@@ -11012,11 +10846,11 @@
       <w:pPr>
         <w:pStyle w:val="1"/>
       </w:pPr>
-      <w:bookmarkStart w:id="9" w:name="_Toc228293282"/>
+      <w:bookmarkStart w:id="8" w:name="_Toc228293282"/>
       <w:r>
         <w:t>1.5.2. Тестовый случай «Удалить запись»</w:t>
       </w:r>
-      <w:bookmarkEnd w:id="9"/>
+      <w:bookmarkEnd w:id="8"/>
     </w:p>
     <w:p>
       <w:pPr>
@@ -11061,10 +10895,11 @@
         <w:rPr>
           <w:i/>
           <w:iCs/>
+          <w:noProof/>
           <w:szCs w:val="28"/>
         </w:rPr>
         <w:drawing>
-          <wp:inline distT="0" distB="0" distL="0" distR="0" wp14:anchorId="522247A4" wp14:editId="082352CC">
+          <wp:inline distT="0" distB="0" distL="0" distR="0" wp14:anchorId="6F985DC2" wp14:editId="4351D682">
             <wp:extent cx="5940425" cy="3501390"/>
             <wp:effectExtent l="0" t="0" r="3175" b="3810"/>
             <wp:docPr id="13" name="Рисунок 13"/>
@@ -11126,7 +10961,7 @@
         </w:rPr>
         <w:lastRenderedPageBreak/>
         <w:drawing>
-          <wp:inline distT="0" distB="0" distL="0" distR="0" wp14:anchorId="4E2C1C06" wp14:editId="0D3BE9B3">
+          <wp:inline distT="0" distB="0" distL="0" distR="0" wp14:anchorId="359F1CF5" wp14:editId="3426B3C7">
             <wp:extent cx="5940425" cy="3539490"/>
             <wp:effectExtent l="0" t="0" r="3175" b="3810"/>
             <wp:docPr id="14" name="Рисунок 14"/>
@@ -11175,14 +11010,14 @@
       <w:pPr>
         <w:pStyle w:val="1"/>
       </w:pPr>
-      <w:bookmarkStart w:id="10" w:name="_Toc228293283"/>
+      <w:bookmarkStart w:id="9" w:name="_Toc228293283"/>
       <w:r>
         <w:t xml:space="preserve">1.5.3. Тестовый случай </w:t>
       </w:r>
       <w:r>
         <w:t>«Рассчитать»</w:t>
       </w:r>
-      <w:bookmarkEnd w:id="10"/>
+      <w:bookmarkEnd w:id="9"/>
     </w:p>
     <w:p>
       <w:r>
@@ -11195,8 +11030,11 @@
         <w:jc w:val="center"/>
       </w:pPr>
       <w:r>
+        <w:rPr>
+          <w:noProof/>
+        </w:rPr>
         <w:drawing>
-          <wp:inline distT="0" distB="0" distL="0" distR="0" wp14:anchorId="4E81317F" wp14:editId="4D54BB30">
+          <wp:inline distT="0" distB="0" distL="0" distR="0" wp14:anchorId="4BCBABCA" wp14:editId="5F8A3DB2">
             <wp:extent cx="2572109" cy="838317"/>
             <wp:effectExtent l="0" t="0" r="0" b="0"/>
             <wp:docPr id="15" name="Рисунок 15"/>
@@ -11243,10 +11081,7 @@
     </w:p>
     <w:p>
       <w:r>
-        <w:t xml:space="preserve">Отсортируем </w:t>
-      </w:r>
-      <w:r>
-        <w:t xml:space="preserve">список на рисунке 14, показав только расчеты для равномерного движения (рис.15). </w:t>
+        <w:t xml:space="preserve">Отсортируем список на рисунке 14, показав только расчеты для равномерного движения (рис.15). </w:t>
       </w:r>
     </w:p>
     <w:p/>
@@ -11262,7 +11097,7 @@
         </w:rPr>
         <w:lastRenderedPageBreak/>
         <w:drawing>
-          <wp:inline distT="0" distB="0" distL="0" distR="0" wp14:anchorId="469E0969" wp14:editId="37DBED58">
+          <wp:inline distT="0" distB="0" distL="0" distR="0" wp14:anchorId="556DC348" wp14:editId="6EE99764">
             <wp:extent cx="5940425" cy="3539490"/>
             <wp:effectExtent l="0" t="0" r="3175" b="3810"/>
             <wp:docPr id="16" name="Рисунок 16"/>
@@ -11317,7 +11152,7 @@
           <w:lang w:eastAsia="ru-RU"/>
         </w:rPr>
         <w:drawing>
-          <wp:inline distT="0" distB="0" distL="0" distR="0" wp14:anchorId="0B2D078A" wp14:editId="5986DFF2">
+          <wp:inline distT="0" distB="0" distL="0" distR="0" wp14:anchorId="1261C94C" wp14:editId="4C7426B9">
             <wp:extent cx="5940425" cy="3539490"/>
             <wp:effectExtent l="0" t="0" r="3175" b="3810"/>
             <wp:docPr id="17" name="Рисунок 17"/>
@@ -11359,24 +11194,18 @@
         <w:jc w:val="center"/>
       </w:pPr>
       <w:r>
-        <w:t>Рисунок 15</w:t>
-      </w:r>
-      <w:r>
-        <w:t xml:space="preserve"> – </w:t>
-      </w:r>
-      <w:r>
-        <w:t>Отсортированный список расчетов</w:t>
+        <w:t>Рисунок 15 – Отсортированный список расчетов</w:t>
       </w:r>
     </w:p>
     <w:p>
       <w:pPr>
         <w:pStyle w:val="1"/>
       </w:pPr>
-      <w:bookmarkStart w:id="11" w:name="_Toc228293284"/>
+      <w:bookmarkStart w:id="10" w:name="_Toc228293284"/>
       <w:r>
         <w:t>1.5.4. Тестовый случай «Сохранить как…»</w:t>
       </w:r>
-      <w:bookmarkEnd w:id="11"/>
+      <w:bookmarkEnd w:id="10"/>
       <w:r>
         <w:t xml:space="preserve"> </w:t>
       </w:r>
@@ -11483,7 +11312,7 @@
           <w:lang w:eastAsia="ru-RU"/>
         </w:rPr>
         <w:drawing>
-          <wp:inline distT="0" distB="0" distL="0" distR="0" wp14:anchorId="264A2434" wp14:editId="055B97D7">
+          <wp:inline distT="0" distB="0" distL="0" distR="0" wp14:anchorId="1EFE774D" wp14:editId="233394A0">
             <wp:extent cx="5940425" cy="3518535"/>
             <wp:effectExtent l="0" t="0" r="3175" b="5715"/>
             <wp:docPr id="19" name="Рисунок 19"/>
@@ -11577,11 +11406,11 @@
       <w:pPr>
         <w:pStyle w:val="1"/>
       </w:pPr>
-      <w:bookmarkStart w:id="12" w:name="_Toc228293285"/>
+      <w:bookmarkStart w:id="11" w:name="_Toc228293285"/>
       <w:r>
         <w:t>1.5.5. Тестовый случай «Открыть»</w:t>
       </w:r>
-      <w:bookmarkEnd w:id="12"/>
+      <w:bookmarkEnd w:id="11"/>
     </w:p>
     <w:p>
       <w:pPr>
@@ -11627,14 +11456,7 @@
           <w:iCs/>
           <w:szCs w:val="28"/>
         </w:rPr>
-        <w:t xml:space="preserve"> </w:t>
-      </w:r>
-      <w:r>
-        <w:rPr>
-          <w:iCs/>
-          <w:szCs w:val="28"/>
-        </w:rPr>
-        <w:t>(</w:t>
+        <w:t xml:space="preserve"> (</w:t>
       </w:r>
       <w:r>
         <w:rPr>
@@ -11679,10 +11501,11 @@
         <w:rPr>
           <w:i/>
           <w:iCs/>
+          <w:noProof/>
           <w:szCs w:val="28"/>
         </w:rPr>
         <w:drawing>
-          <wp:inline distT="0" distB="0" distL="0" distR="0" wp14:anchorId="25DCC862" wp14:editId="220010B3">
+          <wp:inline distT="0" distB="0" distL="0" distR="0" wp14:anchorId="0CD974D3" wp14:editId="0D638D0F">
             <wp:extent cx="4505325" cy="2648293"/>
             <wp:effectExtent l="0" t="0" r="0" b="0"/>
             <wp:docPr id="20" name="Рисунок 20"/>
@@ -11733,14 +11556,7 @@
           <w:iCs/>
           <w:szCs w:val="28"/>
         </w:rPr>
-        <w:t>Рисунок</w:t>
-      </w:r>
-      <w:r>
-        <w:rPr>
-          <w:iCs/>
-          <w:szCs w:val="28"/>
-        </w:rPr>
-        <w:t xml:space="preserve"> 1</w:t>
+        <w:t>Рисунок 1</w:t>
       </w:r>
       <w:r>
         <w:rPr>
@@ -11785,7 +11601,7 @@
         </w:rPr>
         <w:lastRenderedPageBreak/>
         <w:drawing>
-          <wp:anchor distT="0" distB="0" distL="114300" distR="114300" simplePos="0" relativeHeight="251658240" behindDoc="0" locked="0" layoutInCell="1" allowOverlap="1" wp14:anchorId="778D663C" wp14:editId="06980961">
+          <wp:anchor distT="0" distB="0" distL="114300" distR="114300" simplePos="0" relativeHeight="251658240" behindDoc="0" locked="0" layoutInCell="1" allowOverlap="1" wp14:anchorId="3F273A16" wp14:editId="5EEC3C53">
             <wp:simplePos x="0" y="0"/>
             <wp:positionH relativeFrom="column">
               <wp:posOffset>2889885</wp:posOffset>
@@ -11846,7 +11662,7 @@
           <w:lang w:eastAsia="ru-RU"/>
         </w:rPr>
         <w:drawing>
-          <wp:inline distT="0" distB="0" distL="0" distR="0" wp14:anchorId="11AC9234" wp14:editId="24717EB4">
+          <wp:inline distT="0" distB="0" distL="0" distR="0" wp14:anchorId="27D3304B" wp14:editId="6BF0758D">
             <wp:extent cx="5940425" cy="3539490"/>
             <wp:effectExtent l="0" t="0" r="3175" b="3810"/>
             <wp:docPr id="23" name="Рисунок 23"/>
@@ -11911,14 +11727,7 @@
           <w:iCs/>
           <w:szCs w:val="28"/>
         </w:rPr>
-        <w:t xml:space="preserve"> – </w:t>
-      </w:r>
-      <w:r>
-        <w:rPr>
-          <w:iCs/>
-          <w:szCs w:val="28"/>
-        </w:rPr>
-        <w:t>Результат загрузки файла</w:t>
+        <w:t xml:space="preserve"> – Результат загрузки файла</w:t>
       </w:r>
     </w:p>
     <w:p/>
@@ -11942,12 +11751,12 @@
       <w:pPr>
         <w:pStyle w:val="1"/>
       </w:pPr>
-      <w:bookmarkStart w:id="13" w:name="_Toc228293286"/>
+      <w:bookmarkStart w:id="12" w:name="_Toc228293286"/>
       <w:r>
         <w:lastRenderedPageBreak/>
         <w:t>Список использованных источников</w:t>
       </w:r>
-      <w:bookmarkEnd w:id="13"/>
+      <w:bookmarkEnd w:id="12"/>
       <w:r>
         <w:t xml:space="preserve"> </w:t>
       </w:r>
@@ -12131,8 +11940,8 @@
           <w:szCs w:val="24"/>
         </w:rPr>
       </w:pPr>
-      <w:bookmarkStart w:id="14" w:name="_Toc225423988"/>
-      <w:bookmarkStart w:id="15" w:name="_Toc228293287"/>
+      <w:bookmarkStart w:id="13" w:name="_Toc225423988"/>
+      <w:bookmarkStart w:id="14" w:name="_Toc228293287"/>
       <w:r>
         <w:rPr>
           <w:rFonts w:cs="Times New Roman"/>
@@ -12145,8 +11954,8 @@
         <w:lastRenderedPageBreak/>
         <w:t>Приложение А</w:t>
       </w:r>
+      <w:bookmarkEnd w:id="13"/>
       <w:bookmarkEnd w:id="14"/>
-      <w:bookmarkEnd w:id="15"/>
     </w:p>
     <w:p>
       <w:pPr>
@@ -12185,14 +11994,7 @@
           <w:iCs/>
           <w:szCs w:val="28"/>
         </w:rPr>
-        <w:t xml:space="preserve">Программа для </w:t>
-      </w:r>
-      <w:r>
-        <w:rPr>
-          <w:iCs/>
-          <w:szCs w:val="28"/>
-        </w:rPr>
-        <w:t xml:space="preserve">расчета координаты </w:t>
+        <w:t xml:space="preserve">Программа для расчета координаты </w:t>
       </w:r>
       <w:r>
         <w:rPr>
@@ -12224,14 +12026,7 @@
           <w:iCs/>
           <w:szCs w:val="28"/>
         </w:rPr>
-        <w:t xml:space="preserve">Разработчик: </w:t>
-      </w:r>
-      <w:r>
-        <w:rPr>
-          <w:iCs/>
-          <w:szCs w:val="28"/>
-        </w:rPr>
-        <w:t>студент гр. О-5КМ41 Подопригора Л.И.</w:t>
+        <w:t>Разработчик: студент гр. О-5КМ41 Подопригора Л.И.</w:t>
       </w:r>
     </w:p>
     <w:p>
@@ -13381,16 +13176,7 @@
     </w:p>
     <w:p>
       <w:r>
-        <w:t xml:space="preserve">Ранее расчет координаты тела для различных типов движения проводился вручную, что могло приводить к ошибкам. </w:t>
-      </w:r>
-      <w:r>
-        <w:t>С целью ликвидации данных ситуаций</w:t>
-      </w:r>
-      <w:r>
-        <w:t xml:space="preserve">, а также повышения точности расчета, </w:t>
-      </w:r>
-      <w:r>
-        <w:t>разрабатывается данная система.</w:t>
+        <w:t>Ранее расчет координаты тела для различных типов движения проводился вручную, что могло приводить к ошибкам. С целью ликвидации данных ситуаций, а также повышения точности расчета, разрабатывается данная система.</w:t>
       </w:r>
     </w:p>
     <w:p>
@@ -14028,23 +13814,7 @@
           <w:iCs/>
           <w:szCs w:val="28"/>
         </w:rPr>
-        <w:t xml:space="preserve">Система должна быть реализована в виде </w:t>
-      </w:r>
-      <w:proofErr w:type="spellStart"/>
-      <w:r>
-        <w:rPr>
-          <w:iCs/>
-          <w:szCs w:val="28"/>
-        </w:rPr>
-        <w:t>десктопного</w:t>
-      </w:r>
-      <w:proofErr w:type="spellEnd"/>
-      <w:r>
-        <w:rPr>
-          <w:iCs/>
-          <w:szCs w:val="28"/>
-        </w:rPr>
-        <w:t xml:space="preserve"> приложения.</w:t>
+        <w:t>Система должна быть реализована в виде десктопного приложения.</w:t>
       </w:r>
     </w:p>
     <w:p>
@@ -14564,23 +14334,13 @@
           <w:lang w:val="en-US"/>
         </w:rPr>
       </w:pPr>
-      <w:proofErr w:type="gramStart"/>
       <w:r>
         <w:rPr>
           <w:iCs/>
           <w:szCs w:val="28"/>
           <w:lang w:val="en-US"/>
         </w:rPr>
-        <w:t>&lt;?xml</w:t>
-      </w:r>
-      <w:proofErr w:type="gramEnd"/>
-      <w:r>
-        <w:rPr>
-          <w:iCs/>
-          <w:szCs w:val="28"/>
-          <w:lang w:val="en-US"/>
-        </w:rPr>
-        <w:t xml:space="preserve"> version="1.0" encoding="utf-8"?&gt;</w:t>
+        <w:t>&lt;?xml version="1.0" encoding="utf-8"?&gt;</w:t>
       </w:r>
     </w:p>
     <w:p>
@@ -15190,6 +14950,9 @@
     </w:p>
     <w:p>
       <w:pPr>
+        <w:tabs>
+          <w:tab w:val="left" w:pos="6351"/>
+        </w:tabs>
         <w:rPr>
           <w:iCs/>
           <w:szCs w:val="28"/>
@@ -15204,21 +14967,29 @@
         </w:rPr>
         <w:t xml:space="preserve">    &lt;Time&gt;264.206508481023&lt;/Time&gt;</w:t>
       </w:r>
-    </w:p>
-    <w:p>
-      <w:pPr>
+      <w:r>
         <w:rPr>
           <w:iCs/>
           <w:szCs w:val="28"/>
           <w:lang w:val="en-US"/>
         </w:rPr>
-      </w:pPr>
-      <w:r>
+        <w:tab/>
+      </w:r>
+    </w:p>
+    <w:p>
+      <w:pPr>
         <w:rPr>
           <w:iCs/>
           <w:szCs w:val="28"/>
           <w:lang w:val="en-US"/>
         </w:rPr>
+      </w:pPr>
+      <w:r>
+        <w:rPr>
+          <w:iCs/>
+          <w:szCs w:val="28"/>
+          <w:lang w:val="en-US"/>
+        </w:rPr>
         <w:t xml:space="preserve">    &lt;Speed&gt;905.0371352164046&lt;/Speed&gt;</w:t>
       </w:r>
     </w:p>
@@ -15244,16 +15015,54 @@
         <w:rPr>
           <w:iCs/>
           <w:szCs w:val="28"/>
+        </w:rPr>
+      </w:pPr>
+      <w:r>
+        <w:rPr>
+          <w:iCs/>
+          <w:szCs w:val="28"/>
           <w:lang w:val="en-US"/>
         </w:rPr>
-      </w:pPr>
+        <w:t xml:space="preserve">  </w:t>
+      </w:r>
+      <w:r>
+        <w:rPr>
+          <w:iCs/>
+          <w:szCs w:val="28"/>
+        </w:rPr>
+        <w:t>&lt;/</w:t>
+      </w:r>
+      <w:proofErr w:type="spellStart"/>
       <w:r>
         <w:rPr>
           <w:iCs/>
           <w:szCs w:val="28"/>
           <w:lang w:val="en-US"/>
         </w:rPr>
-        <w:t xml:space="preserve">  &lt;/</w:t>
+        <w:t>MotionBase</w:t>
+      </w:r>
+      <w:proofErr w:type="spellEnd"/>
+      <w:r>
+        <w:rPr>
+          <w:iCs/>
+          <w:szCs w:val="28"/>
+        </w:rPr>
+        <w:t>&gt;</w:t>
+      </w:r>
+    </w:p>
+    <w:p>
+      <w:pPr>
+        <w:rPr>
+          <w:iCs/>
+          <w:szCs w:val="28"/>
+        </w:rPr>
+      </w:pPr>
+      <w:r>
+        <w:rPr>
+          <w:iCs/>
+          <w:szCs w:val="28"/>
+        </w:rPr>
+        <w:t>&lt;/</w:t>
       </w:r>
       <w:proofErr w:type="spellStart"/>
       <w:r>
@@ -15262,49 +15071,13 @@
           <w:szCs w:val="28"/>
           <w:lang w:val="en-US"/>
         </w:rPr>
-        <w:t>MotionBase</w:t>
+        <w:t>ArrayOfMotionBase</w:t>
       </w:r>
       <w:proofErr w:type="spellEnd"/>
       <w:r>
         <w:rPr>
           <w:iCs/>
           <w:szCs w:val="28"/>
-          <w:lang w:val="en-US"/>
-        </w:rPr>
-        <w:t>&gt;</w:t>
-      </w:r>
-    </w:p>
-    <w:p>
-      <w:pPr>
-        <w:rPr>
-          <w:iCs/>
-          <w:szCs w:val="28"/>
-          <w:lang w:val="en-US"/>
-        </w:rPr>
-      </w:pPr>
-      <w:r>
-        <w:rPr>
-          <w:iCs/>
-          <w:szCs w:val="28"/>
-          <w:lang w:val="en-US"/>
-        </w:rPr>
-        <w:t>&lt;/</w:t>
-      </w:r>
-      <w:proofErr w:type="spellStart"/>
-      <w:r>
-        <w:rPr>
-          <w:iCs/>
-          <w:szCs w:val="28"/>
-          <w:lang w:val="en-US"/>
-        </w:rPr>
-        <w:t>ArrayOfMotionBase</w:t>
-      </w:r>
-      <w:proofErr w:type="spellEnd"/>
-      <w:r>
-        <w:rPr>
-          <w:iCs/>
-          <w:szCs w:val="28"/>
-          <w:lang w:val="en-US"/>
         </w:rPr>
         <w:t>&gt;</w:t>
       </w:r>
@@ -15396,7 +15169,14 @@
         <w:rPr>
           <w:szCs w:val="28"/>
         </w:rPr>
-        <w:t>Каждый объект должен содержать все обязательные поля (</w:t>
+        <w:t xml:space="preserve">Каждый объект должен содержать </w:t>
+      </w:r>
+      <w:commentRangeStart w:id="15"/>
+      <w:r>
+        <w:rPr>
+          <w:szCs w:val="28"/>
+        </w:rPr>
+        <w:t>все обязательные поля (</w:t>
       </w:r>
       <w:proofErr w:type="spellStart"/>
       <w:r>
@@ -15480,6 +15260,13 @@
           <w:szCs w:val="28"/>
         </w:rPr>
         <w:t>.</w:t>
+      </w:r>
+      <w:commentRangeEnd w:id="15"/>
+      <w:r>
+        <w:rPr>
+          <w:rStyle w:val="af"/>
+        </w:rPr>
+        <w:commentReference w:id="15"/>
       </w:r>
     </w:p>
     <w:p>
@@ -15660,23 +15447,7 @@
           <w:iCs/>
           <w:szCs w:val="28"/>
         </w:rPr>
-        <w:t xml:space="preserve">Система должна выполнять </w:t>
-      </w:r>
-      <w:proofErr w:type="spellStart"/>
-      <w:r>
-        <w:rPr>
-          <w:iCs/>
-          <w:szCs w:val="28"/>
-        </w:rPr>
-        <w:t>валидацию</w:t>
-      </w:r>
-      <w:proofErr w:type="spellEnd"/>
-      <w:r>
-        <w:rPr>
-          <w:iCs/>
-          <w:szCs w:val="28"/>
-        </w:rPr>
-        <w:t xml:space="preserve"> данных.</w:t>
+        <w:t>Система должна выполнять валидацию данных.</w:t>
       </w:r>
     </w:p>
     <w:p>
@@ -17524,8 +17295,44 @@
 </w:document>
 </file>
 
+<file path=word/comments.xml><?xml version="1.0" encoding="utf-8"?>
+<w:comments xmlns:wpc="http://schemas.microsoft.com/office/word/2010/wordprocessingCanvas" xmlns:cx="http://schemas.microsoft.com/office/drawing/2014/chartex" xmlns:cx1="http://schemas.microsoft.com/office/drawing/2015/9/8/chartex" xmlns:cx2="http://schemas.microsoft.com/office/drawing/2015/10/21/chartex" xmlns:cx3="http://schemas.microsoft.com/office/drawing/2016/5/9/chartex" xmlns:cx4="http://schemas.microsoft.com/office/drawing/2016/5/10/chartex" xmlns:cx5="http://schemas.microsoft.com/office/drawing/2016/5/11/chartex" xmlns:cx6="http://schemas.microsoft.com/office/drawing/2016/5/12/chartex" xmlns:cx7="http://schemas.microsoft.com/office/drawing/2016/5/13/chartex" xmlns:cx8="http://schemas.microsoft.com/office/drawing/2016/5/14/chartex" xmlns:mc="http://schemas.openxmlformats.org/markup-compatibility/2006" xmlns:aink="http://schemas.microsoft.com/office/drawing/2016/ink" xmlns:am3d="http://schemas.microsoft.com/office/drawing/2017/model3d" xmlns:o="urn:schemas-microsoft-com:office:office" xmlns:r="http://schemas.openxmlformats.org/officeDocument/2006/relationships" xmlns:m="http://schemas.openxmlformats.org/officeDocument/2006/math" xmlns:v="urn:schemas-microsoft-com:vml" xmlns:wp14="http://schemas.microsoft.com/office/word/2010/wordprocessingDrawing" xmlns:wp="http://schemas.openxmlformats.org/drawingml/2006/wordprocessingDrawing" xmlns:w10="urn:schemas-microsoft-com:office:word" xmlns:w="http://schemas.openxmlformats.org/wordprocessingml/2006/main" xmlns:w14="http://schemas.microsoft.com/office/word/2010/wordml" xmlns:w15="http://schemas.microsoft.com/office/word/2012/wordml" xmlns:w16cex="http://schemas.microsoft.com/office/word/2018/wordml/cex" xmlns:w16cid="http://schemas.microsoft.com/office/word/2016/wordml/cid" xmlns:w16="http://schemas.microsoft.com/office/word/2018/wordml" xmlns:w16sdtdh="http://schemas.microsoft.com/office/word/2020/wordml/sdtdatahash" xmlns:w16se="http://schemas.microsoft.com/office/word/2015/wordml/symex" xmlns:wpg="http://schemas.microsoft.com/office/word/2010/wordprocessingGroup" xmlns:wpi="http://schemas.microsoft.com/office/word/2010/wordprocessingInk" xmlns:wne="http://schemas.microsoft.com/office/word/2006/wordml" xmlns:wps="http://schemas.microsoft.com/office/word/2010/wordprocessingShape" mc:Ignorable="w14 w15 w16se w16cid w16 w16cex w16sdtdh wp14">
+  <w:comment w:id="15" w:author="Aleksey A. Kalentev" w:date="2026-04-30T11:21:00Z" w:initials="AAK">
+    <w:p>
+      <w:pPr>
+        <w:pStyle w:val="af0"/>
+      </w:pPr>
+      <w:r>
+        <w:rPr>
+          <w:rStyle w:val="af"/>
+        </w:rPr>
+        <w:annotationRef/>
+      </w:r>
+    </w:p>
+  </w:comment>
+</w:comments>
+</file>
+
+<file path=word/commentsExtended.xml><?xml version="1.0" encoding="utf-8"?>
+<w15:commentsEx xmlns:wpc="http://schemas.microsoft.com/office/word/2010/wordprocessingCanvas" xmlns:cx="http://schemas.microsoft.com/office/drawing/2014/chartex" xmlns:cx1="http://schemas.microsoft.com/office/drawing/2015/9/8/chartex" xmlns:cx2="http://schemas.microsoft.com/office/drawing/2015/10/21/chartex" xmlns:cx3="http://schemas.microsoft.com/office/drawing/2016/5/9/chartex" xmlns:cx4="http://schemas.microsoft.com/office/drawing/2016/5/10/chartex" xmlns:cx5="http://schemas.microsoft.com/office/drawing/2016/5/11/chartex" xmlns:cx6="http://schemas.microsoft.com/office/drawing/2016/5/12/chartex" xmlns:cx7="http://schemas.microsoft.com/office/drawing/2016/5/13/chartex" xmlns:cx8="http://schemas.microsoft.com/office/drawing/2016/5/14/chartex" xmlns:mc="http://schemas.openxmlformats.org/markup-compatibility/2006" xmlns:aink="http://schemas.microsoft.com/office/drawing/2016/ink" xmlns:am3d="http://schemas.microsoft.com/office/drawing/2017/model3d" xmlns:o="urn:schemas-microsoft-com:office:office" xmlns:r="http://schemas.openxmlformats.org/officeDocument/2006/relationships" xmlns:m="http://schemas.openxmlformats.org/officeDocument/2006/math" xmlns:v="urn:schemas-microsoft-com:vml" xmlns:wp14="http://schemas.microsoft.com/office/word/2010/wordprocessingDrawing" xmlns:wp="http://schemas.openxmlformats.org/drawingml/2006/wordprocessingDrawing" xmlns:w10="urn:schemas-microsoft-com:office:word" xmlns:w="http://schemas.openxmlformats.org/wordprocessingml/2006/main" xmlns:w14="http://schemas.microsoft.com/office/word/2010/wordml" xmlns:w15="http://schemas.microsoft.com/office/word/2012/wordml" xmlns:w16cex="http://schemas.microsoft.com/office/word/2018/wordml/cex" xmlns:w16cid="http://schemas.microsoft.com/office/word/2016/wordml/cid" xmlns:w16="http://schemas.microsoft.com/office/word/2018/wordml" xmlns:w16sdtdh="http://schemas.microsoft.com/office/word/2020/wordml/sdtdatahash" xmlns:w16se="http://schemas.microsoft.com/office/word/2015/wordml/symex" xmlns:wpg="http://schemas.microsoft.com/office/word/2010/wordprocessingGroup" xmlns:wpi="http://schemas.microsoft.com/office/word/2010/wordprocessingInk" xmlns:wne="http://schemas.microsoft.com/office/word/2006/wordml" xmlns:wps="http://schemas.microsoft.com/office/word/2010/wordprocessingShape" mc:Ignorable="w14 w15 w16se w16cid w16 w16cex w16sdtdh wp14">
+  <w15:commentEx w15:paraId="4EDF079C" w15:done="0"/>
+</w15:commentsEx>
+</file>
+
+<file path=word/commentsExtensible.xml><?xml version="1.0" encoding="utf-8"?>
+<w16cex:commentsExtensible xmlns:wpc="http://schemas.microsoft.com/office/word/2010/wordprocessingCanvas" xmlns:cx="http://schemas.microsoft.com/office/drawing/2014/chartex" xmlns:cx1="http://schemas.microsoft.com/office/drawing/2015/9/8/chartex" xmlns:cx2="http://schemas.microsoft.com/office/drawing/2015/10/21/chartex" xmlns:cx3="http://schemas.microsoft.com/office/drawing/2016/5/9/chartex" xmlns:cx4="http://schemas.microsoft.com/office/drawing/2016/5/10/chartex" xmlns:cx5="http://schemas.microsoft.com/office/drawing/2016/5/11/chartex" xmlns:cx6="http://schemas.microsoft.com/office/drawing/2016/5/12/chartex" xmlns:cx7="http://schemas.microsoft.com/office/drawing/2016/5/13/chartex" xmlns:cx8="http://schemas.microsoft.com/office/drawing/2016/5/14/chartex" xmlns:mc="http://schemas.openxmlformats.org/markup-compatibility/2006" xmlns:aink="http://schemas.microsoft.com/office/drawing/2016/ink" xmlns:am3d="http://schemas.microsoft.com/office/drawing/2017/model3d" xmlns:o="urn:schemas-microsoft-com:office:office" xmlns:r="http://schemas.openxmlformats.org/officeDocument/2006/relationships" xmlns:m="http://schemas.openxmlformats.org/officeDocument/2006/math" xmlns:v="urn:schemas-microsoft-com:vml" xmlns:wp14="http://schemas.microsoft.com/office/word/2010/wordprocessingDrawing" xmlns:wp="http://schemas.openxmlformats.org/drawingml/2006/wordprocessingDrawing" xmlns:w10="urn:schemas-microsoft-com:office:word" xmlns:w="http://schemas.openxmlformats.org/wordprocessingml/2006/main" xmlns:w14="http://schemas.microsoft.com/office/word/2010/wordml" xmlns:w15="http://schemas.microsoft.com/office/word/2012/wordml" xmlns:w16cex="http://schemas.microsoft.com/office/word/2018/wordml/cex" xmlns:w16cid="http://schemas.microsoft.com/office/word/2016/wordml/cid" xmlns:w16="http://schemas.microsoft.com/office/word/2018/wordml" xmlns:w16sdtdh="http://schemas.microsoft.com/office/word/2020/wordml/sdtdatahash" xmlns:w16se="http://schemas.microsoft.com/office/word/2015/wordml/symex" xmlns:wpg="http://schemas.microsoft.com/office/word/2010/wordprocessingGroup" xmlns:wpi="http://schemas.microsoft.com/office/word/2010/wordprocessingInk" xmlns:wne="http://schemas.microsoft.com/office/word/2006/wordml" xmlns:wps="http://schemas.microsoft.com/office/word/2010/wordprocessingShape" mc:Ignorable="w14 w15 w16se w16cid w16 w16cex w16sdtdh wp14">
+  <w16cex:commentExtensible w16cex:durableId="2D9DB9B4" w16cex:dateUtc="2026-04-30T04:21:00Z"/>
+</w16cex:commentsExtensible>
+</file>
+
+<file path=word/commentsIds.xml><?xml version="1.0" encoding="utf-8"?>
+<w16cid:commentsIds xmlns:wpc="http://schemas.microsoft.com/office/word/2010/wordprocessingCanvas" xmlns:cx="http://schemas.microsoft.com/office/drawing/2014/chartex" xmlns:cx1="http://schemas.microsoft.com/office/drawing/2015/9/8/chartex" xmlns:cx2="http://schemas.microsoft.com/office/drawing/2015/10/21/chartex" xmlns:cx3="http://schemas.microsoft.com/office/drawing/2016/5/9/chartex" xmlns:cx4="http://schemas.microsoft.com/office/drawing/2016/5/10/chartex" xmlns:cx5="http://schemas.microsoft.com/office/drawing/2016/5/11/chartex" xmlns:cx6="http://schemas.microsoft.com/office/drawing/2016/5/12/chartex" xmlns:cx7="http://schemas.microsoft.com/office/drawing/2016/5/13/chartex" xmlns:cx8="http://schemas.microsoft.com/office/drawing/2016/5/14/chartex" xmlns:mc="http://schemas.openxmlformats.org/markup-compatibility/2006" xmlns:aink="http://schemas.microsoft.com/office/drawing/2016/ink" xmlns:am3d="http://schemas.microsoft.com/office/drawing/2017/model3d" xmlns:o="urn:schemas-microsoft-com:office:office" xmlns:r="http://schemas.openxmlformats.org/officeDocument/2006/relationships" xmlns:m="http://schemas.openxmlformats.org/officeDocument/2006/math" xmlns:v="urn:schemas-microsoft-com:vml" xmlns:wp14="http://schemas.microsoft.com/office/word/2010/wordprocessingDrawing" xmlns:wp="http://schemas.openxmlformats.org/drawingml/2006/wordprocessingDrawing" xmlns:w10="urn:schemas-microsoft-com:office:word" xmlns:w="http://schemas.openxmlformats.org/wordprocessingml/2006/main" xmlns:w14="http://schemas.microsoft.com/office/word/2010/wordml" xmlns:w15="http://schemas.microsoft.com/office/word/2012/wordml" xmlns:w16cex="http://schemas.microsoft.com/office/word/2018/wordml/cex" xmlns:w16cid="http://schemas.microsoft.com/office/word/2016/wordml/cid" xmlns:w16="http://schemas.microsoft.com/office/word/2018/wordml" xmlns:w16sdtdh="http://schemas.microsoft.com/office/word/2020/wordml/sdtdatahash" xmlns:w16se="http://schemas.microsoft.com/office/word/2015/wordml/symex" xmlns:wpg="http://schemas.microsoft.com/office/word/2010/wordprocessingGroup" xmlns:wpi="http://schemas.microsoft.com/office/word/2010/wordprocessingInk" xmlns:wne="http://schemas.microsoft.com/office/word/2006/wordml" xmlns:wps="http://schemas.microsoft.com/office/word/2010/wordprocessingShape" mc:Ignorable="w14 w15 w16se w16cid w16 w16cex w16sdtdh wp14">
+  <w16cid:commentId w16cid:paraId="4EDF079C" w16cid:durableId="2D9DB9B4"/>
+</w16cid:commentsIds>
+</file>
+
 <file path=word/endnotes.xml><?xml version="1.0" encoding="utf-8"?>
-<w:endnotes xmlns:wpc="http://schemas.microsoft.com/office/word/2010/wordprocessingCanvas" xmlns:cx="http://schemas.microsoft.com/office/drawing/2014/chartex" xmlns:cx1="http://schemas.microsoft.com/office/drawing/2015/9/8/chartex" xmlns:mc="http://schemas.openxmlformats.org/markup-compatibility/2006" xmlns:o="urn:schemas-microsoft-com:office:office" xmlns:r="http://schemas.openxmlformats.org/officeDocument/2006/relationships" xmlns:m="http://schemas.openxmlformats.org/officeDocument/2006/math" xmlns:v="urn:schemas-microsoft-com:vml" xmlns:wp14="http://schemas.microsoft.com/office/word/2010/wordprocessingDrawing" xmlns:wp="http://schemas.openxmlformats.org/drawingml/2006/wordprocessingDrawing" xmlns:w10="urn:schemas-microsoft-com:office:word" xmlns:w="http://schemas.openxmlformats.org/wordprocessingml/2006/main" xmlns:w14="http://schemas.microsoft.com/office/word/2010/wordml" xmlns:w15="http://schemas.microsoft.com/office/word/2012/wordml" xmlns:w16se="http://schemas.microsoft.com/office/word/2015/wordml/symex" xmlns:wpg="http://schemas.microsoft.com/office/word/2010/wordprocessingGroup" xmlns:wpi="http://schemas.microsoft.com/office/word/2010/wordprocessingInk" xmlns:wne="http://schemas.microsoft.com/office/word/2006/wordml" xmlns:wps="http://schemas.microsoft.com/office/word/2010/wordprocessingShape" mc:Ignorable="w14 w15 w16se wp14">
+<w:endnotes xmlns:wpc="http://schemas.microsoft.com/office/word/2010/wordprocessingCanvas" xmlns:cx="http://schemas.microsoft.com/office/drawing/2014/chartex" xmlns:cx1="http://schemas.microsoft.com/office/drawing/2015/9/8/chartex" xmlns:cx2="http://schemas.microsoft.com/office/drawing/2015/10/21/chartex" xmlns:cx3="http://schemas.microsoft.com/office/drawing/2016/5/9/chartex" xmlns:cx4="http://schemas.microsoft.com/office/drawing/2016/5/10/chartex" xmlns:cx5="http://schemas.microsoft.com/office/drawing/2016/5/11/chartex" xmlns:cx6="http://schemas.microsoft.com/office/drawing/2016/5/12/chartex" xmlns:cx7="http://schemas.microsoft.com/office/drawing/2016/5/13/chartex" xmlns:cx8="http://schemas.microsoft.com/office/drawing/2016/5/14/chartex" xmlns:mc="http://schemas.openxmlformats.org/markup-compatibility/2006" xmlns:aink="http://schemas.microsoft.com/office/drawing/2016/ink" xmlns:am3d="http://schemas.microsoft.com/office/drawing/2017/model3d" xmlns:o="urn:schemas-microsoft-com:office:office" xmlns:r="http://schemas.openxmlformats.org/officeDocument/2006/relationships" xmlns:m="http://schemas.openxmlformats.org/officeDocument/2006/math" xmlns:v="urn:schemas-microsoft-com:vml" xmlns:wp14="http://schemas.microsoft.com/office/word/2010/wordprocessingDrawing" xmlns:wp="http://schemas.openxmlformats.org/drawingml/2006/wordprocessingDrawing" xmlns:w10="urn:schemas-microsoft-com:office:word" xmlns:w="http://schemas.openxmlformats.org/wordprocessingml/2006/main" xmlns:w14="http://schemas.microsoft.com/office/word/2010/wordml" xmlns:w15="http://schemas.microsoft.com/office/word/2012/wordml" xmlns:w16cex="http://schemas.microsoft.com/office/word/2018/wordml/cex" xmlns:w16cid="http://schemas.microsoft.com/office/word/2016/wordml/cid" xmlns:w16="http://schemas.microsoft.com/office/word/2018/wordml" xmlns:w16sdtdh="http://schemas.microsoft.com/office/word/2020/wordml/sdtdatahash" xmlns:w16se="http://schemas.microsoft.com/office/word/2015/wordml/symex" xmlns:wpg="http://schemas.microsoft.com/office/word/2010/wordprocessingGroup" xmlns:wpi="http://schemas.microsoft.com/office/word/2010/wordprocessingInk" xmlns:wne="http://schemas.microsoft.com/office/word/2006/wordml" xmlns:wps="http://schemas.microsoft.com/office/word/2010/wordprocessingShape" mc:Ignorable="w14 w15 w16se w16cid w16 w16cex w16sdtdh wp14">
   <w:endnote w:type="separator" w:id="-1">
     <w:p>
       <w:pPr>
@@ -17550,7 +17357,7 @@
 </file>
 
 <file path=word/footer1.xml><?xml version="1.0" encoding="utf-8"?>
-<w:ftr xmlns:wpc="http://schemas.microsoft.com/office/word/2010/wordprocessingCanvas" xmlns:cx="http://schemas.microsoft.com/office/drawing/2014/chartex" xmlns:cx1="http://schemas.microsoft.com/office/drawing/2015/9/8/chartex" xmlns:mc="http://schemas.openxmlformats.org/markup-compatibility/2006" xmlns:o="urn:schemas-microsoft-com:office:office" xmlns:r="http://schemas.openxmlformats.org/officeDocument/2006/relationships" xmlns:m="http://schemas.openxmlformats.org/officeDocument/2006/math" xmlns:v="urn:schemas-microsoft-com:vml" xmlns:wp14="http://schemas.microsoft.com/office/word/2010/wordprocessingDrawing" xmlns:wp="http://schemas.openxmlformats.org/drawingml/2006/wordprocessingDrawing" xmlns:w10="urn:schemas-microsoft-com:office:word" xmlns:w="http://schemas.openxmlformats.org/wordprocessingml/2006/main" xmlns:w14="http://schemas.microsoft.com/office/word/2010/wordml" xmlns:w15="http://schemas.microsoft.com/office/word/2012/wordml" xmlns:w16se="http://schemas.microsoft.com/office/word/2015/wordml/symex" xmlns:wpg="http://schemas.microsoft.com/office/word/2010/wordprocessingGroup" xmlns:wpi="http://schemas.microsoft.com/office/word/2010/wordprocessingInk" xmlns:wne="http://schemas.microsoft.com/office/word/2006/wordml" xmlns:wps="http://schemas.microsoft.com/office/word/2010/wordprocessingShape" mc:Ignorable="w14 w15 w16se wp14">
+<w:ftr xmlns:wpc="http://schemas.microsoft.com/office/word/2010/wordprocessingCanvas" xmlns:cx="http://schemas.microsoft.com/office/drawing/2014/chartex" xmlns:cx1="http://schemas.microsoft.com/office/drawing/2015/9/8/chartex" xmlns:cx2="http://schemas.microsoft.com/office/drawing/2015/10/21/chartex" xmlns:cx3="http://schemas.microsoft.com/office/drawing/2016/5/9/chartex" xmlns:cx4="http://schemas.microsoft.com/office/drawing/2016/5/10/chartex" xmlns:cx5="http://schemas.microsoft.com/office/drawing/2016/5/11/chartex" xmlns:cx6="http://schemas.microsoft.com/office/drawing/2016/5/12/chartex" xmlns:cx7="http://schemas.microsoft.com/office/drawing/2016/5/13/chartex" xmlns:cx8="http://schemas.microsoft.com/office/drawing/2016/5/14/chartex" xmlns:mc="http://schemas.openxmlformats.org/markup-compatibility/2006" xmlns:aink="http://schemas.microsoft.com/office/drawing/2016/ink" xmlns:am3d="http://schemas.microsoft.com/office/drawing/2017/model3d" xmlns:o="urn:schemas-microsoft-com:office:office" xmlns:r="http://schemas.openxmlformats.org/officeDocument/2006/relationships" xmlns:m="http://schemas.openxmlformats.org/officeDocument/2006/math" xmlns:v="urn:schemas-microsoft-com:vml" xmlns:wp14="http://schemas.microsoft.com/office/word/2010/wordprocessingDrawing" xmlns:wp="http://schemas.openxmlformats.org/drawingml/2006/wordprocessingDrawing" xmlns:w10="urn:schemas-microsoft-com:office:word" xmlns:w="http://schemas.openxmlformats.org/wordprocessingml/2006/main" xmlns:w14="http://schemas.microsoft.com/office/word/2010/wordml" xmlns:w15="http://schemas.microsoft.com/office/word/2012/wordml" xmlns:w16cex="http://schemas.microsoft.com/office/word/2018/wordml/cex" xmlns:w16cid="http://schemas.microsoft.com/office/word/2016/wordml/cid" xmlns:w16="http://schemas.microsoft.com/office/word/2018/wordml" xmlns:w16sdtdh="http://schemas.microsoft.com/office/word/2020/wordml/sdtdatahash" xmlns:w16se="http://schemas.microsoft.com/office/word/2015/wordml/symex" xmlns:wpg="http://schemas.microsoft.com/office/word/2010/wordprocessingGroup" xmlns:wpi="http://schemas.microsoft.com/office/word/2010/wordprocessingInk" xmlns:wne="http://schemas.microsoft.com/office/word/2006/wordml" xmlns:wps="http://schemas.microsoft.com/office/word/2010/wordprocessingShape" mc:Ignorable="w14 w15 w16se w16cid w16 w16cex w16sdtdh wp14">
   <w:sdt>
     <w:sdtPr>
       <w:id w:val="-1807238845"/>
@@ -17559,6 +17366,7 @@
         <w:docPartUnique/>
       </w:docPartObj>
     </w:sdtPr>
+    <w:sdtEndPr/>
     <w:sdtContent>
       <w:p>
         <w:pPr>
@@ -17595,7 +17403,7 @@
 </file>
 
 <file path=word/footnotes.xml><?xml version="1.0" encoding="utf-8"?>
-<w:footnotes xmlns:wpc="http://schemas.microsoft.com/office/word/2010/wordprocessingCanvas" xmlns:cx="http://schemas.microsoft.com/office/drawing/2014/chartex" xmlns:cx1="http://schemas.microsoft.com/office/drawing/2015/9/8/chartex" xmlns:mc="http://schemas.openxmlformats.org/markup-compatibility/2006" xmlns:o="urn:schemas-microsoft-com:office:office" xmlns:r="http://schemas.openxmlformats.org/officeDocument/2006/relationships" xmlns:m="http://schemas.openxmlformats.org/officeDocument/2006/math" xmlns:v="urn:schemas-microsoft-com:vml" xmlns:wp14="http://schemas.microsoft.com/office/word/2010/wordprocessingDrawing" xmlns:wp="http://schemas.openxmlformats.org/drawingml/2006/wordprocessingDrawing" xmlns:w10="urn:schemas-microsoft-com:office:word" xmlns:w="http://schemas.openxmlformats.org/wordprocessingml/2006/main" xmlns:w14="http://schemas.microsoft.com/office/word/2010/wordml" xmlns:w15="http://schemas.microsoft.com/office/word/2012/wordml" xmlns:w16se="http://schemas.microsoft.com/office/word/2015/wordml/symex" xmlns:wpg="http://schemas.microsoft.com/office/word/2010/wordprocessingGroup" xmlns:wpi="http://schemas.microsoft.com/office/word/2010/wordprocessingInk" xmlns:wne="http://schemas.microsoft.com/office/word/2006/wordml" xmlns:wps="http://schemas.microsoft.com/office/word/2010/wordprocessingShape" mc:Ignorable="w14 w15 w16se wp14">
+<w:footnotes xmlns:wpc="http://schemas.microsoft.com/office/word/2010/wordprocessingCanvas" xmlns:cx="http://schemas.microsoft.com/office/drawing/2014/chartex" xmlns:cx1="http://schemas.microsoft.com/office/drawing/2015/9/8/chartex" xmlns:cx2="http://schemas.microsoft.com/office/drawing/2015/10/21/chartex" xmlns:cx3="http://schemas.microsoft.com/office/drawing/2016/5/9/chartex" xmlns:cx4="http://schemas.microsoft.com/office/drawing/2016/5/10/chartex" xmlns:cx5="http://schemas.microsoft.com/office/drawing/2016/5/11/chartex" xmlns:cx6="http://schemas.microsoft.com/office/drawing/2016/5/12/chartex" xmlns:cx7="http://schemas.microsoft.com/office/drawing/2016/5/13/chartex" xmlns:cx8="http://schemas.microsoft.com/office/drawing/2016/5/14/chartex" xmlns:mc="http://schemas.openxmlformats.org/markup-compatibility/2006" xmlns:aink="http://schemas.microsoft.com/office/drawing/2016/ink" xmlns:am3d="http://schemas.microsoft.com/office/drawing/2017/model3d" xmlns:o="urn:schemas-microsoft-com:office:office" xmlns:r="http://schemas.openxmlformats.org/officeDocument/2006/relationships" xmlns:m="http://schemas.openxmlformats.org/officeDocument/2006/math" xmlns:v="urn:schemas-microsoft-com:vml" xmlns:wp14="http://schemas.microsoft.com/office/word/2010/wordprocessingDrawing" xmlns:wp="http://schemas.openxmlformats.org/drawingml/2006/wordprocessingDrawing" xmlns:w10="urn:schemas-microsoft-com:office:word" xmlns:w="http://schemas.openxmlformats.org/wordprocessingml/2006/main" xmlns:w14="http://schemas.microsoft.com/office/word/2010/wordml" xmlns:w15="http://schemas.microsoft.com/office/word/2012/wordml" xmlns:w16cex="http://schemas.microsoft.com/office/word/2018/wordml/cex" xmlns:w16cid="http://schemas.microsoft.com/office/word/2016/wordml/cid" xmlns:w16="http://schemas.microsoft.com/office/word/2018/wordml" xmlns:w16sdtdh="http://schemas.microsoft.com/office/word/2020/wordml/sdtdatahash" xmlns:w16se="http://schemas.microsoft.com/office/word/2015/wordml/symex" xmlns:wpg="http://schemas.microsoft.com/office/word/2010/wordprocessingGroup" xmlns:wpi="http://schemas.microsoft.com/office/word/2010/wordprocessingInk" xmlns:wne="http://schemas.microsoft.com/office/word/2006/wordml" xmlns:wps="http://schemas.microsoft.com/office/word/2010/wordprocessingShape" mc:Ignorable="w14 w15 w16se w16cid w16 w16cex w16sdtdh wp14">
   <w:footnote w:type="separator" w:id="-1">
     <w:p>
       <w:pPr>
@@ -17620,7 +17428,7 @@
 </file>
 
 <file path=word/numbering.xml><?xml version="1.0" encoding="utf-8"?>
-<w:numbering xmlns:wpc="http://schemas.microsoft.com/office/word/2010/wordprocessingCanvas" xmlns:cx="http://schemas.microsoft.com/office/drawing/2014/chartex" xmlns:cx1="http://schemas.microsoft.com/office/drawing/2015/9/8/chartex" xmlns:mc="http://schemas.openxmlformats.org/markup-compatibility/2006" xmlns:o="urn:schemas-microsoft-com:office:office" xmlns:r="http://schemas.openxmlformats.org/officeDocument/2006/relationships" xmlns:m="http://schemas.openxmlformats.org/officeDocument/2006/math" xmlns:v="urn:schemas-microsoft-com:vml" xmlns:wp14="http://schemas.microsoft.com/office/word/2010/wordprocessingDrawing" xmlns:wp="http://schemas.openxmlformats.org/drawingml/2006/wordprocessingDrawing" xmlns:w10="urn:schemas-microsoft-com:office:word" xmlns:w="http://schemas.openxmlformats.org/wordprocessingml/2006/main" xmlns:w14="http://schemas.microsoft.com/office/word/2010/wordml" xmlns:w15="http://schemas.microsoft.com/office/word/2012/wordml" xmlns:w16se="http://schemas.microsoft.com/office/word/2015/wordml/symex" xmlns:wpg="http://schemas.microsoft.com/office/word/2010/wordprocessingGroup" xmlns:wpi="http://schemas.microsoft.com/office/word/2010/wordprocessingInk" xmlns:wne="http://schemas.microsoft.com/office/word/2006/wordml" xmlns:wps="http://schemas.microsoft.com/office/word/2010/wordprocessingShape" mc:Ignorable="w14 w15 w16se wp14">
+<w:numbering xmlns:wpc="http://schemas.microsoft.com/office/word/2010/wordprocessingCanvas" xmlns:cx="http://schemas.microsoft.com/office/drawing/2014/chartex" xmlns:cx1="http://schemas.microsoft.com/office/drawing/2015/9/8/chartex" xmlns:cx2="http://schemas.microsoft.com/office/drawing/2015/10/21/chartex" xmlns:cx3="http://schemas.microsoft.com/office/drawing/2016/5/9/chartex" xmlns:cx4="http://schemas.microsoft.com/office/drawing/2016/5/10/chartex" xmlns:cx5="http://schemas.microsoft.com/office/drawing/2016/5/11/chartex" xmlns:cx6="http://schemas.microsoft.com/office/drawing/2016/5/12/chartex" xmlns:cx7="http://schemas.microsoft.com/office/drawing/2016/5/13/chartex" xmlns:cx8="http://schemas.microsoft.com/office/drawing/2016/5/14/chartex" xmlns:mc="http://schemas.openxmlformats.org/markup-compatibility/2006" xmlns:aink="http://schemas.microsoft.com/office/drawing/2016/ink" xmlns:am3d="http://schemas.microsoft.com/office/drawing/2017/model3d" xmlns:o="urn:schemas-microsoft-com:office:office" xmlns:r="http://schemas.openxmlformats.org/officeDocument/2006/relationships" xmlns:m="http://schemas.openxmlformats.org/officeDocument/2006/math" xmlns:v="urn:schemas-microsoft-com:vml" xmlns:wp14="http://schemas.microsoft.com/office/word/2010/wordprocessingDrawing" xmlns:wp="http://schemas.openxmlformats.org/drawingml/2006/wordprocessingDrawing" xmlns:w10="urn:schemas-microsoft-com:office:word" xmlns:w="http://schemas.openxmlformats.org/wordprocessingml/2006/main" xmlns:w14="http://schemas.microsoft.com/office/word/2010/wordml" xmlns:w15="http://schemas.microsoft.com/office/word/2012/wordml" xmlns:w16cex="http://schemas.microsoft.com/office/word/2018/wordml/cex" xmlns:w16cid="http://schemas.microsoft.com/office/word/2016/wordml/cid" xmlns:w16="http://schemas.microsoft.com/office/word/2018/wordml" xmlns:w16sdtdh="http://schemas.microsoft.com/office/word/2020/wordml/sdtdatahash" xmlns:w16se="http://schemas.microsoft.com/office/word/2015/wordml/symex" xmlns:wpg="http://schemas.microsoft.com/office/word/2010/wordprocessingGroup" xmlns:wpi="http://schemas.microsoft.com/office/word/2010/wordprocessingInk" xmlns:wne="http://schemas.microsoft.com/office/word/2006/wordml" xmlns:wps="http://schemas.microsoft.com/office/word/2010/wordprocessingShape" mc:Ignorable="w14 w15 w16se w16cid w16 w16cex w16sdtdh wp14">
   <w:abstractNum w:abstractNumId="0" w15:restartNumberingAfterBreak="0">
     <w:nsid w:val="0D6D4176"/>
     <w:multiLevelType w:val="multilevel"/>
@@ -18565,8 +18373,16 @@
 </w:numbering>
 </file>
 
+<file path=word/people.xml><?xml version="1.0" encoding="utf-8"?>
+<w15:people xmlns:wpc="http://schemas.microsoft.com/office/word/2010/wordprocessingCanvas" xmlns:cx="http://schemas.microsoft.com/office/drawing/2014/chartex" xmlns:cx1="http://schemas.microsoft.com/office/drawing/2015/9/8/chartex" xmlns:cx2="http://schemas.microsoft.com/office/drawing/2015/10/21/chartex" xmlns:cx3="http://schemas.microsoft.com/office/drawing/2016/5/9/chartex" xmlns:cx4="http://schemas.microsoft.com/office/drawing/2016/5/10/chartex" xmlns:cx5="http://schemas.microsoft.com/office/drawing/2016/5/11/chartex" xmlns:cx6="http://schemas.microsoft.com/office/drawing/2016/5/12/chartex" xmlns:cx7="http://schemas.microsoft.com/office/drawing/2016/5/13/chartex" xmlns:cx8="http://schemas.microsoft.com/office/drawing/2016/5/14/chartex" xmlns:mc="http://schemas.openxmlformats.org/markup-compatibility/2006" xmlns:aink="http://schemas.microsoft.com/office/drawing/2016/ink" xmlns:am3d="http://schemas.microsoft.com/office/drawing/2017/model3d" xmlns:o="urn:schemas-microsoft-com:office:office" xmlns:r="http://schemas.openxmlformats.org/officeDocument/2006/relationships" xmlns:m="http://schemas.openxmlformats.org/officeDocument/2006/math" xmlns:v="urn:schemas-microsoft-com:vml" xmlns:wp14="http://schemas.microsoft.com/office/word/2010/wordprocessingDrawing" xmlns:wp="http://schemas.openxmlformats.org/drawingml/2006/wordprocessingDrawing" xmlns:w10="urn:schemas-microsoft-com:office:word" xmlns:w="http://schemas.openxmlformats.org/wordprocessingml/2006/main" xmlns:w14="http://schemas.microsoft.com/office/word/2010/wordml" xmlns:w15="http://schemas.microsoft.com/office/word/2012/wordml" xmlns:w16cex="http://schemas.microsoft.com/office/word/2018/wordml/cex" xmlns:w16cid="http://schemas.microsoft.com/office/word/2016/wordml/cid" xmlns:w16="http://schemas.microsoft.com/office/word/2018/wordml" xmlns:w16sdtdh="http://schemas.microsoft.com/office/word/2020/wordml/sdtdatahash" xmlns:w16se="http://schemas.microsoft.com/office/word/2015/wordml/symex" xmlns:wpg="http://schemas.microsoft.com/office/word/2010/wordprocessingGroup" xmlns:wpi="http://schemas.microsoft.com/office/word/2010/wordprocessingInk" xmlns:wne="http://schemas.microsoft.com/office/word/2006/wordml" xmlns:wps="http://schemas.microsoft.com/office/word/2010/wordprocessingShape" mc:Ignorable="w14 w15 w16se w16cid w16 w16cex w16sdtdh wp14">
+  <w15:person w15:author="Aleksey A. Kalentev">
+    <w15:presenceInfo w15:providerId="AD" w15:userId="S-1-5-21-507921405-1993962763-1957994488-151096"/>
+  </w15:person>
+</w15:people>
+</file>
+
 <file path=word/styles.xml><?xml version="1.0" encoding="utf-8"?>
-<w:styles xmlns:mc="http://schemas.openxmlformats.org/markup-compatibility/2006" xmlns:r="http://schemas.openxmlformats.org/officeDocument/2006/relationships" xmlns:w="http://schemas.openxmlformats.org/wordprocessingml/2006/main" xmlns:w14="http://schemas.microsoft.com/office/word/2010/wordml" xmlns:w15="http://schemas.microsoft.com/office/word/2012/wordml" xmlns:w16se="http://schemas.microsoft.com/office/word/2015/wordml/symex" mc:Ignorable="w14 w15 w16se">
+<w:styles xmlns:mc="http://schemas.openxmlformats.org/markup-compatibility/2006" xmlns:r="http://schemas.openxmlformats.org/officeDocument/2006/relationships" xmlns:w="http://schemas.openxmlformats.org/wordprocessingml/2006/main" xmlns:w14="http://schemas.microsoft.com/office/word/2010/wordml" xmlns:w15="http://schemas.microsoft.com/office/word/2012/wordml" xmlns:w16cex="http://schemas.microsoft.com/office/word/2018/wordml/cex" xmlns:w16cid="http://schemas.microsoft.com/office/word/2016/wordml/cid" xmlns:w16="http://schemas.microsoft.com/office/word/2018/wordml" xmlns:w16sdtdh="http://schemas.microsoft.com/office/word/2020/wordml/sdtdatahash" xmlns:w16se="http://schemas.microsoft.com/office/word/2015/wordml/symex" mc:Ignorable="w14 w15 w16se w16cid w16 w16cex w16sdtdh">
   <w:docDefaults>
     <w:rPrDefault>
       <w:rPr>
@@ -18582,7 +18398,7 @@
       </w:pPr>
     </w:pPrDefault>
   </w:docDefaults>
-  <w:latentStyles w:defLockedState="0" w:defUIPriority="99" w:defSemiHidden="0" w:defUnhideWhenUsed="0" w:defQFormat="0" w:count="371">
+  <w:latentStyles w:defLockedState="0" w:defUIPriority="99" w:defSemiHidden="0" w:defUnhideWhenUsed="0" w:defQFormat="0" w:count="376">
     <w:lsdException w:name="Normal" w:uiPriority="0" w:qFormat="1"/>
     <w:lsdException w:name="heading 1" w:uiPriority="9" w:qFormat="1"/>
     <w:lsdException w:name="heading 2" w:semiHidden="1" w:uiPriority="9" w:unhideWhenUsed="1" w:qFormat="1"/>
@@ -18688,7 +18504,6 @@
     <w:lsdException w:name="HTML Sample" w:semiHidden="1" w:unhideWhenUsed="1"/>
     <w:lsdException w:name="HTML Typewriter" w:semiHidden="1" w:unhideWhenUsed="1"/>
     <w:lsdException w:name="HTML Variable" w:semiHidden="1" w:unhideWhenUsed="1"/>
-    <w:lsdException w:name="Normal Table" w:semiHidden="1" w:unhideWhenUsed="1"/>
     <w:lsdException w:name="annotation subject" w:semiHidden="1" w:unhideWhenUsed="1"/>
     <w:lsdException w:name="No List" w:semiHidden="1" w:unhideWhenUsed="1"/>
     <w:lsdException w:name="Outline List 1" w:semiHidden="1" w:unhideWhenUsed="1"/>
@@ -18731,11 +18546,8 @@
     <w:lsdException w:name="Table Contemporary" w:semiHidden="1" w:unhideWhenUsed="1"/>
     <w:lsdException w:name="Table Elegant" w:semiHidden="1" w:unhideWhenUsed="1"/>
     <w:lsdException w:name="Table Professional" w:semiHidden="1" w:unhideWhenUsed="1"/>
-    <w:lsdException w:name="Table Subtle 1" w:semiHidden="1" w:unhideWhenUsed="1"/>
     <w:lsdException w:name="Table Subtle 2" w:semiHidden="1" w:unhideWhenUsed="1"/>
     <w:lsdException w:name="Table Web 1" w:semiHidden="1" w:unhideWhenUsed="1"/>
-    <w:lsdException w:name="Table Web 2" w:semiHidden="1" w:unhideWhenUsed="1"/>
-    <w:lsdException w:name="Table Web 3" w:semiHidden="1" w:unhideWhenUsed="1"/>
     <w:lsdException w:name="Balloon Text" w:semiHidden="1" w:unhideWhenUsed="1"/>
     <w:lsdException w:name="Table Grid" w:uiPriority="39"/>
     <w:lsdException w:name="Table Theme" w:semiHidden="1" w:unhideWhenUsed="1"/>
@@ -18954,6 +18766,11 @@
     <w:lsdException w:name="List Table 5 Dark Accent 6" w:uiPriority="50"/>
     <w:lsdException w:name="List Table 6 Colorful Accent 6" w:uiPriority="51"/>
     <w:lsdException w:name="List Table 7 Colorful Accent 6" w:uiPriority="52"/>
+    <w:lsdException w:name="Mention" w:semiHidden="1" w:unhideWhenUsed="1"/>
+    <w:lsdException w:name="Smart Hyperlink" w:semiHidden="1" w:unhideWhenUsed="1"/>
+    <w:lsdException w:name="Hashtag" w:semiHidden="1" w:unhideWhenUsed="1"/>
+    <w:lsdException w:name="Unresolved Mention" w:semiHidden="1" w:unhideWhenUsed="1"/>
+    <w:lsdException w:name="Smart Link" w:semiHidden="1" w:unhideWhenUsed="1"/>
   </w:latentStyles>
   <w:style w:type="paragraph" w:default="1" w:styleId="a">
     <w:name w:val="Normal"/>
@@ -18991,6 +18808,7 @@
   <w:style w:type="character" w:default="1" w:styleId="a0">
     <w:name w:val="Default Paragraph Font"/>
     <w:uiPriority w:val="1"/>
+    <w:semiHidden/>
     <w:unhideWhenUsed/>
   </w:style>
   <w:style w:type="table" w:default="1" w:styleId="a1">
@@ -19256,6 +19074,76 @@
     <w:rPr>
       <w:color w:val="0563C1" w:themeColor="hyperlink"/>
       <w:u w:val="single"/>
+    </w:rPr>
+  </w:style>
+  <w:style w:type="character" w:styleId="af">
+    <w:name w:val="annotation reference"/>
+    <w:basedOn w:val="a0"/>
+    <w:uiPriority w:val="99"/>
+    <w:semiHidden/>
+    <w:unhideWhenUsed/>
+    <w:rsid w:val="005972DC"/>
+    <w:rPr>
+      <w:sz w:val="16"/>
+      <w:szCs w:val="16"/>
+    </w:rPr>
+  </w:style>
+  <w:style w:type="paragraph" w:styleId="af0">
+    <w:name w:val="annotation text"/>
+    <w:basedOn w:val="a"/>
+    <w:link w:val="af1"/>
+    <w:uiPriority w:val="99"/>
+    <w:semiHidden/>
+    <w:unhideWhenUsed/>
+    <w:rsid w:val="005972DC"/>
+    <w:pPr>
+      <w:spacing w:line="240" w:lineRule="auto"/>
+    </w:pPr>
+    <w:rPr>
+      <w:sz w:val="20"/>
+      <w:szCs w:val="20"/>
+    </w:rPr>
+  </w:style>
+  <w:style w:type="character" w:customStyle="1" w:styleId="af1">
+    <w:name w:val="Текст примечания Знак"/>
+    <w:basedOn w:val="a0"/>
+    <w:link w:val="af0"/>
+    <w:uiPriority w:val="99"/>
+    <w:semiHidden/>
+    <w:rsid w:val="005972DC"/>
+    <w:rPr>
+      <w:rFonts w:ascii="Times New Roman" w:hAnsi="Times New Roman" w:cs="Times New Roman"/>
+      <w:sz w:val="20"/>
+      <w:szCs w:val="20"/>
+    </w:rPr>
+  </w:style>
+  <w:style w:type="paragraph" w:styleId="af2">
+    <w:name w:val="annotation subject"/>
+    <w:basedOn w:val="af0"/>
+    <w:next w:val="af0"/>
+    <w:link w:val="af3"/>
+    <w:uiPriority w:val="99"/>
+    <w:semiHidden/>
+    <w:unhideWhenUsed/>
+    <w:rsid w:val="005972DC"/>
+    <w:rPr>
+      <w:b/>
+      <w:bCs/>
+    </w:rPr>
+  </w:style>
+  <w:style w:type="character" w:customStyle="1" w:styleId="af3">
+    <w:name w:val="Тема примечания Знак"/>
+    <w:basedOn w:val="af1"/>
+    <w:link w:val="af2"/>
+    <w:uiPriority w:val="99"/>
+    <w:semiHidden/>
+    <w:rsid w:val="005972DC"/>
+    <w:rPr>
+      <w:rFonts w:ascii="Times New Roman" w:hAnsi="Times New Roman" w:cs="Times New Roman"/>
+      <w:b/>
+      <w:bCs/>
+      <w:sz w:val="20"/>
+      <w:szCs w:val="20"/>
     </w:rPr>
   </w:style>
 </w:styles>

--- a/ЛБ5 Подопригора Л.И..docx
+++ b/ЛБ5 Подопригора Л.И..docx
@@ -1,6 +1,6 @@
 
 <file path=word/document.xml><?xml version="1.0" encoding="utf-8"?>
-<w:document xmlns:wpc="http://schemas.microsoft.com/office/word/2010/wordprocessingCanvas" xmlns:cx="http://schemas.microsoft.com/office/drawing/2014/chartex" xmlns:cx1="http://schemas.microsoft.com/office/drawing/2015/9/8/chartex" xmlns:cx2="http://schemas.microsoft.com/office/drawing/2015/10/21/chartex" xmlns:cx3="http://schemas.microsoft.com/office/drawing/2016/5/9/chartex" xmlns:cx4="http://schemas.microsoft.com/office/drawing/2016/5/10/chartex" xmlns:cx5="http://schemas.microsoft.com/office/drawing/2016/5/11/chartex" xmlns:cx6="http://schemas.microsoft.com/office/drawing/2016/5/12/chartex" xmlns:cx7="http://schemas.microsoft.com/office/drawing/2016/5/13/chartex" xmlns:cx8="http://schemas.microsoft.com/office/drawing/2016/5/14/chartex" xmlns:mc="http://schemas.openxmlformats.org/markup-compatibility/2006" xmlns:aink="http://schemas.microsoft.com/office/drawing/2016/ink" xmlns:am3d="http://schemas.microsoft.com/office/drawing/2017/model3d" xmlns:o="urn:schemas-microsoft-com:office:office" xmlns:r="http://schemas.openxmlformats.org/officeDocument/2006/relationships" xmlns:m="http://schemas.openxmlformats.org/officeDocument/2006/math" xmlns:v="urn:schemas-microsoft-com:vml" xmlns:wp14="http://schemas.microsoft.com/office/word/2010/wordprocessingDrawing" xmlns:wp="http://schemas.openxmlformats.org/drawingml/2006/wordprocessingDrawing" xmlns:w10="urn:schemas-microsoft-com:office:word" xmlns:w="http://schemas.openxmlformats.org/wordprocessingml/2006/main" xmlns:w14="http://schemas.microsoft.com/office/word/2010/wordml" xmlns:w15="http://schemas.microsoft.com/office/word/2012/wordml" xmlns:w16cex="http://schemas.microsoft.com/office/word/2018/wordml/cex" xmlns:w16cid="http://schemas.microsoft.com/office/word/2016/wordml/cid" xmlns:w16="http://schemas.microsoft.com/office/word/2018/wordml" xmlns:w16sdtdh="http://schemas.microsoft.com/office/word/2020/wordml/sdtdatahash" xmlns:w16se="http://schemas.microsoft.com/office/word/2015/wordml/symex" xmlns:wpg="http://schemas.microsoft.com/office/word/2010/wordprocessingGroup" xmlns:wpi="http://schemas.microsoft.com/office/word/2010/wordprocessingInk" xmlns:wne="http://schemas.microsoft.com/office/word/2006/wordml" xmlns:wps="http://schemas.microsoft.com/office/word/2010/wordprocessingShape" mc:Ignorable="w14 w15 w16se w16cid w16 w16cex w16sdtdh wp14">
+<w:document xmlns:wpc="http://schemas.microsoft.com/office/word/2010/wordprocessingCanvas" xmlns:cx="http://schemas.microsoft.com/office/drawing/2014/chartex" xmlns:cx1="http://schemas.microsoft.com/office/drawing/2015/9/8/chartex" xmlns:mc="http://schemas.openxmlformats.org/markup-compatibility/2006" xmlns:o="urn:schemas-microsoft-com:office:office" xmlns:r="http://schemas.openxmlformats.org/officeDocument/2006/relationships" xmlns:m="http://schemas.openxmlformats.org/officeDocument/2006/math" xmlns:v="urn:schemas-microsoft-com:vml" xmlns:wp14="http://schemas.microsoft.com/office/word/2010/wordprocessingDrawing" xmlns:wp="http://schemas.openxmlformats.org/drawingml/2006/wordprocessingDrawing" xmlns:w10="urn:schemas-microsoft-com:office:word" xmlns:w="http://schemas.openxmlformats.org/wordprocessingml/2006/main" xmlns:w14="http://schemas.microsoft.com/office/word/2010/wordml" xmlns:w15="http://schemas.microsoft.com/office/word/2012/wordml" xmlns:w16se="http://schemas.microsoft.com/office/word/2015/wordml/symex" xmlns:wpg="http://schemas.microsoft.com/office/word/2010/wordprocessingGroup" xmlns:wpi="http://schemas.microsoft.com/office/word/2010/wordprocessingInk" xmlns:wne="http://schemas.microsoft.com/office/word/2006/wordml" xmlns:wps="http://schemas.microsoft.com/office/word/2010/wordprocessingShape" mc:Ignorable="w14 w15 w16se wp14">
   <w:body>
     <w:p>
       <w:pPr>
@@ -2107,7 +2107,23 @@
           <w:i w:val="0"/>
           <w:iCs/>
         </w:rPr>
-        <w:t xml:space="preserve"> Git;</w:t>
+        <w:t xml:space="preserve"> </w:t>
+      </w:r>
+      <w:proofErr w:type="spellStart"/>
+      <w:r>
+        <w:rPr>
+          <w:i w:val="0"/>
+          <w:iCs/>
+        </w:rPr>
+        <w:t>Git</w:t>
+      </w:r>
+      <w:proofErr w:type="spellEnd"/>
+      <w:r>
+        <w:rPr>
+          <w:i w:val="0"/>
+          <w:iCs/>
+        </w:rPr>
+        <w:t>;</w:t>
       </w:r>
     </w:p>
     <w:p>
@@ -2480,10 +2496,10 @@
         </w:rPr>
         <w:lastRenderedPageBreak/>
         <w:drawing>
-          <wp:inline distT="0" distB="0" distL="0" distR="0" wp14:anchorId="1D119B85" wp14:editId="4787F67D">
+          <wp:inline distT="0" distB="0" distL="0" distR="0" wp14:anchorId="69CB0A21" wp14:editId="15B0903F">
             <wp:extent cx="9251950" cy="4866005"/>
             <wp:effectExtent l="0" t="0" r="6350" b="0"/>
-            <wp:docPr id="4" name="Рисунок 4"/>
+            <wp:docPr id="2" name="Рисунок 2"/>
             <wp:cNvGraphicFramePr>
               <a:graphicFrameLocks xmlns:a="http://schemas.openxmlformats.org/drawingml/2006/main" noChangeAspect="1"/>
             </wp:cNvGraphicFramePr>
@@ -10057,6 +10073,7 @@
       <w:r>
         <w:rPr>
           <w:noProof/>
+          <w:lang w:eastAsia="ru-RU"/>
         </w:rPr>
         <w:drawing>
           <wp:inline distT="0" distB="0" distL="0" distR="0" wp14:anchorId="4607E397" wp14:editId="37B2EAF4">
@@ -10897,6 +10914,7 @@
           <w:iCs/>
           <w:noProof/>
           <w:szCs w:val="28"/>
+          <w:lang w:eastAsia="ru-RU"/>
         </w:rPr>
         <w:drawing>
           <wp:inline distT="0" distB="0" distL="0" distR="0" wp14:anchorId="6F985DC2" wp14:editId="4351D682">
@@ -11032,6 +11050,7 @@
       <w:r>
         <w:rPr>
           <w:noProof/>
+          <w:lang w:eastAsia="ru-RU"/>
         </w:rPr>
         <w:drawing>
           <wp:inline distT="0" distB="0" distL="0" distR="0" wp14:anchorId="4BCBABCA" wp14:editId="5F8A3DB2">
@@ -11503,6 +11522,7 @@
           <w:iCs/>
           <w:noProof/>
           <w:szCs w:val="28"/>
+          <w:lang w:eastAsia="ru-RU"/>
         </w:rPr>
         <w:drawing>
           <wp:inline distT="0" distB="0" distL="0" distR="0" wp14:anchorId="0CD974D3" wp14:editId="0D638D0F">
@@ -15169,14 +15189,57 @@
         <w:rPr>
           <w:szCs w:val="28"/>
         </w:rPr>
-        <w:t xml:space="preserve">Каждый объект должен содержать </w:t>
+        <w:t>Каждый объект должен с</w:t>
+      </w:r>
+      <w:r>
+        <w:rPr>
+          <w:szCs w:val="28"/>
+        </w:rPr>
+        <w:t xml:space="preserve">одержать </w:t>
       </w:r>
       <w:commentRangeStart w:id="15"/>
-      <w:r>
-        <w:rPr>
-          <w:szCs w:val="28"/>
-        </w:rPr>
-        <w:t>все обязательные поля (</w:t>
+      <w:commentRangeStart w:id="16"/>
+      <w:r>
+        <w:rPr>
+          <w:szCs w:val="28"/>
+        </w:rPr>
+        <w:t>обязательные поля</w:t>
+      </w:r>
+      <w:r>
+        <w:rPr>
+          <w:szCs w:val="28"/>
+        </w:rPr>
+        <w:t xml:space="preserve"> в зависимости от типа движения. Для</w:t>
+      </w:r>
+      <w:r>
+        <w:rPr>
+          <w:szCs w:val="28"/>
+        </w:rPr>
+        <w:t xml:space="preserve"> </w:t>
+      </w:r>
+      <w:r>
+        <w:rPr>
+          <w:szCs w:val="28"/>
+        </w:rPr>
+        <w:t>равномерного</w:t>
+      </w:r>
+      <w:r>
+        <w:rPr>
+          <w:szCs w:val="28"/>
+        </w:rPr>
+        <w:t xml:space="preserve"> </w:t>
+      </w:r>
+      <w:r>
+        <w:rPr>
+          <w:szCs w:val="28"/>
+        </w:rPr>
+        <w:t>движения</w:t>
+      </w:r>
+      <w:r>
+        <w:rPr>
+          <w:szCs w:val="28"/>
+        </w:rPr>
+        <w:t xml:space="preserve">: </w:t>
       </w:r>
       <w:proofErr w:type="spellStart"/>
       <w:r>
@@ -15223,6 +15286,51 @@
           <w:iCs/>
           <w:szCs w:val="28"/>
         </w:rPr>
+        <w:t xml:space="preserve">;  </w:t>
+      </w:r>
+      <w:r>
+        <w:rPr>
+          <w:iCs/>
+          <w:szCs w:val="28"/>
+        </w:rPr>
+        <w:t>для</w:t>
+      </w:r>
+      <w:r>
+        <w:rPr>
+          <w:iCs/>
+          <w:szCs w:val="28"/>
+        </w:rPr>
+        <w:t xml:space="preserve"> </w:t>
+      </w:r>
+      <w:r>
+        <w:rPr>
+          <w:iCs/>
+          <w:szCs w:val="28"/>
+        </w:rPr>
+        <w:t>равноускоренного</w:t>
+      </w:r>
+      <w:r>
+        <w:rPr>
+          <w:iCs/>
+          <w:szCs w:val="28"/>
+        </w:rPr>
+        <w:t xml:space="preserve">: </w:t>
+      </w:r>
+      <w:proofErr w:type="spellStart"/>
+      <w:r>
+        <w:rPr>
+          <w:iCs/>
+          <w:szCs w:val="28"/>
+          <w:lang w:val="en-GB"/>
+        </w:rPr>
+        <w:t>InitinalPosition</w:t>
+      </w:r>
+      <w:proofErr w:type="spellEnd"/>
+      <w:r>
+        <w:rPr>
+          <w:iCs/>
+          <w:szCs w:val="28"/>
+        </w:rPr>
         <w:t xml:space="preserve">, </w:t>
       </w:r>
       <w:r>
@@ -15231,6 +15339,36 @@
           <w:szCs w:val="28"/>
           <w:lang w:val="en-GB"/>
         </w:rPr>
+        <w:t>Speed</w:t>
+      </w:r>
+      <w:r>
+        <w:rPr>
+          <w:iCs/>
+          <w:szCs w:val="28"/>
+        </w:rPr>
+        <w:t xml:space="preserve">, </w:t>
+      </w:r>
+      <w:r>
+        <w:rPr>
+          <w:iCs/>
+          <w:szCs w:val="28"/>
+          <w:lang w:val="en-GB"/>
+        </w:rPr>
+        <w:t>Time</w:t>
+      </w:r>
+      <w:r>
+        <w:rPr>
+          <w:iCs/>
+          <w:szCs w:val="28"/>
+        </w:rPr>
+        <w:t xml:space="preserve">, </w:t>
+      </w:r>
+      <w:r>
+        <w:rPr>
+          <w:iCs/>
+          <w:szCs w:val="28"/>
+          <w:lang w:val="en-GB"/>
+        </w:rPr>
         <w:t>Acceleration</w:t>
       </w:r>
       <w:r>
@@ -15238,23 +15376,84 @@
           <w:iCs/>
           <w:szCs w:val="28"/>
         </w:rPr>
+        <w:t xml:space="preserve">; </w:t>
+      </w:r>
+      <w:r>
+        <w:rPr>
+          <w:iCs/>
+          <w:szCs w:val="28"/>
+        </w:rPr>
+        <w:t>для</w:t>
+      </w:r>
+      <w:r>
+        <w:rPr>
+          <w:iCs/>
+          <w:szCs w:val="28"/>
+        </w:rPr>
+        <w:t xml:space="preserve"> </w:t>
+      </w:r>
+      <w:r>
+        <w:rPr>
+          <w:iCs/>
+          <w:szCs w:val="28"/>
+        </w:rPr>
+        <w:t xml:space="preserve">колебательного: </w:t>
+      </w:r>
+      <w:proofErr w:type="spellStart"/>
+      <w:r>
+        <w:rPr>
+          <w:iCs/>
+          <w:szCs w:val="28"/>
+          <w:lang w:val="en-GB"/>
+        </w:rPr>
+        <w:t>InitinalPosition</w:t>
+      </w:r>
+      <w:proofErr w:type="spellEnd"/>
+      <w:r>
+        <w:rPr>
+          <w:iCs/>
+          <w:szCs w:val="28"/>
+        </w:rPr>
         <w:t xml:space="preserve">, </w:t>
       </w:r>
-      <w:proofErr w:type="spellStart"/>
-      <w:r>
-        <w:rPr>
-          <w:iCs/>
-          <w:szCs w:val="28"/>
+      <w:r>
+        <w:rPr>
+          <w:iCs/>
+          <w:szCs w:val="28"/>
+          <w:lang w:val="en-GB"/>
+        </w:rPr>
+        <w:t>Speed</w:t>
+      </w:r>
+      <w:r>
+        <w:rPr>
+          <w:iCs/>
+          <w:szCs w:val="28"/>
+        </w:rPr>
+        <w:t xml:space="preserve">, </w:t>
+      </w:r>
+      <w:r>
+        <w:rPr>
+          <w:iCs/>
+          <w:szCs w:val="28"/>
+          <w:lang w:val="en-GB"/>
+        </w:rPr>
+        <w:t>Time</w:t>
+      </w:r>
+      <w:r>
+        <w:rPr>
+          <w:iCs/>
+          <w:szCs w:val="28"/>
+        </w:rPr>
+        <w:t xml:space="preserve"> , </w:t>
+      </w:r>
+      <w:r>
+        <w:rPr>
+          <w:iCs/>
+          <w:szCs w:val="28"/>
+          <w:lang w:val="en-US"/>
         </w:rPr>
         <w:t>Frequency</w:t>
       </w:r>
-      <w:proofErr w:type="spellEnd"/>
-      <w:r>
-        <w:rPr>
-          <w:szCs w:val="28"/>
-        </w:rPr>
-        <w:t>)</w:t>
-      </w:r>
       <w:r>
         <w:rPr>
           <w:szCs w:val="28"/>
@@ -15267,6 +15466,13 @@
           <w:rStyle w:val="af"/>
         </w:rPr>
         <w:commentReference w:id="15"/>
+      </w:r>
+      <w:commentRangeEnd w:id="16"/>
+      <w:r>
+        <w:rPr>
+          <w:rStyle w:val="af"/>
+        </w:rPr>
+        <w:commentReference w:id="16"/>
       </w:r>
     </w:p>
     <w:p>
@@ -15515,6 +15721,7 @@
           <w:szCs w:val="28"/>
           <w:lang w:val="en-US"/>
         </w:rPr>
+        <w:lastRenderedPageBreak/>
         <w:t>D</w:t>
       </w:r>
       <w:r>
@@ -15620,7 +15827,6 @@
           <w:szCs w:val="28"/>
           <w:lang w:val="en-US"/>
         </w:rPr>
-        <w:lastRenderedPageBreak/>
         <w:t>D</w:t>
       </w:r>
       <w:r>
@@ -16520,6 +16726,7 @@
     </w:p>
     <w:p>
       <w:r>
+        <w:lastRenderedPageBreak/>
         <w:t xml:space="preserve">где </w:t>
       </w:r>
       <m:oMath>
@@ -16644,7 +16851,6 @@
             <w:rFonts w:ascii="Cambria Math" w:hAnsi="Cambria Math"/>
             <w:lang w:val="en-US"/>
           </w:rPr>
-          <w:lastRenderedPageBreak/>
           <m:t>t</m:t>
         </m:r>
         <m:r>
@@ -17272,18 +17478,9 @@
           <w:szCs w:val="28"/>
         </w:rPr>
       </w:pPr>
-    </w:p>
-    <w:p>
-      <w:pPr>
-        <w:jc w:val="center"/>
-      </w:pPr>
-    </w:p>
-    <w:p>
-      <w:pPr>
-        <w:jc w:val="center"/>
-      </w:pPr>
-    </w:p>
-    <w:p/>
+      <w:bookmarkStart w:id="17" w:name="_GoBack"/>
+      <w:bookmarkEnd w:id="17"/>
+    </w:p>
     <w:sectPr>
       <w:pgSz w:w="11906" w:h="16838"/>
       <w:pgMar w:top="1134" w:right="850" w:bottom="1134" w:left="1701" w:header="708" w:footer="708" w:gutter="0"/>
@@ -17296,7 +17493,7 @@
 </file>
 
 <file path=word/comments.xml><?xml version="1.0" encoding="utf-8"?>
-<w:comments xmlns:wpc="http://schemas.microsoft.com/office/word/2010/wordprocessingCanvas" xmlns:cx="http://schemas.microsoft.com/office/drawing/2014/chartex" xmlns:cx1="http://schemas.microsoft.com/office/drawing/2015/9/8/chartex" xmlns:cx2="http://schemas.microsoft.com/office/drawing/2015/10/21/chartex" xmlns:cx3="http://schemas.microsoft.com/office/drawing/2016/5/9/chartex" xmlns:cx4="http://schemas.microsoft.com/office/drawing/2016/5/10/chartex" xmlns:cx5="http://schemas.microsoft.com/office/drawing/2016/5/11/chartex" xmlns:cx6="http://schemas.microsoft.com/office/drawing/2016/5/12/chartex" xmlns:cx7="http://schemas.microsoft.com/office/drawing/2016/5/13/chartex" xmlns:cx8="http://schemas.microsoft.com/office/drawing/2016/5/14/chartex" xmlns:mc="http://schemas.openxmlformats.org/markup-compatibility/2006" xmlns:aink="http://schemas.microsoft.com/office/drawing/2016/ink" xmlns:am3d="http://schemas.microsoft.com/office/drawing/2017/model3d" xmlns:o="urn:schemas-microsoft-com:office:office" xmlns:r="http://schemas.openxmlformats.org/officeDocument/2006/relationships" xmlns:m="http://schemas.openxmlformats.org/officeDocument/2006/math" xmlns:v="urn:schemas-microsoft-com:vml" xmlns:wp14="http://schemas.microsoft.com/office/word/2010/wordprocessingDrawing" xmlns:wp="http://schemas.openxmlformats.org/drawingml/2006/wordprocessingDrawing" xmlns:w10="urn:schemas-microsoft-com:office:word" xmlns:w="http://schemas.openxmlformats.org/wordprocessingml/2006/main" xmlns:w14="http://schemas.microsoft.com/office/word/2010/wordml" xmlns:w15="http://schemas.microsoft.com/office/word/2012/wordml" xmlns:w16cex="http://schemas.microsoft.com/office/word/2018/wordml/cex" xmlns:w16cid="http://schemas.microsoft.com/office/word/2016/wordml/cid" xmlns:w16="http://schemas.microsoft.com/office/word/2018/wordml" xmlns:w16sdtdh="http://schemas.microsoft.com/office/word/2020/wordml/sdtdatahash" xmlns:w16se="http://schemas.microsoft.com/office/word/2015/wordml/symex" xmlns:wpg="http://schemas.microsoft.com/office/word/2010/wordprocessingGroup" xmlns:wpi="http://schemas.microsoft.com/office/word/2010/wordprocessingInk" xmlns:wne="http://schemas.microsoft.com/office/word/2006/wordml" xmlns:wps="http://schemas.microsoft.com/office/word/2010/wordprocessingShape" mc:Ignorable="w14 w15 w16se w16cid w16 w16cex w16sdtdh wp14">
+<w:comments xmlns:wpc="http://schemas.microsoft.com/office/word/2010/wordprocessingCanvas" xmlns:cx="http://schemas.microsoft.com/office/drawing/2014/chartex" xmlns:cx1="http://schemas.microsoft.com/office/drawing/2015/9/8/chartex" xmlns:mc="http://schemas.openxmlformats.org/markup-compatibility/2006" xmlns:o="urn:schemas-microsoft-com:office:office" xmlns:r="http://schemas.openxmlformats.org/officeDocument/2006/relationships" xmlns:m="http://schemas.openxmlformats.org/officeDocument/2006/math" xmlns:v="urn:schemas-microsoft-com:vml" xmlns:wp14="http://schemas.microsoft.com/office/word/2010/wordprocessingDrawing" xmlns:wp="http://schemas.openxmlformats.org/drawingml/2006/wordprocessingDrawing" xmlns:w10="urn:schemas-microsoft-com:office:word" xmlns:w="http://schemas.openxmlformats.org/wordprocessingml/2006/main" xmlns:w14="http://schemas.microsoft.com/office/word/2010/wordml" xmlns:w15="http://schemas.microsoft.com/office/word/2012/wordml" xmlns:w16se="http://schemas.microsoft.com/office/word/2015/wordml/symex" xmlns:wpg="http://schemas.microsoft.com/office/word/2010/wordprocessingGroup" xmlns:wpi="http://schemas.microsoft.com/office/word/2010/wordprocessingInk" xmlns:wne="http://schemas.microsoft.com/office/word/2006/wordml" xmlns:wps="http://schemas.microsoft.com/office/word/2010/wordprocessingShape" mc:Ignorable="w14 w15 w16se wp14">
   <w:comment w:id="15" w:author="Aleksey A. Kalentev" w:date="2026-04-30T11:21:00Z" w:initials="AAK">
     <w:p>
       <w:pPr>
@@ -17307,6 +17504,22 @@
           <w:rStyle w:val="af"/>
         </w:rPr>
         <w:annotationRef/>
+      </w:r>
+    </w:p>
+  </w:comment>
+  <w:comment w:id="16" w:author="podop" w:date="2026-04-30T11:29:00Z" w:initials="p">
+    <w:p>
+      <w:pPr>
+        <w:pStyle w:val="af0"/>
+      </w:pPr>
+      <w:r>
+        <w:rPr>
+          <w:rStyle w:val="af"/>
+        </w:rPr>
+        <w:annotationRef/>
+      </w:r>
+      <w:r>
+        <w:t>+</w:t>
       </w:r>
     </w:p>
   </w:comment>
@@ -17314,8 +17527,9 @@
 </file>
 
 <file path=word/commentsExtended.xml><?xml version="1.0" encoding="utf-8"?>
-<w15:commentsEx xmlns:wpc="http://schemas.microsoft.com/office/word/2010/wordprocessingCanvas" xmlns:cx="http://schemas.microsoft.com/office/drawing/2014/chartex" xmlns:cx1="http://schemas.microsoft.com/office/drawing/2015/9/8/chartex" xmlns:cx2="http://schemas.microsoft.com/office/drawing/2015/10/21/chartex" xmlns:cx3="http://schemas.microsoft.com/office/drawing/2016/5/9/chartex" xmlns:cx4="http://schemas.microsoft.com/office/drawing/2016/5/10/chartex" xmlns:cx5="http://schemas.microsoft.com/office/drawing/2016/5/11/chartex" xmlns:cx6="http://schemas.microsoft.com/office/drawing/2016/5/12/chartex" xmlns:cx7="http://schemas.microsoft.com/office/drawing/2016/5/13/chartex" xmlns:cx8="http://schemas.microsoft.com/office/drawing/2016/5/14/chartex" xmlns:mc="http://schemas.openxmlformats.org/markup-compatibility/2006" xmlns:aink="http://schemas.microsoft.com/office/drawing/2016/ink" xmlns:am3d="http://schemas.microsoft.com/office/drawing/2017/model3d" xmlns:o="urn:schemas-microsoft-com:office:office" xmlns:r="http://schemas.openxmlformats.org/officeDocument/2006/relationships" xmlns:m="http://schemas.openxmlformats.org/officeDocument/2006/math" xmlns:v="urn:schemas-microsoft-com:vml" xmlns:wp14="http://schemas.microsoft.com/office/word/2010/wordprocessingDrawing" xmlns:wp="http://schemas.openxmlformats.org/drawingml/2006/wordprocessingDrawing" xmlns:w10="urn:schemas-microsoft-com:office:word" xmlns:w="http://schemas.openxmlformats.org/wordprocessingml/2006/main" xmlns:w14="http://schemas.microsoft.com/office/word/2010/wordml" xmlns:w15="http://schemas.microsoft.com/office/word/2012/wordml" xmlns:w16cex="http://schemas.microsoft.com/office/word/2018/wordml/cex" xmlns:w16cid="http://schemas.microsoft.com/office/word/2016/wordml/cid" xmlns:w16="http://schemas.microsoft.com/office/word/2018/wordml" xmlns:w16sdtdh="http://schemas.microsoft.com/office/word/2020/wordml/sdtdatahash" xmlns:w16se="http://schemas.microsoft.com/office/word/2015/wordml/symex" xmlns:wpg="http://schemas.microsoft.com/office/word/2010/wordprocessingGroup" xmlns:wpi="http://schemas.microsoft.com/office/word/2010/wordprocessingInk" xmlns:wne="http://schemas.microsoft.com/office/word/2006/wordml" xmlns:wps="http://schemas.microsoft.com/office/word/2010/wordprocessingShape" mc:Ignorable="w14 w15 w16se w16cid w16 w16cex w16sdtdh wp14">
+<w15:commentsEx xmlns:wpc="http://schemas.microsoft.com/office/word/2010/wordprocessingCanvas" xmlns:cx="http://schemas.microsoft.com/office/drawing/2014/chartex" xmlns:cx1="http://schemas.microsoft.com/office/drawing/2015/9/8/chartex" xmlns:mc="http://schemas.openxmlformats.org/markup-compatibility/2006" xmlns:o="urn:schemas-microsoft-com:office:office" xmlns:r="http://schemas.openxmlformats.org/officeDocument/2006/relationships" xmlns:m="http://schemas.openxmlformats.org/officeDocument/2006/math" xmlns:v="urn:schemas-microsoft-com:vml" xmlns:wp14="http://schemas.microsoft.com/office/word/2010/wordprocessingDrawing" xmlns:wp="http://schemas.openxmlformats.org/drawingml/2006/wordprocessingDrawing" xmlns:w10="urn:schemas-microsoft-com:office:word" xmlns:w="http://schemas.openxmlformats.org/wordprocessingml/2006/main" xmlns:w14="http://schemas.microsoft.com/office/word/2010/wordml" xmlns:w15="http://schemas.microsoft.com/office/word/2012/wordml" xmlns:w16se="http://schemas.microsoft.com/office/word/2015/wordml/symex" xmlns:wpg="http://schemas.microsoft.com/office/word/2010/wordprocessingGroup" xmlns:wpi="http://schemas.microsoft.com/office/word/2010/wordprocessingInk" xmlns:wne="http://schemas.microsoft.com/office/word/2006/wordml" xmlns:wps="http://schemas.microsoft.com/office/word/2010/wordprocessingShape" mc:Ignorable="w14 w15 w16se wp14">
   <w15:commentEx w15:paraId="4EDF079C" w15:done="0"/>
+  <w15:commentEx w15:paraId="381208FF" w15:paraIdParent="4EDF079C" w15:done="0"/>
 </w15:commentsEx>
 </file>
 
@@ -17332,7 +17546,7 @@
 </file>
 
 <file path=word/endnotes.xml><?xml version="1.0" encoding="utf-8"?>
-<w:endnotes xmlns:wpc="http://schemas.microsoft.com/office/word/2010/wordprocessingCanvas" xmlns:cx="http://schemas.microsoft.com/office/drawing/2014/chartex" xmlns:cx1="http://schemas.microsoft.com/office/drawing/2015/9/8/chartex" xmlns:cx2="http://schemas.microsoft.com/office/drawing/2015/10/21/chartex" xmlns:cx3="http://schemas.microsoft.com/office/drawing/2016/5/9/chartex" xmlns:cx4="http://schemas.microsoft.com/office/drawing/2016/5/10/chartex" xmlns:cx5="http://schemas.microsoft.com/office/drawing/2016/5/11/chartex" xmlns:cx6="http://schemas.microsoft.com/office/drawing/2016/5/12/chartex" xmlns:cx7="http://schemas.microsoft.com/office/drawing/2016/5/13/chartex" xmlns:cx8="http://schemas.microsoft.com/office/drawing/2016/5/14/chartex" xmlns:mc="http://schemas.openxmlformats.org/markup-compatibility/2006" xmlns:aink="http://schemas.microsoft.com/office/drawing/2016/ink" xmlns:am3d="http://schemas.microsoft.com/office/drawing/2017/model3d" xmlns:o="urn:schemas-microsoft-com:office:office" xmlns:r="http://schemas.openxmlformats.org/officeDocument/2006/relationships" xmlns:m="http://schemas.openxmlformats.org/officeDocument/2006/math" xmlns:v="urn:schemas-microsoft-com:vml" xmlns:wp14="http://schemas.microsoft.com/office/word/2010/wordprocessingDrawing" xmlns:wp="http://schemas.openxmlformats.org/drawingml/2006/wordprocessingDrawing" xmlns:w10="urn:schemas-microsoft-com:office:word" xmlns:w="http://schemas.openxmlformats.org/wordprocessingml/2006/main" xmlns:w14="http://schemas.microsoft.com/office/word/2010/wordml" xmlns:w15="http://schemas.microsoft.com/office/word/2012/wordml" xmlns:w16cex="http://schemas.microsoft.com/office/word/2018/wordml/cex" xmlns:w16cid="http://schemas.microsoft.com/office/word/2016/wordml/cid" xmlns:w16="http://schemas.microsoft.com/office/word/2018/wordml" xmlns:w16sdtdh="http://schemas.microsoft.com/office/word/2020/wordml/sdtdatahash" xmlns:w16se="http://schemas.microsoft.com/office/word/2015/wordml/symex" xmlns:wpg="http://schemas.microsoft.com/office/word/2010/wordprocessingGroup" xmlns:wpi="http://schemas.microsoft.com/office/word/2010/wordprocessingInk" xmlns:wne="http://schemas.microsoft.com/office/word/2006/wordml" xmlns:wps="http://schemas.microsoft.com/office/word/2010/wordprocessingShape" mc:Ignorable="w14 w15 w16se w16cid w16 w16cex w16sdtdh wp14">
+<w:endnotes xmlns:wpc="http://schemas.microsoft.com/office/word/2010/wordprocessingCanvas" xmlns:cx="http://schemas.microsoft.com/office/drawing/2014/chartex" xmlns:cx1="http://schemas.microsoft.com/office/drawing/2015/9/8/chartex" xmlns:mc="http://schemas.openxmlformats.org/markup-compatibility/2006" xmlns:o="urn:schemas-microsoft-com:office:office" xmlns:r="http://schemas.openxmlformats.org/officeDocument/2006/relationships" xmlns:m="http://schemas.openxmlformats.org/officeDocument/2006/math" xmlns:v="urn:schemas-microsoft-com:vml" xmlns:wp14="http://schemas.microsoft.com/office/word/2010/wordprocessingDrawing" xmlns:wp="http://schemas.openxmlformats.org/drawingml/2006/wordprocessingDrawing" xmlns:w10="urn:schemas-microsoft-com:office:word" xmlns:w="http://schemas.openxmlformats.org/wordprocessingml/2006/main" xmlns:w14="http://schemas.microsoft.com/office/word/2010/wordml" xmlns:w15="http://schemas.microsoft.com/office/word/2012/wordml" xmlns:w16se="http://schemas.microsoft.com/office/word/2015/wordml/symex" xmlns:wpg="http://schemas.microsoft.com/office/word/2010/wordprocessingGroup" xmlns:wpi="http://schemas.microsoft.com/office/word/2010/wordprocessingInk" xmlns:wne="http://schemas.microsoft.com/office/word/2006/wordml" xmlns:wps="http://schemas.microsoft.com/office/word/2010/wordprocessingShape" mc:Ignorable="w14 w15 w16se wp14">
   <w:endnote w:type="separator" w:id="-1">
     <w:p>
       <w:pPr>
@@ -17357,7 +17571,7 @@
 </file>
 
 <file path=word/footer1.xml><?xml version="1.0" encoding="utf-8"?>
-<w:ftr xmlns:wpc="http://schemas.microsoft.com/office/word/2010/wordprocessingCanvas" xmlns:cx="http://schemas.microsoft.com/office/drawing/2014/chartex" xmlns:cx1="http://schemas.microsoft.com/office/drawing/2015/9/8/chartex" xmlns:cx2="http://schemas.microsoft.com/office/drawing/2015/10/21/chartex" xmlns:cx3="http://schemas.microsoft.com/office/drawing/2016/5/9/chartex" xmlns:cx4="http://schemas.microsoft.com/office/drawing/2016/5/10/chartex" xmlns:cx5="http://schemas.microsoft.com/office/drawing/2016/5/11/chartex" xmlns:cx6="http://schemas.microsoft.com/office/drawing/2016/5/12/chartex" xmlns:cx7="http://schemas.microsoft.com/office/drawing/2016/5/13/chartex" xmlns:cx8="http://schemas.microsoft.com/office/drawing/2016/5/14/chartex" xmlns:mc="http://schemas.openxmlformats.org/markup-compatibility/2006" xmlns:aink="http://schemas.microsoft.com/office/drawing/2016/ink" xmlns:am3d="http://schemas.microsoft.com/office/drawing/2017/model3d" xmlns:o="urn:schemas-microsoft-com:office:office" xmlns:r="http://schemas.openxmlformats.org/officeDocument/2006/relationships" xmlns:m="http://schemas.openxmlformats.org/officeDocument/2006/math" xmlns:v="urn:schemas-microsoft-com:vml" xmlns:wp14="http://schemas.microsoft.com/office/word/2010/wordprocessingDrawing" xmlns:wp="http://schemas.openxmlformats.org/drawingml/2006/wordprocessingDrawing" xmlns:w10="urn:schemas-microsoft-com:office:word" xmlns:w="http://schemas.openxmlformats.org/wordprocessingml/2006/main" xmlns:w14="http://schemas.microsoft.com/office/word/2010/wordml" xmlns:w15="http://schemas.microsoft.com/office/word/2012/wordml" xmlns:w16cex="http://schemas.microsoft.com/office/word/2018/wordml/cex" xmlns:w16cid="http://schemas.microsoft.com/office/word/2016/wordml/cid" xmlns:w16="http://schemas.microsoft.com/office/word/2018/wordml" xmlns:w16sdtdh="http://schemas.microsoft.com/office/word/2020/wordml/sdtdatahash" xmlns:w16se="http://schemas.microsoft.com/office/word/2015/wordml/symex" xmlns:wpg="http://schemas.microsoft.com/office/word/2010/wordprocessingGroup" xmlns:wpi="http://schemas.microsoft.com/office/word/2010/wordprocessingInk" xmlns:wne="http://schemas.microsoft.com/office/word/2006/wordml" xmlns:wps="http://schemas.microsoft.com/office/word/2010/wordprocessingShape" mc:Ignorable="w14 w15 w16se w16cid w16 w16cex w16sdtdh wp14">
+<w:ftr xmlns:wpc="http://schemas.microsoft.com/office/word/2010/wordprocessingCanvas" xmlns:cx="http://schemas.microsoft.com/office/drawing/2014/chartex" xmlns:cx1="http://schemas.microsoft.com/office/drawing/2015/9/8/chartex" xmlns:mc="http://schemas.openxmlformats.org/markup-compatibility/2006" xmlns:o="urn:schemas-microsoft-com:office:office" xmlns:r="http://schemas.openxmlformats.org/officeDocument/2006/relationships" xmlns:m="http://schemas.openxmlformats.org/officeDocument/2006/math" xmlns:v="urn:schemas-microsoft-com:vml" xmlns:wp14="http://schemas.microsoft.com/office/word/2010/wordprocessingDrawing" xmlns:wp="http://schemas.openxmlformats.org/drawingml/2006/wordprocessingDrawing" xmlns:w10="urn:schemas-microsoft-com:office:word" xmlns:w="http://schemas.openxmlformats.org/wordprocessingml/2006/main" xmlns:w14="http://schemas.microsoft.com/office/word/2010/wordml" xmlns:w15="http://schemas.microsoft.com/office/word/2012/wordml" xmlns:w16se="http://schemas.microsoft.com/office/word/2015/wordml/symex" xmlns:wpg="http://schemas.microsoft.com/office/word/2010/wordprocessingGroup" xmlns:wpi="http://schemas.microsoft.com/office/word/2010/wordprocessingInk" xmlns:wne="http://schemas.microsoft.com/office/word/2006/wordml" xmlns:wps="http://schemas.microsoft.com/office/word/2010/wordprocessingShape" mc:Ignorable="w14 w15 w16se wp14">
   <w:sdt>
     <w:sdtPr>
       <w:id w:val="-1807238845"/>
@@ -17403,7 +17617,7 @@
 </file>
 
 <file path=word/footnotes.xml><?xml version="1.0" encoding="utf-8"?>
-<w:footnotes xmlns:wpc="http://schemas.microsoft.com/office/word/2010/wordprocessingCanvas" xmlns:cx="http://schemas.microsoft.com/office/drawing/2014/chartex" xmlns:cx1="http://schemas.microsoft.com/office/drawing/2015/9/8/chartex" xmlns:cx2="http://schemas.microsoft.com/office/drawing/2015/10/21/chartex" xmlns:cx3="http://schemas.microsoft.com/office/drawing/2016/5/9/chartex" xmlns:cx4="http://schemas.microsoft.com/office/drawing/2016/5/10/chartex" xmlns:cx5="http://schemas.microsoft.com/office/drawing/2016/5/11/chartex" xmlns:cx6="http://schemas.microsoft.com/office/drawing/2016/5/12/chartex" xmlns:cx7="http://schemas.microsoft.com/office/drawing/2016/5/13/chartex" xmlns:cx8="http://schemas.microsoft.com/office/drawing/2016/5/14/chartex" xmlns:mc="http://schemas.openxmlformats.org/markup-compatibility/2006" xmlns:aink="http://schemas.microsoft.com/office/drawing/2016/ink" xmlns:am3d="http://schemas.microsoft.com/office/drawing/2017/model3d" xmlns:o="urn:schemas-microsoft-com:office:office" xmlns:r="http://schemas.openxmlformats.org/officeDocument/2006/relationships" xmlns:m="http://schemas.openxmlformats.org/officeDocument/2006/math" xmlns:v="urn:schemas-microsoft-com:vml" xmlns:wp14="http://schemas.microsoft.com/office/word/2010/wordprocessingDrawing" xmlns:wp="http://schemas.openxmlformats.org/drawingml/2006/wordprocessingDrawing" xmlns:w10="urn:schemas-microsoft-com:office:word" xmlns:w="http://schemas.openxmlformats.org/wordprocessingml/2006/main" xmlns:w14="http://schemas.microsoft.com/office/word/2010/wordml" xmlns:w15="http://schemas.microsoft.com/office/word/2012/wordml" xmlns:w16cex="http://schemas.microsoft.com/office/word/2018/wordml/cex" xmlns:w16cid="http://schemas.microsoft.com/office/word/2016/wordml/cid" xmlns:w16="http://schemas.microsoft.com/office/word/2018/wordml" xmlns:w16sdtdh="http://schemas.microsoft.com/office/word/2020/wordml/sdtdatahash" xmlns:w16se="http://schemas.microsoft.com/office/word/2015/wordml/symex" xmlns:wpg="http://schemas.microsoft.com/office/word/2010/wordprocessingGroup" xmlns:wpi="http://schemas.microsoft.com/office/word/2010/wordprocessingInk" xmlns:wne="http://schemas.microsoft.com/office/word/2006/wordml" xmlns:wps="http://schemas.microsoft.com/office/word/2010/wordprocessingShape" mc:Ignorable="w14 w15 w16se w16cid w16 w16cex w16sdtdh wp14">
+<w:footnotes xmlns:wpc="http://schemas.microsoft.com/office/word/2010/wordprocessingCanvas" xmlns:cx="http://schemas.microsoft.com/office/drawing/2014/chartex" xmlns:cx1="http://schemas.microsoft.com/office/drawing/2015/9/8/chartex" xmlns:mc="http://schemas.openxmlformats.org/markup-compatibility/2006" xmlns:o="urn:schemas-microsoft-com:office:office" xmlns:r="http://schemas.openxmlformats.org/officeDocument/2006/relationships" xmlns:m="http://schemas.openxmlformats.org/officeDocument/2006/math" xmlns:v="urn:schemas-microsoft-com:vml" xmlns:wp14="http://schemas.microsoft.com/office/word/2010/wordprocessingDrawing" xmlns:wp="http://schemas.openxmlformats.org/drawingml/2006/wordprocessingDrawing" xmlns:w10="urn:schemas-microsoft-com:office:word" xmlns:w="http://schemas.openxmlformats.org/wordprocessingml/2006/main" xmlns:w14="http://schemas.microsoft.com/office/word/2010/wordml" xmlns:w15="http://schemas.microsoft.com/office/word/2012/wordml" xmlns:w16se="http://schemas.microsoft.com/office/word/2015/wordml/symex" xmlns:wpg="http://schemas.microsoft.com/office/word/2010/wordprocessingGroup" xmlns:wpi="http://schemas.microsoft.com/office/word/2010/wordprocessingInk" xmlns:wne="http://schemas.microsoft.com/office/word/2006/wordml" xmlns:wps="http://schemas.microsoft.com/office/word/2010/wordprocessingShape" mc:Ignorable="w14 w15 w16se wp14">
   <w:footnote w:type="separator" w:id="-1">
     <w:p>
       <w:pPr>
@@ -17428,7 +17642,7 @@
 </file>
 
 <file path=word/numbering.xml><?xml version="1.0" encoding="utf-8"?>
-<w:numbering xmlns:wpc="http://schemas.microsoft.com/office/word/2010/wordprocessingCanvas" xmlns:cx="http://schemas.microsoft.com/office/drawing/2014/chartex" xmlns:cx1="http://schemas.microsoft.com/office/drawing/2015/9/8/chartex" xmlns:cx2="http://schemas.microsoft.com/office/drawing/2015/10/21/chartex" xmlns:cx3="http://schemas.microsoft.com/office/drawing/2016/5/9/chartex" xmlns:cx4="http://schemas.microsoft.com/office/drawing/2016/5/10/chartex" xmlns:cx5="http://schemas.microsoft.com/office/drawing/2016/5/11/chartex" xmlns:cx6="http://schemas.microsoft.com/office/drawing/2016/5/12/chartex" xmlns:cx7="http://schemas.microsoft.com/office/drawing/2016/5/13/chartex" xmlns:cx8="http://schemas.microsoft.com/office/drawing/2016/5/14/chartex" xmlns:mc="http://schemas.openxmlformats.org/markup-compatibility/2006" xmlns:aink="http://schemas.microsoft.com/office/drawing/2016/ink" xmlns:am3d="http://schemas.microsoft.com/office/drawing/2017/model3d" xmlns:o="urn:schemas-microsoft-com:office:office" xmlns:r="http://schemas.openxmlformats.org/officeDocument/2006/relationships" xmlns:m="http://schemas.openxmlformats.org/officeDocument/2006/math" xmlns:v="urn:schemas-microsoft-com:vml" xmlns:wp14="http://schemas.microsoft.com/office/word/2010/wordprocessingDrawing" xmlns:wp="http://schemas.openxmlformats.org/drawingml/2006/wordprocessingDrawing" xmlns:w10="urn:schemas-microsoft-com:office:word" xmlns:w="http://schemas.openxmlformats.org/wordprocessingml/2006/main" xmlns:w14="http://schemas.microsoft.com/office/word/2010/wordml" xmlns:w15="http://schemas.microsoft.com/office/word/2012/wordml" xmlns:w16cex="http://schemas.microsoft.com/office/word/2018/wordml/cex" xmlns:w16cid="http://schemas.microsoft.com/office/word/2016/wordml/cid" xmlns:w16="http://schemas.microsoft.com/office/word/2018/wordml" xmlns:w16sdtdh="http://schemas.microsoft.com/office/word/2020/wordml/sdtdatahash" xmlns:w16se="http://schemas.microsoft.com/office/word/2015/wordml/symex" xmlns:wpg="http://schemas.microsoft.com/office/word/2010/wordprocessingGroup" xmlns:wpi="http://schemas.microsoft.com/office/word/2010/wordprocessingInk" xmlns:wne="http://schemas.microsoft.com/office/word/2006/wordml" xmlns:wps="http://schemas.microsoft.com/office/word/2010/wordprocessingShape" mc:Ignorable="w14 w15 w16se w16cid w16 w16cex w16sdtdh wp14">
+<w:numbering xmlns:wpc="http://schemas.microsoft.com/office/word/2010/wordprocessingCanvas" xmlns:cx="http://schemas.microsoft.com/office/drawing/2014/chartex" xmlns:cx1="http://schemas.microsoft.com/office/drawing/2015/9/8/chartex" xmlns:mc="http://schemas.openxmlformats.org/markup-compatibility/2006" xmlns:o="urn:schemas-microsoft-com:office:office" xmlns:r="http://schemas.openxmlformats.org/officeDocument/2006/relationships" xmlns:m="http://schemas.openxmlformats.org/officeDocument/2006/math" xmlns:v="urn:schemas-microsoft-com:vml" xmlns:wp14="http://schemas.microsoft.com/office/word/2010/wordprocessingDrawing" xmlns:wp="http://schemas.openxmlformats.org/drawingml/2006/wordprocessingDrawing" xmlns:w10="urn:schemas-microsoft-com:office:word" xmlns:w="http://schemas.openxmlformats.org/wordprocessingml/2006/main" xmlns:w14="http://schemas.microsoft.com/office/word/2010/wordml" xmlns:w15="http://schemas.microsoft.com/office/word/2012/wordml" xmlns:w16se="http://schemas.microsoft.com/office/word/2015/wordml/symex" xmlns:wpg="http://schemas.microsoft.com/office/word/2010/wordprocessingGroup" xmlns:wpi="http://schemas.microsoft.com/office/word/2010/wordprocessingInk" xmlns:wne="http://schemas.microsoft.com/office/word/2006/wordml" xmlns:wps="http://schemas.microsoft.com/office/word/2010/wordprocessingShape" mc:Ignorable="w14 w15 w16se wp14">
   <w:abstractNum w:abstractNumId="0" w15:restartNumberingAfterBreak="0">
     <w:nsid w:val="0D6D4176"/>
     <w:multiLevelType w:val="multilevel"/>
@@ -18374,15 +18588,18 @@
 </file>
 
 <file path=word/people.xml><?xml version="1.0" encoding="utf-8"?>
-<w15:people xmlns:wpc="http://schemas.microsoft.com/office/word/2010/wordprocessingCanvas" xmlns:cx="http://schemas.microsoft.com/office/drawing/2014/chartex" xmlns:cx1="http://schemas.microsoft.com/office/drawing/2015/9/8/chartex" xmlns:cx2="http://schemas.microsoft.com/office/drawing/2015/10/21/chartex" xmlns:cx3="http://schemas.microsoft.com/office/drawing/2016/5/9/chartex" xmlns:cx4="http://schemas.microsoft.com/office/drawing/2016/5/10/chartex" xmlns:cx5="http://schemas.microsoft.com/office/drawing/2016/5/11/chartex" xmlns:cx6="http://schemas.microsoft.com/office/drawing/2016/5/12/chartex" xmlns:cx7="http://schemas.microsoft.com/office/drawing/2016/5/13/chartex" xmlns:cx8="http://schemas.microsoft.com/office/drawing/2016/5/14/chartex" xmlns:mc="http://schemas.openxmlformats.org/markup-compatibility/2006" xmlns:aink="http://schemas.microsoft.com/office/drawing/2016/ink" xmlns:am3d="http://schemas.microsoft.com/office/drawing/2017/model3d" xmlns:o="urn:schemas-microsoft-com:office:office" xmlns:r="http://schemas.openxmlformats.org/officeDocument/2006/relationships" xmlns:m="http://schemas.openxmlformats.org/officeDocument/2006/math" xmlns:v="urn:schemas-microsoft-com:vml" xmlns:wp14="http://schemas.microsoft.com/office/word/2010/wordprocessingDrawing" xmlns:wp="http://schemas.openxmlformats.org/drawingml/2006/wordprocessingDrawing" xmlns:w10="urn:schemas-microsoft-com:office:word" xmlns:w="http://schemas.openxmlformats.org/wordprocessingml/2006/main" xmlns:w14="http://schemas.microsoft.com/office/word/2010/wordml" xmlns:w15="http://schemas.microsoft.com/office/word/2012/wordml" xmlns:w16cex="http://schemas.microsoft.com/office/word/2018/wordml/cex" xmlns:w16cid="http://schemas.microsoft.com/office/word/2016/wordml/cid" xmlns:w16="http://schemas.microsoft.com/office/word/2018/wordml" xmlns:w16sdtdh="http://schemas.microsoft.com/office/word/2020/wordml/sdtdatahash" xmlns:w16se="http://schemas.microsoft.com/office/word/2015/wordml/symex" xmlns:wpg="http://schemas.microsoft.com/office/word/2010/wordprocessingGroup" xmlns:wpi="http://schemas.microsoft.com/office/word/2010/wordprocessingInk" xmlns:wne="http://schemas.microsoft.com/office/word/2006/wordml" xmlns:wps="http://schemas.microsoft.com/office/word/2010/wordprocessingShape" mc:Ignorable="w14 w15 w16se w16cid w16 w16cex w16sdtdh wp14">
+<w15:people xmlns:wpc="http://schemas.microsoft.com/office/word/2010/wordprocessingCanvas" xmlns:cx="http://schemas.microsoft.com/office/drawing/2014/chartex" xmlns:cx1="http://schemas.microsoft.com/office/drawing/2015/9/8/chartex" xmlns:mc="http://schemas.openxmlformats.org/markup-compatibility/2006" xmlns:o="urn:schemas-microsoft-com:office:office" xmlns:r="http://schemas.openxmlformats.org/officeDocument/2006/relationships" xmlns:m="http://schemas.openxmlformats.org/officeDocument/2006/math" xmlns:v="urn:schemas-microsoft-com:vml" xmlns:wp14="http://schemas.microsoft.com/office/word/2010/wordprocessingDrawing" xmlns:wp="http://schemas.openxmlformats.org/drawingml/2006/wordprocessingDrawing" xmlns:w10="urn:schemas-microsoft-com:office:word" xmlns:w="http://schemas.openxmlformats.org/wordprocessingml/2006/main" xmlns:w14="http://schemas.microsoft.com/office/word/2010/wordml" xmlns:w15="http://schemas.microsoft.com/office/word/2012/wordml" xmlns:w16se="http://schemas.microsoft.com/office/word/2015/wordml/symex" xmlns:wpg="http://schemas.microsoft.com/office/word/2010/wordprocessingGroup" xmlns:wpi="http://schemas.microsoft.com/office/word/2010/wordprocessingInk" xmlns:wne="http://schemas.microsoft.com/office/word/2006/wordml" xmlns:wps="http://schemas.microsoft.com/office/word/2010/wordprocessingShape" mc:Ignorable="w14 w15 w16se wp14">
   <w15:person w15:author="Aleksey A. Kalentev">
     <w15:presenceInfo w15:providerId="AD" w15:userId="S-1-5-21-507921405-1993962763-1957994488-151096"/>
+  </w15:person>
+  <w15:person w15:author="podop">
+    <w15:presenceInfo w15:providerId="Windows Live" w15:userId="8f781ad80b5a8d61"/>
   </w15:person>
 </w15:people>
 </file>
 
 <file path=word/styles.xml><?xml version="1.0" encoding="utf-8"?>
-<w:styles xmlns:mc="http://schemas.openxmlformats.org/markup-compatibility/2006" xmlns:r="http://schemas.openxmlformats.org/officeDocument/2006/relationships" xmlns:w="http://schemas.openxmlformats.org/wordprocessingml/2006/main" xmlns:w14="http://schemas.microsoft.com/office/word/2010/wordml" xmlns:w15="http://schemas.microsoft.com/office/word/2012/wordml" xmlns:w16cex="http://schemas.microsoft.com/office/word/2018/wordml/cex" xmlns:w16cid="http://schemas.microsoft.com/office/word/2016/wordml/cid" xmlns:w16="http://schemas.microsoft.com/office/word/2018/wordml" xmlns:w16sdtdh="http://schemas.microsoft.com/office/word/2020/wordml/sdtdatahash" xmlns:w16se="http://schemas.microsoft.com/office/word/2015/wordml/symex" mc:Ignorable="w14 w15 w16se w16cid w16 w16cex w16sdtdh">
+<w:styles xmlns:mc="http://schemas.openxmlformats.org/markup-compatibility/2006" xmlns:r="http://schemas.openxmlformats.org/officeDocument/2006/relationships" xmlns:w="http://schemas.openxmlformats.org/wordprocessingml/2006/main" xmlns:w14="http://schemas.microsoft.com/office/word/2010/wordml" xmlns:w15="http://schemas.microsoft.com/office/word/2012/wordml" xmlns:w16se="http://schemas.microsoft.com/office/word/2015/wordml/symex" mc:Ignorable="w14 w15 w16se">
   <w:docDefaults>
     <w:rPrDefault>
       <w:rPr>
@@ -18398,7 +18615,7 @@
       </w:pPr>
     </w:pPrDefault>
   </w:docDefaults>
-  <w:latentStyles w:defLockedState="0" w:defUIPriority="99" w:defSemiHidden="0" w:defUnhideWhenUsed="0" w:defQFormat="0" w:count="376">
+  <w:latentStyles w:defLockedState="0" w:defUIPriority="99" w:defSemiHidden="0" w:defUnhideWhenUsed="0" w:defQFormat="0" w:count="371">
     <w:lsdException w:name="Normal" w:uiPriority="0" w:qFormat="1"/>
     <w:lsdException w:name="heading 1" w:uiPriority="9" w:qFormat="1"/>
     <w:lsdException w:name="heading 2" w:semiHidden="1" w:uiPriority="9" w:unhideWhenUsed="1" w:qFormat="1"/>
@@ -18504,6 +18721,7 @@
     <w:lsdException w:name="HTML Sample" w:semiHidden="1" w:unhideWhenUsed="1"/>
     <w:lsdException w:name="HTML Typewriter" w:semiHidden="1" w:unhideWhenUsed="1"/>
     <w:lsdException w:name="HTML Variable" w:semiHidden="1" w:unhideWhenUsed="1"/>
+    <w:lsdException w:name="Normal Table" w:semiHidden="1" w:unhideWhenUsed="1"/>
     <w:lsdException w:name="annotation subject" w:semiHidden="1" w:unhideWhenUsed="1"/>
     <w:lsdException w:name="No List" w:semiHidden="1" w:unhideWhenUsed="1"/>
     <w:lsdException w:name="Outline List 1" w:semiHidden="1" w:unhideWhenUsed="1"/>
@@ -18546,8 +18764,11 @@
     <w:lsdException w:name="Table Contemporary" w:semiHidden="1" w:unhideWhenUsed="1"/>
     <w:lsdException w:name="Table Elegant" w:semiHidden="1" w:unhideWhenUsed="1"/>
     <w:lsdException w:name="Table Professional" w:semiHidden="1" w:unhideWhenUsed="1"/>
+    <w:lsdException w:name="Table Subtle 1" w:semiHidden="1" w:unhideWhenUsed="1"/>
     <w:lsdException w:name="Table Subtle 2" w:semiHidden="1" w:unhideWhenUsed="1"/>
     <w:lsdException w:name="Table Web 1" w:semiHidden="1" w:unhideWhenUsed="1"/>
+    <w:lsdException w:name="Table Web 2" w:semiHidden="1" w:unhideWhenUsed="1"/>
+    <w:lsdException w:name="Table Web 3" w:semiHidden="1" w:unhideWhenUsed="1"/>
     <w:lsdException w:name="Balloon Text" w:semiHidden="1" w:unhideWhenUsed="1"/>
     <w:lsdException w:name="Table Grid" w:uiPriority="39"/>
     <w:lsdException w:name="Table Theme" w:semiHidden="1" w:unhideWhenUsed="1"/>
@@ -18766,11 +18987,6 @@
     <w:lsdException w:name="List Table 5 Dark Accent 6" w:uiPriority="50"/>
     <w:lsdException w:name="List Table 6 Colorful Accent 6" w:uiPriority="51"/>
     <w:lsdException w:name="List Table 7 Colorful Accent 6" w:uiPriority="52"/>
-    <w:lsdException w:name="Mention" w:semiHidden="1" w:unhideWhenUsed="1"/>
-    <w:lsdException w:name="Smart Hyperlink" w:semiHidden="1" w:unhideWhenUsed="1"/>
-    <w:lsdException w:name="Hashtag" w:semiHidden="1" w:unhideWhenUsed="1"/>
-    <w:lsdException w:name="Unresolved Mention" w:semiHidden="1" w:unhideWhenUsed="1"/>
-    <w:lsdException w:name="Smart Link" w:semiHidden="1" w:unhideWhenUsed="1"/>
   </w:latentStyles>
   <w:style w:type="paragraph" w:default="1" w:styleId="a">
     <w:name w:val="Normal"/>
@@ -19146,6 +19362,36 @@
       <w:szCs w:val="20"/>
     </w:rPr>
   </w:style>
+  <w:style w:type="paragraph" w:styleId="af4">
+    <w:name w:val="Balloon Text"/>
+    <w:basedOn w:val="a"/>
+    <w:link w:val="af5"/>
+    <w:uiPriority w:val="99"/>
+    <w:semiHidden/>
+    <w:unhideWhenUsed/>
+    <w:rsid w:val="00DA5512"/>
+    <w:pPr>
+      <w:spacing w:line="240" w:lineRule="auto"/>
+    </w:pPr>
+    <w:rPr>
+      <w:rFonts w:ascii="Segoe UI" w:hAnsi="Segoe UI" w:cs="Segoe UI"/>
+      <w:sz w:val="18"/>
+      <w:szCs w:val="18"/>
+    </w:rPr>
+  </w:style>
+  <w:style w:type="character" w:customStyle="1" w:styleId="af5">
+    <w:name w:val="Текст выноски Знак"/>
+    <w:basedOn w:val="a0"/>
+    <w:link w:val="af4"/>
+    <w:uiPriority w:val="99"/>
+    <w:semiHidden/>
+    <w:rsid w:val="00DA5512"/>
+    <w:rPr>
+      <w:rFonts w:ascii="Segoe UI" w:hAnsi="Segoe UI" w:cs="Segoe UI"/>
+      <w:sz w:val="18"/>
+      <w:szCs w:val="18"/>
+    </w:rPr>
+  </w:style>
 </w:styles>
 </file>
 
@@ -19449,7 +19695,7 @@
 </file>
 
 <file path=customXml/itemProps1.xml><?xml version="1.0" encoding="utf-8"?>
-<ds:datastoreItem xmlns:ds="http://schemas.openxmlformats.org/officeDocument/2006/customXml" ds:itemID="{804BAE48-61FA-40B1-A1DF-BE38F22F3DA1}">
+<ds:datastoreItem xmlns:ds="http://schemas.openxmlformats.org/officeDocument/2006/customXml" ds:itemID="{39FA16B3-C481-4413-918D-ABF340923D24}">
   <ds:schemaRefs>
     <ds:schemaRef ds:uri="http://schemas.openxmlformats.org/officeDocument/2006/bibliography"/>
   </ds:schemaRefs>

--- a/ЛБ5 Подопригора Л.И..docx
+++ b/ЛБ5 Подопригора Л.И..docx
@@ -1,6 +1,6 @@
 
 <file path=word/document.xml><?xml version="1.0" encoding="utf-8"?>
-<w:document xmlns:wpc="http://schemas.microsoft.com/office/word/2010/wordprocessingCanvas" xmlns:cx="http://schemas.microsoft.com/office/drawing/2014/chartex" xmlns:cx1="http://schemas.microsoft.com/office/drawing/2015/9/8/chartex" xmlns:mc="http://schemas.openxmlformats.org/markup-compatibility/2006" xmlns:o="urn:schemas-microsoft-com:office:office" xmlns:r="http://schemas.openxmlformats.org/officeDocument/2006/relationships" xmlns:m="http://schemas.openxmlformats.org/officeDocument/2006/math" xmlns:v="urn:schemas-microsoft-com:vml" xmlns:wp14="http://schemas.microsoft.com/office/word/2010/wordprocessingDrawing" xmlns:wp="http://schemas.openxmlformats.org/drawingml/2006/wordprocessingDrawing" xmlns:w10="urn:schemas-microsoft-com:office:word" xmlns:w="http://schemas.openxmlformats.org/wordprocessingml/2006/main" xmlns:w14="http://schemas.microsoft.com/office/word/2010/wordml" xmlns:w15="http://schemas.microsoft.com/office/word/2012/wordml" xmlns:w16se="http://schemas.microsoft.com/office/word/2015/wordml/symex" xmlns:wpg="http://schemas.microsoft.com/office/word/2010/wordprocessingGroup" xmlns:wpi="http://schemas.microsoft.com/office/word/2010/wordprocessingInk" xmlns:wne="http://schemas.microsoft.com/office/word/2006/wordml" xmlns:wps="http://schemas.microsoft.com/office/word/2010/wordprocessingShape" mc:Ignorable="w14 w15 w16se wp14">
+<w:document xmlns:wpc="http://schemas.microsoft.com/office/word/2010/wordprocessingCanvas" xmlns:cx="http://schemas.microsoft.com/office/drawing/2014/chartex" xmlns:cx1="http://schemas.microsoft.com/office/drawing/2015/9/8/chartex" xmlns:cx2="http://schemas.microsoft.com/office/drawing/2015/10/21/chartex" xmlns:cx3="http://schemas.microsoft.com/office/drawing/2016/5/9/chartex" xmlns:cx4="http://schemas.microsoft.com/office/drawing/2016/5/10/chartex" xmlns:cx5="http://schemas.microsoft.com/office/drawing/2016/5/11/chartex" xmlns:cx6="http://schemas.microsoft.com/office/drawing/2016/5/12/chartex" xmlns:cx7="http://schemas.microsoft.com/office/drawing/2016/5/13/chartex" xmlns:cx8="http://schemas.microsoft.com/office/drawing/2016/5/14/chartex" xmlns:mc="http://schemas.openxmlformats.org/markup-compatibility/2006" xmlns:aink="http://schemas.microsoft.com/office/drawing/2016/ink" xmlns:am3d="http://schemas.microsoft.com/office/drawing/2017/model3d" xmlns:o="urn:schemas-microsoft-com:office:office" xmlns:r="http://schemas.openxmlformats.org/officeDocument/2006/relationships" xmlns:m="http://schemas.openxmlformats.org/officeDocument/2006/math" xmlns:v="urn:schemas-microsoft-com:vml" xmlns:wp14="http://schemas.microsoft.com/office/word/2010/wordprocessingDrawing" xmlns:wp="http://schemas.openxmlformats.org/drawingml/2006/wordprocessingDrawing" xmlns:w10="urn:schemas-microsoft-com:office:word" xmlns:w="http://schemas.openxmlformats.org/wordprocessingml/2006/main" xmlns:w14="http://schemas.microsoft.com/office/word/2010/wordml" xmlns:w15="http://schemas.microsoft.com/office/word/2012/wordml" xmlns:w16cex="http://schemas.microsoft.com/office/word/2018/wordml/cex" xmlns:w16cid="http://schemas.microsoft.com/office/word/2016/wordml/cid" xmlns:w16="http://schemas.microsoft.com/office/word/2018/wordml" xmlns:w16sdtdh="http://schemas.microsoft.com/office/word/2020/wordml/sdtdatahash" xmlns:w16se="http://schemas.microsoft.com/office/word/2015/wordml/symex" xmlns:wpg="http://schemas.microsoft.com/office/word/2010/wordprocessingGroup" xmlns:wpi="http://schemas.microsoft.com/office/word/2010/wordprocessingInk" xmlns:wne="http://schemas.microsoft.com/office/word/2006/wordml" xmlns:wps="http://schemas.microsoft.com/office/word/2010/wordprocessingShape" mc:Ignorable="w14 w15 w16se w16cid w16 w16cex w16sdtdh wp14">
   <w:body>
     <w:p>
       <w:pPr>
@@ -2107,23 +2107,7 @@
           <w:i w:val="0"/>
           <w:iCs/>
         </w:rPr>
-        <w:t xml:space="preserve"> </w:t>
-      </w:r>
-      <w:proofErr w:type="spellStart"/>
-      <w:r>
-        <w:rPr>
-          <w:i w:val="0"/>
-          <w:iCs/>
-        </w:rPr>
-        <w:t>Git</w:t>
-      </w:r>
-      <w:proofErr w:type="spellEnd"/>
-      <w:r>
-        <w:rPr>
-          <w:i w:val="0"/>
-          <w:iCs/>
-        </w:rPr>
-        <w:t>;</w:t>
+        <w:t xml:space="preserve"> Git;</w:t>
       </w:r>
     </w:p>
     <w:p>
@@ -15197,8 +15181,6 @@
         </w:rPr>
         <w:t xml:space="preserve">одержать </w:t>
       </w:r>
-      <w:commentRangeStart w:id="15"/>
-      <w:commentRangeStart w:id="16"/>
       <w:r>
         <w:rPr>
           <w:szCs w:val="28"/>
@@ -15273,6 +15255,7 @@
         </w:rPr>
         <w:t xml:space="preserve">, </w:t>
       </w:r>
+      <w:proofErr w:type="gramStart"/>
       <w:r>
         <w:rPr>
           <w:iCs/>
@@ -15295,6 +15278,7 @@
         </w:rPr>
         <w:t>для</w:t>
       </w:r>
+      <w:proofErr w:type="gramEnd"/>
       <w:r>
         <w:rPr>
           <w:iCs/>
@@ -15459,20 +15443,6 @@
           <w:szCs w:val="28"/>
         </w:rPr>
         <w:t>.</w:t>
-      </w:r>
-      <w:commentRangeEnd w:id="15"/>
-      <w:r>
-        <w:rPr>
-          <w:rStyle w:val="af"/>
-        </w:rPr>
-        <w:commentReference w:id="15"/>
-      </w:r>
-      <w:commentRangeEnd w:id="16"/>
-      <w:r>
-        <w:rPr>
-          <w:rStyle w:val="af"/>
-        </w:rPr>
-        <w:commentReference w:id="16"/>
       </w:r>
     </w:p>
     <w:p>
@@ -17478,8 +17448,6 @@
           <w:szCs w:val="28"/>
         </w:rPr>
       </w:pPr>
-      <w:bookmarkStart w:id="17" w:name="_GoBack"/>
-      <w:bookmarkEnd w:id="17"/>
     </w:p>
     <w:sectPr>
       <w:pgSz w:w="11906" w:h="16838"/>
@@ -17492,61 +17460,8 @@
 </w:document>
 </file>
 
-<file path=word/comments.xml><?xml version="1.0" encoding="utf-8"?>
-<w:comments xmlns:wpc="http://schemas.microsoft.com/office/word/2010/wordprocessingCanvas" xmlns:cx="http://schemas.microsoft.com/office/drawing/2014/chartex" xmlns:cx1="http://schemas.microsoft.com/office/drawing/2015/9/8/chartex" xmlns:mc="http://schemas.openxmlformats.org/markup-compatibility/2006" xmlns:o="urn:schemas-microsoft-com:office:office" xmlns:r="http://schemas.openxmlformats.org/officeDocument/2006/relationships" xmlns:m="http://schemas.openxmlformats.org/officeDocument/2006/math" xmlns:v="urn:schemas-microsoft-com:vml" xmlns:wp14="http://schemas.microsoft.com/office/word/2010/wordprocessingDrawing" xmlns:wp="http://schemas.openxmlformats.org/drawingml/2006/wordprocessingDrawing" xmlns:w10="urn:schemas-microsoft-com:office:word" xmlns:w="http://schemas.openxmlformats.org/wordprocessingml/2006/main" xmlns:w14="http://schemas.microsoft.com/office/word/2010/wordml" xmlns:w15="http://schemas.microsoft.com/office/word/2012/wordml" xmlns:w16se="http://schemas.microsoft.com/office/word/2015/wordml/symex" xmlns:wpg="http://schemas.microsoft.com/office/word/2010/wordprocessingGroup" xmlns:wpi="http://schemas.microsoft.com/office/word/2010/wordprocessingInk" xmlns:wne="http://schemas.microsoft.com/office/word/2006/wordml" xmlns:wps="http://schemas.microsoft.com/office/word/2010/wordprocessingShape" mc:Ignorable="w14 w15 w16se wp14">
-  <w:comment w:id="15" w:author="Aleksey A. Kalentev" w:date="2026-04-30T11:21:00Z" w:initials="AAK">
-    <w:p>
-      <w:pPr>
-        <w:pStyle w:val="af0"/>
-      </w:pPr>
-      <w:r>
-        <w:rPr>
-          <w:rStyle w:val="af"/>
-        </w:rPr>
-        <w:annotationRef/>
-      </w:r>
-    </w:p>
-  </w:comment>
-  <w:comment w:id="16" w:author="podop" w:date="2026-04-30T11:29:00Z" w:initials="p">
-    <w:p>
-      <w:pPr>
-        <w:pStyle w:val="af0"/>
-      </w:pPr>
-      <w:r>
-        <w:rPr>
-          <w:rStyle w:val="af"/>
-        </w:rPr>
-        <w:annotationRef/>
-      </w:r>
-      <w:r>
-        <w:t>+</w:t>
-      </w:r>
-    </w:p>
-  </w:comment>
-</w:comments>
-</file>
-
-<file path=word/commentsExtended.xml><?xml version="1.0" encoding="utf-8"?>
-<w15:commentsEx xmlns:wpc="http://schemas.microsoft.com/office/word/2010/wordprocessingCanvas" xmlns:cx="http://schemas.microsoft.com/office/drawing/2014/chartex" xmlns:cx1="http://schemas.microsoft.com/office/drawing/2015/9/8/chartex" xmlns:mc="http://schemas.openxmlformats.org/markup-compatibility/2006" xmlns:o="urn:schemas-microsoft-com:office:office" xmlns:r="http://schemas.openxmlformats.org/officeDocument/2006/relationships" xmlns:m="http://schemas.openxmlformats.org/officeDocument/2006/math" xmlns:v="urn:schemas-microsoft-com:vml" xmlns:wp14="http://schemas.microsoft.com/office/word/2010/wordprocessingDrawing" xmlns:wp="http://schemas.openxmlformats.org/drawingml/2006/wordprocessingDrawing" xmlns:w10="urn:schemas-microsoft-com:office:word" xmlns:w="http://schemas.openxmlformats.org/wordprocessingml/2006/main" xmlns:w14="http://schemas.microsoft.com/office/word/2010/wordml" xmlns:w15="http://schemas.microsoft.com/office/word/2012/wordml" xmlns:w16se="http://schemas.microsoft.com/office/word/2015/wordml/symex" xmlns:wpg="http://schemas.microsoft.com/office/word/2010/wordprocessingGroup" xmlns:wpi="http://schemas.microsoft.com/office/word/2010/wordprocessingInk" xmlns:wne="http://schemas.microsoft.com/office/word/2006/wordml" xmlns:wps="http://schemas.microsoft.com/office/word/2010/wordprocessingShape" mc:Ignorable="w14 w15 w16se wp14">
-  <w15:commentEx w15:paraId="4EDF079C" w15:done="0"/>
-  <w15:commentEx w15:paraId="381208FF" w15:paraIdParent="4EDF079C" w15:done="0"/>
-</w15:commentsEx>
-</file>
-
-<file path=word/commentsExtensible.xml><?xml version="1.0" encoding="utf-8"?>
-<w16cex:commentsExtensible xmlns:wpc="http://schemas.microsoft.com/office/word/2010/wordprocessingCanvas" xmlns:cx="http://schemas.microsoft.com/office/drawing/2014/chartex" xmlns:cx1="http://schemas.microsoft.com/office/drawing/2015/9/8/chartex" xmlns:cx2="http://schemas.microsoft.com/office/drawing/2015/10/21/chartex" xmlns:cx3="http://schemas.microsoft.com/office/drawing/2016/5/9/chartex" xmlns:cx4="http://schemas.microsoft.com/office/drawing/2016/5/10/chartex" xmlns:cx5="http://schemas.microsoft.com/office/drawing/2016/5/11/chartex" xmlns:cx6="http://schemas.microsoft.com/office/drawing/2016/5/12/chartex" xmlns:cx7="http://schemas.microsoft.com/office/drawing/2016/5/13/chartex" xmlns:cx8="http://schemas.microsoft.com/office/drawing/2016/5/14/chartex" xmlns:mc="http://schemas.openxmlformats.org/markup-compatibility/2006" xmlns:aink="http://schemas.microsoft.com/office/drawing/2016/ink" xmlns:am3d="http://schemas.microsoft.com/office/drawing/2017/model3d" xmlns:o="urn:schemas-microsoft-com:office:office" xmlns:r="http://schemas.openxmlformats.org/officeDocument/2006/relationships" xmlns:m="http://schemas.openxmlformats.org/officeDocument/2006/math" xmlns:v="urn:schemas-microsoft-com:vml" xmlns:wp14="http://schemas.microsoft.com/office/word/2010/wordprocessingDrawing" xmlns:wp="http://schemas.openxmlformats.org/drawingml/2006/wordprocessingDrawing" xmlns:w10="urn:schemas-microsoft-com:office:word" xmlns:w="http://schemas.openxmlformats.org/wordprocessingml/2006/main" xmlns:w14="http://schemas.microsoft.com/office/word/2010/wordml" xmlns:w15="http://schemas.microsoft.com/office/word/2012/wordml" xmlns:w16cex="http://schemas.microsoft.com/office/word/2018/wordml/cex" xmlns:w16cid="http://schemas.microsoft.com/office/word/2016/wordml/cid" xmlns:w16="http://schemas.microsoft.com/office/word/2018/wordml" xmlns:w16sdtdh="http://schemas.microsoft.com/office/word/2020/wordml/sdtdatahash" xmlns:w16se="http://schemas.microsoft.com/office/word/2015/wordml/symex" xmlns:wpg="http://schemas.microsoft.com/office/word/2010/wordprocessingGroup" xmlns:wpi="http://schemas.microsoft.com/office/word/2010/wordprocessingInk" xmlns:wne="http://schemas.microsoft.com/office/word/2006/wordml" xmlns:wps="http://schemas.microsoft.com/office/word/2010/wordprocessingShape" mc:Ignorable="w14 w15 w16se w16cid w16 w16cex w16sdtdh wp14">
-  <w16cex:commentExtensible w16cex:durableId="2D9DB9B4" w16cex:dateUtc="2026-04-30T04:21:00Z"/>
-</w16cex:commentsExtensible>
-</file>
-
-<file path=word/commentsIds.xml><?xml version="1.0" encoding="utf-8"?>
-<w16cid:commentsIds xmlns:wpc="http://schemas.microsoft.com/office/word/2010/wordprocessingCanvas" xmlns:cx="http://schemas.microsoft.com/office/drawing/2014/chartex" xmlns:cx1="http://schemas.microsoft.com/office/drawing/2015/9/8/chartex" xmlns:cx2="http://schemas.microsoft.com/office/drawing/2015/10/21/chartex" xmlns:cx3="http://schemas.microsoft.com/office/drawing/2016/5/9/chartex" xmlns:cx4="http://schemas.microsoft.com/office/drawing/2016/5/10/chartex" xmlns:cx5="http://schemas.microsoft.com/office/drawing/2016/5/11/chartex" xmlns:cx6="http://schemas.microsoft.com/office/drawing/2016/5/12/chartex" xmlns:cx7="http://schemas.microsoft.com/office/drawing/2016/5/13/chartex" xmlns:cx8="http://schemas.microsoft.com/office/drawing/2016/5/14/chartex" xmlns:mc="http://schemas.openxmlformats.org/markup-compatibility/2006" xmlns:aink="http://schemas.microsoft.com/office/drawing/2016/ink" xmlns:am3d="http://schemas.microsoft.com/office/drawing/2017/model3d" xmlns:o="urn:schemas-microsoft-com:office:office" xmlns:r="http://schemas.openxmlformats.org/officeDocument/2006/relationships" xmlns:m="http://schemas.openxmlformats.org/officeDocument/2006/math" xmlns:v="urn:schemas-microsoft-com:vml" xmlns:wp14="http://schemas.microsoft.com/office/word/2010/wordprocessingDrawing" xmlns:wp="http://schemas.openxmlformats.org/drawingml/2006/wordprocessingDrawing" xmlns:w10="urn:schemas-microsoft-com:office:word" xmlns:w="http://schemas.openxmlformats.org/wordprocessingml/2006/main" xmlns:w14="http://schemas.microsoft.com/office/word/2010/wordml" xmlns:w15="http://schemas.microsoft.com/office/word/2012/wordml" xmlns:w16cex="http://schemas.microsoft.com/office/word/2018/wordml/cex" xmlns:w16cid="http://schemas.microsoft.com/office/word/2016/wordml/cid" xmlns:w16="http://schemas.microsoft.com/office/word/2018/wordml" xmlns:w16sdtdh="http://schemas.microsoft.com/office/word/2020/wordml/sdtdatahash" xmlns:w16se="http://schemas.microsoft.com/office/word/2015/wordml/symex" xmlns:wpg="http://schemas.microsoft.com/office/word/2010/wordprocessingGroup" xmlns:wpi="http://schemas.microsoft.com/office/word/2010/wordprocessingInk" xmlns:wne="http://schemas.microsoft.com/office/word/2006/wordml" xmlns:wps="http://schemas.microsoft.com/office/word/2010/wordprocessingShape" mc:Ignorable="w14 w15 w16se w16cid w16 w16cex w16sdtdh wp14">
-  <w16cid:commentId w16cid:paraId="4EDF079C" w16cid:durableId="2D9DB9B4"/>
-</w16cid:commentsIds>
-</file>
-
 <file path=word/endnotes.xml><?xml version="1.0" encoding="utf-8"?>
-<w:endnotes xmlns:wpc="http://schemas.microsoft.com/office/word/2010/wordprocessingCanvas" xmlns:cx="http://schemas.microsoft.com/office/drawing/2014/chartex" xmlns:cx1="http://schemas.microsoft.com/office/drawing/2015/9/8/chartex" xmlns:mc="http://schemas.openxmlformats.org/markup-compatibility/2006" xmlns:o="urn:schemas-microsoft-com:office:office" xmlns:r="http://schemas.openxmlformats.org/officeDocument/2006/relationships" xmlns:m="http://schemas.openxmlformats.org/officeDocument/2006/math" xmlns:v="urn:schemas-microsoft-com:vml" xmlns:wp14="http://schemas.microsoft.com/office/word/2010/wordprocessingDrawing" xmlns:wp="http://schemas.openxmlformats.org/drawingml/2006/wordprocessingDrawing" xmlns:w10="urn:schemas-microsoft-com:office:word" xmlns:w="http://schemas.openxmlformats.org/wordprocessingml/2006/main" xmlns:w14="http://schemas.microsoft.com/office/word/2010/wordml" xmlns:w15="http://schemas.microsoft.com/office/word/2012/wordml" xmlns:w16se="http://schemas.microsoft.com/office/word/2015/wordml/symex" xmlns:wpg="http://schemas.microsoft.com/office/word/2010/wordprocessingGroup" xmlns:wpi="http://schemas.microsoft.com/office/word/2010/wordprocessingInk" xmlns:wne="http://schemas.microsoft.com/office/word/2006/wordml" xmlns:wps="http://schemas.microsoft.com/office/word/2010/wordprocessingShape" mc:Ignorable="w14 w15 w16se wp14">
+<w:endnotes xmlns:wpc="http://schemas.microsoft.com/office/word/2010/wordprocessingCanvas" xmlns:cx="http://schemas.microsoft.com/office/drawing/2014/chartex" xmlns:cx1="http://schemas.microsoft.com/office/drawing/2015/9/8/chartex" xmlns:cx2="http://schemas.microsoft.com/office/drawing/2015/10/21/chartex" xmlns:cx3="http://schemas.microsoft.com/office/drawing/2016/5/9/chartex" xmlns:cx4="http://schemas.microsoft.com/office/drawing/2016/5/10/chartex" xmlns:cx5="http://schemas.microsoft.com/office/drawing/2016/5/11/chartex" xmlns:cx6="http://schemas.microsoft.com/office/drawing/2016/5/12/chartex" xmlns:cx7="http://schemas.microsoft.com/office/drawing/2016/5/13/chartex" xmlns:cx8="http://schemas.microsoft.com/office/drawing/2016/5/14/chartex" xmlns:mc="http://schemas.openxmlformats.org/markup-compatibility/2006" xmlns:aink="http://schemas.microsoft.com/office/drawing/2016/ink" xmlns:am3d="http://schemas.microsoft.com/office/drawing/2017/model3d" xmlns:o="urn:schemas-microsoft-com:office:office" xmlns:r="http://schemas.openxmlformats.org/officeDocument/2006/relationships" xmlns:m="http://schemas.openxmlformats.org/officeDocument/2006/math" xmlns:v="urn:schemas-microsoft-com:vml" xmlns:wp14="http://schemas.microsoft.com/office/word/2010/wordprocessingDrawing" xmlns:wp="http://schemas.openxmlformats.org/drawingml/2006/wordprocessingDrawing" xmlns:w10="urn:schemas-microsoft-com:office:word" xmlns:w="http://schemas.openxmlformats.org/wordprocessingml/2006/main" xmlns:w14="http://schemas.microsoft.com/office/word/2010/wordml" xmlns:w15="http://schemas.microsoft.com/office/word/2012/wordml" xmlns:w16cex="http://schemas.microsoft.com/office/word/2018/wordml/cex" xmlns:w16cid="http://schemas.microsoft.com/office/word/2016/wordml/cid" xmlns:w16="http://schemas.microsoft.com/office/word/2018/wordml" xmlns:w16sdtdh="http://schemas.microsoft.com/office/word/2020/wordml/sdtdatahash" xmlns:w16se="http://schemas.microsoft.com/office/word/2015/wordml/symex" xmlns:wpg="http://schemas.microsoft.com/office/word/2010/wordprocessingGroup" xmlns:wpi="http://schemas.microsoft.com/office/word/2010/wordprocessingInk" xmlns:wne="http://schemas.microsoft.com/office/word/2006/wordml" xmlns:wps="http://schemas.microsoft.com/office/word/2010/wordprocessingShape" mc:Ignorable="w14 w15 w16se w16cid w16 w16cex w16sdtdh wp14">
   <w:endnote w:type="separator" w:id="-1">
     <w:p>
       <w:pPr>
@@ -17571,7 +17486,7 @@
 </file>
 
 <file path=word/footer1.xml><?xml version="1.0" encoding="utf-8"?>
-<w:ftr xmlns:wpc="http://schemas.microsoft.com/office/word/2010/wordprocessingCanvas" xmlns:cx="http://schemas.microsoft.com/office/drawing/2014/chartex" xmlns:cx1="http://schemas.microsoft.com/office/drawing/2015/9/8/chartex" xmlns:mc="http://schemas.openxmlformats.org/markup-compatibility/2006" xmlns:o="urn:schemas-microsoft-com:office:office" xmlns:r="http://schemas.openxmlformats.org/officeDocument/2006/relationships" xmlns:m="http://schemas.openxmlformats.org/officeDocument/2006/math" xmlns:v="urn:schemas-microsoft-com:vml" xmlns:wp14="http://schemas.microsoft.com/office/word/2010/wordprocessingDrawing" xmlns:wp="http://schemas.openxmlformats.org/drawingml/2006/wordprocessingDrawing" xmlns:w10="urn:schemas-microsoft-com:office:word" xmlns:w="http://schemas.openxmlformats.org/wordprocessingml/2006/main" xmlns:w14="http://schemas.microsoft.com/office/word/2010/wordml" xmlns:w15="http://schemas.microsoft.com/office/word/2012/wordml" xmlns:w16se="http://schemas.microsoft.com/office/word/2015/wordml/symex" xmlns:wpg="http://schemas.microsoft.com/office/word/2010/wordprocessingGroup" xmlns:wpi="http://schemas.microsoft.com/office/word/2010/wordprocessingInk" xmlns:wne="http://schemas.microsoft.com/office/word/2006/wordml" xmlns:wps="http://schemas.microsoft.com/office/word/2010/wordprocessingShape" mc:Ignorable="w14 w15 w16se wp14">
+<w:ftr xmlns:wpc="http://schemas.microsoft.com/office/word/2010/wordprocessingCanvas" xmlns:cx="http://schemas.microsoft.com/office/drawing/2014/chartex" xmlns:cx1="http://schemas.microsoft.com/office/drawing/2015/9/8/chartex" xmlns:cx2="http://schemas.microsoft.com/office/drawing/2015/10/21/chartex" xmlns:cx3="http://schemas.microsoft.com/office/drawing/2016/5/9/chartex" xmlns:cx4="http://schemas.microsoft.com/office/drawing/2016/5/10/chartex" xmlns:cx5="http://schemas.microsoft.com/office/drawing/2016/5/11/chartex" xmlns:cx6="http://schemas.microsoft.com/office/drawing/2016/5/12/chartex" xmlns:cx7="http://schemas.microsoft.com/office/drawing/2016/5/13/chartex" xmlns:cx8="http://schemas.microsoft.com/office/drawing/2016/5/14/chartex" xmlns:mc="http://schemas.openxmlformats.org/markup-compatibility/2006" xmlns:aink="http://schemas.microsoft.com/office/drawing/2016/ink" xmlns:am3d="http://schemas.microsoft.com/office/drawing/2017/model3d" xmlns:o="urn:schemas-microsoft-com:office:office" xmlns:r="http://schemas.openxmlformats.org/officeDocument/2006/relationships" xmlns:m="http://schemas.openxmlformats.org/officeDocument/2006/math" xmlns:v="urn:schemas-microsoft-com:vml" xmlns:wp14="http://schemas.microsoft.com/office/word/2010/wordprocessingDrawing" xmlns:wp="http://schemas.openxmlformats.org/drawingml/2006/wordprocessingDrawing" xmlns:w10="urn:schemas-microsoft-com:office:word" xmlns:w="http://schemas.openxmlformats.org/wordprocessingml/2006/main" xmlns:w14="http://schemas.microsoft.com/office/word/2010/wordml" xmlns:w15="http://schemas.microsoft.com/office/word/2012/wordml" xmlns:w16cex="http://schemas.microsoft.com/office/word/2018/wordml/cex" xmlns:w16cid="http://schemas.microsoft.com/office/word/2016/wordml/cid" xmlns:w16="http://schemas.microsoft.com/office/word/2018/wordml" xmlns:w16sdtdh="http://schemas.microsoft.com/office/word/2020/wordml/sdtdatahash" xmlns:w16se="http://schemas.microsoft.com/office/word/2015/wordml/symex" xmlns:wpg="http://schemas.microsoft.com/office/word/2010/wordprocessingGroup" xmlns:wpi="http://schemas.microsoft.com/office/word/2010/wordprocessingInk" xmlns:wne="http://schemas.microsoft.com/office/word/2006/wordml" xmlns:wps="http://schemas.microsoft.com/office/word/2010/wordprocessingShape" mc:Ignorable="w14 w15 w16se w16cid w16 w16cex w16sdtdh wp14">
   <w:sdt>
     <w:sdtPr>
       <w:id w:val="-1807238845"/>
@@ -17617,7 +17532,7 @@
 </file>
 
 <file path=word/footnotes.xml><?xml version="1.0" encoding="utf-8"?>
-<w:footnotes xmlns:wpc="http://schemas.microsoft.com/office/word/2010/wordprocessingCanvas" xmlns:cx="http://schemas.microsoft.com/office/drawing/2014/chartex" xmlns:cx1="http://schemas.microsoft.com/office/drawing/2015/9/8/chartex" xmlns:mc="http://schemas.openxmlformats.org/markup-compatibility/2006" xmlns:o="urn:schemas-microsoft-com:office:office" xmlns:r="http://schemas.openxmlformats.org/officeDocument/2006/relationships" xmlns:m="http://schemas.openxmlformats.org/officeDocument/2006/math" xmlns:v="urn:schemas-microsoft-com:vml" xmlns:wp14="http://schemas.microsoft.com/office/word/2010/wordprocessingDrawing" xmlns:wp="http://schemas.openxmlformats.org/drawingml/2006/wordprocessingDrawing" xmlns:w10="urn:schemas-microsoft-com:office:word" xmlns:w="http://schemas.openxmlformats.org/wordprocessingml/2006/main" xmlns:w14="http://schemas.microsoft.com/office/word/2010/wordml" xmlns:w15="http://schemas.microsoft.com/office/word/2012/wordml" xmlns:w16se="http://schemas.microsoft.com/office/word/2015/wordml/symex" xmlns:wpg="http://schemas.microsoft.com/office/word/2010/wordprocessingGroup" xmlns:wpi="http://schemas.microsoft.com/office/word/2010/wordprocessingInk" xmlns:wne="http://schemas.microsoft.com/office/word/2006/wordml" xmlns:wps="http://schemas.microsoft.com/office/word/2010/wordprocessingShape" mc:Ignorable="w14 w15 w16se wp14">
+<w:footnotes xmlns:wpc="http://schemas.microsoft.com/office/word/2010/wordprocessingCanvas" xmlns:cx="http://schemas.microsoft.com/office/drawing/2014/chartex" xmlns:cx1="http://schemas.microsoft.com/office/drawing/2015/9/8/chartex" xmlns:cx2="http://schemas.microsoft.com/office/drawing/2015/10/21/chartex" xmlns:cx3="http://schemas.microsoft.com/office/drawing/2016/5/9/chartex" xmlns:cx4="http://schemas.microsoft.com/office/drawing/2016/5/10/chartex" xmlns:cx5="http://schemas.microsoft.com/office/drawing/2016/5/11/chartex" xmlns:cx6="http://schemas.microsoft.com/office/drawing/2016/5/12/chartex" xmlns:cx7="http://schemas.microsoft.com/office/drawing/2016/5/13/chartex" xmlns:cx8="http://schemas.microsoft.com/office/drawing/2016/5/14/chartex" xmlns:mc="http://schemas.openxmlformats.org/markup-compatibility/2006" xmlns:aink="http://schemas.microsoft.com/office/drawing/2016/ink" xmlns:am3d="http://schemas.microsoft.com/office/drawing/2017/model3d" xmlns:o="urn:schemas-microsoft-com:office:office" xmlns:r="http://schemas.openxmlformats.org/officeDocument/2006/relationships" xmlns:m="http://schemas.openxmlformats.org/officeDocument/2006/math" xmlns:v="urn:schemas-microsoft-com:vml" xmlns:wp14="http://schemas.microsoft.com/office/word/2010/wordprocessingDrawing" xmlns:wp="http://schemas.openxmlformats.org/drawingml/2006/wordprocessingDrawing" xmlns:w10="urn:schemas-microsoft-com:office:word" xmlns:w="http://schemas.openxmlformats.org/wordprocessingml/2006/main" xmlns:w14="http://schemas.microsoft.com/office/word/2010/wordml" xmlns:w15="http://schemas.microsoft.com/office/word/2012/wordml" xmlns:w16cex="http://schemas.microsoft.com/office/word/2018/wordml/cex" xmlns:w16cid="http://schemas.microsoft.com/office/word/2016/wordml/cid" xmlns:w16="http://schemas.microsoft.com/office/word/2018/wordml" xmlns:w16sdtdh="http://schemas.microsoft.com/office/word/2020/wordml/sdtdatahash" xmlns:w16se="http://schemas.microsoft.com/office/word/2015/wordml/symex" xmlns:wpg="http://schemas.microsoft.com/office/word/2010/wordprocessingGroup" xmlns:wpi="http://schemas.microsoft.com/office/word/2010/wordprocessingInk" xmlns:wne="http://schemas.microsoft.com/office/word/2006/wordml" xmlns:wps="http://schemas.microsoft.com/office/word/2010/wordprocessingShape" mc:Ignorable="w14 w15 w16se w16cid w16 w16cex w16sdtdh wp14">
   <w:footnote w:type="separator" w:id="-1">
     <w:p>
       <w:pPr>
@@ -17642,7 +17557,7 @@
 </file>
 
 <file path=word/numbering.xml><?xml version="1.0" encoding="utf-8"?>
-<w:numbering xmlns:wpc="http://schemas.microsoft.com/office/word/2010/wordprocessingCanvas" xmlns:cx="http://schemas.microsoft.com/office/drawing/2014/chartex" xmlns:cx1="http://schemas.microsoft.com/office/drawing/2015/9/8/chartex" xmlns:mc="http://schemas.openxmlformats.org/markup-compatibility/2006" xmlns:o="urn:schemas-microsoft-com:office:office" xmlns:r="http://schemas.openxmlformats.org/officeDocument/2006/relationships" xmlns:m="http://schemas.openxmlformats.org/officeDocument/2006/math" xmlns:v="urn:schemas-microsoft-com:vml" xmlns:wp14="http://schemas.microsoft.com/office/word/2010/wordprocessingDrawing" xmlns:wp="http://schemas.openxmlformats.org/drawingml/2006/wordprocessingDrawing" xmlns:w10="urn:schemas-microsoft-com:office:word" xmlns:w="http://schemas.openxmlformats.org/wordprocessingml/2006/main" xmlns:w14="http://schemas.microsoft.com/office/word/2010/wordml" xmlns:w15="http://schemas.microsoft.com/office/word/2012/wordml" xmlns:w16se="http://schemas.microsoft.com/office/word/2015/wordml/symex" xmlns:wpg="http://schemas.microsoft.com/office/word/2010/wordprocessingGroup" xmlns:wpi="http://schemas.microsoft.com/office/word/2010/wordprocessingInk" xmlns:wne="http://schemas.microsoft.com/office/word/2006/wordml" xmlns:wps="http://schemas.microsoft.com/office/word/2010/wordprocessingShape" mc:Ignorable="w14 w15 w16se wp14">
+<w:numbering xmlns:wpc="http://schemas.microsoft.com/office/word/2010/wordprocessingCanvas" xmlns:cx="http://schemas.microsoft.com/office/drawing/2014/chartex" xmlns:cx1="http://schemas.microsoft.com/office/drawing/2015/9/8/chartex" xmlns:cx2="http://schemas.microsoft.com/office/drawing/2015/10/21/chartex" xmlns:cx3="http://schemas.microsoft.com/office/drawing/2016/5/9/chartex" xmlns:cx4="http://schemas.microsoft.com/office/drawing/2016/5/10/chartex" xmlns:cx5="http://schemas.microsoft.com/office/drawing/2016/5/11/chartex" xmlns:cx6="http://schemas.microsoft.com/office/drawing/2016/5/12/chartex" xmlns:cx7="http://schemas.microsoft.com/office/drawing/2016/5/13/chartex" xmlns:cx8="http://schemas.microsoft.com/office/drawing/2016/5/14/chartex" xmlns:mc="http://schemas.openxmlformats.org/markup-compatibility/2006" xmlns:aink="http://schemas.microsoft.com/office/drawing/2016/ink" xmlns:am3d="http://schemas.microsoft.com/office/drawing/2017/model3d" xmlns:o="urn:schemas-microsoft-com:office:office" xmlns:r="http://schemas.openxmlformats.org/officeDocument/2006/relationships" xmlns:m="http://schemas.openxmlformats.org/officeDocument/2006/math" xmlns:v="urn:schemas-microsoft-com:vml" xmlns:wp14="http://schemas.microsoft.com/office/word/2010/wordprocessingDrawing" xmlns:wp="http://schemas.openxmlformats.org/drawingml/2006/wordprocessingDrawing" xmlns:w10="urn:schemas-microsoft-com:office:word" xmlns:w="http://schemas.openxmlformats.org/wordprocessingml/2006/main" xmlns:w14="http://schemas.microsoft.com/office/word/2010/wordml" xmlns:w15="http://schemas.microsoft.com/office/word/2012/wordml" xmlns:w16cex="http://schemas.microsoft.com/office/word/2018/wordml/cex" xmlns:w16cid="http://schemas.microsoft.com/office/word/2016/wordml/cid" xmlns:w16="http://schemas.microsoft.com/office/word/2018/wordml" xmlns:w16sdtdh="http://schemas.microsoft.com/office/word/2020/wordml/sdtdatahash" xmlns:w16se="http://schemas.microsoft.com/office/word/2015/wordml/symex" xmlns:wpg="http://schemas.microsoft.com/office/word/2010/wordprocessingGroup" xmlns:wpi="http://schemas.microsoft.com/office/word/2010/wordprocessingInk" xmlns:wne="http://schemas.microsoft.com/office/word/2006/wordml" xmlns:wps="http://schemas.microsoft.com/office/word/2010/wordprocessingShape" mc:Ignorable="w14 w15 w16se w16cid w16 w16cex w16sdtdh wp14">
   <w:abstractNum w:abstractNumId="0" w15:restartNumberingAfterBreak="0">
     <w:nsid w:val="0D6D4176"/>
     <w:multiLevelType w:val="multilevel"/>
@@ -18587,19 +18502,8 @@
 </w:numbering>
 </file>
 
-<file path=word/people.xml><?xml version="1.0" encoding="utf-8"?>
-<w15:people xmlns:wpc="http://schemas.microsoft.com/office/word/2010/wordprocessingCanvas" xmlns:cx="http://schemas.microsoft.com/office/drawing/2014/chartex" xmlns:cx1="http://schemas.microsoft.com/office/drawing/2015/9/8/chartex" xmlns:mc="http://schemas.openxmlformats.org/markup-compatibility/2006" xmlns:o="urn:schemas-microsoft-com:office:office" xmlns:r="http://schemas.openxmlformats.org/officeDocument/2006/relationships" xmlns:m="http://schemas.openxmlformats.org/officeDocument/2006/math" xmlns:v="urn:schemas-microsoft-com:vml" xmlns:wp14="http://schemas.microsoft.com/office/word/2010/wordprocessingDrawing" xmlns:wp="http://schemas.openxmlformats.org/drawingml/2006/wordprocessingDrawing" xmlns:w10="urn:schemas-microsoft-com:office:word" xmlns:w="http://schemas.openxmlformats.org/wordprocessingml/2006/main" xmlns:w14="http://schemas.microsoft.com/office/word/2010/wordml" xmlns:w15="http://schemas.microsoft.com/office/word/2012/wordml" xmlns:w16se="http://schemas.microsoft.com/office/word/2015/wordml/symex" xmlns:wpg="http://schemas.microsoft.com/office/word/2010/wordprocessingGroup" xmlns:wpi="http://schemas.microsoft.com/office/word/2010/wordprocessingInk" xmlns:wne="http://schemas.microsoft.com/office/word/2006/wordml" xmlns:wps="http://schemas.microsoft.com/office/word/2010/wordprocessingShape" mc:Ignorable="w14 w15 w16se wp14">
-  <w15:person w15:author="Aleksey A. Kalentev">
-    <w15:presenceInfo w15:providerId="AD" w15:userId="S-1-5-21-507921405-1993962763-1957994488-151096"/>
-  </w15:person>
-  <w15:person w15:author="podop">
-    <w15:presenceInfo w15:providerId="Windows Live" w15:userId="8f781ad80b5a8d61"/>
-  </w15:person>
-</w15:people>
-</file>
-
 <file path=word/styles.xml><?xml version="1.0" encoding="utf-8"?>
-<w:styles xmlns:mc="http://schemas.openxmlformats.org/markup-compatibility/2006" xmlns:r="http://schemas.openxmlformats.org/officeDocument/2006/relationships" xmlns:w="http://schemas.openxmlformats.org/wordprocessingml/2006/main" xmlns:w14="http://schemas.microsoft.com/office/word/2010/wordml" xmlns:w15="http://schemas.microsoft.com/office/word/2012/wordml" xmlns:w16se="http://schemas.microsoft.com/office/word/2015/wordml/symex" mc:Ignorable="w14 w15 w16se">
+<w:styles xmlns:mc="http://schemas.openxmlformats.org/markup-compatibility/2006" xmlns:r="http://schemas.openxmlformats.org/officeDocument/2006/relationships" xmlns:w="http://schemas.openxmlformats.org/wordprocessingml/2006/main" xmlns:w14="http://schemas.microsoft.com/office/word/2010/wordml" xmlns:w15="http://schemas.microsoft.com/office/word/2012/wordml" xmlns:w16cex="http://schemas.microsoft.com/office/word/2018/wordml/cex" xmlns:w16cid="http://schemas.microsoft.com/office/word/2016/wordml/cid" xmlns:w16="http://schemas.microsoft.com/office/word/2018/wordml" xmlns:w16sdtdh="http://schemas.microsoft.com/office/word/2020/wordml/sdtdatahash" xmlns:w16se="http://schemas.microsoft.com/office/word/2015/wordml/symex" mc:Ignorable="w14 w15 w16se w16cid w16 w16cex w16sdtdh">
   <w:docDefaults>
     <w:rPrDefault>
       <w:rPr>
@@ -18615,7 +18519,7 @@
       </w:pPr>
     </w:pPrDefault>
   </w:docDefaults>
-  <w:latentStyles w:defLockedState="0" w:defUIPriority="99" w:defSemiHidden="0" w:defUnhideWhenUsed="0" w:defQFormat="0" w:count="371">
+  <w:latentStyles w:defLockedState="0" w:defUIPriority="99" w:defSemiHidden="0" w:defUnhideWhenUsed="0" w:defQFormat="0" w:count="376">
     <w:lsdException w:name="Normal" w:uiPriority="0" w:qFormat="1"/>
     <w:lsdException w:name="heading 1" w:uiPriority="9" w:qFormat="1"/>
     <w:lsdException w:name="heading 2" w:semiHidden="1" w:uiPriority="9" w:unhideWhenUsed="1" w:qFormat="1"/>
@@ -18721,7 +18625,6 @@
     <w:lsdException w:name="HTML Sample" w:semiHidden="1" w:unhideWhenUsed="1"/>
     <w:lsdException w:name="HTML Typewriter" w:semiHidden="1" w:unhideWhenUsed="1"/>
     <w:lsdException w:name="HTML Variable" w:semiHidden="1" w:unhideWhenUsed="1"/>
-    <w:lsdException w:name="Normal Table" w:semiHidden="1" w:unhideWhenUsed="1"/>
     <w:lsdException w:name="annotation subject" w:semiHidden="1" w:unhideWhenUsed="1"/>
     <w:lsdException w:name="No List" w:semiHidden="1" w:unhideWhenUsed="1"/>
     <w:lsdException w:name="Outline List 1" w:semiHidden="1" w:unhideWhenUsed="1"/>
@@ -18764,11 +18667,8 @@
     <w:lsdException w:name="Table Contemporary" w:semiHidden="1" w:unhideWhenUsed="1"/>
     <w:lsdException w:name="Table Elegant" w:semiHidden="1" w:unhideWhenUsed="1"/>
     <w:lsdException w:name="Table Professional" w:semiHidden="1" w:unhideWhenUsed="1"/>
-    <w:lsdException w:name="Table Subtle 1" w:semiHidden="1" w:unhideWhenUsed="1"/>
     <w:lsdException w:name="Table Subtle 2" w:semiHidden="1" w:unhideWhenUsed="1"/>
     <w:lsdException w:name="Table Web 1" w:semiHidden="1" w:unhideWhenUsed="1"/>
-    <w:lsdException w:name="Table Web 2" w:semiHidden="1" w:unhideWhenUsed="1"/>
-    <w:lsdException w:name="Table Web 3" w:semiHidden="1" w:unhideWhenUsed="1"/>
     <w:lsdException w:name="Balloon Text" w:semiHidden="1" w:unhideWhenUsed="1"/>
     <w:lsdException w:name="Table Grid" w:uiPriority="39"/>
     <w:lsdException w:name="Table Theme" w:semiHidden="1" w:unhideWhenUsed="1"/>
@@ -18987,6 +18887,11 @@
     <w:lsdException w:name="List Table 5 Dark Accent 6" w:uiPriority="50"/>
     <w:lsdException w:name="List Table 6 Colorful Accent 6" w:uiPriority="51"/>
     <w:lsdException w:name="List Table 7 Colorful Accent 6" w:uiPriority="52"/>
+    <w:lsdException w:name="Mention" w:semiHidden="1" w:unhideWhenUsed="1"/>
+    <w:lsdException w:name="Smart Hyperlink" w:semiHidden="1" w:unhideWhenUsed="1"/>
+    <w:lsdException w:name="Hashtag" w:semiHidden="1" w:unhideWhenUsed="1"/>
+    <w:lsdException w:name="Unresolved Mention" w:semiHidden="1" w:unhideWhenUsed="1"/>
+    <w:lsdException w:name="Smart Link" w:semiHidden="1" w:unhideWhenUsed="1"/>
   </w:latentStyles>
   <w:style w:type="paragraph" w:default="1" w:styleId="a">
     <w:name w:val="Normal"/>

--- a/ЛБ5 Подопригора Л.И..docx
+++ b/ЛБ5 Подопригора Л.И..docx
@@ -568,19 +568,11 @@
         </w:rPr>
         <w:tab/>
       </w:r>
-      <w:proofErr w:type="spellStart"/>
       <w:r>
         <w:rPr>
           <w:sz w:val="24"/>
         </w:rPr>
-        <w:t>Калентьев</w:t>
-      </w:r>
-      <w:proofErr w:type="spellEnd"/>
-      <w:r>
-        <w:rPr>
-          <w:sz w:val="24"/>
-        </w:rPr>
-        <w:t xml:space="preserve"> А.А.</w:t>
+        <w:t>Калентьев А.А.</w:t>
       </w:r>
     </w:p>
     <w:p>
@@ -645,10 +637,6 @@
         <w:p>
           <w:pPr>
             <w:pStyle w:val="11"/>
-            <w:tabs>
-              <w:tab w:val="right" w:leader="dot" w:pos="9345"/>
-            </w:tabs>
-            <w:ind w:firstLine="0"/>
             <w:rPr>
               <w:rFonts w:asciiTheme="minorHAnsi" w:eastAsiaTheme="minorEastAsia" w:hAnsiTheme="minorHAnsi" w:cstheme="minorBidi"/>
               <w:noProof/>
@@ -666,7 +654,7 @@
           <w:r>
             <w:fldChar w:fldCharType="separate"/>
           </w:r>
-          <w:hyperlink w:anchor="_Toc228293274" w:history="1">
+          <w:hyperlink w:anchor="_Toc229514656" w:history="1">
             <w:r>
               <w:rPr>
                 <w:rStyle w:val="ae"/>
@@ -693,7 +681,7 @@
                 <w:noProof/>
                 <w:webHidden/>
               </w:rPr>
-              <w:instrText xml:space="preserve"> PAGEREF _Toc228293274 \h </w:instrText>
+              <w:instrText xml:space="preserve"> PAGEREF _Toc229514656 \h </w:instrText>
             </w:r>
             <w:r>
               <w:rPr>
@@ -727,11 +715,6 @@
         <w:p>
           <w:pPr>
             <w:pStyle w:val="11"/>
-            <w:tabs>
-              <w:tab w:val="left" w:pos="1320"/>
-              <w:tab w:val="right" w:leader="dot" w:pos="9345"/>
-            </w:tabs>
-            <w:ind w:firstLine="0"/>
             <w:rPr>
               <w:rFonts w:asciiTheme="minorHAnsi" w:eastAsiaTheme="minorEastAsia" w:hAnsiTheme="minorHAnsi" w:cstheme="minorBidi"/>
               <w:noProof/>
@@ -740,27 +723,13 @@
               <w:lang w:eastAsia="ru-RU"/>
             </w:rPr>
           </w:pPr>
-          <w:hyperlink w:anchor="_Toc228293275" w:history="1">
+          <w:hyperlink w:anchor="_Toc229514657" w:history="1">
             <w:r>
               <w:rPr>
                 <w:rStyle w:val="ae"/>
                 <w:noProof/>
               </w:rPr>
-              <w:t>1.</w:t>
-            </w:r>
-            <w:r>
-              <w:rPr>
-                <w:rStyle w:val="ae"/>
-                <w:noProof/>
-              </w:rPr>
-              <w:t xml:space="preserve"> </w:t>
-            </w:r>
-            <w:r>
-              <w:rPr>
-                <w:rStyle w:val="ae"/>
-                <w:noProof/>
-              </w:rPr>
-              <w:t>Основная часть</w:t>
+              <w:t>1.Основная часть</w:t>
             </w:r>
             <w:r>
               <w:rPr>
@@ -781,7 +750,7 @@
                 <w:noProof/>
                 <w:webHidden/>
               </w:rPr>
-              <w:instrText xml:space="preserve"> PAGEREF _Toc228293275 \h </w:instrText>
+              <w:instrText xml:space="preserve"> PAGEREF _Toc229514657 \h </w:instrText>
             </w:r>
             <w:r>
               <w:rPr>
@@ -815,10 +784,6 @@
         <w:p>
           <w:pPr>
             <w:pStyle w:val="11"/>
-            <w:tabs>
-              <w:tab w:val="right" w:leader="dot" w:pos="9345"/>
-            </w:tabs>
-            <w:ind w:firstLine="0"/>
             <w:rPr>
               <w:rFonts w:asciiTheme="minorHAnsi" w:eastAsiaTheme="minorEastAsia" w:hAnsiTheme="minorHAnsi" w:cstheme="minorBidi"/>
               <w:noProof/>
@@ -827,7 +792,7 @@
               <w:lang w:eastAsia="ru-RU"/>
             </w:rPr>
           </w:pPr>
-          <w:hyperlink w:anchor="_Toc228293276" w:history="1">
+          <w:hyperlink w:anchor="_Toc229514658" w:history="1">
             <w:r>
               <w:rPr>
                 <w:rStyle w:val="ae"/>
@@ -869,7 +834,7 @@
                 <w:noProof/>
                 <w:webHidden/>
               </w:rPr>
-              <w:instrText xml:space="preserve"> PAGEREF _Toc228293276 \h </w:instrText>
+              <w:instrText xml:space="preserve"> PAGEREF _Toc229514658 \h </w:instrText>
             </w:r>
             <w:r>
               <w:rPr>
@@ -903,10 +868,6 @@
         <w:p>
           <w:pPr>
             <w:pStyle w:val="11"/>
-            <w:tabs>
-              <w:tab w:val="right" w:leader="dot" w:pos="9345"/>
-            </w:tabs>
-            <w:ind w:firstLine="0"/>
             <w:rPr>
               <w:rFonts w:asciiTheme="minorHAnsi" w:eastAsiaTheme="minorEastAsia" w:hAnsiTheme="minorHAnsi" w:cstheme="minorBidi"/>
               <w:noProof/>
@@ -915,13 +876,13 @@
               <w:lang w:eastAsia="ru-RU"/>
             </w:rPr>
           </w:pPr>
-          <w:hyperlink w:anchor="_Toc228293277" w:history="1">
+          <w:hyperlink w:anchor="_Toc229514659" w:history="1">
             <w:r>
               <w:rPr>
                 <w:rStyle w:val="ae"/>
                 <w:noProof/>
               </w:rPr>
-              <w:t>1.2</w:t>
+              <w:t xml:space="preserve">1.2.   </w:t>
             </w:r>
             <w:r>
               <w:rPr>
@@ -929,28 +890,13 @@
                 <w:noProof/>
                 <w:lang w:val="en-GB"/>
               </w:rPr>
-              <w:t>.</w:t>
+              <w:t>UML</w:t>
             </w:r>
             <w:r>
               <w:rPr>
                 <w:rStyle w:val="ae"/>
                 <w:noProof/>
               </w:rPr>
-              <w:t xml:space="preserve">   </w:t>
-            </w:r>
-            <w:r>
-              <w:rPr>
-                <w:rStyle w:val="ae"/>
-                <w:noProof/>
-                <w:lang w:val="en-GB"/>
-              </w:rPr>
-              <w:t>UML</w:t>
-            </w:r>
-            <w:r>
-              <w:rPr>
-                <w:rStyle w:val="ae"/>
-                <w:noProof/>
-              </w:rPr>
               <w:t xml:space="preserve"> диаграмма классов</w:t>
             </w:r>
             <w:r>
@@ -972,7 +918,7 @@
                 <w:noProof/>
                 <w:webHidden/>
               </w:rPr>
-              <w:instrText xml:space="preserve"> PAGEREF _Toc228293277 \h </w:instrText>
+              <w:instrText xml:space="preserve"> PAGEREF _Toc229514659 \h </w:instrText>
             </w:r>
             <w:r>
               <w:rPr>
@@ -1006,10 +952,6 @@
         <w:p>
           <w:pPr>
             <w:pStyle w:val="11"/>
-            <w:tabs>
-              <w:tab w:val="right" w:leader="dot" w:pos="9345"/>
-            </w:tabs>
-            <w:ind w:firstLine="0"/>
             <w:rPr>
               <w:rFonts w:asciiTheme="minorHAnsi" w:eastAsiaTheme="minorEastAsia" w:hAnsiTheme="minorHAnsi" w:cstheme="minorBidi"/>
               <w:noProof/>
@@ -1018,7 +960,7 @@
               <w:lang w:eastAsia="ru-RU"/>
             </w:rPr>
           </w:pPr>
-          <w:hyperlink w:anchor="_Toc228293278" w:history="1">
+          <w:hyperlink w:anchor="_Toc229514660" w:history="1">
             <w:r>
               <w:rPr>
                 <w:rStyle w:val="ae"/>
@@ -1045,7 +987,7 @@
                 <w:noProof/>
                 <w:webHidden/>
               </w:rPr>
-              <w:instrText xml:space="preserve"> PAGEREF _Toc228293278 \h </w:instrText>
+              <w:instrText xml:space="preserve"> PAGEREF _Toc229514660 \h </w:instrText>
             </w:r>
             <w:r>
               <w:rPr>
@@ -1079,10 +1021,6 @@
         <w:p>
           <w:pPr>
             <w:pStyle w:val="11"/>
-            <w:tabs>
-              <w:tab w:val="right" w:leader="dot" w:pos="9345"/>
-            </w:tabs>
-            <w:ind w:firstLine="0"/>
             <w:rPr>
               <w:rFonts w:asciiTheme="minorHAnsi" w:eastAsiaTheme="minorEastAsia" w:hAnsiTheme="minorHAnsi" w:cstheme="minorBidi"/>
               <w:noProof/>
@@ -1091,7 +1029,7 @@
               <w:lang w:eastAsia="ru-RU"/>
             </w:rPr>
           </w:pPr>
-          <w:hyperlink w:anchor="_Toc228293279" w:history="1">
+          <w:hyperlink w:anchor="_Toc229514661" w:history="1">
             <w:r>
               <w:rPr>
                 <w:rStyle w:val="ae"/>
@@ -1126,7 +1064,7 @@
                 <w:noProof/>
                 <w:webHidden/>
               </w:rPr>
-              <w:instrText xml:space="preserve"> PAGEREF _Toc228293279 \h </w:instrText>
+              <w:instrText xml:space="preserve"> PAGEREF _Toc229514661 \h </w:instrText>
             </w:r>
             <w:r>
               <w:rPr>
@@ -1160,10 +1098,6 @@
         <w:p>
           <w:pPr>
             <w:pStyle w:val="11"/>
-            <w:tabs>
-              <w:tab w:val="right" w:leader="dot" w:pos="9345"/>
-            </w:tabs>
-            <w:ind w:firstLine="0"/>
             <w:rPr>
               <w:rFonts w:asciiTheme="minorHAnsi" w:eastAsiaTheme="minorEastAsia" w:hAnsiTheme="minorHAnsi" w:cstheme="minorBidi"/>
               <w:noProof/>
@@ -1172,7 +1106,7 @@
               <w:lang w:eastAsia="ru-RU"/>
             </w:rPr>
           </w:pPr>
-          <w:hyperlink w:anchor="_Toc228293280" w:history="1">
+          <w:hyperlink w:anchor="_Toc229514662" w:history="1">
             <w:r>
               <w:rPr>
                 <w:rStyle w:val="ae"/>
@@ -1199,7 +1133,7 @@
                 <w:noProof/>
                 <w:webHidden/>
               </w:rPr>
-              <w:instrText xml:space="preserve"> PAGEREF _Toc228293280 \h </w:instrText>
+              <w:instrText xml:space="preserve"> PAGEREF _Toc229514662 \h </w:instrText>
             </w:r>
             <w:r>
               <w:rPr>
@@ -1233,10 +1167,7 @@
         <w:p>
           <w:pPr>
             <w:pStyle w:val="11"/>
-            <w:tabs>
-              <w:tab w:val="right" w:leader="dot" w:pos="9345"/>
-            </w:tabs>
-            <w:ind w:firstLine="284"/>
+            <w:ind w:firstLine="426"/>
             <w:rPr>
               <w:rFonts w:asciiTheme="minorHAnsi" w:eastAsiaTheme="minorEastAsia" w:hAnsiTheme="minorHAnsi" w:cstheme="minorBidi"/>
               <w:noProof/>
@@ -1245,7 +1176,7 @@
               <w:lang w:eastAsia="ru-RU"/>
             </w:rPr>
           </w:pPr>
-          <w:hyperlink w:anchor="_Toc228293281" w:history="1">
+          <w:hyperlink w:anchor="_Toc229514663" w:history="1">
             <w:r>
               <w:rPr>
                 <w:rStyle w:val="ae"/>
@@ -1272,7 +1203,7 @@
                 <w:noProof/>
                 <w:webHidden/>
               </w:rPr>
-              <w:instrText xml:space="preserve"> PAGEREF _Toc228293281 \h </w:instrText>
+              <w:instrText xml:space="preserve"> PAGEREF _Toc229514663 \h </w:instrText>
             </w:r>
             <w:r>
               <w:rPr>
@@ -1306,10 +1237,7 @@
         <w:p>
           <w:pPr>
             <w:pStyle w:val="11"/>
-            <w:tabs>
-              <w:tab w:val="right" w:leader="dot" w:pos="9345"/>
-            </w:tabs>
-            <w:ind w:firstLine="284"/>
+            <w:ind w:firstLine="426"/>
             <w:rPr>
               <w:rFonts w:asciiTheme="minorHAnsi" w:eastAsiaTheme="minorEastAsia" w:hAnsiTheme="minorHAnsi" w:cstheme="minorBidi"/>
               <w:noProof/>
@@ -1318,7 +1246,7 @@
               <w:lang w:eastAsia="ru-RU"/>
             </w:rPr>
           </w:pPr>
-          <w:hyperlink w:anchor="_Toc228293282" w:history="1">
+          <w:hyperlink w:anchor="_Toc229514664" w:history="1">
             <w:r>
               <w:rPr>
                 <w:rStyle w:val="ae"/>
@@ -1345,7 +1273,7 @@
                 <w:noProof/>
                 <w:webHidden/>
               </w:rPr>
-              <w:instrText xml:space="preserve"> PAGEREF _Toc228293282 \h </w:instrText>
+              <w:instrText xml:space="preserve"> PAGEREF _Toc229514664 \h </w:instrText>
             </w:r>
             <w:r>
               <w:rPr>
@@ -1379,10 +1307,7 @@
         <w:p>
           <w:pPr>
             <w:pStyle w:val="11"/>
-            <w:tabs>
-              <w:tab w:val="right" w:leader="dot" w:pos="9345"/>
-            </w:tabs>
-            <w:ind w:firstLine="284"/>
+            <w:ind w:firstLine="426"/>
             <w:rPr>
               <w:rFonts w:asciiTheme="minorHAnsi" w:eastAsiaTheme="minorEastAsia" w:hAnsiTheme="minorHAnsi" w:cstheme="minorBidi"/>
               <w:noProof/>
@@ -1391,7 +1316,7 @@
               <w:lang w:eastAsia="ru-RU"/>
             </w:rPr>
           </w:pPr>
-          <w:hyperlink w:anchor="_Toc228293283" w:history="1">
+          <w:hyperlink w:anchor="_Toc229514665" w:history="1">
             <w:r>
               <w:rPr>
                 <w:rStyle w:val="ae"/>
@@ -1418,7 +1343,7 @@
                 <w:noProof/>
                 <w:webHidden/>
               </w:rPr>
-              <w:instrText xml:space="preserve"> PAGEREF _Toc228293283 \h </w:instrText>
+              <w:instrText xml:space="preserve"> PAGEREF _Toc229514665 \h </w:instrText>
             </w:r>
             <w:r>
               <w:rPr>
@@ -1452,10 +1377,7 @@
         <w:p>
           <w:pPr>
             <w:pStyle w:val="11"/>
-            <w:tabs>
-              <w:tab w:val="right" w:leader="dot" w:pos="9345"/>
-            </w:tabs>
-            <w:ind w:firstLine="284"/>
+            <w:ind w:firstLine="426"/>
             <w:rPr>
               <w:rFonts w:asciiTheme="minorHAnsi" w:eastAsiaTheme="minorEastAsia" w:hAnsiTheme="minorHAnsi" w:cstheme="minorBidi"/>
               <w:noProof/>
@@ -1464,7 +1386,7 @@
               <w:lang w:eastAsia="ru-RU"/>
             </w:rPr>
           </w:pPr>
-          <w:hyperlink w:anchor="_Toc228293284" w:history="1">
+          <w:hyperlink w:anchor="_Toc229514666" w:history="1">
             <w:r>
               <w:rPr>
                 <w:rStyle w:val="ae"/>
@@ -1491,7 +1413,7 @@
                 <w:noProof/>
                 <w:webHidden/>
               </w:rPr>
-              <w:instrText xml:space="preserve"> PAGEREF _Toc228293284 \h </w:instrText>
+              <w:instrText xml:space="preserve"> PAGEREF _Toc229514666 \h </w:instrText>
             </w:r>
             <w:r>
               <w:rPr>
@@ -1525,10 +1447,7 @@
         <w:p>
           <w:pPr>
             <w:pStyle w:val="11"/>
-            <w:tabs>
-              <w:tab w:val="right" w:leader="dot" w:pos="9345"/>
-            </w:tabs>
-            <w:ind w:firstLine="284"/>
+            <w:ind w:firstLine="426"/>
             <w:rPr>
               <w:rFonts w:asciiTheme="minorHAnsi" w:eastAsiaTheme="minorEastAsia" w:hAnsiTheme="minorHAnsi" w:cstheme="minorBidi"/>
               <w:noProof/>
@@ -1537,7 +1456,7 @@
               <w:lang w:eastAsia="ru-RU"/>
             </w:rPr>
           </w:pPr>
-          <w:hyperlink w:anchor="_Toc228293285" w:history="1">
+          <w:hyperlink w:anchor="_Toc229514667" w:history="1">
             <w:r>
               <w:rPr>
                 <w:rStyle w:val="ae"/>
@@ -1564,7 +1483,7 @@
                 <w:noProof/>
                 <w:webHidden/>
               </w:rPr>
-              <w:instrText xml:space="preserve"> PAGEREF _Toc228293285 \h </w:instrText>
+              <w:instrText xml:space="preserve"> PAGEREF _Toc229514667 \h </w:instrText>
             </w:r>
             <w:r>
               <w:rPr>
@@ -1598,10 +1517,6 @@
         <w:p>
           <w:pPr>
             <w:pStyle w:val="11"/>
-            <w:tabs>
-              <w:tab w:val="right" w:leader="dot" w:pos="9345"/>
-            </w:tabs>
-            <w:ind w:firstLine="0"/>
             <w:rPr>
               <w:rFonts w:asciiTheme="minorHAnsi" w:eastAsiaTheme="minorEastAsia" w:hAnsiTheme="minorHAnsi" w:cstheme="minorBidi"/>
               <w:noProof/>
@@ -1610,13 +1525,13 @@
               <w:lang w:eastAsia="ru-RU"/>
             </w:rPr>
           </w:pPr>
-          <w:hyperlink w:anchor="_Toc228293286" w:history="1">
+          <w:hyperlink w:anchor="_Toc229514668" w:history="1">
             <w:r>
               <w:rPr>
                 <w:rStyle w:val="ae"/>
                 <w:noProof/>
               </w:rPr>
-              <w:t>Список использованных источников</w:t>
+              <w:t>1.6. Модульное тестирование</w:t>
             </w:r>
             <w:r>
               <w:rPr>
@@ -1637,7 +1552,7 @@
                 <w:noProof/>
                 <w:webHidden/>
               </w:rPr>
-              <w:instrText xml:space="preserve"> PAGEREF _Toc228293286 \h </w:instrText>
+              <w:instrText xml:space="preserve"> PAGEREF _Toc229514668 \h </w:instrText>
             </w:r>
             <w:r>
               <w:rPr>
@@ -1657,7 +1572,7 @@
                 <w:noProof/>
                 <w:webHidden/>
               </w:rPr>
-              <w:t>20</w:t>
+              <w:t>19</w:t>
             </w:r>
             <w:r>
               <w:rPr>
@@ -1671,10 +1586,6 @@
         <w:p>
           <w:pPr>
             <w:pStyle w:val="11"/>
-            <w:tabs>
-              <w:tab w:val="right" w:leader="dot" w:pos="9345"/>
-            </w:tabs>
-            <w:ind w:firstLine="0"/>
             <w:rPr>
               <w:rFonts w:asciiTheme="minorHAnsi" w:eastAsiaTheme="minorEastAsia" w:hAnsiTheme="minorHAnsi" w:cstheme="minorBidi"/>
               <w:noProof/>
@@ -1683,7 +1594,76 @@
               <w:lang w:eastAsia="ru-RU"/>
             </w:rPr>
           </w:pPr>
-          <w:hyperlink w:anchor="_Toc228293287" w:history="1">
+          <w:hyperlink w:anchor="_Toc229514669" w:history="1">
+            <w:r>
+              <w:rPr>
+                <w:rStyle w:val="ae"/>
+                <w:noProof/>
+              </w:rPr>
+              <w:t>Список использованных источников</w:t>
+            </w:r>
+            <w:r>
+              <w:rPr>
+                <w:noProof/>
+                <w:webHidden/>
+              </w:rPr>
+              <w:tab/>
+            </w:r>
+            <w:r>
+              <w:rPr>
+                <w:noProof/>
+                <w:webHidden/>
+              </w:rPr>
+              <w:fldChar w:fldCharType="begin"/>
+            </w:r>
+            <w:r>
+              <w:rPr>
+                <w:noProof/>
+                <w:webHidden/>
+              </w:rPr>
+              <w:instrText xml:space="preserve"> PAGEREF _Toc229514669 \h </w:instrText>
+            </w:r>
+            <w:r>
+              <w:rPr>
+                <w:noProof/>
+                <w:webHidden/>
+              </w:rPr>
+            </w:r>
+            <w:r>
+              <w:rPr>
+                <w:noProof/>
+                <w:webHidden/>
+              </w:rPr>
+              <w:fldChar w:fldCharType="separate"/>
+            </w:r>
+            <w:r>
+              <w:rPr>
+                <w:noProof/>
+                <w:webHidden/>
+              </w:rPr>
+              <w:t>20</w:t>
+            </w:r>
+            <w:r>
+              <w:rPr>
+                <w:noProof/>
+                <w:webHidden/>
+              </w:rPr>
+              <w:fldChar w:fldCharType="end"/>
+            </w:r>
+          </w:hyperlink>
+        </w:p>
+        <w:p>
+          <w:pPr>
+            <w:pStyle w:val="11"/>
+            <w:rPr>
+              <w:rFonts w:asciiTheme="minorHAnsi" w:eastAsiaTheme="minorEastAsia" w:hAnsiTheme="minorHAnsi" w:cstheme="minorBidi"/>
+              <w:noProof/>
+              <w:sz w:val="22"/>
+              <w:szCs w:val="22"/>
+              <w:lang w:eastAsia="ru-RU"/>
+            </w:rPr>
+          </w:pPr>
+          <w:hyperlink w:anchor="_Toc229514670" w:history="1">
             <w:r>
               <w:rPr>
                 <w:rStyle w:val="ae"/>
@@ -1713,7 +1693,7 @@
                 <w:noProof/>
                 <w:webHidden/>
               </w:rPr>
-              <w:instrText xml:space="preserve"> PAGEREF _Toc228293287 \h </w:instrText>
+              <w:instrText xml:space="preserve"> PAGEREF _Toc229514670 \h </w:instrText>
             </w:r>
             <w:r>
               <w:rPr>
@@ -1780,7 +1760,7 @@
       <w:pPr>
         <w:pStyle w:val="1"/>
       </w:pPr>
-      <w:bookmarkStart w:id="0" w:name="_Toc228293274"/>
+      <w:bookmarkStart w:id="0" w:name="_Toc229514656"/>
       <w:r>
         <w:lastRenderedPageBreak/>
         <w:t>Введение</w:t>
@@ -1801,21 +1781,7 @@
         <w:rPr>
           <w:szCs w:val="28"/>
         </w:rPr>
-        <w:t xml:space="preserve">Разработка программного обеспечения представляет собой сложный </w:t>
-      </w:r>
-      <w:proofErr w:type="spellStart"/>
-      <w:r>
-        <w:rPr>
-          <w:szCs w:val="28"/>
-        </w:rPr>
-        <w:t>многоитерационный</w:t>
-      </w:r>
-      <w:proofErr w:type="spellEnd"/>
-      <w:r>
-        <w:rPr>
-          <w:szCs w:val="28"/>
-        </w:rPr>
-        <w:t xml:space="preserve"> процесс, который не может обойтись без этапа документирования. Согласно учебному пособию</w:t>
+        <w:t>Разработка программного обеспечения представляет собой сложный многоитерационный процесс, который не может обойтись без этапа документирования. Согласно учебному пособию</w:t>
       </w:r>
       <w:r>
         <w:rPr>
@@ -2045,7 +2011,6 @@
           <w:iCs/>
         </w:rPr>
       </w:pPr>
-      <w:proofErr w:type="spellStart"/>
       <w:r>
         <w:rPr>
           <w:i w:val="0"/>
@@ -2061,69 +2026,27 @@
         </w:rPr>
         <w:t>дение</w:t>
       </w:r>
-      <w:proofErr w:type="spellEnd"/>
       <w:r>
         <w:rPr>
           <w:i w:val="0"/>
           <w:iCs/>
         </w:rPr>
-        <w:t xml:space="preserve"> </w:t>
-      </w:r>
-      <w:proofErr w:type="spellStart"/>
+        <w:t xml:space="preserve"> дерев</w:t>
+      </w:r>
       <w:r>
         <w:rPr>
           <w:i w:val="0"/>
           <w:iCs/>
-        </w:rPr>
-        <w:t>дерев</w:t>
-      </w:r>
-      <w:proofErr w:type="spellEnd"/>
+          <w:lang w:val="ru-RU"/>
+        </w:rPr>
+        <w:t>а</w:t>
+      </w:r>
       <w:r>
         <w:rPr>
           <w:i w:val="0"/>
           <w:iCs/>
-          <w:lang w:val="ru-RU"/>
-        </w:rPr>
-        <w:t>а</w:t>
-      </w:r>
-      <w:r>
-        <w:rPr>
-          <w:i w:val="0"/>
-          <w:iCs/>
-        </w:rPr>
-        <w:t xml:space="preserve"> </w:t>
-      </w:r>
-      <w:proofErr w:type="spellStart"/>
-      <w:r>
-        <w:rPr>
-          <w:i w:val="0"/>
-          <w:iCs/>
-        </w:rPr>
-        <w:t>ветвлений</w:t>
-      </w:r>
-      <w:proofErr w:type="spellEnd"/>
-      <w:r>
-        <w:rPr>
-          <w:i w:val="0"/>
-          <w:iCs/>
-        </w:rPr>
-        <w:t xml:space="preserve"> </w:t>
-      </w:r>
-      <w:proofErr w:type="spellStart"/>
-      <w:r>
-        <w:rPr>
-          <w:i w:val="0"/>
-          <w:iCs/>
-        </w:rPr>
-        <w:t>Git</w:t>
-      </w:r>
-      <w:proofErr w:type="spellEnd"/>
-      <w:r>
-        <w:rPr>
-          <w:i w:val="0"/>
-          <w:iCs/>
-        </w:rPr>
-        <w:t>;</w:t>
+        </w:rPr>
+        <w:t xml:space="preserve"> ветвлений Git;</w:t>
       </w:r>
     </w:p>
     <w:p>
@@ -2140,7 +2063,6 @@
           <w:iCs/>
         </w:rPr>
       </w:pPr>
-      <w:proofErr w:type="spellStart"/>
       <w:r>
         <w:rPr>
           <w:i w:val="0"/>
@@ -2156,53 +2078,27 @@
         </w:rPr>
         <w:t>дение</w:t>
       </w:r>
-      <w:proofErr w:type="spellEnd"/>
       <w:r>
         <w:rPr>
           <w:i w:val="0"/>
           <w:iCs/>
         </w:rPr>
-        <w:t xml:space="preserve"> </w:t>
-      </w:r>
-      <w:proofErr w:type="spellStart"/>
+        <w:t xml:space="preserve"> тестировани</w:t>
+      </w:r>
       <w:r>
         <w:rPr>
           <w:i w:val="0"/>
           <w:iCs/>
-        </w:rPr>
-        <w:t>тестировани</w:t>
-      </w:r>
-      <w:proofErr w:type="spellEnd"/>
+          <w:lang w:val="ru-RU"/>
+        </w:rPr>
+        <w:t>я</w:t>
+      </w:r>
       <w:r>
         <w:rPr>
           <w:i w:val="0"/>
           <w:iCs/>
-          <w:lang w:val="ru-RU"/>
-        </w:rPr>
-        <w:t>я</w:t>
-      </w:r>
-      <w:r>
-        <w:rPr>
-          <w:i w:val="0"/>
-          <w:iCs/>
-        </w:rPr>
-        <w:t xml:space="preserve"> </w:t>
-      </w:r>
-      <w:proofErr w:type="spellStart"/>
-      <w:r>
-        <w:rPr>
-          <w:i w:val="0"/>
-          <w:iCs/>
-        </w:rPr>
-        <w:t>программы</w:t>
-      </w:r>
-      <w:proofErr w:type="spellEnd"/>
-      <w:r>
-        <w:rPr>
-          <w:i w:val="0"/>
-          <w:iCs/>
-        </w:rPr>
-        <w:t>.</w:t>
+        </w:rPr>
+        <w:t xml:space="preserve"> программы.</w:t>
       </w:r>
     </w:p>
     <w:p>
@@ -2268,7 +2164,7 @@
           <w:numId w:val="2"/>
         </w:numPr>
       </w:pPr>
-      <w:bookmarkStart w:id="1" w:name="_Toc228293275"/>
+      <w:bookmarkStart w:id="1" w:name="_Toc229514657"/>
       <w:r>
         <w:lastRenderedPageBreak/>
         <w:t>Основная часть</w:t>
@@ -2283,7 +2179,7 @@
           <w:numId w:val="2"/>
         </w:numPr>
       </w:pPr>
-      <w:bookmarkStart w:id="2" w:name="_Toc228293276"/>
+      <w:bookmarkStart w:id="2" w:name="_Toc229514658"/>
       <w:r>
         <w:rPr>
           <w:lang w:val="en-GB"/>
@@ -2305,23 +2201,7 @@
         </w:rPr>
       </w:pPr>
       <w:r>
-        <w:t>Вариант использования (</w:t>
-      </w:r>
-      <w:proofErr w:type="spellStart"/>
-      <w:r>
-        <w:t>use</w:t>
-      </w:r>
-      <w:proofErr w:type="spellEnd"/>
-      <w:r>
-        <w:t xml:space="preserve"> </w:t>
-      </w:r>
-      <w:proofErr w:type="spellStart"/>
-      <w:r>
-        <w:t>case</w:t>
-      </w:r>
-      <w:proofErr w:type="spellEnd"/>
-      <w:r>
-        <w:t>) – это описание множества последовательных действий (включая вариации), которые выполняются некоторым субъектом с целью получения результата, значимого для некоторого действующего лица. Вариант использования предполагает взаимодействие действующих лиц и системы или другого объекта. Действующее лицо представляет собой логически связанное множество ролей, которые играют пользователи системы во время взаимодействия с ней [1].</w:t>
+        <w:t>Вариант использования (use case) – это описание множества последовательных действий (включая вариации), которые выполняются некоторым субъектом с целью получения результата, значимого для некоторого действующего лица. Вариант использования предполагает взаимодействие действующих лиц и системы или другого объекта. Действующее лицо представляет собой логически связанное множество ролей, которые играют пользователи системы во время взаимодействия с ней [1].</w:t>
       </w:r>
     </w:p>
     <w:p>
@@ -2411,7 +2291,7 @@
       <w:pPr>
         <w:pStyle w:val="1"/>
       </w:pPr>
-      <w:bookmarkStart w:id="3" w:name="_Toc228293277"/>
+      <w:bookmarkStart w:id="3" w:name="_Toc229514659"/>
       <w:r>
         <w:lastRenderedPageBreak/>
         <w:t>1.2</w:t>
@@ -2551,7 +2431,7 @@
       <w:pPr>
         <w:pStyle w:val="1"/>
       </w:pPr>
-      <w:bookmarkStart w:id="4" w:name="_Toc228293278"/>
+      <w:bookmarkStart w:id="4" w:name="_Toc229514660"/>
       <w:r>
         <w:lastRenderedPageBreak/>
         <w:t>1.3</w:t>
@@ -2662,314 +2542,246 @@
           <w:szCs w:val="28"/>
           <w:lang w:val="en-US"/>
         </w:rPr>
+        <w:t xml:space="preserve"> MotionBase, OscillatoryMotion, </w:t>
+      </w:r>
+      <w:r>
+        <w:rPr>
+          <w:iCs/>
+          <w:szCs w:val="28"/>
+          <w:lang w:val="en-US"/>
+        </w:rPr>
+        <w:t>UniformlyAcceleratedMotion, UniformMotion</w:t>
+      </w:r>
+      <w:r>
+        <w:rPr>
+          <w:iCs/>
+          <w:szCs w:val="28"/>
+          <w:lang w:val="en-US"/>
+        </w:rPr>
+        <w:t xml:space="preserve">. </w:t>
+      </w:r>
+    </w:p>
+    <w:p>
+      <w:pPr>
+        <w:rPr>
+          <w:iCs/>
+          <w:szCs w:val="28"/>
+        </w:rPr>
+      </w:pPr>
+      <w:r>
+        <w:rPr>
+          <w:iCs/>
+          <w:szCs w:val="28"/>
+        </w:rPr>
+        <w:t xml:space="preserve">Класс </w:t>
+      </w:r>
+      <w:r>
+        <w:rPr>
+          <w:iCs/>
+          <w:szCs w:val="28"/>
+        </w:rPr>
+        <w:t>MotionBase</w:t>
+      </w:r>
+      <w:r>
+        <w:rPr>
+          <w:iCs/>
+          <w:szCs w:val="28"/>
+        </w:rPr>
         <w:t xml:space="preserve"> </w:t>
       </w:r>
-      <w:proofErr w:type="spellStart"/>
-      <w:r>
-        <w:rPr>
+      <w:r>
+        <w:rPr>
+          <w:iCs/>
+          <w:szCs w:val="28"/>
+        </w:rPr>
+        <w:t>является абстрактным базовым классом и определяет общ</w:t>
+      </w:r>
+      <w:r>
+        <w:rPr>
+          <w:iCs/>
+          <w:szCs w:val="28"/>
+        </w:rPr>
+        <w:t>ие свойства и методы движений.</w:t>
+      </w:r>
+      <w:r>
+        <w:rPr>
+          <w:iCs/>
+          <w:szCs w:val="28"/>
+        </w:rPr>
+        <w:t xml:space="preserve"> </w:t>
+      </w:r>
+      <w:r>
+        <w:rPr>
+          <w:iCs/>
+          <w:szCs w:val="28"/>
+        </w:rPr>
+        <w:t xml:space="preserve">Классы </w:t>
+      </w:r>
+      <w:r>
+        <w:rPr>
+          <w:iCs/>
+          <w:szCs w:val="28"/>
+        </w:rPr>
+        <w:t>OscillatoryMotion</w:t>
+      </w:r>
+      <w:r>
+        <w:rPr>
+          <w:iCs/>
+          <w:szCs w:val="28"/>
+        </w:rPr>
+        <w:t xml:space="preserve">, </w:t>
+      </w:r>
+      <w:r>
+        <w:rPr>
+          <w:iCs/>
+          <w:szCs w:val="28"/>
+        </w:rPr>
+        <w:t>UniformlyAcceleratedMotion</w:t>
+      </w:r>
+      <w:r>
+        <w:rPr>
+          <w:iCs/>
+          <w:szCs w:val="28"/>
+        </w:rPr>
+        <w:t xml:space="preserve">, </w:t>
+      </w:r>
+      <w:r>
+        <w:rPr>
+          <w:iCs/>
+          <w:szCs w:val="28"/>
+        </w:rPr>
+        <w:t>UniformMotion</w:t>
+      </w:r>
+      <w:r>
+        <w:rPr>
+          <w:iCs/>
+          <w:szCs w:val="28"/>
+        </w:rPr>
+        <w:t xml:space="preserve"> </w:t>
+      </w:r>
+      <w:r>
+        <w:rPr>
+          <w:iCs/>
+          <w:szCs w:val="28"/>
+        </w:rPr>
+        <w:t xml:space="preserve">являются производными и наследуются от класса </w:t>
+      </w:r>
+      <w:r>
+        <w:rPr>
+          <w:iCs/>
+          <w:szCs w:val="28"/>
+        </w:rPr>
+        <w:t>MotionBase</w:t>
+      </w:r>
+      <w:r>
+        <w:rPr>
+          <w:iCs/>
+          <w:szCs w:val="28"/>
+        </w:rPr>
+        <w:t>,</w:t>
+      </w:r>
+      <w:r>
+        <w:rPr>
+          <w:szCs w:val="28"/>
+        </w:rPr>
+        <w:t xml:space="preserve"> </w:t>
+      </w:r>
+      <w:r>
+        <w:rPr>
+          <w:iCs/>
+          <w:szCs w:val="28"/>
+        </w:rPr>
+        <w:t>ре</w:t>
+      </w:r>
+      <w:r>
+        <w:rPr>
+          <w:iCs/>
+          <w:szCs w:val="28"/>
+        </w:rPr>
+        <w:t xml:space="preserve">ализуя расчет координаты </w:t>
+      </w:r>
+      <w:r>
+        <w:rPr>
+          <w:iCs/>
+          <w:szCs w:val="28"/>
+        </w:rPr>
+        <w:t>для со</w:t>
+      </w:r>
+      <w:r>
+        <w:rPr>
+          <w:iCs/>
+          <w:szCs w:val="28"/>
+        </w:rPr>
+        <w:t>от</w:t>
+      </w:r>
+      <w:r>
+        <w:rPr>
+          <w:iCs/>
+          <w:szCs w:val="28"/>
+        </w:rPr>
+        <w:t>вет</w:t>
+      </w:r>
+      <w:r>
+        <w:rPr>
+          <w:iCs/>
+          <w:szCs w:val="28"/>
+        </w:rPr>
+        <w:t>ств</w:t>
+      </w:r>
+      <w:r>
+        <w:rPr>
+          <w:iCs/>
+          <w:szCs w:val="28"/>
+        </w:rPr>
+        <w:t>ующего вида движения</w:t>
+      </w:r>
+      <w:r>
+        <w:rPr>
+          <w:iCs/>
+          <w:szCs w:val="28"/>
+        </w:rPr>
+        <w:t>.</w:t>
+      </w:r>
+    </w:p>
+    <w:p>
+      <w:pPr>
+        <w:ind w:firstLine="0"/>
+        <w:rPr>
+          <w:i/>
           <w:iCs/>
           <w:szCs w:val="28"/>
           <w:lang w:val="en-US"/>
         </w:rPr>
+      </w:pPr>
+      <w:r>
+        <w:rPr>
+          <w:iCs/>
+          <w:szCs w:val="28"/>
+        </w:rPr>
+        <w:t xml:space="preserve">Таблица </w:t>
+      </w:r>
+      <w:r>
+        <w:rPr>
+          <w:iCs/>
+          <w:szCs w:val="28"/>
+        </w:rPr>
+        <w:t>1</w:t>
+      </w:r>
+      <w:r>
+        <w:rPr>
+          <w:iCs/>
+          <w:szCs w:val="28"/>
+        </w:rPr>
+        <w:t xml:space="preserve"> – Описание класса </w:t>
+      </w:r>
+      <w:r>
+        <w:rPr>
+          <w:iCs/>
+          <w:szCs w:val="28"/>
+          <w:lang w:val="en-US"/>
+        </w:rPr>
         <w:t>MotionBase</w:t>
       </w:r>
-      <w:proofErr w:type="spellEnd"/>
-      <w:r>
-        <w:rPr>
-          <w:iCs/>
-          <w:szCs w:val="28"/>
-          <w:lang w:val="en-US"/>
-        </w:rPr>
-        <w:t xml:space="preserve">, </w:t>
-      </w:r>
-      <w:proofErr w:type="spellStart"/>
-      <w:r>
-        <w:rPr>
-          <w:iCs/>
-          <w:szCs w:val="28"/>
-          <w:lang w:val="en-US"/>
-        </w:rPr>
-        <w:t>OscillatoryMotion</w:t>
-      </w:r>
-      <w:proofErr w:type="spellEnd"/>
-      <w:r>
-        <w:rPr>
-          <w:iCs/>
-          <w:szCs w:val="28"/>
-          <w:lang w:val="en-US"/>
-        </w:rPr>
-        <w:t xml:space="preserve">, </w:t>
-      </w:r>
-      <w:proofErr w:type="spellStart"/>
-      <w:r>
-        <w:rPr>
-          <w:iCs/>
-          <w:szCs w:val="28"/>
-          <w:lang w:val="en-US"/>
-        </w:rPr>
-        <w:t>UniformlyAcceleratedMotion</w:t>
-      </w:r>
-      <w:proofErr w:type="spellEnd"/>
-      <w:r>
-        <w:rPr>
-          <w:iCs/>
-          <w:szCs w:val="28"/>
-          <w:lang w:val="en-US"/>
-        </w:rPr>
-        <w:t xml:space="preserve">, </w:t>
-      </w:r>
-      <w:proofErr w:type="spellStart"/>
-      <w:r>
-        <w:rPr>
-          <w:iCs/>
-          <w:szCs w:val="28"/>
-          <w:lang w:val="en-US"/>
-        </w:rPr>
-        <w:t>UniformMotion</w:t>
-      </w:r>
-      <w:proofErr w:type="spellEnd"/>
-      <w:r>
-        <w:rPr>
-          <w:iCs/>
-          <w:szCs w:val="28"/>
-          <w:lang w:val="en-US"/>
-        </w:rPr>
-        <w:t xml:space="preserve">. </w:t>
-      </w:r>
-    </w:p>
-    <w:p>
-      <w:pPr>
-        <w:rPr>
-          <w:iCs/>
-          <w:szCs w:val="28"/>
-        </w:rPr>
-      </w:pPr>
-      <w:r>
-        <w:rPr>
-          <w:iCs/>
-          <w:szCs w:val="28"/>
-        </w:rPr>
-        <w:t xml:space="preserve">Класс </w:t>
-      </w:r>
-      <w:proofErr w:type="spellStart"/>
-      <w:r>
-        <w:rPr>
-          <w:iCs/>
-          <w:szCs w:val="28"/>
-        </w:rPr>
-        <w:t>MotionBase</w:t>
-      </w:r>
-      <w:proofErr w:type="spellEnd"/>
-      <w:r>
-        <w:rPr>
-          <w:iCs/>
-          <w:szCs w:val="28"/>
-        </w:rPr>
-        <w:t xml:space="preserve"> </w:t>
-      </w:r>
-      <w:r>
-        <w:rPr>
-          <w:iCs/>
-          <w:szCs w:val="28"/>
-        </w:rPr>
-        <w:t>является абстрактным базовым классом и определяет общ</w:t>
-      </w:r>
-      <w:r>
-        <w:rPr>
-          <w:iCs/>
-          <w:szCs w:val="28"/>
-        </w:rPr>
-        <w:t>ие свойства и методы движений.</w:t>
-      </w:r>
-      <w:r>
-        <w:rPr>
-          <w:iCs/>
-          <w:szCs w:val="28"/>
-        </w:rPr>
-        <w:t xml:space="preserve"> </w:t>
-      </w:r>
-      <w:r>
-        <w:rPr>
-          <w:iCs/>
-          <w:szCs w:val="28"/>
-        </w:rPr>
-        <w:t xml:space="preserve">Классы </w:t>
-      </w:r>
-      <w:proofErr w:type="spellStart"/>
-      <w:r>
-        <w:rPr>
-          <w:iCs/>
-          <w:szCs w:val="28"/>
-        </w:rPr>
-        <w:t>OscillatoryMotion</w:t>
-      </w:r>
-      <w:proofErr w:type="spellEnd"/>
-      <w:r>
-        <w:rPr>
-          <w:iCs/>
-          <w:szCs w:val="28"/>
-        </w:rPr>
-        <w:t xml:space="preserve">, </w:t>
-      </w:r>
-      <w:proofErr w:type="spellStart"/>
-      <w:r>
-        <w:rPr>
-          <w:iCs/>
-          <w:szCs w:val="28"/>
-        </w:rPr>
-        <w:t>UniformlyAcceleratedMotion</w:t>
-      </w:r>
-      <w:proofErr w:type="spellEnd"/>
-      <w:r>
-        <w:rPr>
-          <w:iCs/>
-          <w:szCs w:val="28"/>
-        </w:rPr>
-        <w:t xml:space="preserve">, </w:t>
-      </w:r>
-      <w:proofErr w:type="spellStart"/>
-      <w:r>
-        <w:rPr>
-          <w:iCs/>
-          <w:szCs w:val="28"/>
-        </w:rPr>
-        <w:t>UniformMotion</w:t>
-      </w:r>
-      <w:proofErr w:type="spellEnd"/>
-      <w:r>
-        <w:rPr>
-          <w:iCs/>
-          <w:szCs w:val="28"/>
-        </w:rPr>
-        <w:t xml:space="preserve"> </w:t>
-      </w:r>
-      <w:r>
-        <w:rPr>
-          <w:iCs/>
-          <w:szCs w:val="28"/>
-        </w:rPr>
-        <w:t xml:space="preserve">являются производными и наследуются от класса </w:t>
-      </w:r>
-      <w:proofErr w:type="spellStart"/>
-      <w:r>
-        <w:rPr>
-          <w:iCs/>
-          <w:szCs w:val="28"/>
-        </w:rPr>
-        <w:t>MotionBase</w:t>
-      </w:r>
-      <w:proofErr w:type="spellEnd"/>
-      <w:r>
-        <w:rPr>
-          <w:iCs/>
-          <w:szCs w:val="28"/>
-        </w:rPr>
-        <w:t>,</w:t>
-      </w:r>
-      <w:r>
-        <w:rPr>
-          <w:szCs w:val="28"/>
-        </w:rPr>
-        <w:t xml:space="preserve"> </w:t>
-      </w:r>
-      <w:r>
-        <w:rPr>
-          <w:iCs/>
-          <w:szCs w:val="28"/>
-        </w:rPr>
-        <w:t>ре</w:t>
-      </w:r>
-      <w:r>
-        <w:rPr>
-          <w:iCs/>
-          <w:szCs w:val="28"/>
-        </w:rPr>
-        <w:t xml:space="preserve">ализуя расчет координаты </w:t>
-      </w:r>
-      <w:r>
-        <w:rPr>
-          <w:iCs/>
-          <w:szCs w:val="28"/>
-        </w:rPr>
-        <w:t>для со</w:t>
-      </w:r>
-      <w:r>
-        <w:rPr>
-          <w:iCs/>
-          <w:szCs w:val="28"/>
-        </w:rPr>
-        <w:t>от</w:t>
-      </w:r>
-      <w:r>
-        <w:rPr>
-          <w:iCs/>
-          <w:szCs w:val="28"/>
-        </w:rPr>
-        <w:t>вет</w:t>
-      </w:r>
-      <w:r>
-        <w:rPr>
-          <w:iCs/>
-          <w:szCs w:val="28"/>
-        </w:rPr>
-        <w:t>ств</w:t>
-      </w:r>
-      <w:r>
-        <w:rPr>
-          <w:iCs/>
-          <w:szCs w:val="28"/>
-        </w:rPr>
-        <w:t>ующего вида движения</w:t>
-      </w:r>
-      <w:r>
-        <w:rPr>
-          <w:iCs/>
-          <w:szCs w:val="28"/>
-        </w:rPr>
-        <w:t>.</w:t>
-      </w:r>
-    </w:p>
-    <w:p>
-      <w:pPr>
-        <w:ind w:firstLine="0"/>
-        <w:rPr>
-          <w:i/>
-          <w:iCs/>
-          <w:szCs w:val="28"/>
-          <w:lang w:val="en-US"/>
-        </w:rPr>
-      </w:pPr>
-      <w:r>
-        <w:rPr>
-          <w:iCs/>
-          <w:szCs w:val="28"/>
-        </w:rPr>
-        <w:t xml:space="preserve">Таблица </w:t>
-      </w:r>
-      <w:r>
-        <w:rPr>
-          <w:iCs/>
-          <w:szCs w:val="28"/>
-        </w:rPr>
-        <w:t>1</w:t>
-      </w:r>
-      <w:r>
-        <w:rPr>
-          <w:iCs/>
-          <w:szCs w:val="28"/>
-        </w:rPr>
-        <w:t xml:space="preserve"> – Описание класса </w:t>
-      </w:r>
-      <w:proofErr w:type="spellStart"/>
-      <w:r>
-        <w:rPr>
-          <w:iCs/>
-          <w:szCs w:val="28"/>
-          <w:lang w:val="en-US"/>
-        </w:rPr>
-        <w:t>MotionBase</w:t>
-      </w:r>
-      <w:proofErr w:type="spellEnd"/>
     </w:p>
     <w:tbl>
       <w:tblPr>
@@ -3129,7 +2941,6 @@
                 <w:szCs w:val="28"/>
               </w:rPr>
             </w:pPr>
-            <w:proofErr w:type="spellStart"/>
             <w:r>
               <w:rPr>
                 <w:iCs/>
@@ -3138,7 +2949,6 @@
               </w:rPr>
               <w:t>MotionBase</w:t>
             </w:r>
-            <w:proofErr w:type="spellEnd"/>
             <w:r>
               <w:rPr>
                 <w:szCs w:val="28"/>
@@ -3303,23 +3113,13 @@
               </w:rPr>
               <w:t xml:space="preserve">+ </w:t>
             </w:r>
-            <w:proofErr w:type="spellStart"/>
             <w:r>
               <w:rPr>
                 <w:iCs/>
                 <w:szCs w:val="28"/>
                 <w:lang w:val="en-GB"/>
               </w:rPr>
-              <w:t>InitinalPosition</w:t>
-            </w:r>
-            <w:proofErr w:type="spellEnd"/>
-            <w:r>
-              <w:rPr>
-                <w:iCs/>
-                <w:szCs w:val="28"/>
-                <w:lang w:val="en-GB"/>
-              </w:rPr>
-              <w:t>()</w:t>
+              <w:t>InitinalPosition()</w:t>
             </w:r>
           </w:p>
         </w:tc>
@@ -3694,7 +3494,6 @@
               </w:rPr>
               <w:t xml:space="preserve">+ </w:t>
             </w:r>
-            <w:proofErr w:type="spellStart"/>
             <w:r>
               <w:rPr>
                 <w:iCs/>
@@ -3703,7 +3502,6 @@
               </w:rPr>
               <w:t>GetInfo</w:t>
             </w:r>
-            <w:proofErr w:type="spellEnd"/>
             <w:r>
               <w:rPr>
                 <w:iCs/>
@@ -3792,7 +3590,6 @@
               </w:rPr>
               <w:t xml:space="preserve">+ </w:t>
             </w:r>
-            <w:proofErr w:type="spellStart"/>
             <w:r>
               <w:rPr>
                 <w:iCs/>
@@ -3801,7 +3598,6 @@
               </w:rPr>
               <w:t>GetPosition</w:t>
             </w:r>
-            <w:proofErr w:type="spellEnd"/>
             <w:r>
               <w:rPr>
                 <w:iCs/>
@@ -3889,25 +3685,7 @@
                 <w:szCs w:val="28"/>
                 <w:lang w:val="en-US"/>
               </w:rPr>
-              <w:t xml:space="preserve"># </w:t>
-            </w:r>
-            <w:proofErr w:type="spellStart"/>
-            <w:r>
-              <w:rPr>
-                <w:iCs/>
-                <w:szCs w:val="28"/>
-                <w:lang w:val="en-US"/>
-              </w:rPr>
-              <w:t>ValidateParametrs</w:t>
-            </w:r>
-            <w:proofErr w:type="spellEnd"/>
-            <w:r>
-              <w:rPr>
-                <w:iCs/>
-                <w:szCs w:val="28"/>
-                <w:lang w:val="en-US"/>
-              </w:rPr>
-              <w:t>()</w:t>
+              <w:t># ValidateParametrs()</w:t>
             </w:r>
           </w:p>
         </w:tc>
@@ -4003,7 +3781,6 @@
         </w:rPr>
         <w:t xml:space="preserve"> – Описание класса </w:t>
       </w:r>
-      <w:proofErr w:type="spellStart"/>
       <w:r>
         <w:rPr>
           <w:iCs/>
@@ -4012,7 +3789,6 @@
         </w:rPr>
         <w:t>UniformlyAcceleratedMotion</w:t>
       </w:r>
-      <w:proofErr w:type="spellEnd"/>
     </w:p>
     <w:tbl>
       <w:tblPr>
@@ -4171,7 +3947,6 @@
                 <w:szCs w:val="28"/>
               </w:rPr>
             </w:pPr>
-            <w:proofErr w:type="spellStart"/>
             <w:r>
               <w:rPr>
                 <w:b/>
@@ -4181,7 +3956,6 @@
               </w:rPr>
               <w:t>UniformlyAcceleratedMotion</w:t>
             </w:r>
-            <w:proofErr w:type="spellEnd"/>
             <w:r>
               <w:rPr>
                 <w:szCs w:val="28"/>
@@ -4577,7 +4351,6 @@
               </w:rPr>
               <w:t xml:space="preserve">+ </w:t>
             </w:r>
-            <w:proofErr w:type="spellStart"/>
             <w:r>
               <w:rPr>
                 <w:iCs/>
@@ -4586,7 +4359,6 @@
               </w:rPr>
               <w:t>GetInfo</w:t>
             </w:r>
-            <w:proofErr w:type="spellEnd"/>
             <w:r>
               <w:rPr>
                 <w:iCs/>
@@ -4690,7 +4462,6 @@
               </w:rPr>
               <w:t xml:space="preserve">+ </w:t>
             </w:r>
-            <w:proofErr w:type="spellStart"/>
             <w:r>
               <w:rPr>
                 <w:iCs/>
@@ -4699,7 +4470,6 @@
               </w:rPr>
               <w:t>GetPosition</w:t>
             </w:r>
-            <w:proofErr w:type="spellEnd"/>
             <w:r>
               <w:rPr>
                 <w:iCs/>
@@ -4787,7 +4557,6 @@
               </w:rPr>
               <w:t xml:space="preserve">+ </w:t>
             </w:r>
-            <w:proofErr w:type="spellStart"/>
             <w:r>
               <w:rPr>
                 <w:iCs/>
@@ -4796,7 +4565,6 @@
               </w:rPr>
               <w:t>ValidateParametrs</w:t>
             </w:r>
-            <w:proofErr w:type="spellEnd"/>
             <w:r>
               <w:rPr>
                 <w:iCs/>
@@ -4899,7 +4667,6 @@
         </w:rPr>
         <w:t xml:space="preserve"> – Описание класса </w:t>
       </w:r>
-      <w:proofErr w:type="spellStart"/>
       <w:r>
         <w:rPr>
           <w:iCs/>
@@ -4908,7 +4675,6 @@
         </w:rPr>
         <w:t>UniformMotion</w:t>
       </w:r>
-      <w:proofErr w:type="spellEnd"/>
     </w:p>
     <w:tbl>
       <w:tblPr>
@@ -5068,7 +4834,6 @@
                 <w:szCs w:val="28"/>
               </w:rPr>
             </w:pPr>
-            <w:proofErr w:type="spellStart"/>
             <w:r>
               <w:rPr>
                 <w:iCs/>
@@ -5077,7 +4842,6 @@
               </w:rPr>
               <w:t>UniformMotion</w:t>
             </w:r>
-            <w:proofErr w:type="spellEnd"/>
             <w:r>
               <w:rPr>
                 <w:szCs w:val="28"/>
@@ -5378,7 +5142,6 @@
               </w:rPr>
               <w:t xml:space="preserve">+ </w:t>
             </w:r>
-            <w:proofErr w:type="spellStart"/>
             <w:r>
               <w:rPr>
                 <w:iCs/>
@@ -5387,7 +5150,6 @@
               </w:rPr>
               <w:t>GetPosition</w:t>
             </w:r>
-            <w:proofErr w:type="spellEnd"/>
             <w:r>
               <w:rPr>
                 <w:iCs/>
@@ -5476,7 +5238,6 @@
         </w:rPr>
         <w:t xml:space="preserve">Таблица 4 – Описание класса </w:t>
       </w:r>
-      <w:proofErr w:type="spellStart"/>
       <w:r>
         <w:rPr>
           <w:iCs/>
@@ -5485,7 +5246,6 @@
         </w:rPr>
         <w:t>OscillatoryMotion</w:t>
       </w:r>
-      <w:proofErr w:type="spellEnd"/>
     </w:p>
     <w:tbl>
       <w:tblPr>
@@ -5644,7 +5404,6 @@
                 <w:szCs w:val="28"/>
               </w:rPr>
             </w:pPr>
-            <w:proofErr w:type="spellStart"/>
             <w:r>
               <w:rPr>
                 <w:iCs/>
@@ -5653,7 +5412,6 @@
               </w:rPr>
               <w:t>OscillatoryMotion</w:t>
             </w:r>
-            <w:proofErr w:type="spellEnd"/>
             <w:r>
               <w:rPr>
                 <w:szCs w:val="28"/>
@@ -6040,7 +5798,6 @@
               </w:rPr>
               <w:t xml:space="preserve">+ </w:t>
             </w:r>
-            <w:proofErr w:type="spellStart"/>
             <w:r>
               <w:rPr>
                 <w:iCs/>
@@ -6049,7 +5806,6 @@
               </w:rPr>
               <w:t>GetPosition</w:t>
             </w:r>
-            <w:proofErr w:type="spellEnd"/>
             <w:r>
               <w:rPr>
                 <w:iCs/>
@@ -6146,7 +5902,6 @@
               </w:rPr>
               <w:t xml:space="preserve">+ </w:t>
             </w:r>
-            <w:proofErr w:type="spellStart"/>
             <w:r>
               <w:rPr>
                 <w:iCs/>
@@ -6155,7 +5910,6 @@
               </w:rPr>
               <w:t>GetInfo</w:t>
             </w:r>
-            <w:proofErr w:type="spellEnd"/>
             <w:r>
               <w:rPr>
                 <w:iCs/>
@@ -6258,7 +6012,6 @@
               </w:rPr>
               <w:t xml:space="preserve">+ </w:t>
             </w:r>
-            <w:proofErr w:type="spellStart"/>
             <w:r>
               <w:rPr>
                 <w:iCs/>
@@ -6267,7 +6020,6 @@
               </w:rPr>
               <w:t>ValidateParametrs</w:t>
             </w:r>
-            <w:proofErr w:type="spellEnd"/>
             <w:r>
               <w:rPr>
                 <w:iCs/>
@@ -6396,7 +6148,6 @@
         </w:rPr>
         <w:t xml:space="preserve">описания интерфейса </w:t>
       </w:r>
-      <w:proofErr w:type="spellStart"/>
       <w:r>
         <w:rPr>
           <w:iCs/>
@@ -6405,7 +6156,6 @@
         </w:rPr>
         <w:t>IMotionInput</w:t>
       </w:r>
-      <w:proofErr w:type="spellEnd"/>
       <w:r>
         <w:rPr>
           <w:iCs/>
@@ -6427,27 +6177,9 @@
         </w:rPr>
         <w:t xml:space="preserve">классов </w:t>
       </w:r>
-      <w:proofErr w:type="spellStart"/>
-      <w:r>
-        <w:t>UniformMotionControl</w:t>
-      </w:r>
-      <w:proofErr w:type="spellEnd"/>
-      <w:r>
-        <w:t xml:space="preserve">, </w:t>
-      </w:r>
-      <w:proofErr w:type="spellStart"/>
-      <w:r>
-        <w:t>AcceleratedMotionControl</w:t>
-      </w:r>
-      <w:proofErr w:type="spellEnd"/>
-      <w:r>
-        <w:t xml:space="preserve"> и </w:t>
-      </w:r>
-      <w:proofErr w:type="spellStart"/>
-      <w:r>
-        <w:t>OscillatoryMotionControl</w:t>
-      </w:r>
-      <w:proofErr w:type="spellEnd"/>
+      <w:r>
+        <w:t>UniformMotionControl, AcceleratedMotionControl и OscillatoryMotionControl</w:t>
+      </w:r>
       <w:r>
         <w:rPr>
           <w:iCs/>
@@ -6464,7 +6196,6 @@
         </w:rPr>
         <w:t xml:space="preserve">Интерфейс </w:t>
       </w:r>
-      <w:proofErr w:type="spellStart"/>
       <w:r>
         <w:rPr>
           <w:iCs/>
@@ -6473,7 +6204,6 @@
         </w:rPr>
         <w:t>IMotionInput</w:t>
       </w:r>
-      <w:proofErr w:type="spellEnd"/>
       <w:r>
         <w:rPr>
           <w:iCs/>
@@ -6482,31 +6212,7 @@
         <w:t xml:space="preserve"> реализует методы получения объекта движения. </w:t>
       </w:r>
       <w:r>
-        <w:t xml:space="preserve">Классы </w:t>
-      </w:r>
-      <w:proofErr w:type="spellStart"/>
-      <w:r>
-        <w:t>UniformMotionControl</w:t>
-      </w:r>
-      <w:proofErr w:type="spellEnd"/>
-      <w:r>
-        <w:t xml:space="preserve">, </w:t>
-      </w:r>
-      <w:proofErr w:type="spellStart"/>
-      <w:r>
-        <w:t>AcceleratedMotionControl</w:t>
-      </w:r>
-      <w:proofErr w:type="spellEnd"/>
-      <w:r>
-        <w:t xml:space="preserve"> и </w:t>
-      </w:r>
-      <w:proofErr w:type="spellStart"/>
-      <w:r>
-        <w:t>OscillatoryMotionControl</w:t>
-      </w:r>
-      <w:proofErr w:type="spellEnd"/>
-      <w:r>
-        <w:t xml:space="preserve"> реализуют этот интерфейс, предоставляя </w:t>
+        <w:t xml:space="preserve">Классы UniformMotionControl, AcceleratedMotionControl и OscillatoryMotionControl реализуют этот интерфейс, предоставляя </w:t>
       </w:r>
       <w:r>
         <w:t xml:space="preserve">возможность </w:t>
@@ -6542,7 +6248,6 @@
         </w:rPr>
         <w:t xml:space="preserve"> – Описание интерфейса </w:t>
       </w:r>
-      <w:proofErr w:type="spellStart"/>
       <w:r>
         <w:rPr>
           <w:iCs/>
@@ -6551,7 +6256,6 @@
         </w:rPr>
         <w:t>IMotionInput</w:t>
       </w:r>
-      <w:proofErr w:type="spellEnd"/>
     </w:p>
     <w:tbl>
       <w:tblPr>
@@ -6710,7 +6414,6 @@
                 <w:szCs w:val="28"/>
               </w:rPr>
             </w:pPr>
-            <w:proofErr w:type="spellStart"/>
             <w:r>
               <w:rPr>
                 <w:b/>
@@ -6720,7 +6423,6 @@
               </w:rPr>
               <w:t>IMotionInput</w:t>
             </w:r>
-            <w:proofErr w:type="spellEnd"/>
             <w:r>
               <w:rPr>
                 <w:szCs w:val="28"/>
@@ -6810,53 +6512,41 @@
               </w:rPr>
               <w:t xml:space="preserve">+ </w:t>
             </w:r>
-            <w:proofErr w:type="spellStart"/>
             <w:r>
               <w:rPr>
                 <w:iCs/>
                 <w:szCs w:val="28"/>
                 <w:lang w:val="en-US"/>
               </w:rPr>
-              <w:t>GetMotion</w:t>
-            </w:r>
-            <w:proofErr w:type="spellEnd"/>
-            <w:r>
-              <w:rPr>
+              <w:t>GetMotion()</w:t>
+            </w:r>
+          </w:p>
+        </w:tc>
+        <w:tc>
+          <w:tcPr>
+            <w:tcW w:w="1885" w:type="dxa"/>
+            <w:vAlign w:val="center"/>
+          </w:tcPr>
+          <w:p>
+            <w:pPr>
+              <w:spacing w:line="240" w:lineRule="auto"/>
+              <w:ind w:firstLine="0"/>
+              <w:jc w:val="center"/>
+              <w:rPr>
+                <w:i/>
                 <w:iCs/>
                 <w:szCs w:val="28"/>
                 <w:lang w:val="en-US"/>
               </w:rPr>
-              <w:t>()</w:t>
-            </w:r>
-          </w:p>
-        </w:tc>
-        <w:tc>
-          <w:tcPr>
-            <w:tcW w:w="1885" w:type="dxa"/>
-            <w:vAlign w:val="center"/>
-          </w:tcPr>
-          <w:p>
-            <w:pPr>
-              <w:spacing w:line="240" w:lineRule="auto"/>
-              <w:ind w:firstLine="0"/>
-              <w:jc w:val="center"/>
-              <w:rPr>
-                <w:i/>
+            </w:pPr>
+            <w:r>
+              <w:rPr>
                 <w:iCs/>
                 <w:szCs w:val="28"/>
                 <w:lang w:val="en-US"/>
               </w:rPr>
-            </w:pPr>
-            <w:proofErr w:type="spellStart"/>
-            <w:r>
-              <w:rPr>
-                <w:iCs/>
-                <w:szCs w:val="28"/>
-                <w:lang w:val="en-US"/>
-              </w:rPr>
               <w:t>MotionBase</w:t>
             </w:r>
-            <w:proofErr w:type="spellEnd"/>
           </w:p>
         </w:tc>
         <w:tc>
@@ -6912,23 +6602,13 @@
               </w:rPr>
               <w:t xml:space="preserve">+ </w:t>
             </w:r>
-            <w:proofErr w:type="spellStart"/>
             <w:r>
               <w:rPr>
                 <w:iCs/>
                 <w:szCs w:val="28"/>
                 <w:lang w:val="en-GB"/>
               </w:rPr>
-              <w:t>ValidateInput</w:t>
-            </w:r>
-            <w:proofErr w:type="spellEnd"/>
-            <w:r>
-              <w:rPr>
-                <w:iCs/>
-                <w:szCs w:val="28"/>
-                <w:lang w:val="en-GB"/>
-              </w:rPr>
-              <w:t>()</w:t>
+              <w:t>ValidateInput()</w:t>
             </w:r>
           </w:p>
         </w:tc>
@@ -7037,11 +6717,9 @@
         </w:rPr>
         <w:t xml:space="preserve"> – Описание класса </w:t>
       </w:r>
-      <w:proofErr w:type="spellStart"/>
       <w:r>
         <w:t>UniformMotionControl</w:t>
       </w:r>
-      <w:proofErr w:type="spellEnd"/>
     </w:p>
     <w:tbl>
       <w:tblPr>
@@ -7201,11 +6879,9 @@
                 <w:szCs w:val="28"/>
               </w:rPr>
             </w:pPr>
-            <w:proofErr w:type="spellStart"/>
             <w:r>
               <w:t>UniformMotionControl</w:t>
             </w:r>
-            <w:proofErr w:type="spellEnd"/>
             <w:r>
               <w:rPr>
                 <w:szCs w:val="28"/>
@@ -7232,7 +6908,6 @@
               </w:rPr>
               <w:t xml:space="preserve">, реализующий интерфейс </w:t>
             </w:r>
-            <w:proofErr w:type="spellStart"/>
             <w:r>
               <w:rPr>
                 <w:iCs/>
@@ -7241,7 +6916,6 @@
               </w:rPr>
               <w:t>IMotionInput</w:t>
             </w:r>
-            <w:proofErr w:type="spellEnd"/>
             <w:r>
               <w:rPr>
                 <w:iCs/>
@@ -7312,47 +6986,35 @@
                 <w:szCs w:val="28"/>
                 <w:lang w:val="en-US"/>
               </w:rPr>
-              <w:t>_</w:t>
-            </w:r>
-            <w:proofErr w:type="spellStart"/>
-            <w:r>
-              <w:rPr>
+              <w:t>_validateInitial</w:t>
+            </w:r>
+          </w:p>
+        </w:tc>
+        <w:tc>
+          <w:tcPr>
+            <w:tcW w:w="3115" w:type="dxa"/>
+            <w:vAlign w:val="center"/>
+          </w:tcPr>
+          <w:p>
+            <w:pPr>
+              <w:spacing w:line="240" w:lineRule="auto"/>
+              <w:ind w:firstLine="0"/>
+              <w:jc w:val="center"/>
+              <w:rPr>
+                <w:i/>
                 <w:iCs/>
                 <w:szCs w:val="28"/>
                 <w:lang w:val="en-US"/>
               </w:rPr>
-              <w:t>validateInitial</w:t>
-            </w:r>
-            <w:proofErr w:type="spellEnd"/>
-          </w:p>
-        </w:tc>
-        <w:tc>
-          <w:tcPr>
-            <w:tcW w:w="3115" w:type="dxa"/>
-            <w:vAlign w:val="center"/>
-          </w:tcPr>
-          <w:p>
-            <w:pPr>
-              <w:spacing w:line="240" w:lineRule="auto"/>
-              <w:ind w:firstLine="0"/>
-              <w:jc w:val="center"/>
-              <w:rPr>
-                <w:i/>
+            </w:pPr>
+            <w:r>
+              <w:rPr>
                 <w:iCs/>
                 <w:szCs w:val="28"/>
                 <w:lang w:val="en-US"/>
               </w:rPr>
-            </w:pPr>
-            <w:proofErr w:type="spellStart"/>
-            <w:r>
-              <w:rPr>
-                <w:iCs/>
-                <w:szCs w:val="28"/>
-                <w:lang w:val="en-US"/>
-              </w:rPr>
               <w:t>DoubleValidator</w:t>
             </w:r>
-            <w:proofErr w:type="spellEnd"/>
           </w:p>
         </w:tc>
         <w:tc>
@@ -7406,17 +7068,8 @@
                 <w:iCs/>
                 <w:szCs w:val="28"/>
               </w:rPr>
-              <w:t>_</w:t>
-            </w:r>
-            <w:proofErr w:type="spellStart"/>
-            <w:r>
-              <w:rPr>
-                <w:iCs/>
-                <w:szCs w:val="28"/>
-              </w:rPr>
-              <w:t>validateSpeed</w:t>
-            </w:r>
-            <w:proofErr w:type="spellEnd"/>
+              <w:t>_validateSpeed</w:t>
+            </w:r>
           </w:p>
         </w:tc>
         <w:tc>
@@ -7435,7 +7088,6 @@
                 <w:lang w:val="en-GB"/>
               </w:rPr>
             </w:pPr>
-            <w:proofErr w:type="spellStart"/>
             <w:r>
               <w:rPr>
                 <w:iCs/>
@@ -7444,7 +7096,6 @@
               </w:rPr>
               <w:t>DoubleValidator</w:t>
             </w:r>
-            <w:proofErr w:type="spellEnd"/>
           </w:p>
         </w:tc>
         <w:tc>
@@ -7499,47 +7150,35 @@
                 <w:szCs w:val="28"/>
                 <w:lang w:val="en-US"/>
               </w:rPr>
-              <w:t>_</w:t>
-            </w:r>
-            <w:proofErr w:type="spellStart"/>
-            <w:r>
-              <w:rPr>
+              <w:t>_validateTime</w:t>
+            </w:r>
+          </w:p>
+        </w:tc>
+        <w:tc>
+          <w:tcPr>
+            <w:tcW w:w="3115" w:type="dxa"/>
+            <w:vAlign w:val="center"/>
+          </w:tcPr>
+          <w:p>
+            <w:pPr>
+              <w:spacing w:line="240" w:lineRule="auto"/>
+              <w:ind w:firstLine="0"/>
+              <w:jc w:val="center"/>
+              <w:rPr>
+                <w:i/>
                 <w:iCs/>
                 <w:szCs w:val="28"/>
                 <w:lang w:val="en-US"/>
               </w:rPr>
-              <w:t>validateTime</w:t>
-            </w:r>
-            <w:proofErr w:type="spellEnd"/>
-          </w:p>
-        </w:tc>
-        <w:tc>
-          <w:tcPr>
-            <w:tcW w:w="3115" w:type="dxa"/>
-            <w:vAlign w:val="center"/>
-          </w:tcPr>
-          <w:p>
-            <w:pPr>
-              <w:spacing w:line="240" w:lineRule="auto"/>
-              <w:ind w:firstLine="0"/>
-              <w:jc w:val="center"/>
-              <w:rPr>
-                <w:i/>
+            </w:pPr>
+            <w:r>
+              <w:rPr>
                 <w:iCs/>
                 <w:szCs w:val="28"/>
                 <w:lang w:val="en-US"/>
               </w:rPr>
-            </w:pPr>
-            <w:proofErr w:type="spellStart"/>
-            <w:r>
-              <w:rPr>
-                <w:iCs/>
-                <w:szCs w:val="28"/>
-                <w:lang w:val="en-US"/>
-              </w:rPr>
               <w:t>DoubleValidator</w:t>
             </w:r>
-            <w:proofErr w:type="spellEnd"/>
           </w:p>
         </w:tc>
         <w:tc>
@@ -7635,53 +7274,41 @@
               </w:rPr>
               <w:t xml:space="preserve">+ </w:t>
             </w:r>
-            <w:proofErr w:type="spellStart"/>
             <w:r>
               <w:rPr>
                 <w:iCs/>
                 <w:szCs w:val="28"/>
                 <w:lang w:val="en-US"/>
               </w:rPr>
-              <w:t>GetMotion</w:t>
-            </w:r>
-            <w:proofErr w:type="spellEnd"/>
-            <w:r>
-              <w:rPr>
+              <w:t>GetMotion()</w:t>
+            </w:r>
+          </w:p>
+        </w:tc>
+        <w:tc>
+          <w:tcPr>
+            <w:tcW w:w="3115" w:type="dxa"/>
+            <w:vAlign w:val="center"/>
+          </w:tcPr>
+          <w:p>
+            <w:pPr>
+              <w:spacing w:line="240" w:lineRule="auto"/>
+              <w:ind w:firstLine="0"/>
+              <w:jc w:val="center"/>
+              <w:rPr>
+                <w:i/>
                 <w:iCs/>
                 <w:szCs w:val="28"/>
                 <w:lang w:val="en-US"/>
               </w:rPr>
-              <w:t>()</w:t>
-            </w:r>
-          </w:p>
-        </w:tc>
-        <w:tc>
-          <w:tcPr>
-            <w:tcW w:w="3115" w:type="dxa"/>
-            <w:vAlign w:val="center"/>
-          </w:tcPr>
-          <w:p>
-            <w:pPr>
-              <w:spacing w:line="240" w:lineRule="auto"/>
-              <w:ind w:firstLine="0"/>
-              <w:jc w:val="center"/>
-              <w:rPr>
-                <w:i/>
+            </w:pPr>
+            <w:r>
+              <w:rPr>
                 <w:iCs/>
                 <w:szCs w:val="28"/>
                 <w:lang w:val="en-US"/>
               </w:rPr>
-            </w:pPr>
-            <w:proofErr w:type="spellStart"/>
-            <w:r>
-              <w:rPr>
-                <w:iCs/>
-                <w:szCs w:val="28"/>
-                <w:lang w:val="en-US"/>
-              </w:rPr>
               <w:t>MotionBase</w:t>
             </w:r>
-            <w:proofErr w:type="spellEnd"/>
           </w:p>
         </w:tc>
         <w:tc>
@@ -7738,23 +7365,13 @@
               </w:rPr>
               <w:t xml:space="preserve">+ </w:t>
             </w:r>
-            <w:proofErr w:type="spellStart"/>
             <w:r>
               <w:rPr>
                 <w:iCs/>
                 <w:szCs w:val="28"/>
                 <w:lang w:val="en-GB"/>
               </w:rPr>
-              <w:t>ParseDouble</w:t>
-            </w:r>
-            <w:proofErr w:type="spellEnd"/>
-            <w:r>
-              <w:rPr>
-                <w:iCs/>
-                <w:szCs w:val="28"/>
-                <w:lang w:val="en-GB"/>
-              </w:rPr>
-              <w:t>(string)</w:t>
+              <w:t>ParseDouble(string)</w:t>
             </w:r>
           </w:p>
         </w:tc>
@@ -7853,23 +7470,13 @@
               <w:lastRenderedPageBreak/>
               <w:t xml:space="preserve">+ </w:t>
             </w:r>
-            <w:proofErr w:type="spellStart"/>
             <w:r>
               <w:rPr>
                 <w:iCs/>
                 <w:szCs w:val="28"/>
                 <w:lang w:val="en-GB"/>
               </w:rPr>
-              <w:t>ValidateInput</w:t>
-            </w:r>
-            <w:proofErr w:type="spellEnd"/>
-            <w:r>
-              <w:rPr>
-                <w:iCs/>
-                <w:szCs w:val="28"/>
-                <w:lang w:val="en-GB"/>
-              </w:rPr>
-              <w:t>()</w:t>
+              <w:t>ValidateInput()</w:t>
             </w:r>
           </w:p>
         </w:tc>
@@ -7978,11 +7585,9 @@
         </w:rPr>
         <w:t xml:space="preserve"> – Описание класса </w:t>
       </w:r>
-      <w:proofErr w:type="spellStart"/>
       <w:r>
         <w:t>OscillatoryMotionControl</w:t>
       </w:r>
-      <w:proofErr w:type="spellEnd"/>
     </w:p>
     <w:tbl>
       <w:tblPr>
@@ -8142,11 +7747,9 @@
                 <w:szCs w:val="28"/>
               </w:rPr>
             </w:pPr>
-            <w:proofErr w:type="spellStart"/>
             <w:r>
               <w:t>OscillatoryMotionControl</w:t>
             </w:r>
-            <w:proofErr w:type="spellEnd"/>
             <w:r>
               <w:rPr>
                 <w:szCs w:val="28"/>
@@ -8160,7 +7763,6 @@
               </w:rPr>
               <w:t xml:space="preserve">класс, реализующий интерфейс </w:t>
             </w:r>
-            <w:proofErr w:type="spellStart"/>
             <w:r>
               <w:rPr>
                 <w:iCs/>
@@ -8169,7 +7771,6 @@
               </w:rPr>
               <w:t>IMotionInput</w:t>
             </w:r>
-            <w:proofErr w:type="spellEnd"/>
             <w:r>
               <w:rPr>
                 <w:iCs/>
@@ -8240,47 +7841,35 @@
                 <w:szCs w:val="28"/>
                 <w:lang w:val="en-US"/>
               </w:rPr>
-              <w:t>_</w:t>
-            </w:r>
-            <w:proofErr w:type="spellStart"/>
-            <w:r>
-              <w:rPr>
+              <w:t>_validateInitial</w:t>
+            </w:r>
+          </w:p>
+        </w:tc>
+        <w:tc>
+          <w:tcPr>
+            <w:tcW w:w="3115" w:type="dxa"/>
+            <w:vAlign w:val="center"/>
+          </w:tcPr>
+          <w:p>
+            <w:pPr>
+              <w:spacing w:line="240" w:lineRule="auto"/>
+              <w:ind w:firstLine="0"/>
+              <w:jc w:val="center"/>
+              <w:rPr>
+                <w:i/>
                 <w:iCs/>
                 <w:szCs w:val="28"/>
                 <w:lang w:val="en-US"/>
               </w:rPr>
-              <w:t>validateInitial</w:t>
-            </w:r>
-            <w:proofErr w:type="spellEnd"/>
-          </w:p>
-        </w:tc>
-        <w:tc>
-          <w:tcPr>
-            <w:tcW w:w="3115" w:type="dxa"/>
-            <w:vAlign w:val="center"/>
-          </w:tcPr>
-          <w:p>
-            <w:pPr>
-              <w:spacing w:line="240" w:lineRule="auto"/>
-              <w:ind w:firstLine="0"/>
-              <w:jc w:val="center"/>
-              <w:rPr>
-                <w:i/>
+            </w:pPr>
+            <w:r>
+              <w:rPr>
                 <w:iCs/>
                 <w:szCs w:val="28"/>
                 <w:lang w:val="en-US"/>
               </w:rPr>
-            </w:pPr>
-            <w:proofErr w:type="spellStart"/>
-            <w:r>
-              <w:rPr>
-                <w:iCs/>
-                <w:szCs w:val="28"/>
-                <w:lang w:val="en-US"/>
-              </w:rPr>
               <w:t>DoubleValidator</w:t>
             </w:r>
-            <w:proofErr w:type="spellEnd"/>
           </w:p>
         </w:tc>
         <w:tc>
@@ -8334,17 +7923,8 @@
                 <w:iCs/>
                 <w:szCs w:val="28"/>
               </w:rPr>
-              <w:t>_</w:t>
-            </w:r>
-            <w:proofErr w:type="spellStart"/>
-            <w:r>
-              <w:rPr>
-                <w:iCs/>
-                <w:szCs w:val="28"/>
-              </w:rPr>
-              <w:t>validateSpeed</w:t>
-            </w:r>
-            <w:proofErr w:type="spellEnd"/>
+              <w:t>_validateSpeed</w:t>
+            </w:r>
           </w:p>
         </w:tc>
         <w:tc>
@@ -8363,7 +7943,6 @@
                 <w:lang w:val="en-GB"/>
               </w:rPr>
             </w:pPr>
-            <w:proofErr w:type="spellStart"/>
             <w:r>
               <w:rPr>
                 <w:iCs/>
@@ -8372,7 +7951,6 @@
               </w:rPr>
               <w:t>DoubleValidator</w:t>
             </w:r>
-            <w:proofErr w:type="spellEnd"/>
           </w:p>
         </w:tc>
         <w:tc>
@@ -8427,47 +8005,35 @@
                 <w:szCs w:val="28"/>
                 <w:lang w:val="en-US"/>
               </w:rPr>
-              <w:t>_</w:t>
-            </w:r>
-            <w:proofErr w:type="spellStart"/>
-            <w:r>
-              <w:rPr>
+              <w:t>_validateTime</w:t>
+            </w:r>
+          </w:p>
+        </w:tc>
+        <w:tc>
+          <w:tcPr>
+            <w:tcW w:w="3115" w:type="dxa"/>
+            <w:vAlign w:val="center"/>
+          </w:tcPr>
+          <w:p>
+            <w:pPr>
+              <w:spacing w:line="240" w:lineRule="auto"/>
+              <w:ind w:firstLine="0"/>
+              <w:jc w:val="center"/>
+              <w:rPr>
+                <w:i/>
                 <w:iCs/>
                 <w:szCs w:val="28"/>
                 <w:lang w:val="en-US"/>
               </w:rPr>
-              <w:t>validateTime</w:t>
-            </w:r>
-            <w:proofErr w:type="spellEnd"/>
-          </w:p>
-        </w:tc>
-        <w:tc>
-          <w:tcPr>
-            <w:tcW w:w="3115" w:type="dxa"/>
-            <w:vAlign w:val="center"/>
-          </w:tcPr>
-          <w:p>
-            <w:pPr>
-              <w:spacing w:line="240" w:lineRule="auto"/>
-              <w:ind w:firstLine="0"/>
-              <w:jc w:val="center"/>
-              <w:rPr>
-                <w:i/>
+            </w:pPr>
+            <w:r>
+              <w:rPr>
                 <w:iCs/>
                 <w:szCs w:val="28"/>
                 <w:lang w:val="en-US"/>
               </w:rPr>
-            </w:pPr>
-            <w:proofErr w:type="spellStart"/>
-            <w:r>
-              <w:rPr>
-                <w:iCs/>
-                <w:szCs w:val="28"/>
-                <w:lang w:val="en-US"/>
-              </w:rPr>
               <w:t>DoubleValidator</w:t>
             </w:r>
-            <w:proofErr w:type="spellEnd"/>
           </w:p>
         </w:tc>
         <w:tc>
@@ -8522,46 +8088,34 @@
                 <w:szCs w:val="28"/>
                 <w:lang w:val="en-US"/>
               </w:rPr>
-              <w:t>_</w:t>
-            </w:r>
-            <w:proofErr w:type="spellStart"/>
-            <w:r>
+              <w:t>_validateFrequency</w:t>
+            </w:r>
+          </w:p>
+        </w:tc>
+        <w:tc>
+          <w:tcPr>
+            <w:tcW w:w="3115" w:type="dxa"/>
+            <w:vAlign w:val="center"/>
+          </w:tcPr>
+          <w:p>
+            <w:pPr>
+              <w:spacing w:line="240" w:lineRule="auto"/>
+              <w:ind w:firstLine="0"/>
+              <w:jc w:val="center"/>
               <w:rPr>
                 <w:iCs/>
                 <w:szCs w:val="28"/>
                 <w:lang w:val="en-US"/>
               </w:rPr>
-              <w:t>validateFrequency</w:t>
-            </w:r>
-            <w:proofErr w:type="spellEnd"/>
-          </w:p>
-        </w:tc>
-        <w:tc>
-          <w:tcPr>
-            <w:tcW w:w="3115" w:type="dxa"/>
-            <w:vAlign w:val="center"/>
-          </w:tcPr>
-          <w:p>
-            <w:pPr>
-              <w:spacing w:line="240" w:lineRule="auto"/>
-              <w:ind w:firstLine="0"/>
-              <w:jc w:val="center"/>
+            </w:pPr>
+            <w:r>
               <w:rPr>
                 <w:iCs/>
                 <w:szCs w:val="28"/>
                 <w:lang w:val="en-US"/>
               </w:rPr>
-            </w:pPr>
-            <w:proofErr w:type="spellStart"/>
-            <w:r>
-              <w:rPr>
-                <w:iCs/>
-                <w:szCs w:val="28"/>
-                <w:lang w:val="en-US"/>
-              </w:rPr>
               <w:t>DoubleValidator</w:t>
             </w:r>
-            <w:proofErr w:type="spellEnd"/>
           </w:p>
         </w:tc>
         <w:tc>
@@ -8656,53 +8210,41 @@
               </w:rPr>
               <w:t xml:space="preserve">+ </w:t>
             </w:r>
-            <w:proofErr w:type="spellStart"/>
             <w:r>
               <w:rPr>
                 <w:iCs/>
                 <w:szCs w:val="28"/>
                 <w:lang w:val="en-US"/>
               </w:rPr>
-              <w:t>GetMotion</w:t>
-            </w:r>
-            <w:proofErr w:type="spellEnd"/>
-            <w:r>
-              <w:rPr>
+              <w:t>GetMotion()</w:t>
+            </w:r>
+          </w:p>
+        </w:tc>
+        <w:tc>
+          <w:tcPr>
+            <w:tcW w:w="3115" w:type="dxa"/>
+            <w:vAlign w:val="center"/>
+          </w:tcPr>
+          <w:p>
+            <w:pPr>
+              <w:spacing w:line="240" w:lineRule="auto"/>
+              <w:ind w:firstLine="0"/>
+              <w:jc w:val="center"/>
+              <w:rPr>
+                <w:i/>
                 <w:iCs/>
                 <w:szCs w:val="28"/>
                 <w:lang w:val="en-US"/>
               </w:rPr>
-              <w:t>()</w:t>
-            </w:r>
-          </w:p>
-        </w:tc>
-        <w:tc>
-          <w:tcPr>
-            <w:tcW w:w="3115" w:type="dxa"/>
-            <w:vAlign w:val="center"/>
-          </w:tcPr>
-          <w:p>
-            <w:pPr>
-              <w:spacing w:line="240" w:lineRule="auto"/>
-              <w:ind w:firstLine="0"/>
-              <w:jc w:val="center"/>
-              <w:rPr>
-                <w:i/>
+            </w:pPr>
+            <w:r>
+              <w:rPr>
                 <w:iCs/>
                 <w:szCs w:val="28"/>
                 <w:lang w:val="en-US"/>
               </w:rPr>
-            </w:pPr>
-            <w:proofErr w:type="spellStart"/>
-            <w:r>
-              <w:rPr>
-                <w:iCs/>
-                <w:szCs w:val="28"/>
-                <w:lang w:val="en-US"/>
-              </w:rPr>
               <w:t>MotionBase</w:t>
             </w:r>
-            <w:proofErr w:type="spellEnd"/>
           </w:p>
         </w:tc>
         <w:tc>
@@ -8759,23 +8301,13 @@
               </w:rPr>
               <w:t xml:space="preserve">+ </w:t>
             </w:r>
-            <w:proofErr w:type="spellStart"/>
             <w:r>
               <w:rPr>
                 <w:iCs/>
                 <w:szCs w:val="28"/>
                 <w:lang w:val="en-GB"/>
               </w:rPr>
-              <w:t>ParseDouble</w:t>
-            </w:r>
-            <w:proofErr w:type="spellEnd"/>
-            <w:r>
-              <w:rPr>
-                <w:iCs/>
-                <w:szCs w:val="28"/>
-                <w:lang w:val="en-GB"/>
-              </w:rPr>
-              <w:t>(string)</w:t>
+              <w:t>ParseDouble(string)</w:t>
             </w:r>
           </w:p>
         </w:tc>
@@ -8873,23 +8405,13 @@
               </w:rPr>
               <w:t xml:space="preserve">+ </w:t>
             </w:r>
-            <w:proofErr w:type="spellStart"/>
             <w:r>
               <w:rPr>
                 <w:iCs/>
                 <w:szCs w:val="28"/>
                 <w:lang w:val="en-GB"/>
               </w:rPr>
-              <w:t>ValidateInput</w:t>
-            </w:r>
-            <w:proofErr w:type="spellEnd"/>
-            <w:r>
-              <w:rPr>
-                <w:iCs/>
-                <w:szCs w:val="28"/>
-                <w:lang w:val="en-GB"/>
-              </w:rPr>
-              <w:t>()</w:t>
+              <w:t>ValidateInput()</w:t>
             </w:r>
           </w:p>
         </w:tc>
@@ -8998,11 +8520,9 @@
         </w:rPr>
         <w:t xml:space="preserve"> – Описание класса </w:t>
       </w:r>
-      <w:proofErr w:type="spellStart"/>
       <w:r>
         <w:t>AcceleratedMotionControl</w:t>
       </w:r>
-      <w:proofErr w:type="spellEnd"/>
     </w:p>
     <w:tbl>
       <w:tblPr>
@@ -9162,11 +8682,9 @@
                 <w:szCs w:val="28"/>
               </w:rPr>
             </w:pPr>
-            <w:proofErr w:type="spellStart"/>
             <w:r>
               <w:t>AcceleratedMotionControl</w:t>
             </w:r>
-            <w:proofErr w:type="spellEnd"/>
             <w:r>
               <w:rPr>
                 <w:szCs w:val="28"/>
@@ -9186,7 +8704,6 @@
               </w:rPr>
               <w:t xml:space="preserve">класс, реализующий интерфейс </w:t>
             </w:r>
-            <w:proofErr w:type="spellStart"/>
             <w:r>
               <w:rPr>
                 <w:iCs/>
@@ -9195,7 +8712,6 @@
               </w:rPr>
               <w:t>IMotionInput</w:t>
             </w:r>
-            <w:proofErr w:type="spellEnd"/>
             <w:r>
               <w:rPr>
                 <w:iCs/>
@@ -9280,47 +8796,35 @@
                 <w:szCs w:val="28"/>
                 <w:lang w:val="en-US"/>
               </w:rPr>
-              <w:t>_</w:t>
-            </w:r>
-            <w:proofErr w:type="spellStart"/>
-            <w:r>
-              <w:rPr>
+              <w:t>_validateInitial</w:t>
+            </w:r>
+          </w:p>
+        </w:tc>
+        <w:tc>
+          <w:tcPr>
+            <w:tcW w:w="3115" w:type="dxa"/>
+            <w:vAlign w:val="center"/>
+          </w:tcPr>
+          <w:p>
+            <w:pPr>
+              <w:spacing w:line="240" w:lineRule="auto"/>
+              <w:ind w:firstLine="0"/>
+              <w:jc w:val="center"/>
+              <w:rPr>
+                <w:i/>
                 <w:iCs/>
                 <w:szCs w:val="28"/>
                 <w:lang w:val="en-US"/>
               </w:rPr>
-              <w:t>validateInitial</w:t>
-            </w:r>
-            <w:proofErr w:type="spellEnd"/>
-          </w:p>
-        </w:tc>
-        <w:tc>
-          <w:tcPr>
-            <w:tcW w:w="3115" w:type="dxa"/>
-            <w:vAlign w:val="center"/>
-          </w:tcPr>
-          <w:p>
-            <w:pPr>
-              <w:spacing w:line="240" w:lineRule="auto"/>
-              <w:ind w:firstLine="0"/>
-              <w:jc w:val="center"/>
-              <w:rPr>
-                <w:i/>
+            </w:pPr>
+            <w:r>
+              <w:rPr>
                 <w:iCs/>
                 <w:szCs w:val="28"/>
                 <w:lang w:val="en-US"/>
               </w:rPr>
-            </w:pPr>
-            <w:proofErr w:type="spellStart"/>
-            <w:r>
-              <w:rPr>
-                <w:iCs/>
-                <w:szCs w:val="28"/>
-                <w:lang w:val="en-US"/>
-              </w:rPr>
               <w:t>DoubleValidator</w:t>
             </w:r>
-            <w:proofErr w:type="spellEnd"/>
           </w:p>
         </w:tc>
         <w:tc>
@@ -9374,17 +8878,8 @@
                 <w:iCs/>
                 <w:szCs w:val="28"/>
               </w:rPr>
-              <w:t>_</w:t>
-            </w:r>
-            <w:proofErr w:type="spellStart"/>
-            <w:r>
-              <w:rPr>
-                <w:iCs/>
-                <w:szCs w:val="28"/>
-              </w:rPr>
-              <w:t>validateSpeed</w:t>
-            </w:r>
-            <w:proofErr w:type="spellEnd"/>
+              <w:t>_validateSpeed</w:t>
+            </w:r>
           </w:p>
         </w:tc>
         <w:tc>
@@ -9403,7 +8898,6 @@
                 <w:lang w:val="en-GB"/>
               </w:rPr>
             </w:pPr>
-            <w:proofErr w:type="spellStart"/>
             <w:r>
               <w:rPr>
                 <w:iCs/>
@@ -9412,7 +8906,6 @@
               </w:rPr>
               <w:t>DoubleValidator</w:t>
             </w:r>
-            <w:proofErr w:type="spellEnd"/>
           </w:p>
         </w:tc>
         <w:tc>
@@ -9467,47 +8960,35 @@
                 <w:szCs w:val="28"/>
                 <w:lang w:val="en-US"/>
               </w:rPr>
-              <w:t>_</w:t>
-            </w:r>
-            <w:proofErr w:type="spellStart"/>
-            <w:r>
-              <w:rPr>
+              <w:t>_validateTime</w:t>
+            </w:r>
+          </w:p>
+        </w:tc>
+        <w:tc>
+          <w:tcPr>
+            <w:tcW w:w="3115" w:type="dxa"/>
+            <w:vAlign w:val="center"/>
+          </w:tcPr>
+          <w:p>
+            <w:pPr>
+              <w:spacing w:line="240" w:lineRule="auto"/>
+              <w:ind w:firstLine="0"/>
+              <w:jc w:val="center"/>
+              <w:rPr>
+                <w:i/>
                 <w:iCs/>
                 <w:szCs w:val="28"/>
                 <w:lang w:val="en-US"/>
               </w:rPr>
-              <w:t>validateTime</w:t>
-            </w:r>
-            <w:proofErr w:type="spellEnd"/>
-          </w:p>
-        </w:tc>
-        <w:tc>
-          <w:tcPr>
-            <w:tcW w:w="3115" w:type="dxa"/>
-            <w:vAlign w:val="center"/>
-          </w:tcPr>
-          <w:p>
-            <w:pPr>
-              <w:spacing w:line="240" w:lineRule="auto"/>
-              <w:ind w:firstLine="0"/>
-              <w:jc w:val="center"/>
-              <w:rPr>
-                <w:i/>
+            </w:pPr>
+            <w:r>
+              <w:rPr>
                 <w:iCs/>
                 <w:szCs w:val="28"/>
                 <w:lang w:val="en-US"/>
               </w:rPr>
-            </w:pPr>
-            <w:proofErr w:type="spellStart"/>
-            <w:r>
-              <w:rPr>
-                <w:iCs/>
-                <w:szCs w:val="28"/>
-                <w:lang w:val="en-US"/>
-              </w:rPr>
               <w:t>DoubleValidator</w:t>
             </w:r>
-            <w:proofErr w:type="spellEnd"/>
           </w:p>
         </w:tc>
         <w:tc>
@@ -9562,46 +9043,34 @@
                 <w:szCs w:val="28"/>
                 <w:lang w:val="en-US"/>
               </w:rPr>
-              <w:t>_</w:t>
-            </w:r>
-            <w:proofErr w:type="spellStart"/>
-            <w:r>
+              <w:t>_validateAccel</w:t>
+            </w:r>
+          </w:p>
+        </w:tc>
+        <w:tc>
+          <w:tcPr>
+            <w:tcW w:w="3115" w:type="dxa"/>
+            <w:vAlign w:val="center"/>
+          </w:tcPr>
+          <w:p>
+            <w:pPr>
+              <w:spacing w:line="240" w:lineRule="auto"/>
+              <w:ind w:firstLine="0"/>
+              <w:jc w:val="center"/>
               <w:rPr>
                 <w:iCs/>
                 <w:szCs w:val="28"/>
                 <w:lang w:val="en-US"/>
               </w:rPr>
-              <w:t>validateAccel</w:t>
-            </w:r>
-            <w:proofErr w:type="spellEnd"/>
-          </w:p>
-        </w:tc>
-        <w:tc>
-          <w:tcPr>
-            <w:tcW w:w="3115" w:type="dxa"/>
-            <w:vAlign w:val="center"/>
-          </w:tcPr>
-          <w:p>
-            <w:pPr>
-              <w:spacing w:line="240" w:lineRule="auto"/>
-              <w:ind w:firstLine="0"/>
-              <w:jc w:val="center"/>
+            </w:pPr>
+            <w:r>
               <w:rPr>
                 <w:iCs/>
                 <w:szCs w:val="28"/>
                 <w:lang w:val="en-US"/>
               </w:rPr>
-            </w:pPr>
-            <w:proofErr w:type="spellStart"/>
-            <w:r>
-              <w:rPr>
-                <w:iCs/>
-                <w:szCs w:val="28"/>
-                <w:lang w:val="en-US"/>
-              </w:rPr>
               <w:t>DoubleValidator</w:t>
             </w:r>
-            <w:proofErr w:type="spellEnd"/>
           </w:p>
         </w:tc>
         <w:tc>
@@ -9696,53 +9165,41 @@
               </w:rPr>
               <w:t xml:space="preserve">+ </w:t>
             </w:r>
-            <w:proofErr w:type="spellStart"/>
             <w:r>
               <w:rPr>
                 <w:iCs/>
                 <w:szCs w:val="28"/>
                 <w:lang w:val="en-US"/>
               </w:rPr>
-              <w:t>GetMotion</w:t>
-            </w:r>
-            <w:proofErr w:type="spellEnd"/>
-            <w:r>
-              <w:rPr>
+              <w:t>GetMotion()</w:t>
+            </w:r>
+          </w:p>
+        </w:tc>
+        <w:tc>
+          <w:tcPr>
+            <w:tcW w:w="3115" w:type="dxa"/>
+            <w:vAlign w:val="center"/>
+          </w:tcPr>
+          <w:p>
+            <w:pPr>
+              <w:spacing w:line="240" w:lineRule="auto"/>
+              <w:ind w:firstLine="0"/>
+              <w:jc w:val="center"/>
+              <w:rPr>
+                <w:i/>
                 <w:iCs/>
                 <w:szCs w:val="28"/>
                 <w:lang w:val="en-US"/>
               </w:rPr>
-              <w:t>()</w:t>
-            </w:r>
-          </w:p>
-        </w:tc>
-        <w:tc>
-          <w:tcPr>
-            <w:tcW w:w="3115" w:type="dxa"/>
-            <w:vAlign w:val="center"/>
-          </w:tcPr>
-          <w:p>
-            <w:pPr>
-              <w:spacing w:line="240" w:lineRule="auto"/>
-              <w:ind w:firstLine="0"/>
-              <w:jc w:val="center"/>
-              <w:rPr>
-                <w:i/>
+            </w:pPr>
+            <w:r>
+              <w:rPr>
                 <w:iCs/>
                 <w:szCs w:val="28"/>
                 <w:lang w:val="en-US"/>
               </w:rPr>
-            </w:pPr>
-            <w:proofErr w:type="spellStart"/>
-            <w:r>
-              <w:rPr>
-                <w:iCs/>
-                <w:szCs w:val="28"/>
-                <w:lang w:val="en-US"/>
-              </w:rPr>
               <w:t>MotionBase</w:t>
             </w:r>
-            <w:proofErr w:type="spellEnd"/>
           </w:p>
         </w:tc>
         <w:tc>
@@ -9808,23 +9265,13 @@
               <w:lastRenderedPageBreak/>
               <w:t xml:space="preserve">+ </w:t>
             </w:r>
-            <w:proofErr w:type="spellStart"/>
             <w:r>
               <w:rPr>
                 <w:iCs/>
                 <w:szCs w:val="28"/>
                 <w:lang w:val="en-GB"/>
               </w:rPr>
-              <w:t>ParseDouble</w:t>
-            </w:r>
-            <w:proofErr w:type="spellEnd"/>
-            <w:r>
-              <w:rPr>
-                <w:iCs/>
-                <w:szCs w:val="28"/>
-                <w:lang w:val="en-GB"/>
-              </w:rPr>
-              <w:t>(string)</w:t>
+              <w:t>ParseDouble(string)</w:t>
             </w:r>
           </w:p>
         </w:tc>
@@ -9922,23 +9369,13 @@
               </w:rPr>
               <w:t xml:space="preserve">+ </w:t>
             </w:r>
-            <w:proofErr w:type="spellStart"/>
             <w:r>
               <w:rPr>
                 <w:iCs/>
                 <w:szCs w:val="28"/>
                 <w:lang w:val="en-GB"/>
               </w:rPr>
-              <w:t>ValidateInput</w:t>
-            </w:r>
-            <w:proofErr w:type="spellEnd"/>
-            <w:r>
-              <w:rPr>
-                <w:iCs/>
-                <w:szCs w:val="28"/>
-                <w:lang w:val="en-GB"/>
-              </w:rPr>
-              <w:t>()</w:t>
+              <w:t>ValidateInput()</w:t>
             </w:r>
           </w:p>
         </w:tc>
@@ -10020,7 +9457,7 @@
       <w:pPr>
         <w:pStyle w:val="1"/>
       </w:pPr>
-      <w:bookmarkStart w:id="5" w:name="_Toc228293279"/>
+      <w:bookmarkStart w:id="5" w:name="_Toc229514661"/>
       <w:r>
         <w:t>1.4</w:t>
       </w:r>
@@ -10142,7 +9579,7 @@
       <w:pPr>
         <w:pStyle w:val="1"/>
       </w:pPr>
-      <w:bookmarkStart w:id="6" w:name="_Toc228293280"/>
+      <w:bookmarkStart w:id="6" w:name="_Toc229514662"/>
       <w:r>
         <w:t>1.5. Функциональное тестирование программы</w:t>
       </w:r>
@@ -10249,7 +9686,7 @@
       <w:pPr>
         <w:pStyle w:val="1"/>
       </w:pPr>
-      <w:bookmarkStart w:id="7" w:name="_Toc228293281"/>
+      <w:bookmarkStart w:id="7" w:name="_Toc229514663"/>
       <w:r>
         <w:t>1.5.1. Тестовый случай расчета координаты тела</w:t>
       </w:r>
@@ -10344,23 +9781,7 @@
           <w:iCs/>
           <w:szCs w:val="28"/>
         </w:rPr>
-        <w:t>Кнопка «</w:t>
-      </w:r>
-      <w:proofErr w:type="spellStart"/>
-      <w:r>
-        <w:rPr>
-          <w:iCs/>
-          <w:szCs w:val="28"/>
-        </w:rPr>
-        <w:t>Рандомные</w:t>
-      </w:r>
-      <w:proofErr w:type="spellEnd"/>
-      <w:r>
-        <w:rPr>
-          <w:iCs/>
-          <w:szCs w:val="28"/>
-        </w:rPr>
-        <w:t xml:space="preserve"> параметры» автоматически заполняет поля, данная кнопка и методы, вызванные по ее нажатии доступны только в </w:t>
+        <w:t xml:space="preserve">Кнопка «Рандомные параметры» автоматически заполняет поля, данная кнопка и методы, вызванные по ее нажатии доступны только в </w:t>
       </w:r>
       <w:r>
         <w:rPr>
@@ -10863,7 +10284,7 @@
       <w:pPr>
         <w:pStyle w:val="1"/>
       </w:pPr>
-      <w:bookmarkStart w:id="8" w:name="_Toc228293282"/>
+      <w:bookmarkStart w:id="8" w:name="_Toc229514664"/>
       <w:r>
         <w:t>1.5.2. Тестовый случай «Удалить запись»</w:t>
       </w:r>
@@ -11028,7 +10449,7 @@
       <w:pPr>
         <w:pStyle w:val="1"/>
       </w:pPr>
-      <w:bookmarkStart w:id="9" w:name="_Toc228293283"/>
+      <w:bookmarkStart w:id="9" w:name="_Toc229514665"/>
       <w:r>
         <w:t xml:space="preserve">1.5.3. Тестовый случай </w:t>
       </w:r>
@@ -11220,7 +10641,7 @@
       <w:pPr>
         <w:pStyle w:val="1"/>
       </w:pPr>
-      <w:bookmarkStart w:id="10" w:name="_Toc228293284"/>
+      <w:bookmarkStart w:id="10" w:name="_Toc229514666"/>
       <w:r>
         <w:t>1.5.4. Тестовый случай «Сохранить как…»</w:t>
       </w:r>
@@ -11266,7 +10687,6 @@
         </w:rPr>
         <w:t xml:space="preserve">в </w:t>
       </w:r>
-      <w:proofErr w:type="gramStart"/>
       <w:r>
         <w:rPr>
           <w:iCs/>
@@ -11281,7 +10701,6 @@
         </w:rPr>
         <w:t>.</w:t>
       </w:r>
-      <w:proofErr w:type="spellStart"/>
       <w:r>
         <w:rPr>
           <w:iCs/>
@@ -11289,8 +10708,6 @@
         </w:rPr>
         <w:t>elmt</w:t>
       </w:r>
-      <w:proofErr w:type="spellEnd"/>
-      <w:proofErr w:type="gramEnd"/>
       <w:r>
         <w:rPr>
           <w:iCs/>
@@ -11425,7 +10842,7 @@
       <w:pPr>
         <w:pStyle w:val="1"/>
       </w:pPr>
-      <w:bookmarkStart w:id="11" w:name="_Toc228293285"/>
+      <w:bookmarkStart w:id="11" w:name="_Toc229514667"/>
       <w:r>
         <w:t>1.5.5. Тестовый случай «Открыть»</w:t>
       </w:r>
@@ -11443,15 +10860,7 @@
           <w:iCs/>
           <w:szCs w:val="28"/>
         </w:rPr>
-        <w:t xml:space="preserve">Для загрузки данных в таблицу необходимо нажать на кнопку «Открыть» во вкладке «Файл». После чего откроется системный диалог загрузки файла в </w:t>
-      </w:r>
-      <w:proofErr w:type="gramStart"/>
-      <w:r>
-        <w:rPr>
-          <w:iCs/>
-          <w:szCs w:val="28"/>
-        </w:rPr>
-        <w:t xml:space="preserve">формате </w:t>
+        <w:t xml:space="preserve">Для загрузки данных в таблицу необходимо нажать на кнопку «Открыть» во вкладке «Файл». После чего откроется системный диалог загрузки файла в формате </w:t>
       </w:r>
       <w:r>
         <w:rPr>
@@ -11460,7 +10869,6 @@
         </w:rPr>
         <w:t>.</w:t>
       </w:r>
-      <w:proofErr w:type="spellStart"/>
       <w:r>
         <w:rPr>
           <w:iCs/>
@@ -11468,8 +10876,6 @@
         </w:rPr>
         <w:t>elmt</w:t>
       </w:r>
-      <w:proofErr w:type="spellEnd"/>
-      <w:proofErr w:type="gramEnd"/>
       <w:r>
         <w:rPr>
           <w:iCs/>
@@ -11723,6 +11129,87 @@
         <w:ind w:firstLine="0"/>
         <w:jc w:val="center"/>
         <w:rPr>
+          <w:iCs/>
+          <w:szCs w:val="28"/>
+        </w:rPr>
+      </w:pPr>
+      <w:r>
+        <w:rPr>
+          <w:iCs/>
+          <w:szCs w:val="28"/>
+        </w:rPr>
+        <w:t>Рисунок 1</w:t>
+      </w:r>
+      <w:r>
+        <w:rPr>
+          <w:iCs/>
+          <w:szCs w:val="28"/>
+        </w:rPr>
+        <w:t>8</w:t>
+      </w:r>
+      <w:r>
+        <w:rPr>
+          <w:iCs/>
+          <w:szCs w:val="28"/>
+        </w:rPr>
+        <w:t xml:space="preserve"> – Результат загрузки файла</w:t>
+      </w:r>
+    </w:p>
+    <w:p>
+      <w:pPr>
+        <w:pStyle w:val="1"/>
+      </w:pPr>
+      <w:bookmarkStart w:id="12" w:name="_Toc229514668"/>
+      <w:r>
+        <w:t>1.6. Модульное тестирование</w:t>
+      </w:r>
+      <w:bookmarkEnd w:id="12"/>
+      <w:r>
+        <w:t xml:space="preserve"> </w:t>
+      </w:r>
+    </w:p>
+    <w:p>
+      <w:pPr>
+        <w:rPr>
+          <w:iCs/>
+          <w:szCs w:val="28"/>
+        </w:rPr>
+      </w:pPr>
+      <w:r>
+        <w:rPr>
+          <w:iCs/>
+          <w:szCs w:val="28"/>
+        </w:rPr>
+        <w:t>Структуру тест</w:t>
+      </w:r>
+      <w:r>
+        <w:rPr>
+          <w:iCs/>
+          <w:szCs w:val="28"/>
+        </w:rPr>
+        <w:t>овых случаев привед</w:t>
+      </w:r>
+      <w:bookmarkStart w:id="13" w:name="_GoBack"/>
+      <w:bookmarkEnd w:id="13"/>
+      <w:r>
+        <w:rPr>
+          <w:iCs/>
+          <w:szCs w:val="28"/>
+        </w:rPr>
+        <w:t>ем на рис. 19</w:t>
+      </w:r>
+      <w:r>
+        <w:rPr>
+          <w:iCs/>
+          <w:szCs w:val="28"/>
+        </w:rPr>
+        <w:t>.</w:t>
+      </w:r>
+    </w:p>
+    <w:p>
+      <w:pPr>
+        <w:ind w:firstLine="0"/>
+        <w:rPr>
           <w:i/>
           <w:iCs/>
           <w:szCs w:val="28"/>
@@ -11730,53 +11217,192 @@
       </w:pPr>
       <w:r>
         <w:rPr>
-          <w:iCs/>
-          <w:szCs w:val="28"/>
-        </w:rPr>
-        <w:t>Рисунок 1</w:t>
-      </w:r>
-      <w:r>
-        <w:rPr>
-          <w:iCs/>
-          <w:szCs w:val="28"/>
-        </w:rPr>
-        <w:t>8</w:t>
-      </w:r>
-      <w:r>
-        <w:rPr>
-          <w:iCs/>
-          <w:szCs w:val="28"/>
-        </w:rPr>
-        <w:t xml:space="preserve"> – Результат загрузки файла</w:t>
-      </w:r>
-    </w:p>
-    <w:p/>
-    <w:p/>
-    <w:p/>
-    <w:p/>
-    <w:p/>
-    <w:p/>
-    <w:p/>
-    <w:p/>
-    <w:p/>
-    <w:p/>
-    <w:p/>
-    <w:p/>
-    <w:p/>
-    <w:p/>
-    <w:p/>
-    <w:p/>
-    <w:p/>
+          <w:i/>
+          <w:iCs/>
+          <w:szCs w:val="28"/>
+        </w:rPr>
+        <w:drawing>
+          <wp:inline distT="0" distB="0" distL="0" distR="0" wp14:anchorId="5A4B19FB" wp14:editId="4AFD8F92">
+            <wp:extent cx="5940425" cy="1615440"/>
+            <wp:effectExtent l="0" t="0" r="3175" b="3810"/>
+            <wp:docPr id="4" name="Рисунок 4"/>
+            <wp:cNvGraphicFramePr>
+              <a:graphicFrameLocks xmlns:a="http://schemas.openxmlformats.org/drawingml/2006/main" noChangeAspect="1"/>
+            </wp:cNvGraphicFramePr>
+            <a:graphic xmlns:a="http://schemas.openxmlformats.org/drawingml/2006/main">
+              <a:graphicData uri="http://schemas.openxmlformats.org/drawingml/2006/picture">
+                <pic:pic xmlns:pic="http://schemas.openxmlformats.org/drawingml/2006/picture">
+                  <pic:nvPicPr>
+                    <pic:cNvPr id="1" name=""/>
+                    <pic:cNvPicPr/>
+                  </pic:nvPicPr>
+                  <pic:blipFill>
+                    <a:blip r:embed="rId29"/>
+                    <a:stretch>
+                      <a:fillRect/>
+                    </a:stretch>
+                  </pic:blipFill>
+                  <pic:spPr>
+                    <a:xfrm>
+                      <a:off x="0" y="0"/>
+                      <a:ext cx="5940425" cy="1615440"/>
+                    </a:xfrm>
+                    <a:prstGeom prst="rect">
+                      <a:avLst/>
+                    </a:prstGeom>
+                  </pic:spPr>
+                </pic:pic>
+              </a:graphicData>
+            </a:graphic>
+          </wp:inline>
+        </w:drawing>
+      </w:r>
+    </w:p>
+    <w:p>
+      <w:pPr>
+        <w:ind w:firstLine="0"/>
+        <w:jc w:val="center"/>
+        <w:rPr>
+          <w:i/>
+          <w:iCs/>
+          <w:szCs w:val="28"/>
+        </w:rPr>
+      </w:pPr>
+      <w:r>
+        <w:rPr>
+          <w:iCs/>
+          <w:szCs w:val="28"/>
+        </w:rPr>
+        <w:t>Рисунок 19</w:t>
+      </w:r>
+      <w:r>
+        <w:rPr>
+          <w:iCs/>
+          <w:szCs w:val="28"/>
+        </w:rPr>
+        <w:t xml:space="preserve"> – Обозреватель тестов</w:t>
+      </w:r>
+    </w:p>
+    <w:p>
+      <w:pPr>
+        <w:rPr>
+          <w:i/>
+          <w:iCs/>
+          <w:szCs w:val="28"/>
+        </w:rPr>
+      </w:pPr>
+      <w:r>
+        <w:rPr>
+          <w:iCs/>
+          <w:szCs w:val="28"/>
+        </w:rPr>
+        <w:t xml:space="preserve">Выполним покрытие кода тестами для проекта </w:t>
+      </w:r>
+      <w:r>
+        <w:rPr>
+          <w:iCs/>
+          <w:szCs w:val="28"/>
+          <w:lang w:val="en-US"/>
+        </w:rPr>
+        <w:t>Model</w:t>
+      </w:r>
+      <w:r>
+        <w:rPr>
+          <w:iCs/>
+          <w:szCs w:val="28"/>
+        </w:rPr>
+        <w:t>. Результат приведен на рис. 20</w:t>
+      </w:r>
+      <w:r>
+        <w:rPr>
+          <w:iCs/>
+          <w:szCs w:val="28"/>
+        </w:rPr>
+        <w:t>.</w:t>
+      </w:r>
+    </w:p>
+    <w:p>
+      <w:pPr>
+        <w:ind w:firstLine="0"/>
+      </w:pPr>
+      <w:r>
+        <w:drawing>
+          <wp:inline distT="0" distB="0" distL="0" distR="0" wp14:anchorId="6D67487A" wp14:editId="3E3E6953">
+            <wp:extent cx="5940425" cy="1205865"/>
+            <wp:effectExtent l="0" t="0" r="3175" b="0"/>
+            <wp:docPr id="3" name="Рисунок 3"/>
+            <wp:cNvGraphicFramePr>
+              <a:graphicFrameLocks xmlns:a="http://schemas.openxmlformats.org/drawingml/2006/main" noChangeAspect="1"/>
+            </wp:cNvGraphicFramePr>
+            <a:graphic xmlns:a="http://schemas.openxmlformats.org/drawingml/2006/main">
+              <a:graphicData uri="http://schemas.openxmlformats.org/drawingml/2006/picture">
+                <pic:pic xmlns:pic="http://schemas.openxmlformats.org/drawingml/2006/picture">
+                  <pic:nvPicPr>
+                    <pic:cNvPr id="1" name=""/>
+                    <pic:cNvPicPr/>
+                  </pic:nvPicPr>
+                  <pic:blipFill>
+                    <a:blip r:embed="rId30"/>
+                    <a:stretch>
+                      <a:fillRect/>
+                    </a:stretch>
+                  </pic:blipFill>
+                  <pic:spPr>
+                    <a:xfrm>
+                      <a:off x="0" y="0"/>
+                      <a:ext cx="5940425" cy="1205865"/>
+                    </a:xfrm>
+                    <a:prstGeom prst="rect">
+                      <a:avLst/>
+                    </a:prstGeom>
+                  </pic:spPr>
+                </pic:pic>
+              </a:graphicData>
+            </a:graphic>
+          </wp:inline>
+        </w:drawing>
+      </w:r>
+    </w:p>
+    <w:p>
+      <w:pPr>
+        <w:ind w:firstLine="0"/>
+        <w:jc w:val="center"/>
+        <w:rPr>
+          <w:i/>
+          <w:iCs/>
+          <w:szCs w:val="28"/>
+        </w:rPr>
+      </w:pPr>
+      <w:r>
+        <w:rPr>
+          <w:iCs/>
+          <w:szCs w:val="28"/>
+        </w:rPr>
+        <w:t>Рисунок 20</w:t>
+      </w:r>
+      <w:r>
+        <w:rPr>
+          <w:iCs/>
+          <w:szCs w:val="28"/>
+        </w:rPr>
+        <w:t xml:space="preserve"> – Покрытие кода тестами</w:t>
+      </w:r>
+    </w:p>
+    <w:p>
+      <w:pPr>
+        <w:ind w:firstLine="0"/>
+      </w:pPr>
+    </w:p>
     <w:p>
       <w:pPr>
         <w:pStyle w:val="1"/>
       </w:pPr>
-      <w:bookmarkStart w:id="12" w:name="_Toc228293286"/>
+      <w:bookmarkStart w:id="14" w:name="_Toc229514669"/>
       <w:r>
         <w:lastRenderedPageBreak/>
         <w:t>Список использованных источников</w:t>
       </w:r>
-      <w:bookmarkEnd w:id="12"/>
+      <w:bookmarkEnd w:id="14"/>
       <w:r>
         <w:t xml:space="preserve"> </w:t>
       </w:r>
@@ -11796,113 +11422,13 @@
           <w:lang w:val="ru-RU"/>
         </w:rPr>
       </w:pPr>
-      <w:proofErr w:type="spellStart"/>
       <w:r>
         <w:rPr>
           <w:i w:val="0"/>
           <w:iCs/>
           <w:lang w:val="ru-RU"/>
         </w:rPr>
-        <w:t>Калентьев</w:t>
-      </w:r>
-      <w:proofErr w:type="spellEnd"/>
-      <w:r>
-        <w:rPr>
-          <w:i w:val="0"/>
-          <w:iCs/>
-          <w:lang w:val="ru-RU"/>
-        </w:rPr>
-        <w:t xml:space="preserve">, А. А. Новые технологии в </w:t>
-      </w:r>
-      <w:proofErr w:type="gramStart"/>
-      <w:r>
-        <w:rPr>
-          <w:i w:val="0"/>
-          <w:iCs/>
-          <w:lang w:val="ru-RU"/>
-        </w:rPr>
-        <w:t>программировании :</w:t>
-      </w:r>
-      <w:proofErr w:type="gramEnd"/>
-      <w:r>
-        <w:rPr>
-          <w:i w:val="0"/>
-          <w:iCs/>
-          <w:lang w:val="ru-RU"/>
-        </w:rPr>
-        <w:t xml:space="preserve"> учебное пособие / А. А. </w:t>
-      </w:r>
-      <w:proofErr w:type="spellStart"/>
-      <w:r>
-        <w:rPr>
-          <w:i w:val="0"/>
-          <w:iCs/>
-          <w:lang w:val="ru-RU"/>
-        </w:rPr>
-        <w:t>Калентьев</w:t>
-      </w:r>
-      <w:proofErr w:type="spellEnd"/>
-      <w:r>
-        <w:rPr>
-          <w:i w:val="0"/>
-          <w:iCs/>
-          <w:lang w:val="ru-RU"/>
-        </w:rPr>
-        <w:t xml:space="preserve">, Д. В. </w:t>
-      </w:r>
-      <w:proofErr w:type="spellStart"/>
-      <w:r>
-        <w:rPr>
-          <w:i w:val="0"/>
-          <w:iCs/>
-          <w:lang w:val="ru-RU"/>
-        </w:rPr>
-        <w:t>Гарайс</w:t>
-      </w:r>
-      <w:proofErr w:type="spellEnd"/>
-      <w:r>
-        <w:rPr>
-          <w:i w:val="0"/>
-          <w:iCs/>
-          <w:lang w:val="ru-RU"/>
-        </w:rPr>
-        <w:t xml:space="preserve">, А. Е. </w:t>
-      </w:r>
-      <w:proofErr w:type="spellStart"/>
-      <w:r>
-        <w:rPr>
-          <w:i w:val="0"/>
-          <w:iCs/>
-          <w:lang w:val="ru-RU"/>
-        </w:rPr>
-        <w:t>Гориянов</w:t>
-      </w:r>
-      <w:proofErr w:type="spellEnd"/>
-      <w:r>
-        <w:rPr>
-          <w:i w:val="0"/>
-          <w:iCs/>
-          <w:lang w:val="ru-RU"/>
-        </w:rPr>
-        <w:t xml:space="preserve">. – </w:t>
-      </w:r>
-      <w:proofErr w:type="gramStart"/>
-      <w:r>
-        <w:rPr>
-          <w:i w:val="0"/>
-          <w:iCs/>
-          <w:lang w:val="ru-RU"/>
-        </w:rPr>
-        <w:t>Томск :</w:t>
-      </w:r>
-      <w:proofErr w:type="gramEnd"/>
-      <w:r>
-        <w:rPr>
-          <w:i w:val="0"/>
-          <w:iCs/>
-          <w:lang w:val="ru-RU"/>
-        </w:rPr>
-        <w:t xml:space="preserve"> Эль Контент, 2014. – 176 с. – </w:t>
+        <w:t xml:space="preserve">Калентьев, А. А. Новые технологии в программировании : учебное пособие / А. А. Калентьев, Д. В. Гарайс, А. Е. Гориянов. – Томск : Эль Контент, 2014. – 176 с. – </w:t>
       </w:r>
       <w:r>
         <w:rPr>
@@ -11960,8 +11486,8 @@
           <w:szCs w:val="24"/>
         </w:rPr>
       </w:pPr>
-      <w:bookmarkStart w:id="13" w:name="_Toc225423988"/>
-      <w:bookmarkStart w:id="14" w:name="_Toc228293287"/>
+      <w:bookmarkStart w:id="15" w:name="_Toc225423988"/>
+      <w:bookmarkStart w:id="16" w:name="_Toc229514670"/>
       <w:r>
         <w:rPr>
           <w:rFonts w:cs="Times New Roman"/>
@@ -11974,8 +11500,8 @@
         <w:lastRenderedPageBreak/>
         <w:t>Приложение А</w:t>
       </w:r>
-      <w:bookmarkEnd w:id="13"/>
-      <w:bookmarkEnd w:id="14"/>
+      <w:bookmarkEnd w:id="15"/>
+      <w:bookmarkEnd w:id="16"/>
     </w:p>
     <w:p>
       <w:pPr>
@@ -12063,23 +11589,7 @@
           <w:iCs/>
           <w:szCs w:val="28"/>
         </w:rPr>
-        <w:t xml:space="preserve">Заказчик: к.т.н., доцент </w:t>
-      </w:r>
-      <w:proofErr w:type="spellStart"/>
-      <w:r>
-        <w:rPr>
-          <w:iCs/>
-          <w:szCs w:val="28"/>
-        </w:rPr>
-        <w:t>Калентьев</w:t>
-      </w:r>
-      <w:proofErr w:type="spellEnd"/>
-      <w:r>
-        <w:rPr>
-          <w:iCs/>
-          <w:szCs w:val="28"/>
-        </w:rPr>
-        <w:t xml:space="preserve"> А.А.</w:t>
+        <w:t>Заказчик: к.т.н., доцент Калентьев А.А.</w:t>
       </w:r>
     </w:p>
     <w:p>
@@ -12413,23 +11923,7 @@
           <w:iCs/>
           <w:szCs w:val="28"/>
         </w:rPr>
-        <w:t xml:space="preserve">Заказчик: к.т.н., доцент </w:t>
-      </w:r>
-      <w:proofErr w:type="spellStart"/>
-      <w:r>
-        <w:rPr>
-          <w:iCs/>
-          <w:szCs w:val="28"/>
-        </w:rPr>
-        <w:t>Калентьев</w:t>
-      </w:r>
-      <w:proofErr w:type="spellEnd"/>
-      <w:r>
-        <w:rPr>
-          <w:iCs/>
-          <w:szCs w:val="28"/>
-        </w:rPr>
-        <w:t xml:space="preserve"> А.А.</w:t>
+        <w:t>Заказчик: к.т.н., доцент Калентьев А.А.</w:t>
       </w:r>
     </w:p>
     <w:p>
@@ -14275,17 +13769,8 @@
           <w:iCs/>
           <w:szCs w:val="28"/>
         </w:rPr>
-        <w:t xml:space="preserve">должны храниться в формате </w:t>
-      </w:r>
-      <w:proofErr w:type="gramStart"/>
-      <w:r>
-        <w:rPr>
-          <w:iCs/>
-          <w:szCs w:val="28"/>
-        </w:rPr>
-        <w:t>*.</w:t>
-      </w:r>
-      <w:proofErr w:type="spellStart"/>
+        <w:t>должны храниться в формате *.</w:t>
+      </w:r>
       <w:r>
         <w:rPr>
           <w:iCs/>
@@ -14294,8 +13779,6 @@
         </w:rPr>
         <w:t>elmt</w:t>
       </w:r>
-      <w:proofErr w:type="spellEnd"/>
-      <w:proofErr w:type="gramEnd"/>
       <w:r>
         <w:rPr>
           <w:iCs/>
@@ -14377,61 +13860,59 @@
           <w:szCs w:val="28"/>
           <w:lang w:val="en-US"/>
         </w:rPr>
-        <w:t>&lt;</w:t>
-      </w:r>
-      <w:proofErr w:type="spellStart"/>
-      <w:r>
+        <w:t>&lt;ArrayOfMotionBase xmlns:xsi="http://www.w3.org/2001/XMLSchema-instance" xmlns:xsd="http://www.w3.org/2001/XMLSchema"&gt;</w:t>
+      </w:r>
+    </w:p>
+    <w:p>
+      <w:pPr>
         <w:rPr>
           <w:iCs/>
           <w:szCs w:val="28"/>
           <w:lang w:val="en-US"/>
         </w:rPr>
-        <w:t>ArrayOfMotionBase</w:t>
-      </w:r>
-      <w:proofErr w:type="spellEnd"/>
+      </w:pPr>
       <w:r>
         <w:rPr>
           <w:iCs/>
           <w:szCs w:val="28"/>
           <w:lang w:val="en-US"/>
         </w:rPr>
-        <w:t xml:space="preserve"> </w:t>
-      </w:r>
-      <w:proofErr w:type="spellStart"/>
-      <w:r>
+        <w:lastRenderedPageBreak/>
+        <w:t xml:space="preserve">  &lt;MotionBase xsi:type="UniformMotion"&gt;</w:t>
+      </w:r>
+    </w:p>
+    <w:p>
+      <w:pPr>
         <w:rPr>
           <w:iCs/>
           <w:szCs w:val="28"/>
           <w:lang w:val="en-US"/>
         </w:rPr>
-        <w:t>xmlns:xsi</w:t>
-      </w:r>
-      <w:proofErr w:type="spellEnd"/>
+      </w:pPr>
       <w:r>
         <w:rPr>
           <w:iCs/>
           <w:szCs w:val="28"/>
           <w:lang w:val="en-US"/>
         </w:rPr>
-        <w:t xml:space="preserve">="http://www.w3.org/2001/XMLSchema-instance" </w:t>
-      </w:r>
-      <w:proofErr w:type="spellStart"/>
-      <w:r>
+        <w:t xml:space="preserve">    &lt;InitialPosition&gt;692.012950883589&lt;/InitialPosition&gt;</w:t>
+      </w:r>
+    </w:p>
+    <w:p>
+      <w:pPr>
         <w:rPr>
           <w:iCs/>
           <w:szCs w:val="28"/>
           <w:lang w:val="en-US"/>
         </w:rPr>
-        <w:t>xmlns:xsd</w:t>
-      </w:r>
-      <w:proofErr w:type="spellEnd"/>
+      </w:pPr>
       <w:r>
         <w:rPr>
           <w:iCs/>
           <w:szCs w:val="28"/>
           <w:lang w:val="en-US"/>
         </w:rPr>
-        <w:t>="http://www.w3.org/2001/XMLSchema"&gt;</w:t>
+        <w:t xml:space="preserve">    &lt;Time&gt;116.75694514373716&lt;/Time&gt;</w:t>
       </w:r>
     </w:p>
     <w:p>
@@ -14448,64 +13929,58 @@
           <w:szCs w:val="28"/>
           <w:lang w:val="en-US"/>
         </w:rPr>
-        <w:lastRenderedPageBreak/>
-        <w:t xml:space="preserve">  &lt;</w:t>
-      </w:r>
-      <w:proofErr w:type="spellStart"/>
-      <w:r>
+        <w:t xml:space="preserve">    &lt;Speed&gt;917.805854268745&lt;/Speed&gt;</w:t>
+      </w:r>
+    </w:p>
+    <w:p>
+      <w:pPr>
         <w:rPr>
           <w:iCs/>
           <w:szCs w:val="28"/>
           <w:lang w:val="en-US"/>
         </w:rPr>
-        <w:t>MotionBase</w:t>
-      </w:r>
-      <w:proofErr w:type="spellEnd"/>
+      </w:pPr>
       <w:r>
         <w:rPr>
           <w:iCs/>
           <w:szCs w:val="28"/>
           <w:lang w:val="en-US"/>
         </w:rPr>
-        <w:t xml:space="preserve"> </w:t>
-      </w:r>
-      <w:proofErr w:type="spellStart"/>
-      <w:proofErr w:type="gramStart"/>
-      <w:r>
+        <w:t xml:space="preserve">  &lt;/MotionBase&gt;</w:t>
+      </w:r>
+    </w:p>
+    <w:p>
+      <w:pPr>
         <w:rPr>
           <w:iCs/>
           <w:szCs w:val="28"/>
           <w:lang w:val="en-US"/>
         </w:rPr>
-        <w:t>xsi:type</w:t>
-      </w:r>
-      <w:proofErr w:type="spellEnd"/>
-      <w:proofErr w:type="gramEnd"/>
+      </w:pPr>
       <w:r>
         <w:rPr>
           <w:iCs/>
           <w:szCs w:val="28"/>
           <w:lang w:val="en-US"/>
         </w:rPr>
-        <w:t>="</w:t>
-      </w:r>
-      <w:proofErr w:type="spellStart"/>
-      <w:r>
+        <w:t xml:space="preserve">  &lt;MotionBase xsi:type="OscillatoryMotion"&gt;</w:t>
+      </w:r>
+    </w:p>
+    <w:p>
+      <w:pPr>
         <w:rPr>
           <w:iCs/>
           <w:szCs w:val="28"/>
           <w:lang w:val="en-US"/>
         </w:rPr>
-        <w:t>UniformMotion</w:t>
-      </w:r>
-      <w:proofErr w:type="spellEnd"/>
+      </w:pPr>
       <w:r>
         <w:rPr>
           <w:iCs/>
           <w:szCs w:val="28"/>
           <w:lang w:val="en-US"/>
         </w:rPr>
-        <w:t>"&gt;</w:t>
+        <w:t xml:space="preserve">    &lt;InitialPosition&gt;371.4411688367728&lt;/InitialPosition&gt;</w:t>
       </w:r>
     </w:p>
     <w:p>
@@ -14522,43 +13997,41 @@
           <w:szCs w:val="28"/>
           <w:lang w:val="en-US"/>
         </w:rPr>
-        <w:t xml:space="preserve">    &lt;</w:t>
-      </w:r>
-      <w:proofErr w:type="spellStart"/>
-      <w:r>
+        <w:t xml:space="preserve">    &lt;Time&gt;387.80972096506935&lt;/Time&gt;</w:t>
+      </w:r>
+    </w:p>
+    <w:p>
+      <w:pPr>
         <w:rPr>
           <w:iCs/>
           <w:szCs w:val="28"/>
           <w:lang w:val="en-US"/>
         </w:rPr>
-        <w:t>InitialPosition</w:t>
-      </w:r>
-      <w:proofErr w:type="spellEnd"/>
+      </w:pPr>
       <w:r>
         <w:rPr>
           <w:iCs/>
           <w:szCs w:val="28"/>
           <w:lang w:val="en-US"/>
         </w:rPr>
-        <w:t>&gt;692.012950883589&lt;/</w:t>
-      </w:r>
-      <w:proofErr w:type="spellStart"/>
-      <w:r>
+        <w:t xml:space="preserve">    &lt;Speed&gt;881.5164801141726&lt;/Speed&gt;</w:t>
+      </w:r>
+    </w:p>
+    <w:p>
+      <w:pPr>
         <w:rPr>
           <w:iCs/>
           <w:szCs w:val="28"/>
           <w:lang w:val="en-US"/>
         </w:rPr>
-        <w:t>InitialPosition</w:t>
-      </w:r>
-      <w:proofErr w:type="spellEnd"/>
+      </w:pPr>
       <w:r>
         <w:rPr>
           <w:iCs/>
           <w:szCs w:val="28"/>
           <w:lang w:val="en-US"/>
         </w:rPr>
-        <w:t>&gt;</w:t>
+        <w:t xml:space="preserve">    &lt;Frequency&gt;929.8608408567228&lt;/Frequency&gt;</w:t>
       </w:r>
     </w:p>
     <w:p>
@@ -14575,7 +14048,7 @@
           <w:szCs w:val="28"/>
           <w:lang w:val="en-US"/>
         </w:rPr>
-        <w:t xml:space="preserve">    &lt;Time&gt;116.75694514373716&lt;/Time&gt;</w:t>
+        <w:t xml:space="preserve">  &lt;/MotionBase&gt;</w:t>
       </w:r>
     </w:p>
     <w:p>
@@ -14592,7 +14065,7 @@
           <w:szCs w:val="28"/>
           <w:lang w:val="en-US"/>
         </w:rPr>
-        <w:t xml:space="preserve">    &lt;Speed&gt;917.805854268745&lt;/Speed&gt;</w:t>
+        <w:t xml:space="preserve">  &lt;MotionBase xsi:type="UniformlyAcceleratedMotion"&gt;</w:t>
       </w:r>
     </w:p>
     <w:p>
@@ -14609,363 +14082,7 @@
           <w:szCs w:val="28"/>
           <w:lang w:val="en-US"/>
         </w:rPr>
-        <w:t xml:space="preserve">  &lt;/</w:t>
-      </w:r>
-      <w:proofErr w:type="spellStart"/>
-      <w:r>
-        <w:rPr>
-          <w:iCs/>
-          <w:szCs w:val="28"/>
-          <w:lang w:val="en-US"/>
-        </w:rPr>
-        <w:t>MotionBase</w:t>
-      </w:r>
-      <w:proofErr w:type="spellEnd"/>
-      <w:r>
-        <w:rPr>
-          <w:iCs/>
-          <w:szCs w:val="28"/>
-          <w:lang w:val="en-US"/>
-        </w:rPr>
-        <w:t>&gt;</w:t>
-      </w:r>
-    </w:p>
-    <w:p>
-      <w:pPr>
-        <w:rPr>
-          <w:iCs/>
-          <w:szCs w:val="28"/>
-          <w:lang w:val="en-US"/>
-        </w:rPr>
-      </w:pPr>
-      <w:r>
-        <w:rPr>
-          <w:iCs/>
-          <w:szCs w:val="28"/>
-          <w:lang w:val="en-US"/>
-        </w:rPr>
-        <w:t xml:space="preserve">  &lt;</w:t>
-      </w:r>
-      <w:proofErr w:type="spellStart"/>
-      <w:r>
-        <w:rPr>
-          <w:iCs/>
-          <w:szCs w:val="28"/>
-          <w:lang w:val="en-US"/>
-        </w:rPr>
-        <w:t>MotionBase</w:t>
-      </w:r>
-      <w:proofErr w:type="spellEnd"/>
-      <w:r>
-        <w:rPr>
-          <w:iCs/>
-          <w:szCs w:val="28"/>
-          <w:lang w:val="en-US"/>
-        </w:rPr>
-        <w:t xml:space="preserve"> </w:t>
-      </w:r>
-      <w:proofErr w:type="spellStart"/>
-      <w:proofErr w:type="gramStart"/>
-      <w:r>
-        <w:rPr>
-          <w:iCs/>
-          <w:szCs w:val="28"/>
-          <w:lang w:val="en-US"/>
-        </w:rPr>
-        <w:t>xsi:type</w:t>
-      </w:r>
-      <w:proofErr w:type="spellEnd"/>
-      <w:proofErr w:type="gramEnd"/>
-      <w:r>
-        <w:rPr>
-          <w:iCs/>
-          <w:szCs w:val="28"/>
-          <w:lang w:val="en-US"/>
-        </w:rPr>
-        <w:t>="</w:t>
-      </w:r>
-      <w:proofErr w:type="spellStart"/>
-      <w:r>
-        <w:rPr>
-          <w:iCs/>
-          <w:szCs w:val="28"/>
-          <w:lang w:val="en-US"/>
-        </w:rPr>
-        <w:t>OscillatoryMotion</w:t>
-      </w:r>
-      <w:proofErr w:type="spellEnd"/>
-      <w:r>
-        <w:rPr>
-          <w:iCs/>
-          <w:szCs w:val="28"/>
-          <w:lang w:val="en-US"/>
-        </w:rPr>
-        <w:t>"&gt;</w:t>
-      </w:r>
-    </w:p>
-    <w:p>
-      <w:pPr>
-        <w:rPr>
-          <w:iCs/>
-          <w:szCs w:val="28"/>
-          <w:lang w:val="en-US"/>
-        </w:rPr>
-      </w:pPr>
-      <w:r>
-        <w:rPr>
-          <w:iCs/>
-          <w:szCs w:val="28"/>
-          <w:lang w:val="en-US"/>
-        </w:rPr>
-        <w:t xml:space="preserve">    &lt;</w:t>
-      </w:r>
-      <w:proofErr w:type="spellStart"/>
-      <w:r>
-        <w:rPr>
-          <w:iCs/>
-          <w:szCs w:val="28"/>
-          <w:lang w:val="en-US"/>
-        </w:rPr>
-        <w:t>InitialPosition</w:t>
-      </w:r>
-      <w:proofErr w:type="spellEnd"/>
-      <w:r>
-        <w:rPr>
-          <w:iCs/>
-          <w:szCs w:val="28"/>
-          <w:lang w:val="en-US"/>
-        </w:rPr>
-        <w:t>&gt;371.4411688367728&lt;/</w:t>
-      </w:r>
-      <w:proofErr w:type="spellStart"/>
-      <w:r>
-        <w:rPr>
-          <w:iCs/>
-          <w:szCs w:val="28"/>
-          <w:lang w:val="en-US"/>
-        </w:rPr>
-        <w:t>InitialPosition</w:t>
-      </w:r>
-      <w:proofErr w:type="spellEnd"/>
-      <w:r>
-        <w:rPr>
-          <w:iCs/>
-          <w:szCs w:val="28"/>
-          <w:lang w:val="en-US"/>
-        </w:rPr>
-        <w:t>&gt;</w:t>
-      </w:r>
-    </w:p>
-    <w:p>
-      <w:pPr>
-        <w:rPr>
-          <w:iCs/>
-          <w:szCs w:val="28"/>
-          <w:lang w:val="en-US"/>
-        </w:rPr>
-      </w:pPr>
-      <w:r>
-        <w:rPr>
-          <w:iCs/>
-          <w:szCs w:val="28"/>
-          <w:lang w:val="en-US"/>
-        </w:rPr>
-        <w:t xml:space="preserve">    &lt;Time&gt;387.80972096506935&lt;/Time&gt;</w:t>
-      </w:r>
-    </w:p>
-    <w:p>
-      <w:pPr>
-        <w:rPr>
-          <w:iCs/>
-          <w:szCs w:val="28"/>
-          <w:lang w:val="en-US"/>
-        </w:rPr>
-      </w:pPr>
-      <w:r>
-        <w:rPr>
-          <w:iCs/>
-          <w:szCs w:val="28"/>
-          <w:lang w:val="en-US"/>
-        </w:rPr>
-        <w:t xml:space="preserve">    &lt;Speed&gt;881.5164801141726&lt;/Speed&gt;</w:t>
-      </w:r>
-    </w:p>
-    <w:p>
-      <w:pPr>
-        <w:rPr>
-          <w:iCs/>
-          <w:szCs w:val="28"/>
-          <w:lang w:val="en-US"/>
-        </w:rPr>
-      </w:pPr>
-      <w:r>
-        <w:rPr>
-          <w:iCs/>
-          <w:szCs w:val="28"/>
-          <w:lang w:val="en-US"/>
-        </w:rPr>
-        <w:t xml:space="preserve">    &lt;Frequency&gt;929.8608408567228&lt;/Frequency&gt;</w:t>
-      </w:r>
-    </w:p>
-    <w:p>
-      <w:pPr>
-        <w:rPr>
-          <w:iCs/>
-          <w:szCs w:val="28"/>
-          <w:lang w:val="en-US"/>
-        </w:rPr>
-      </w:pPr>
-      <w:r>
-        <w:rPr>
-          <w:iCs/>
-          <w:szCs w:val="28"/>
-          <w:lang w:val="en-US"/>
-        </w:rPr>
-        <w:t xml:space="preserve">  &lt;/</w:t>
-      </w:r>
-      <w:proofErr w:type="spellStart"/>
-      <w:r>
-        <w:rPr>
-          <w:iCs/>
-          <w:szCs w:val="28"/>
-          <w:lang w:val="en-US"/>
-        </w:rPr>
-        <w:t>MotionBase</w:t>
-      </w:r>
-      <w:proofErr w:type="spellEnd"/>
-      <w:r>
-        <w:rPr>
-          <w:iCs/>
-          <w:szCs w:val="28"/>
-          <w:lang w:val="en-US"/>
-        </w:rPr>
-        <w:t>&gt;</w:t>
-      </w:r>
-    </w:p>
-    <w:p>
-      <w:pPr>
-        <w:rPr>
-          <w:iCs/>
-          <w:szCs w:val="28"/>
-          <w:lang w:val="en-US"/>
-        </w:rPr>
-      </w:pPr>
-      <w:r>
-        <w:rPr>
-          <w:iCs/>
-          <w:szCs w:val="28"/>
-          <w:lang w:val="en-US"/>
-        </w:rPr>
-        <w:t xml:space="preserve">  &lt;</w:t>
-      </w:r>
-      <w:proofErr w:type="spellStart"/>
-      <w:r>
-        <w:rPr>
-          <w:iCs/>
-          <w:szCs w:val="28"/>
-          <w:lang w:val="en-US"/>
-        </w:rPr>
-        <w:t>MotionBase</w:t>
-      </w:r>
-      <w:proofErr w:type="spellEnd"/>
-      <w:r>
-        <w:rPr>
-          <w:iCs/>
-          <w:szCs w:val="28"/>
-          <w:lang w:val="en-US"/>
-        </w:rPr>
-        <w:t xml:space="preserve"> </w:t>
-      </w:r>
-      <w:proofErr w:type="spellStart"/>
-      <w:proofErr w:type="gramStart"/>
-      <w:r>
-        <w:rPr>
-          <w:iCs/>
-          <w:szCs w:val="28"/>
-          <w:lang w:val="en-US"/>
-        </w:rPr>
-        <w:t>xsi:type</w:t>
-      </w:r>
-      <w:proofErr w:type="spellEnd"/>
-      <w:proofErr w:type="gramEnd"/>
-      <w:r>
-        <w:rPr>
-          <w:iCs/>
-          <w:szCs w:val="28"/>
-          <w:lang w:val="en-US"/>
-        </w:rPr>
-        <w:t>="</w:t>
-      </w:r>
-      <w:proofErr w:type="spellStart"/>
-      <w:r>
-        <w:rPr>
-          <w:iCs/>
-          <w:szCs w:val="28"/>
-          <w:lang w:val="en-US"/>
-        </w:rPr>
-        <w:t>UniformlyAcceleratedMotion</w:t>
-      </w:r>
-      <w:proofErr w:type="spellEnd"/>
-      <w:r>
-        <w:rPr>
-          <w:iCs/>
-          <w:szCs w:val="28"/>
-          <w:lang w:val="en-US"/>
-        </w:rPr>
-        <w:t>"&gt;</w:t>
-      </w:r>
-    </w:p>
-    <w:p>
-      <w:pPr>
-        <w:rPr>
-          <w:iCs/>
-          <w:szCs w:val="28"/>
-          <w:lang w:val="en-US"/>
-        </w:rPr>
-      </w:pPr>
-      <w:r>
-        <w:rPr>
-          <w:iCs/>
-          <w:szCs w:val="28"/>
-          <w:lang w:val="en-US"/>
-        </w:rPr>
-        <w:t xml:space="preserve">    &lt;</w:t>
-      </w:r>
-      <w:proofErr w:type="spellStart"/>
-      <w:r>
-        <w:rPr>
-          <w:iCs/>
-          <w:szCs w:val="28"/>
-          <w:lang w:val="en-US"/>
-        </w:rPr>
-        <w:t>InitialPosition</w:t>
-      </w:r>
-      <w:proofErr w:type="spellEnd"/>
-      <w:r>
-        <w:rPr>
-          <w:iCs/>
-          <w:szCs w:val="28"/>
-          <w:lang w:val="en-US"/>
-        </w:rPr>
-        <w:t>&gt;446.92973323003827&lt;/</w:t>
-      </w:r>
-      <w:proofErr w:type="spellStart"/>
-      <w:r>
-        <w:rPr>
-          <w:iCs/>
-          <w:szCs w:val="28"/>
-          <w:lang w:val="en-US"/>
-        </w:rPr>
-        <w:t>InitialPosition</w:t>
-      </w:r>
-      <w:proofErr w:type="spellEnd"/>
-      <w:r>
-        <w:rPr>
-          <w:iCs/>
-          <w:szCs w:val="28"/>
-          <w:lang w:val="en-US"/>
-        </w:rPr>
-        <w:t>&gt;</w:t>
+        <w:t xml:space="preserve">    &lt;InitialPosition&gt;446.92973323003827&lt;/InitialPosition&gt;</w:t>
       </w:r>
     </w:p>
     <w:p>
@@ -15052,7 +14169,6 @@
         </w:rPr>
         <w:t>&lt;/</w:t>
       </w:r>
-      <w:proofErr w:type="spellStart"/>
       <w:r>
         <w:rPr>
           <w:iCs/>
@@ -15061,7 +14177,6 @@
         </w:rPr>
         <w:t>MotionBase</w:t>
       </w:r>
-      <w:proofErr w:type="spellEnd"/>
       <w:r>
         <w:rPr>
           <w:iCs/>
@@ -15084,7 +14199,6 @@
         </w:rPr>
         <w:t>&lt;/</w:t>
       </w:r>
-      <w:proofErr w:type="spellStart"/>
       <w:r>
         <w:rPr>
           <w:iCs/>
@@ -15093,7 +14207,6 @@
         </w:rPr>
         <w:t>ArrayOfMotionBase</w:t>
       </w:r>
-      <w:proofErr w:type="spellEnd"/>
       <w:r>
         <w:rPr>
           <w:iCs/>
@@ -15197,8 +14310,8 @@
         </w:rPr>
         <w:t xml:space="preserve">одержать </w:t>
       </w:r>
-      <w:commentRangeStart w:id="15"/>
-      <w:commentRangeStart w:id="16"/>
+      <w:commentRangeStart w:id="17"/>
+      <w:commentRangeStart w:id="18"/>
       <w:r>
         <w:rPr>
           <w:szCs w:val="28"/>
@@ -15241,7 +14354,6 @@
         </w:rPr>
         <w:t xml:space="preserve">: </w:t>
       </w:r>
-      <w:proofErr w:type="spellStart"/>
       <w:r>
         <w:rPr>
           <w:iCs/>
@@ -15250,7 +14362,6 @@
         </w:rPr>
         <w:t>InitinalPosition</w:t>
       </w:r>
-      <w:proofErr w:type="spellEnd"/>
       <w:r>
         <w:rPr>
           <w:iCs/>
@@ -15316,7 +14427,6 @@
         </w:rPr>
         <w:t xml:space="preserve">: </w:t>
       </w:r>
-      <w:proofErr w:type="spellStart"/>
       <w:r>
         <w:rPr>
           <w:iCs/>
@@ -15325,7 +14435,6 @@
         </w:rPr>
         <w:t>InitinalPosition</w:t>
       </w:r>
-      <w:proofErr w:type="spellEnd"/>
       <w:r>
         <w:rPr>
           <w:iCs/>
@@ -15399,7 +14508,6 @@
         </w:rPr>
         <w:t xml:space="preserve">колебательного: </w:t>
       </w:r>
-      <w:proofErr w:type="spellStart"/>
       <w:r>
         <w:rPr>
           <w:iCs/>
@@ -15408,7 +14516,6 @@
         </w:rPr>
         <w:t>InitinalPosition</w:t>
       </w:r>
-      <w:proofErr w:type="spellEnd"/>
       <w:r>
         <w:rPr>
           <w:iCs/>
@@ -15460,19 +14567,19 @@
         </w:rPr>
         <w:t>.</w:t>
       </w:r>
-      <w:commentRangeEnd w:id="15"/>
+      <w:commentRangeEnd w:id="17"/>
       <w:r>
         <w:rPr>
           <w:rStyle w:val="af"/>
         </w:rPr>
-        <w:commentReference w:id="15"/>
-      </w:r>
-      <w:commentRangeEnd w:id="16"/>
+        <w:commentReference w:id="17"/>
+      </w:r>
+      <w:commentRangeEnd w:id="18"/>
       <w:r>
         <w:rPr>
           <w:rStyle w:val="af"/>
         </w:rPr>
-        <w:commentReference w:id="16"/>
+        <w:commentReference w:id="18"/>
       </w:r>
     </w:p>
     <w:p>
@@ -15965,33 +15072,11 @@
           <w:i w:val="0"/>
         </w:rPr>
       </w:pPr>
-      <w:proofErr w:type="spellStart"/>
       <w:r>
         <w:rPr>
           <w:i w:val="0"/>
         </w:rPr>
-        <w:t>равномерное</w:t>
-      </w:r>
-      <w:proofErr w:type="spellEnd"/>
-      <w:r>
-        <w:rPr>
-          <w:i w:val="0"/>
-        </w:rPr>
-        <w:t xml:space="preserve"> </w:t>
-      </w:r>
-      <w:proofErr w:type="spellStart"/>
-      <w:r>
-        <w:rPr>
-          <w:i w:val="0"/>
-        </w:rPr>
-        <w:t>движение</w:t>
-      </w:r>
-      <w:proofErr w:type="spellEnd"/>
-      <w:r>
-        <w:rPr>
-          <w:i w:val="0"/>
-        </w:rPr>
-        <w:t>;</w:t>
+        <w:t>равномерное движение;</w:t>
       </w:r>
     </w:p>
     <w:p>
@@ -16005,33 +15090,11 @@
           <w:i w:val="0"/>
         </w:rPr>
       </w:pPr>
-      <w:proofErr w:type="spellStart"/>
       <w:r>
         <w:rPr>
           <w:i w:val="0"/>
         </w:rPr>
-        <w:t>равноускоренное</w:t>
-      </w:r>
-      <w:proofErr w:type="spellEnd"/>
-      <w:r>
-        <w:rPr>
-          <w:i w:val="0"/>
-        </w:rPr>
-        <w:t xml:space="preserve"> </w:t>
-      </w:r>
-      <w:proofErr w:type="spellStart"/>
-      <w:r>
-        <w:rPr>
-          <w:i w:val="0"/>
-        </w:rPr>
-        <w:t>движение</w:t>
-      </w:r>
-      <w:proofErr w:type="spellEnd"/>
-      <w:r>
-        <w:rPr>
-          <w:i w:val="0"/>
-        </w:rPr>
-        <w:t>;</w:t>
+        <w:t>равноускоренное движение;</w:t>
       </w:r>
     </w:p>
     <w:p>
@@ -16045,33 +15108,11 @@
           <w:i w:val="0"/>
         </w:rPr>
       </w:pPr>
-      <w:proofErr w:type="spellStart"/>
       <w:r>
         <w:rPr>
           <w:i w:val="0"/>
         </w:rPr>
-        <w:t>колебательное</w:t>
-      </w:r>
-      <w:proofErr w:type="spellEnd"/>
-      <w:r>
-        <w:rPr>
-          <w:i w:val="0"/>
-        </w:rPr>
-        <w:t xml:space="preserve"> </w:t>
-      </w:r>
-      <w:proofErr w:type="spellStart"/>
-      <w:r>
-        <w:rPr>
-          <w:i w:val="0"/>
-        </w:rPr>
-        <w:t>движение</w:t>
-      </w:r>
-      <w:proofErr w:type="spellEnd"/>
-      <w:r>
-        <w:rPr>
-          <w:i w:val="0"/>
-        </w:rPr>
-        <w:t>.</w:t>
+        <w:t>колебательное движение.</w:t>
       </w:r>
     </w:p>
     <w:p>
@@ -17153,17 +16194,8 @@
           <w:iCs/>
           <w:szCs w:val="28"/>
         </w:rPr>
-        <w:t xml:space="preserve">в файл формата </w:t>
-      </w:r>
-      <w:proofErr w:type="gramStart"/>
-      <w:r>
-        <w:rPr>
-          <w:iCs/>
-          <w:szCs w:val="28"/>
-        </w:rPr>
-        <w:t>*.</w:t>
-      </w:r>
-      <w:proofErr w:type="spellStart"/>
+        <w:t>в файл формата *.</w:t>
+      </w:r>
       <w:r>
         <w:rPr>
           <w:iCs/>
@@ -17172,8 +16204,6 @@
         </w:rPr>
         <w:t>elmt</w:t>
       </w:r>
-      <w:proofErr w:type="spellEnd"/>
-      <w:proofErr w:type="gramEnd"/>
       <w:r>
         <w:rPr>
           <w:iCs/>
@@ -17228,17 +16258,8 @@
           <w:iCs/>
           <w:szCs w:val="28"/>
         </w:rPr>
-        <w:t xml:space="preserve">из файла формата </w:t>
-      </w:r>
-      <w:proofErr w:type="gramStart"/>
-      <w:r>
-        <w:rPr>
-          <w:iCs/>
-          <w:szCs w:val="28"/>
-        </w:rPr>
-        <w:t>*.</w:t>
-      </w:r>
-      <w:proofErr w:type="spellStart"/>
+        <w:t>из файла формата *.</w:t>
+      </w:r>
       <w:r>
         <w:rPr>
           <w:iCs/>
@@ -17247,8 +16268,6 @@
         </w:rPr>
         <w:t>elmt</w:t>
       </w:r>
-      <w:proofErr w:type="spellEnd"/>
-      <w:proofErr w:type="gramEnd"/>
       <w:r>
         <w:rPr>
           <w:iCs/>
@@ -17478,8 +16497,6 @@
           <w:szCs w:val="28"/>
         </w:rPr>
       </w:pPr>
-      <w:bookmarkStart w:id="17" w:name="_GoBack"/>
-      <w:bookmarkEnd w:id="17"/>
     </w:p>
     <w:sectPr>
       <w:pgSz w:w="11906" w:h="16838"/>
@@ -17494,7 +16511,7 @@
 
 <file path=word/comments.xml><?xml version="1.0" encoding="utf-8"?>
 <w:comments xmlns:wpc="http://schemas.microsoft.com/office/word/2010/wordprocessingCanvas" xmlns:cx="http://schemas.microsoft.com/office/drawing/2014/chartex" xmlns:cx1="http://schemas.microsoft.com/office/drawing/2015/9/8/chartex" xmlns:mc="http://schemas.openxmlformats.org/markup-compatibility/2006" xmlns:o="urn:schemas-microsoft-com:office:office" xmlns:r="http://schemas.openxmlformats.org/officeDocument/2006/relationships" xmlns:m="http://schemas.openxmlformats.org/officeDocument/2006/math" xmlns:v="urn:schemas-microsoft-com:vml" xmlns:wp14="http://schemas.microsoft.com/office/word/2010/wordprocessingDrawing" xmlns:wp="http://schemas.openxmlformats.org/drawingml/2006/wordprocessingDrawing" xmlns:w10="urn:schemas-microsoft-com:office:word" xmlns:w="http://schemas.openxmlformats.org/wordprocessingml/2006/main" xmlns:w14="http://schemas.microsoft.com/office/word/2010/wordml" xmlns:w15="http://schemas.microsoft.com/office/word/2012/wordml" xmlns:w16se="http://schemas.microsoft.com/office/word/2015/wordml/symex" xmlns:wpg="http://schemas.microsoft.com/office/word/2010/wordprocessingGroup" xmlns:wpi="http://schemas.microsoft.com/office/word/2010/wordprocessingInk" xmlns:wne="http://schemas.microsoft.com/office/word/2006/wordml" xmlns:wps="http://schemas.microsoft.com/office/word/2010/wordprocessingShape" mc:Ignorable="w14 w15 w16se wp14">
-  <w:comment w:id="15" w:author="Aleksey A. Kalentev" w:date="2026-04-30T11:21:00Z" w:initials="AAK">
+  <w:comment w:id="17" w:author="Aleksey A. Kalentev" w:date="2026-04-30T11:21:00Z" w:initials="AAK">
     <w:p>
       <w:pPr>
         <w:pStyle w:val="af0"/>
@@ -17507,7 +16524,7 @@
       </w:r>
     </w:p>
   </w:comment>
-  <w:comment w:id="16" w:author="podop" w:date="2026-04-30T11:29:00Z" w:initials="p">
+  <w:comment w:id="18" w:author="podop" w:date="2026-04-30T11:29:00Z" w:initials="p">
     <w:p>
       <w:pPr>
         <w:pStyle w:val="af0"/>
@@ -17600,7 +16617,7 @@
           <w:rPr>
             <w:noProof/>
           </w:rPr>
-          <w:t>6</w:t>
+          <w:t>16</w:t>
         </w:r>
         <w:r>
           <w:fldChar w:fldCharType="end"/>
@@ -19276,9 +18293,13 @@
     <w:autoRedefine/>
     <w:uiPriority w:val="39"/>
     <w:unhideWhenUsed/>
-    <w:rsid w:val="00CF47CD"/>
+    <w:rsid w:val="003A1A4D"/>
     <w:pPr>
+      <w:tabs>
+        <w:tab w:val="right" w:leader="dot" w:pos="9345"/>
+      </w:tabs>
       <w:spacing w:after="100"/>
+      <w:ind w:firstLine="142"/>
     </w:pPr>
   </w:style>
   <w:style w:type="character" w:styleId="ae">
@@ -19695,7 +18716,7 @@
 </file>
 
 <file path=customXml/itemProps1.xml><?xml version="1.0" encoding="utf-8"?>
-<ds:datastoreItem xmlns:ds="http://schemas.openxmlformats.org/officeDocument/2006/customXml" ds:itemID="{39FA16B3-C481-4413-918D-ABF340923D24}">
+<ds:datastoreItem xmlns:ds="http://schemas.openxmlformats.org/officeDocument/2006/customXml" ds:itemID="{968ABB75-1894-4BC2-9875-DE567E7C6F6A}">
   <ds:schemaRefs>
     <ds:schemaRef ds:uri="http://schemas.openxmlformats.org/officeDocument/2006/bibliography"/>
   </ds:schemaRefs>

--- a/ЛБ5 Подопригора Л.И..docx
+++ b/ЛБ5 Подопригора Л.И..docx
@@ -568,11 +568,19 @@
         </w:rPr>
         <w:tab/>
       </w:r>
+      <w:proofErr w:type="spellStart"/>
       <w:r>
         <w:rPr>
           <w:sz w:val="24"/>
         </w:rPr>
-        <w:t>Калентьев А.А.</w:t>
+        <w:t>Калентьев</w:t>
+      </w:r>
+      <w:proofErr w:type="spellEnd"/>
+      <w:r>
+        <w:rPr>
+          <w:sz w:val="24"/>
+        </w:rPr>
+        <w:t xml:space="preserve"> А.А.</w:t>
       </w:r>
     </w:p>
     <w:p>
@@ -1781,7 +1789,21 @@
         <w:rPr>
           <w:szCs w:val="28"/>
         </w:rPr>
-        <w:t>Разработка программного обеспечения представляет собой сложный многоитерационный процесс, который не может обойтись без этапа документирования. Согласно учебному пособию</w:t>
+        <w:t xml:space="preserve">Разработка программного обеспечения представляет собой сложный </w:t>
+      </w:r>
+      <w:proofErr w:type="spellStart"/>
+      <w:r>
+        <w:rPr>
+          <w:szCs w:val="28"/>
+        </w:rPr>
+        <w:t>многоитерационный</w:t>
+      </w:r>
+      <w:proofErr w:type="spellEnd"/>
+      <w:r>
+        <w:rPr>
+          <w:szCs w:val="28"/>
+        </w:rPr>
+        <w:t xml:space="preserve"> процесс, который не может обойтись без этапа документирования. Согласно учебному пособию</w:t>
       </w:r>
       <w:r>
         <w:rPr>
@@ -2011,6 +2033,7 @@
           <w:iCs/>
         </w:rPr>
       </w:pPr>
+      <w:proofErr w:type="spellStart"/>
       <w:r>
         <w:rPr>
           <w:i w:val="0"/>
@@ -2026,17 +2049,27 @@
         </w:rPr>
         <w:t>дение</w:t>
       </w:r>
+      <w:proofErr w:type="spellEnd"/>
       <w:r>
         <w:rPr>
           <w:i w:val="0"/>
           <w:iCs/>
         </w:rPr>
-        <w:t xml:space="preserve"> дерев</w:t>
-      </w:r>
+        <w:t xml:space="preserve"> </w:t>
+      </w:r>
+      <w:proofErr w:type="spellStart"/>
       <w:r>
         <w:rPr>
           <w:i w:val="0"/>
           <w:iCs/>
+        </w:rPr>
+        <w:t>дерев</w:t>
+      </w:r>
+      <w:proofErr w:type="spellEnd"/>
+      <w:r>
+        <w:rPr>
+          <w:i w:val="0"/>
+          <w:iCs/>
           <w:lang w:val="ru-RU"/>
         </w:rPr>
         <w:t>а</w:t>
@@ -2046,7 +2079,39 @@
           <w:i w:val="0"/>
           <w:iCs/>
         </w:rPr>
-        <w:t xml:space="preserve"> ветвлений Git;</w:t>
+        <w:t xml:space="preserve"> </w:t>
+      </w:r>
+      <w:proofErr w:type="spellStart"/>
+      <w:r>
+        <w:rPr>
+          <w:i w:val="0"/>
+          <w:iCs/>
+        </w:rPr>
+        <w:t>ветвлений</w:t>
+      </w:r>
+      <w:proofErr w:type="spellEnd"/>
+      <w:r>
+        <w:rPr>
+          <w:i w:val="0"/>
+          <w:iCs/>
+        </w:rPr>
+        <w:t xml:space="preserve"> </w:t>
+      </w:r>
+      <w:proofErr w:type="spellStart"/>
+      <w:r>
+        <w:rPr>
+          <w:i w:val="0"/>
+          <w:iCs/>
+        </w:rPr>
+        <w:t>Git</w:t>
+      </w:r>
+      <w:proofErr w:type="spellEnd"/>
+      <w:r>
+        <w:rPr>
+          <w:i w:val="0"/>
+          <w:iCs/>
+        </w:rPr>
+        <w:t>;</w:t>
       </w:r>
     </w:p>
     <w:p>
@@ -2063,6 +2128,7 @@
           <w:iCs/>
         </w:rPr>
       </w:pPr>
+      <w:proofErr w:type="spellStart"/>
       <w:r>
         <w:rPr>
           <w:i w:val="0"/>
@@ -2078,17 +2144,27 @@
         </w:rPr>
         <w:t>дение</w:t>
       </w:r>
+      <w:proofErr w:type="spellEnd"/>
       <w:r>
         <w:rPr>
           <w:i w:val="0"/>
           <w:iCs/>
         </w:rPr>
-        <w:t xml:space="preserve"> тестировани</w:t>
-      </w:r>
+        <w:t xml:space="preserve"> </w:t>
+      </w:r>
+      <w:proofErr w:type="spellStart"/>
       <w:r>
         <w:rPr>
           <w:i w:val="0"/>
           <w:iCs/>
+        </w:rPr>
+        <w:t>тестировани</w:t>
+      </w:r>
+      <w:proofErr w:type="spellEnd"/>
+      <w:r>
+        <w:rPr>
+          <w:i w:val="0"/>
+          <w:iCs/>
           <w:lang w:val="ru-RU"/>
         </w:rPr>
         <w:t>я</w:t>
@@ -2098,7 +2174,23 @@
           <w:i w:val="0"/>
           <w:iCs/>
         </w:rPr>
-        <w:t xml:space="preserve"> программы.</w:t>
+        <w:t xml:space="preserve"> </w:t>
+      </w:r>
+      <w:proofErr w:type="spellStart"/>
+      <w:r>
+        <w:rPr>
+          <w:i w:val="0"/>
+          <w:iCs/>
+        </w:rPr>
+        <w:t>программы</w:t>
+      </w:r>
+      <w:proofErr w:type="spellEnd"/>
+      <w:r>
+        <w:rPr>
+          <w:i w:val="0"/>
+          <w:iCs/>
+        </w:rPr>
+        <w:t>.</w:t>
       </w:r>
     </w:p>
     <w:p>
@@ -2201,7 +2293,23 @@
         </w:rPr>
       </w:pPr>
       <w:r>
-        <w:t>Вариант использования (use case) – это описание множества последовательных действий (включая вариации), которые выполняются некоторым субъектом с целью получения результата, значимого для некоторого действующего лица. Вариант использования предполагает взаимодействие действующих лиц и системы или другого объекта. Действующее лицо представляет собой логически связанное множество ролей, которые играют пользователи системы во время взаимодействия с ней [1].</w:t>
+        <w:t>Вариант использования (</w:t>
+      </w:r>
+      <w:proofErr w:type="spellStart"/>
+      <w:r>
+        <w:t>use</w:t>
+      </w:r>
+      <w:proofErr w:type="spellEnd"/>
+      <w:r>
+        <w:t xml:space="preserve"> </w:t>
+      </w:r>
+      <w:proofErr w:type="spellStart"/>
+      <w:r>
+        <w:t>case</w:t>
+      </w:r>
+      <w:proofErr w:type="spellEnd"/>
+      <w:r>
+        <w:t>) – это описание множества последовательных действий (включая вариации), которые выполняются некоторым субъектом с целью получения результата, значимого для некоторого действующего лица. Вариант использования предполагает взаимодействие действующих лиц и системы или другого объекта. Действующее лицо представляет собой логически связанное множество ролей, которые играют пользователи системы во время взаимодействия с ней [1].</w:t>
       </w:r>
     </w:p>
     <w:p>
@@ -2542,22 +2650,78 @@
           <w:szCs w:val="28"/>
           <w:lang w:val="en-US"/>
         </w:rPr>
-        <w:t xml:space="preserve"> MotionBase, OscillatoryMotion, </w:t>
-      </w:r>
+        <w:t xml:space="preserve"> </w:t>
+      </w:r>
+      <w:proofErr w:type="spellStart"/>
       <w:r>
         <w:rPr>
           <w:iCs/>
           <w:szCs w:val="28"/>
           <w:lang w:val="en-US"/>
         </w:rPr>
-        <w:t>UniformlyAcceleratedMotion, UniformMotion</w:t>
-      </w:r>
+        <w:t>MotionBase</w:t>
+      </w:r>
+      <w:proofErr w:type="spellEnd"/>
       <w:r>
         <w:rPr>
           <w:iCs/>
           <w:szCs w:val="28"/>
           <w:lang w:val="en-US"/>
         </w:rPr>
+        <w:t xml:space="preserve">, </w:t>
+      </w:r>
+      <w:proofErr w:type="spellStart"/>
+      <w:r>
+        <w:rPr>
+          <w:iCs/>
+          <w:szCs w:val="28"/>
+          <w:lang w:val="en-US"/>
+        </w:rPr>
+        <w:t>OscillatoryMotion</w:t>
+      </w:r>
+      <w:proofErr w:type="spellEnd"/>
+      <w:r>
+        <w:rPr>
+          <w:iCs/>
+          <w:szCs w:val="28"/>
+          <w:lang w:val="en-US"/>
+        </w:rPr>
+        <w:t xml:space="preserve">, </w:t>
+      </w:r>
+      <w:proofErr w:type="spellStart"/>
+      <w:r>
+        <w:rPr>
+          <w:iCs/>
+          <w:szCs w:val="28"/>
+          <w:lang w:val="en-US"/>
+        </w:rPr>
+        <w:t>UniformlyAcceleratedMotion</w:t>
+      </w:r>
+      <w:proofErr w:type="spellEnd"/>
+      <w:r>
+        <w:rPr>
+          <w:iCs/>
+          <w:szCs w:val="28"/>
+          <w:lang w:val="en-US"/>
+        </w:rPr>
+        <w:t xml:space="preserve">, </w:t>
+      </w:r>
+      <w:proofErr w:type="spellStart"/>
+      <w:r>
+        <w:rPr>
+          <w:iCs/>
+          <w:szCs w:val="28"/>
+          <w:lang w:val="en-US"/>
+        </w:rPr>
+        <w:t>UniformMotion</w:t>
+      </w:r>
+      <w:proofErr w:type="spellEnd"/>
+      <w:r>
+        <w:rPr>
+          <w:iCs/>
+          <w:szCs w:val="28"/>
+          <w:lang w:val="en-US"/>
+        </w:rPr>
         <w:t xml:space="preserve">. </w:t>
       </w:r>
     </w:p>
@@ -2575,6 +2739,7 @@
         </w:rPr>
         <w:t xml:space="preserve">Класс </w:t>
       </w:r>
+      <w:proofErr w:type="spellStart"/>
       <w:r>
         <w:rPr>
           <w:iCs/>
@@ -2582,6 +2747,7 @@
         </w:rPr>
         <w:t>MotionBase</w:t>
       </w:r>
+      <w:proofErr w:type="spellEnd"/>
       <w:r>
         <w:rPr>
           <w:iCs/>
@@ -2617,6 +2783,7 @@
         </w:rPr>
         <w:t xml:space="preserve">Классы </w:t>
       </w:r>
+      <w:proofErr w:type="spellStart"/>
       <w:r>
         <w:rPr>
           <w:iCs/>
@@ -2624,6 +2791,7 @@
         </w:rPr>
         <w:t>OscillatoryMotion</w:t>
       </w:r>
+      <w:proofErr w:type="spellEnd"/>
       <w:r>
         <w:rPr>
           <w:iCs/>
@@ -2631,6 +2799,7 @@
         </w:rPr>
         <w:t xml:space="preserve">, </w:t>
       </w:r>
+      <w:proofErr w:type="spellStart"/>
       <w:r>
         <w:rPr>
           <w:iCs/>
@@ -2638,6 +2807,7 @@
         </w:rPr>
         <w:t>UniformlyAcceleratedMotion</w:t>
       </w:r>
+      <w:proofErr w:type="spellEnd"/>
       <w:r>
         <w:rPr>
           <w:iCs/>
@@ -2645,6 +2815,7 @@
         </w:rPr>
         <w:t xml:space="preserve">, </w:t>
       </w:r>
+      <w:proofErr w:type="spellStart"/>
       <w:r>
         <w:rPr>
           <w:iCs/>
@@ -2652,6 +2823,7 @@
         </w:rPr>
         <w:t>UniformMotion</w:t>
       </w:r>
+      <w:proofErr w:type="spellEnd"/>
       <w:r>
         <w:rPr>
           <w:iCs/>
@@ -2666,6 +2838,7 @@
         </w:rPr>
         <w:t xml:space="preserve">являются производными и наследуются от класса </w:t>
       </w:r>
+      <w:proofErr w:type="spellStart"/>
       <w:r>
         <w:rPr>
           <w:iCs/>
@@ -2673,6 +2846,7 @@
         </w:rPr>
         <w:t>MotionBase</w:t>
       </w:r>
+      <w:proofErr w:type="spellEnd"/>
       <w:r>
         <w:rPr>
           <w:iCs/>
@@ -2774,6 +2948,7 @@
         </w:rPr>
         <w:t xml:space="preserve"> – Описание класса </w:t>
       </w:r>
+      <w:proofErr w:type="spellStart"/>
       <w:r>
         <w:rPr>
           <w:iCs/>
@@ -2782,6 +2957,7 @@
         </w:rPr>
         <w:t>MotionBase</w:t>
       </w:r>
+      <w:proofErr w:type="spellEnd"/>
     </w:p>
     <w:tbl>
       <w:tblPr>
@@ -2941,6 +3117,7 @@
                 <w:szCs w:val="28"/>
               </w:rPr>
             </w:pPr>
+            <w:proofErr w:type="spellStart"/>
             <w:r>
               <w:rPr>
                 <w:iCs/>
@@ -2949,6 +3126,7 @@
               </w:rPr>
               <w:t>MotionBase</w:t>
             </w:r>
+            <w:proofErr w:type="spellEnd"/>
             <w:r>
               <w:rPr>
                 <w:szCs w:val="28"/>
@@ -3113,13 +3291,23 @@
               </w:rPr>
               <w:t xml:space="preserve">+ </w:t>
             </w:r>
+            <w:proofErr w:type="spellStart"/>
             <w:r>
               <w:rPr>
                 <w:iCs/>
                 <w:szCs w:val="28"/>
                 <w:lang w:val="en-GB"/>
               </w:rPr>
-              <w:t>InitinalPosition()</w:t>
+              <w:t>InitinalPosition</w:t>
+            </w:r>
+            <w:proofErr w:type="spellEnd"/>
+            <w:r>
+              <w:rPr>
+                <w:iCs/>
+                <w:szCs w:val="28"/>
+                <w:lang w:val="en-GB"/>
+              </w:rPr>
+              <w:t>()</w:t>
             </w:r>
           </w:p>
         </w:tc>
@@ -3494,6 +3682,7 @@
               </w:rPr>
               <w:t xml:space="preserve">+ </w:t>
             </w:r>
+            <w:proofErr w:type="spellStart"/>
             <w:r>
               <w:rPr>
                 <w:iCs/>
@@ -3502,6 +3691,7 @@
               </w:rPr>
               <w:t>GetInfo</w:t>
             </w:r>
+            <w:proofErr w:type="spellEnd"/>
             <w:r>
               <w:rPr>
                 <w:iCs/>
@@ -3590,6 +3780,7 @@
               </w:rPr>
               <w:t xml:space="preserve">+ </w:t>
             </w:r>
+            <w:proofErr w:type="spellStart"/>
             <w:r>
               <w:rPr>
                 <w:iCs/>
@@ -3598,6 +3789,7 @@
               </w:rPr>
               <w:t>GetPosition</w:t>
             </w:r>
+            <w:proofErr w:type="spellEnd"/>
             <w:r>
               <w:rPr>
                 <w:iCs/>
@@ -3685,7 +3877,25 @@
                 <w:szCs w:val="28"/>
                 <w:lang w:val="en-US"/>
               </w:rPr>
-              <w:t># ValidateParametrs()</w:t>
+              <w:t xml:space="preserve"># </w:t>
+            </w:r>
+            <w:proofErr w:type="spellStart"/>
+            <w:r>
+              <w:rPr>
+                <w:iCs/>
+                <w:szCs w:val="28"/>
+                <w:lang w:val="en-US"/>
+              </w:rPr>
+              <w:t>ValidateParametrs</w:t>
+            </w:r>
+            <w:proofErr w:type="spellEnd"/>
+            <w:r>
+              <w:rPr>
+                <w:iCs/>
+                <w:szCs w:val="28"/>
+                <w:lang w:val="en-US"/>
+              </w:rPr>
+              <w:t>()</w:t>
             </w:r>
           </w:p>
         </w:tc>
@@ -3735,7 +3945,23 @@
                 <w:iCs/>
                 <w:szCs w:val="28"/>
               </w:rPr>
-              <w:t>Метод для валидации введенных данных</w:t>
+              <w:t xml:space="preserve">Метод для </w:t>
+            </w:r>
+            <w:proofErr w:type="spellStart"/>
+            <w:r>
+              <w:rPr>
+                <w:iCs/>
+                <w:szCs w:val="28"/>
+              </w:rPr>
+              <w:t>валидации</w:t>
+            </w:r>
+            <w:proofErr w:type="spellEnd"/>
+            <w:r>
+              <w:rPr>
+                <w:iCs/>
+                <w:szCs w:val="28"/>
+              </w:rPr>
+              <w:t xml:space="preserve"> введенных данных</w:t>
             </w:r>
           </w:p>
         </w:tc>
@@ -3781,6 +4007,7 @@
         </w:rPr>
         <w:t xml:space="preserve"> – Описание класса </w:t>
       </w:r>
+      <w:proofErr w:type="spellStart"/>
       <w:r>
         <w:rPr>
           <w:iCs/>
@@ -3789,6 +4016,7 @@
         </w:rPr>
         <w:t>UniformlyAcceleratedMotion</w:t>
       </w:r>
+      <w:proofErr w:type="spellEnd"/>
     </w:p>
     <w:tbl>
       <w:tblPr>
@@ -3947,6 +4175,7 @@
                 <w:szCs w:val="28"/>
               </w:rPr>
             </w:pPr>
+            <w:proofErr w:type="spellStart"/>
             <w:r>
               <w:rPr>
                 <w:b/>
@@ -3956,6 +4185,7 @@
               </w:rPr>
               <w:t>UniformlyAcceleratedMotion</w:t>
             </w:r>
+            <w:proofErr w:type="spellEnd"/>
             <w:r>
               <w:rPr>
                 <w:szCs w:val="28"/>
@@ -4351,6 +4581,7 @@
               </w:rPr>
               <w:t xml:space="preserve">+ </w:t>
             </w:r>
+            <w:proofErr w:type="spellStart"/>
             <w:r>
               <w:rPr>
                 <w:iCs/>
@@ -4359,6 +4590,7 @@
               </w:rPr>
               <w:t>GetInfo</w:t>
             </w:r>
+            <w:proofErr w:type="spellEnd"/>
             <w:r>
               <w:rPr>
                 <w:iCs/>
@@ -4462,6 +4694,7 @@
               </w:rPr>
               <w:t xml:space="preserve">+ </w:t>
             </w:r>
+            <w:proofErr w:type="spellStart"/>
             <w:r>
               <w:rPr>
                 <w:iCs/>
@@ -4470,6 +4703,7 @@
               </w:rPr>
               <w:t>GetPosition</w:t>
             </w:r>
+            <w:proofErr w:type="spellEnd"/>
             <w:r>
               <w:rPr>
                 <w:iCs/>
@@ -4557,6 +4791,7 @@
               </w:rPr>
               <w:t xml:space="preserve">+ </w:t>
             </w:r>
+            <w:proofErr w:type="spellStart"/>
             <w:r>
               <w:rPr>
                 <w:iCs/>
@@ -4565,6 +4800,7 @@
               </w:rPr>
               <w:t>ValidateParametrs</w:t>
             </w:r>
+            <w:proofErr w:type="spellEnd"/>
             <w:r>
               <w:rPr>
                 <w:iCs/>
@@ -4621,7 +4857,23 @@
                 <w:iCs/>
                 <w:szCs w:val="28"/>
               </w:rPr>
-              <w:t>Метод для валидации значения ускорения</w:t>
+              <w:t xml:space="preserve">Метод для </w:t>
+            </w:r>
+            <w:proofErr w:type="spellStart"/>
+            <w:r>
+              <w:rPr>
+                <w:iCs/>
+                <w:szCs w:val="28"/>
+              </w:rPr>
+              <w:t>валидации</w:t>
+            </w:r>
+            <w:proofErr w:type="spellEnd"/>
+            <w:r>
+              <w:rPr>
+                <w:iCs/>
+                <w:szCs w:val="28"/>
+              </w:rPr>
+              <w:t xml:space="preserve"> значения ускорения</w:t>
             </w:r>
           </w:p>
         </w:tc>
@@ -4667,6 +4919,7 @@
         </w:rPr>
         <w:t xml:space="preserve"> – Описание класса </w:t>
       </w:r>
+      <w:proofErr w:type="spellStart"/>
       <w:r>
         <w:rPr>
           <w:iCs/>
@@ -4675,6 +4928,7 @@
         </w:rPr>
         <w:t>UniformMotion</w:t>
       </w:r>
+      <w:proofErr w:type="spellEnd"/>
     </w:p>
     <w:tbl>
       <w:tblPr>
@@ -4834,6 +5088,7 @@
                 <w:szCs w:val="28"/>
               </w:rPr>
             </w:pPr>
+            <w:proofErr w:type="spellStart"/>
             <w:r>
               <w:rPr>
                 <w:iCs/>
@@ -4842,6 +5097,7 @@
               </w:rPr>
               <w:t>UniformMotion</w:t>
             </w:r>
+            <w:proofErr w:type="spellEnd"/>
             <w:r>
               <w:rPr>
                 <w:szCs w:val="28"/>
@@ -5142,6 +5398,7 @@
               </w:rPr>
               <w:t xml:space="preserve">+ </w:t>
             </w:r>
+            <w:proofErr w:type="spellStart"/>
             <w:r>
               <w:rPr>
                 <w:iCs/>
@@ -5150,6 +5407,7 @@
               </w:rPr>
               <w:t>GetPosition</w:t>
             </w:r>
+            <w:proofErr w:type="spellEnd"/>
             <w:r>
               <w:rPr>
                 <w:iCs/>
@@ -5238,6 +5496,7 @@
         </w:rPr>
         <w:t xml:space="preserve">Таблица 4 – Описание класса </w:t>
       </w:r>
+      <w:proofErr w:type="spellStart"/>
       <w:r>
         <w:rPr>
           <w:iCs/>
@@ -5246,6 +5505,7 @@
         </w:rPr>
         <w:t>OscillatoryMotion</w:t>
       </w:r>
+      <w:proofErr w:type="spellEnd"/>
     </w:p>
     <w:tbl>
       <w:tblPr>
@@ -5404,6 +5664,7 @@
                 <w:szCs w:val="28"/>
               </w:rPr>
             </w:pPr>
+            <w:proofErr w:type="spellStart"/>
             <w:r>
               <w:rPr>
                 <w:iCs/>
@@ -5412,6 +5673,7 @@
               </w:rPr>
               <w:t>OscillatoryMotion</w:t>
             </w:r>
+            <w:proofErr w:type="spellEnd"/>
             <w:r>
               <w:rPr>
                 <w:szCs w:val="28"/>
@@ -5798,6 +6060,7 @@
               </w:rPr>
               <w:t xml:space="preserve">+ </w:t>
             </w:r>
+            <w:proofErr w:type="spellStart"/>
             <w:r>
               <w:rPr>
                 <w:iCs/>
@@ -5806,6 +6069,7 @@
               </w:rPr>
               <w:t>GetPosition</w:t>
             </w:r>
+            <w:proofErr w:type="spellEnd"/>
             <w:r>
               <w:rPr>
                 <w:iCs/>
@@ -5902,6 +6166,7 @@
               </w:rPr>
               <w:t xml:space="preserve">+ </w:t>
             </w:r>
+            <w:proofErr w:type="spellStart"/>
             <w:r>
               <w:rPr>
                 <w:iCs/>
@@ -5910,6 +6175,7 @@
               </w:rPr>
               <w:t>GetInfo</w:t>
             </w:r>
+            <w:proofErr w:type="spellEnd"/>
             <w:r>
               <w:rPr>
                 <w:iCs/>
@@ -6012,6 +6278,7 @@
               </w:rPr>
               <w:t xml:space="preserve">+ </w:t>
             </w:r>
+            <w:proofErr w:type="spellStart"/>
             <w:r>
               <w:rPr>
                 <w:iCs/>
@@ -6020,6 +6287,7 @@
               </w:rPr>
               <w:t>ValidateParametrs</w:t>
             </w:r>
+            <w:proofErr w:type="spellEnd"/>
             <w:r>
               <w:rPr>
                 <w:iCs/>
@@ -6076,7 +6344,23 @@
                 <w:iCs/>
                 <w:szCs w:val="28"/>
               </w:rPr>
-              <w:t>Метод для валидации значения частоты</w:t>
+              <w:t xml:space="preserve">Метод для </w:t>
+            </w:r>
+            <w:proofErr w:type="spellStart"/>
+            <w:r>
+              <w:rPr>
+                <w:iCs/>
+                <w:szCs w:val="28"/>
+              </w:rPr>
+              <w:t>валидации</w:t>
+            </w:r>
+            <w:proofErr w:type="spellEnd"/>
+            <w:r>
+              <w:rPr>
+                <w:iCs/>
+                <w:szCs w:val="28"/>
+              </w:rPr>
+              <w:t xml:space="preserve"> значения частоты</w:t>
             </w:r>
           </w:p>
         </w:tc>
@@ -6148,6 +6432,7 @@
         </w:rPr>
         <w:t xml:space="preserve">описания интерфейса </w:t>
       </w:r>
+      <w:proofErr w:type="spellStart"/>
       <w:r>
         <w:rPr>
           <w:iCs/>
@@ -6156,6 +6441,7 @@
         </w:rPr>
         <w:t>IMotionInput</w:t>
       </w:r>
+      <w:proofErr w:type="spellEnd"/>
       <w:r>
         <w:rPr>
           <w:iCs/>
@@ -6177,9 +6463,27 @@
         </w:rPr>
         <w:t xml:space="preserve">классов </w:t>
       </w:r>
-      <w:r>
-        <w:t>UniformMotionControl, AcceleratedMotionControl и OscillatoryMotionControl</w:t>
-      </w:r>
+      <w:proofErr w:type="spellStart"/>
+      <w:r>
+        <w:t>UniformMotionControl</w:t>
+      </w:r>
+      <w:proofErr w:type="spellEnd"/>
+      <w:r>
+        <w:t xml:space="preserve">, </w:t>
+      </w:r>
+      <w:proofErr w:type="spellStart"/>
+      <w:r>
+        <w:t>AcceleratedMotionControl</w:t>
+      </w:r>
+      <w:proofErr w:type="spellEnd"/>
+      <w:r>
+        <w:t xml:space="preserve"> и </w:t>
+      </w:r>
+      <w:proofErr w:type="spellStart"/>
+      <w:r>
+        <w:t>OscillatoryMotionControl</w:t>
+      </w:r>
+      <w:proofErr w:type="spellEnd"/>
       <w:r>
         <w:rPr>
           <w:iCs/>
@@ -6196,6 +6500,7 @@
         </w:rPr>
         <w:t xml:space="preserve">Интерфейс </w:t>
       </w:r>
+      <w:proofErr w:type="spellStart"/>
       <w:r>
         <w:rPr>
           <w:iCs/>
@@ -6204,6 +6509,7 @@
         </w:rPr>
         <w:t>IMotionInput</w:t>
       </w:r>
+      <w:proofErr w:type="spellEnd"/>
       <w:r>
         <w:rPr>
           <w:iCs/>
@@ -6212,7 +6518,31 @@
         <w:t xml:space="preserve"> реализует методы получения объекта движения. </w:t>
       </w:r>
       <w:r>
-        <w:t xml:space="preserve">Классы UniformMotionControl, AcceleratedMotionControl и OscillatoryMotionControl реализуют этот интерфейс, предоставляя </w:t>
+        <w:t xml:space="preserve">Классы </w:t>
+      </w:r>
+      <w:proofErr w:type="spellStart"/>
+      <w:r>
+        <w:t>UniformMotionControl</w:t>
+      </w:r>
+      <w:proofErr w:type="spellEnd"/>
+      <w:r>
+        <w:t xml:space="preserve">, </w:t>
+      </w:r>
+      <w:proofErr w:type="spellStart"/>
+      <w:r>
+        <w:t>AcceleratedMotionControl</w:t>
+      </w:r>
+      <w:proofErr w:type="spellEnd"/>
+      <w:r>
+        <w:t xml:space="preserve"> и </w:t>
+      </w:r>
+      <w:proofErr w:type="spellStart"/>
+      <w:r>
+        <w:t>OscillatoryMotionControl</w:t>
+      </w:r>
+      <w:proofErr w:type="spellEnd"/>
+      <w:r>
+        <w:t xml:space="preserve"> реализуют этот интерфейс, предоставляя </w:t>
       </w:r>
       <w:r>
         <w:t xml:space="preserve">возможность </w:t>
@@ -6248,6 +6578,7 @@
         </w:rPr>
         <w:t xml:space="preserve"> – Описание интерфейса </w:t>
       </w:r>
+      <w:proofErr w:type="spellStart"/>
       <w:r>
         <w:rPr>
           <w:iCs/>
@@ -6256,6 +6587,7 @@
         </w:rPr>
         <w:t>IMotionInput</w:t>
       </w:r>
+      <w:proofErr w:type="spellEnd"/>
     </w:p>
     <w:tbl>
       <w:tblPr>
@@ -6414,6 +6746,7 @@
                 <w:szCs w:val="28"/>
               </w:rPr>
             </w:pPr>
+            <w:proofErr w:type="spellStart"/>
             <w:r>
               <w:rPr>
                 <w:b/>
@@ -6423,6 +6756,7 @@
               </w:rPr>
               <w:t>IMotionInput</w:t>
             </w:r>
+            <w:proofErr w:type="spellEnd"/>
             <w:r>
               <w:rPr>
                 <w:szCs w:val="28"/>
@@ -6512,13 +6846,23 @@
               </w:rPr>
               <w:t xml:space="preserve">+ </w:t>
             </w:r>
+            <w:proofErr w:type="spellStart"/>
             <w:r>
               <w:rPr>
                 <w:iCs/>
                 <w:szCs w:val="28"/>
                 <w:lang w:val="en-US"/>
               </w:rPr>
-              <w:t>GetMotion()</w:t>
+              <w:t>GetMotion</w:t>
+            </w:r>
+            <w:proofErr w:type="spellEnd"/>
+            <w:r>
+              <w:rPr>
+                <w:iCs/>
+                <w:szCs w:val="28"/>
+                <w:lang w:val="en-US"/>
+              </w:rPr>
+              <w:t>()</w:t>
             </w:r>
           </w:p>
         </w:tc>
@@ -6539,6 +6883,7 @@
                 <w:lang w:val="en-US"/>
               </w:rPr>
             </w:pPr>
+            <w:proofErr w:type="spellStart"/>
             <w:r>
               <w:rPr>
                 <w:iCs/>
@@ -6547,6 +6892,7 @@
               </w:rPr>
               <w:t>MotionBase</w:t>
             </w:r>
+            <w:proofErr w:type="spellEnd"/>
           </w:p>
         </w:tc>
         <w:tc>
@@ -6602,13 +6948,23 @@
               </w:rPr>
               <w:t xml:space="preserve">+ </w:t>
             </w:r>
+            <w:proofErr w:type="spellStart"/>
             <w:r>
               <w:rPr>
                 <w:iCs/>
                 <w:szCs w:val="28"/>
                 <w:lang w:val="en-GB"/>
               </w:rPr>
-              <w:t>ValidateInput()</w:t>
+              <w:t>ValidateInput</w:t>
+            </w:r>
+            <w:proofErr w:type="spellEnd"/>
+            <w:r>
+              <w:rPr>
+                <w:iCs/>
+                <w:szCs w:val="28"/>
+                <w:lang w:val="en-GB"/>
+              </w:rPr>
+              <w:t>()</w:t>
             </w:r>
           </w:p>
         </w:tc>
@@ -6717,9 +7073,11 @@
         </w:rPr>
         <w:t xml:space="preserve"> – Описание класса </w:t>
       </w:r>
+      <w:proofErr w:type="spellStart"/>
       <w:r>
         <w:t>UniformMotionControl</w:t>
       </w:r>
+      <w:proofErr w:type="spellEnd"/>
     </w:p>
     <w:tbl>
       <w:tblPr>
@@ -6879,9 +7237,11 @@
                 <w:szCs w:val="28"/>
               </w:rPr>
             </w:pPr>
+            <w:proofErr w:type="spellStart"/>
             <w:r>
               <w:t>UniformMotionControl</w:t>
             </w:r>
+            <w:proofErr w:type="spellEnd"/>
             <w:r>
               <w:rPr>
                 <w:szCs w:val="28"/>
@@ -6908,6 +7268,7 @@
               </w:rPr>
               <w:t xml:space="preserve">, реализующий интерфейс </w:t>
             </w:r>
+            <w:proofErr w:type="spellStart"/>
             <w:r>
               <w:rPr>
                 <w:iCs/>
@@ -6916,6 +7277,7 @@
               </w:rPr>
               <w:t>IMotionInput</w:t>
             </w:r>
+            <w:proofErr w:type="spellEnd"/>
             <w:r>
               <w:rPr>
                 <w:iCs/>
@@ -6986,8 +7348,18 @@
                 <w:szCs w:val="28"/>
                 <w:lang w:val="en-US"/>
               </w:rPr>
-              <w:t>_validateInitial</w:t>
-            </w:r>
+              <w:t>_</w:t>
+            </w:r>
+            <w:proofErr w:type="spellStart"/>
+            <w:r>
+              <w:rPr>
+                <w:iCs/>
+                <w:szCs w:val="28"/>
+                <w:lang w:val="en-US"/>
+              </w:rPr>
+              <w:t>validateInitial</w:t>
+            </w:r>
+            <w:proofErr w:type="spellEnd"/>
           </w:p>
         </w:tc>
         <w:tc>
@@ -7007,6 +7379,7 @@
                 <w:lang w:val="en-US"/>
               </w:rPr>
             </w:pPr>
+            <w:proofErr w:type="spellStart"/>
             <w:r>
               <w:rPr>
                 <w:iCs/>
@@ -7015,6 +7388,7 @@
               </w:rPr>
               <w:t>DoubleValidator</w:t>
             </w:r>
+            <w:proofErr w:type="spellEnd"/>
           </w:p>
         </w:tc>
         <w:tc>
@@ -7033,12 +7407,21 @@
                 <w:szCs w:val="28"/>
               </w:rPr>
             </w:pPr>
-            <w:r>
-              <w:rPr>
-                <w:iCs/>
-                <w:szCs w:val="28"/>
-              </w:rPr>
-              <w:t>Валидация начальной координаты</w:t>
+            <w:proofErr w:type="spellStart"/>
+            <w:r>
+              <w:rPr>
+                <w:iCs/>
+                <w:szCs w:val="28"/>
+              </w:rPr>
+              <w:t>Валидация</w:t>
+            </w:r>
+            <w:proofErr w:type="spellEnd"/>
+            <w:r>
+              <w:rPr>
+                <w:iCs/>
+                <w:szCs w:val="28"/>
+              </w:rPr>
+              <w:t xml:space="preserve"> начальной координаты</w:t>
             </w:r>
           </w:p>
         </w:tc>
@@ -7068,8 +7451,17 @@
                 <w:iCs/>
                 <w:szCs w:val="28"/>
               </w:rPr>
-              <w:t>_validateSpeed</w:t>
-            </w:r>
+              <w:t>_</w:t>
+            </w:r>
+            <w:proofErr w:type="spellStart"/>
+            <w:r>
+              <w:rPr>
+                <w:iCs/>
+                <w:szCs w:val="28"/>
+              </w:rPr>
+              <w:t>validateSpeed</w:t>
+            </w:r>
+            <w:proofErr w:type="spellEnd"/>
           </w:p>
         </w:tc>
         <w:tc>
@@ -7088,6 +7480,7 @@
                 <w:lang w:val="en-GB"/>
               </w:rPr>
             </w:pPr>
+            <w:proofErr w:type="spellStart"/>
             <w:r>
               <w:rPr>
                 <w:iCs/>
@@ -7096,6 +7489,7 @@
               </w:rPr>
               <w:t>DoubleValidator</w:t>
             </w:r>
+            <w:proofErr w:type="spellEnd"/>
           </w:p>
         </w:tc>
         <w:tc>
@@ -7113,12 +7507,21 @@
                 <w:szCs w:val="28"/>
               </w:rPr>
             </w:pPr>
-            <w:r>
-              <w:rPr>
-                <w:iCs/>
-                <w:szCs w:val="28"/>
-              </w:rPr>
-              <w:t>Валидация скорости</w:t>
+            <w:proofErr w:type="spellStart"/>
+            <w:r>
+              <w:rPr>
+                <w:iCs/>
+                <w:szCs w:val="28"/>
+              </w:rPr>
+              <w:t>Валидация</w:t>
+            </w:r>
+            <w:proofErr w:type="spellEnd"/>
+            <w:r>
+              <w:rPr>
+                <w:iCs/>
+                <w:szCs w:val="28"/>
+              </w:rPr>
+              <w:t xml:space="preserve"> скорости</w:t>
             </w:r>
           </w:p>
         </w:tc>
@@ -7150,8 +7553,18 @@
                 <w:szCs w:val="28"/>
                 <w:lang w:val="en-US"/>
               </w:rPr>
-              <w:t>_validateTime</w:t>
-            </w:r>
+              <w:t>_</w:t>
+            </w:r>
+            <w:proofErr w:type="spellStart"/>
+            <w:r>
+              <w:rPr>
+                <w:iCs/>
+                <w:szCs w:val="28"/>
+                <w:lang w:val="en-US"/>
+              </w:rPr>
+              <w:t>validateTime</w:t>
+            </w:r>
+            <w:proofErr w:type="spellEnd"/>
           </w:p>
         </w:tc>
         <w:tc>
@@ -7171,6 +7584,7 @@
                 <w:lang w:val="en-US"/>
               </w:rPr>
             </w:pPr>
+            <w:proofErr w:type="spellStart"/>
             <w:r>
               <w:rPr>
                 <w:iCs/>
@@ -7179,6 +7593,7 @@
               </w:rPr>
               <w:t>DoubleValidator</w:t>
             </w:r>
+            <w:proofErr w:type="spellEnd"/>
           </w:p>
         </w:tc>
         <w:tc>
@@ -7197,12 +7612,21 @@
                 <w:szCs w:val="28"/>
               </w:rPr>
             </w:pPr>
-            <w:r>
-              <w:rPr>
-                <w:iCs/>
-                <w:szCs w:val="28"/>
-              </w:rPr>
-              <w:t>Валидация времени</w:t>
+            <w:proofErr w:type="spellStart"/>
+            <w:r>
+              <w:rPr>
+                <w:iCs/>
+                <w:szCs w:val="28"/>
+              </w:rPr>
+              <w:t>Валидация</w:t>
+            </w:r>
+            <w:proofErr w:type="spellEnd"/>
+            <w:r>
+              <w:rPr>
+                <w:iCs/>
+                <w:szCs w:val="28"/>
+              </w:rPr>
+              <w:t xml:space="preserve"> времени</w:t>
             </w:r>
           </w:p>
         </w:tc>
@@ -7274,13 +7698,23 @@
               </w:rPr>
               <w:t xml:space="preserve">+ </w:t>
             </w:r>
+            <w:proofErr w:type="spellStart"/>
             <w:r>
               <w:rPr>
                 <w:iCs/>
                 <w:szCs w:val="28"/>
                 <w:lang w:val="en-US"/>
               </w:rPr>
-              <w:t>GetMotion()</w:t>
+              <w:t>GetMotion</w:t>
+            </w:r>
+            <w:proofErr w:type="spellEnd"/>
+            <w:r>
+              <w:rPr>
+                <w:iCs/>
+                <w:szCs w:val="28"/>
+                <w:lang w:val="en-US"/>
+              </w:rPr>
+              <w:t>()</w:t>
             </w:r>
           </w:p>
         </w:tc>
@@ -7301,6 +7735,7 @@
                 <w:lang w:val="en-US"/>
               </w:rPr>
             </w:pPr>
+            <w:proofErr w:type="spellStart"/>
             <w:r>
               <w:rPr>
                 <w:iCs/>
@@ -7309,6 +7744,7 @@
               </w:rPr>
               <w:t>MotionBase</w:t>
             </w:r>
+            <w:proofErr w:type="spellEnd"/>
           </w:p>
         </w:tc>
         <w:tc>
@@ -7365,13 +7801,23 @@
               </w:rPr>
               <w:t xml:space="preserve">+ </w:t>
             </w:r>
+            <w:proofErr w:type="spellStart"/>
             <w:r>
               <w:rPr>
                 <w:iCs/>
                 <w:szCs w:val="28"/>
                 <w:lang w:val="en-GB"/>
               </w:rPr>
-              <w:t>ParseDouble(string)</w:t>
+              <w:t>ParseDouble</w:t>
+            </w:r>
+            <w:proofErr w:type="spellEnd"/>
+            <w:r>
+              <w:rPr>
+                <w:iCs/>
+                <w:szCs w:val="28"/>
+                <w:lang w:val="en-GB"/>
+              </w:rPr>
+              <w:t>(string)</w:t>
             </w:r>
           </w:p>
         </w:tc>
@@ -7470,13 +7916,23 @@
               <w:lastRenderedPageBreak/>
               <w:t xml:space="preserve">+ </w:t>
             </w:r>
+            <w:proofErr w:type="spellStart"/>
             <w:r>
               <w:rPr>
                 <w:iCs/>
                 <w:szCs w:val="28"/>
                 <w:lang w:val="en-GB"/>
               </w:rPr>
-              <w:t>ValidateInput()</w:t>
+              <w:t>ValidateInput</w:t>
+            </w:r>
+            <w:proofErr w:type="spellEnd"/>
+            <w:r>
+              <w:rPr>
+                <w:iCs/>
+                <w:szCs w:val="28"/>
+                <w:lang w:val="en-GB"/>
+              </w:rPr>
+              <w:t>()</w:t>
             </w:r>
           </w:p>
         </w:tc>
@@ -7585,9 +8041,11 @@
         </w:rPr>
         <w:t xml:space="preserve"> – Описание класса </w:t>
       </w:r>
+      <w:proofErr w:type="spellStart"/>
       <w:r>
         <w:t>OscillatoryMotionControl</w:t>
       </w:r>
+      <w:proofErr w:type="spellEnd"/>
     </w:p>
     <w:tbl>
       <w:tblPr>
@@ -7747,9 +8205,11 @@
                 <w:szCs w:val="28"/>
               </w:rPr>
             </w:pPr>
+            <w:proofErr w:type="spellStart"/>
             <w:r>
               <w:t>OscillatoryMotionControl</w:t>
             </w:r>
+            <w:proofErr w:type="spellEnd"/>
             <w:r>
               <w:rPr>
                 <w:szCs w:val="28"/>
@@ -7763,6 +8223,7 @@
               </w:rPr>
               <w:t xml:space="preserve">класс, реализующий интерфейс </w:t>
             </w:r>
+            <w:proofErr w:type="spellStart"/>
             <w:r>
               <w:rPr>
                 <w:iCs/>
@@ -7771,6 +8232,7 @@
               </w:rPr>
               <w:t>IMotionInput</w:t>
             </w:r>
+            <w:proofErr w:type="spellEnd"/>
             <w:r>
               <w:rPr>
                 <w:iCs/>
@@ -7841,8 +8303,18 @@
                 <w:szCs w:val="28"/>
                 <w:lang w:val="en-US"/>
               </w:rPr>
-              <w:t>_validateInitial</w:t>
-            </w:r>
+              <w:t>_</w:t>
+            </w:r>
+            <w:proofErr w:type="spellStart"/>
+            <w:r>
+              <w:rPr>
+                <w:iCs/>
+                <w:szCs w:val="28"/>
+                <w:lang w:val="en-US"/>
+              </w:rPr>
+              <w:t>validateInitial</w:t>
+            </w:r>
+            <w:proofErr w:type="spellEnd"/>
           </w:p>
         </w:tc>
         <w:tc>
@@ -7862,6 +8334,7 @@
                 <w:lang w:val="en-US"/>
               </w:rPr>
             </w:pPr>
+            <w:proofErr w:type="spellStart"/>
             <w:r>
               <w:rPr>
                 <w:iCs/>
@@ -7870,6 +8343,7 @@
               </w:rPr>
               <w:t>DoubleValidator</w:t>
             </w:r>
+            <w:proofErr w:type="spellEnd"/>
           </w:p>
         </w:tc>
         <w:tc>
@@ -7888,12 +8362,21 @@
                 <w:szCs w:val="28"/>
               </w:rPr>
             </w:pPr>
-            <w:r>
-              <w:rPr>
-                <w:iCs/>
-                <w:szCs w:val="28"/>
-              </w:rPr>
-              <w:t>Валидация начальной координаты</w:t>
+            <w:proofErr w:type="spellStart"/>
+            <w:r>
+              <w:rPr>
+                <w:iCs/>
+                <w:szCs w:val="28"/>
+              </w:rPr>
+              <w:t>Валидация</w:t>
+            </w:r>
+            <w:proofErr w:type="spellEnd"/>
+            <w:r>
+              <w:rPr>
+                <w:iCs/>
+                <w:szCs w:val="28"/>
+              </w:rPr>
+              <w:t xml:space="preserve"> начальной координаты</w:t>
             </w:r>
           </w:p>
         </w:tc>
@@ -7923,8 +8406,17 @@
                 <w:iCs/>
                 <w:szCs w:val="28"/>
               </w:rPr>
-              <w:t>_validateSpeed</w:t>
-            </w:r>
+              <w:t>_</w:t>
+            </w:r>
+            <w:proofErr w:type="spellStart"/>
+            <w:r>
+              <w:rPr>
+                <w:iCs/>
+                <w:szCs w:val="28"/>
+              </w:rPr>
+              <w:t>validateSpeed</w:t>
+            </w:r>
+            <w:proofErr w:type="spellEnd"/>
           </w:p>
         </w:tc>
         <w:tc>
@@ -7943,6 +8435,7 @@
                 <w:lang w:val="en-GB"/>
               </w:rPr>
             </w:pPr>
+            <w:proofErr w:type="spellStart"/>
             <w:r>
               <w:rPr>
                 <w:iCs/>
@@ -7951,6 +8444,7 @@
               </w:rPr>
               <w:t>DoubleValidator</w:t>
             </w:r>
+            <w:proofErr w:type="spellEnd"/>
           </w:p>
         </w:tc>
         <w:tc>
@@ -7968,12 +8462,21 @@
                 <w:szCs w:val="28"/>
               </w:rPr>
             </w:pPr>
-            <w:r>
-              <w:rPr>
-                <w:iCs/>
-                <w:szCs w:val="28"/>
-              </w:rPr>
-              <w:t>Валидация скорости</w:t>
+            <w:proofErr w:type="spellStart"/>
+            <w:r>
+              <w:rPr>
+                <w:iCs/>
+                <w:szCs w:val="28"/>
+              </w:rPr>
+              <w:t>Валидация</w:t>
+            </w:r>
+            <w:proofErr w:type="spellEnd"/>
+            <w:r>
+              <w:rPr>
+                <w:iCs/>
+                <w:szCs w:val="28"/>
+              </w:rPr>
+              <w:t xml:space="preserve"> скорости</w:t>
             </w:r>
           </w:p>
         </w:tc>
@@ -8005,8 +8508,18 @@
                 <w:szCs w:val="28"/>
                 <w:lang w:val="en-US"/>
               </w:rPr>
-              <w:t>_validateTime</w:t>
-            </w:r>
+              <w:t>_</w:t>
+            </w:r>
+            <w:proofErr w:type="spellStart"/>
+            <w:r>
+              <w:rPr>
+                <w:iCs/>
+                <w:szCs w:val="28"/>
+                <w:lang w:val="en-US"/>
+              </w:rPr>
+              <w:t>validateTime</w:t>
+            </w:r>
+            <w:proofErr w:type="spellEnd"/>
           </w:p>
         </w:tc>
         <w:tc>
@@ -8026,6 +8539,7 @@
                 <w:lang w:val="en-US"/>
               </w:rPr>
             </w:pPr>
+            <w:proofErr w:type="spellStart"/>
             <w:r>
               <w:rPr>
                 <w:iCs/>
@@ -8034,6 +8548,7 @@
               </w:rPr>
               <w:t>DoubleValidator</w:t>
             </w:r>
+            <w:proofErr w:type="spellEnd"/>
           </w:p>
         </w:tc>
         <w:tc>
@@ -8052,12 +8567,21 @@
                 <w:szCs w:val="28"/>
               </w:rPr>
             </w:pPr>
-            <w:r>
-              <w:rPr>
-                <w:iCs/>
-                <w:szCs w:val="28"/>
-              </w:rPr>
-              <w:t>Валидация времени</w:t>
+            <w:proofErr w:type="spellStart"/>
+            <w:r>
+              <w:rPr>
+                <w:iCs/>
+                <w:szCs w:val="28"/>
+              </w:rPr>
+              <w:t>Валидация</w:t>
+            </w:r>
+            <w:proofErr w:type="spellEnd"/>
+            <w:r>
+              <w:rPr>
+                <w:iCs/>
+                <w:szCs w:val="28"/>
+              </w:rPr>
+              <w:t xml:space="preserve"> времени</w:t>
             </w:r>
           </w:p>
         </w:tc>
@@ -8088,8 +8612,18 @@
                 <w:szCs w:val="28"/>
                 <w:lang w:val="en-US"/>
               </w:rPr>
-              <w:t>_validateFrequency</w:t>
-            </w:r>
+              <w:t>_</w:t>
+            </w:r>
+            <w:proofErr w:type="spellStart"/>
+            <w:r>
+              <w:rPr>
+                <w:iCs/>
+                <w:szCs w:val="28"/>
+                <w:lang w:val="en-US"/>
+              </w:rPr>
+              <w:t>validateFrequency</w:t>
+            </w:r>
+            <w:proofErr w:type="spellEnd"/>
           </w:p>
         </w:tc>
         <w:tc>
@@ -8108,6 +8642,7 @@
                 <w:lang w:val="en-US"/>
               </w:rPr>
             </w:pPr>
+            <w:proofErr w:type="spellStart"/>
             <w:r>
               <w:rPr>
                 <w:iCs/>
@@ -8116,6 +8651,7 @@
               </w:rPr>
               <w:t>DoubleValidator</w:t>
             </w:r>
+            <w:proofErr w:type="spellEnd"/>
           </w:p>
         </w:tc>
         <w:tc>
@@ -8133,12 +8669,21 @@
                 <w:szCs w:val="28"/>
               </w:rPr>
             </w:pPr>
-            <w:r>
-              <w:rPr>
-                <w:iCs/>
-                <w:szCs w:val="28"/>
-              </w:rPr>
-              <w:t>Валидация частоты</w:t>
+            <w:proofErr w:type="spellStart"/>
+            <w:r>
+              <w:rPr>
+                <w:iCs/>
+                <w:szCs w:val="28"/>
+              </w:rPr>
+              <w:t>Валидация</w:t>
+            </w:r>
+            <w:proofErr w:type="spellEnd"/>
+            <w:r>
+              <w:rPr>
+                <w:iCs/>
+                <w:szCs w:val="28"/>
+              </w:rPr>
+              <w:t xml:space="preserve"> частоты</w:t>
             </w:r>
           </w:p>
         </w:tc>
@@ -8210,13 +8755,23 @@
               </w:rPr>
               <w:t xml:space="preserve">+ </w:t>
             </w:r>
+            <w:proofErr w:type="spellStart"/>
             <w:r>
               <w:rPr>
                 <w:iCs/>
                 <w:szCs w:val="28"/>
                 <w:lang w:val="en-US"/>
               </w:rPr>
-              <w:t>GetMotion()</w:t>
+              <w:t>GetMotion</w:t>
+            </w:r>
+            <w:proofErr w:type="spellEnd"/>
+            <w:r>
+              <w:rPr>
+                <w:iCs/>
+                <w:szCs w:val="28"/>
+                <w:lang w:val="en-US"/>
+              </w:rPr>
+              <w:t>()</w:t>
             </w:r>
           </w:p>
         </w:tc>
@@ -8237,6 +8792,7 @@
                 <w:lang w:val="en-US"/>
               </w:rPr>
             </w:pPr>
+            <w:proofErr w:type="spellStart"/>
             <w:r>
               <w:rPr>
                 <w:iCs/>
@@ -8245,6 +8801,7 @@
               </w:rPr>
               <w:t>MotionBase</w:t>
             </w:r>
+            <w:proofErr w:type="spellEnd"/>
           </w:p>
         </w:tc>
         <w:tc>
@@ -8301,13 +8858,23 @@
               </w:rPr>
               <w:t xml:space="preserve">+ </w:t>
             </w:r>
+            <w:proofErr w:type="spellStart"/>
             <w:r>
               <w:rPr>
                 <w:iCs/>
                 <w:szCs w:val="28"/>
                 <w:lang w:val="en-GB"/>
               </w:rPr>
-              <w:t>ParseDouble(string)</w:t>
+              <w:t>ParseDouble</w:t>
+            </w:r>
+            <w:proofErr w:type="spellEnd"/>
+            <w:r>
+              <w:rPr>
+                <w:iCs/>
+                <w:szCs w:val="28"/>
+                <w:lang w:val="en-GB"/>
+              </w:rPr>
+              <w:t>(string)</w:t>
             </w:r>
           </w:p>
         </w:tc>
@@ -8405,13 +8972,23 @@
               </w:rPr>
               <w:t xml:space="preserve">+ </w:t>
             </w:r>
+            <w:proofErr w:type="spellStart"/>
             <w:r>
               <w:rPr>
                 <w:iCs/>
                 <w:szCs w:val="28"/>
                 <w:lang w:val="en-GB"/>
               </w:rPr>
-              <w:t>ValidateInput()</w:t>
+              <w:t>ValidateInput</w:t>
+            </w:r>
+            <w:proofErr w:type="spellEnd"/>
+            <w:r>
+              <w:rPr>
+                <w:iCs/>
+                <w:szCs w:val="28"/>
+                <w:lang w:val="en-GB"/>
+              </w:rPr>
+              <w:t>()</w:t>
             </w:r>
           </w:p>
         </w:tc>
@@ -8520,9 +9097,11 @@
         </w:rPr>
         <w:t xml:space="preserve"> – Описание класса </w:t>
       </w:r>
+      <w:proofErr w:type="spellStart"/>
       <w:r>
         <w:t>AcceleratedMotionControl</w:t>
       </w:r>
+      <w:proofErr w:type="spellEnd"/>
     </w:p>
     <w:tbl>
       <w:tblPr>
@@ -8682,9 +9261,11 @@
                 <w:szCs w:val="28"/>
               </w:rPr>
             </w:pPr>
+            <w:proofErr w:type="spellStart"/>
             <w:r>
               <w:t>AcceleratedMotionControl</w:t>
             </w:r>
+            <w:proofErr w:type="spellEnd"/>
             <w:r>
               <w:rPr>
                 <w:szCs w:val="28"/>
@@ -8704,6 +9285,7 @@
               </w:rPr>
               <w:t xml:space="preserve">класс, реализующий интерфейс </w:t>
             </w:r>
+            <w:proofErr w:type="spellStart"/>
             <w:r>
               <w:rPr>
                 <w:iCs/>
@@ -8712,6 +9294,7 @@
               </w:rPr>
               <w:t>IMotionInput</w:t>
             </w:r>
+            <w:proofErr w:type="spellEnd"/>
             <w:r>
               <w:rPr>
                 <w:iCs/>
@@ -8796,8 +9379,18 @@
                 <w:szCs w:val="28"/>
                 <w:lang w:val="en-US"/>
               </w:rPr>
-              <w:t>_validateInitial</w:t>
-            </w:r>
+              <w:t>_</w:t>
+            </w:r>
+            <w:proofErr w:type="spellStart"/>
+            <w:r>
+              <w:rPr>
+                <w:iCs/>
+                <w:szCs w:val="28"/>
+                <w:lang w:val="en-US"/>
+              </w:rPr>
+              <w:t>validateInitial</w:t>
+            </w:r>
+            <w:proofErr w:type="spellEnd"/>
           </w:p>
         </w:tc>
         <w:tc>
@@ -8817,6 +9410,7 @@
                 <w:lang w:val="en-US"/>
               </w:rPr>
             </w:pPr>
+            <w:proofErr w:type="spellStart"/>
             <w:r>
               <w:rPr>
                 <w:iCs/>
@@ -8825,6 +9419,7 @@
               </w:rPr>
               <w:t>DoubleValidator</w:t>
             </w:r>
+            <w:proofErr w:type="spellEnd"/>
           </w:p>
         </w:tc>
         <w:tc>
@@ -8843,12 +9438,21 @@
                 <w:szCs w:val="28"/>
               </w:rPr>
             </w:pPr>
-            <w:r>
-              <w:rPr>
-                <w:iCs/>
-                <w:szCs w:val="28"/>
-              </w:rPr>
-              <w:t>Валидация начальной координаты</w:t>
+            <w:proofErr w:type="spellStart"/>
+            <w:r>
+              <w:rPr>
+                <w:iCs/>
+                <w:szCs w:val="28"/>
+              </w:rPr>
+              <w:t>Валидация</w:t>
+            </w:r>
+            <w:proofErr w:type="spellEnd"/>
+            <w:r>
+              <w:rPr>
+                <w:iCs/>
+                <w:szCs w:val="28"/>
+              </w:rPr>
+              <w:t xml:space="preserve"> начальной координаты</w:t>
             </w:r>
           </w:p>
         </w:tc>
@@ -8878,8 +9482,17 @@
                 <w:iCs/>
                 <w:szCs w:val="28"/>
               </w:rPr>
-              <w:t>_validateSpeed</w:t>
-            </w:r>
+              <w:t>_</w:t>
+            </w:r>
+            <w:proofErr w:type="spellStart"/>
+            <w:r>
+              <w:rPr>
+                <w:iCs/>
+                <w:szCs w:val="28"/>
+              </w:rPr>
+              <w:t>validateSpeed</w:t>
+            </w:r>
+            <w:proofErr w:type="spellEnd"/>
           </w:p>
         </w:tc>
         <w:tc>
@@ -8898,6 +9511,7 @@
                 <w:lang w:val="en-GB"/>
               </w:rPr>
             </w:pPr>
+            <w:proofErr w:type="spellStart"/>
             <w:r>
               <w:rPr>
                 <w:iCs/>
@@ -8906,6 +9520,7 @@
               </w:rPr>
               <w:t>DoubleValidator</w:t>
             </w:r>
+            <w:proofErr w:type="spellEnd"/>
           </w:p>
         </w:tc>
         <w:tc>
@@ -8923,12 +9538,21 @@
                 <w:szCs w:val="28"/>
               </w:rPr>
             </w:pPr>
-            <w:r>
-              <w:rPr>
-                <w:iCs/>
-                <w:szCs w:val="28"/>
-              </w:rPr>
-              <w:t>Валидация скорости</w:t>
+            <w:proofErr w:type="spellStart"/>
+            <w:r>
+              <w:rPr>
+                <w:iCs/>
+                <w:szCs w:val="28"/>
+              </w:rPr>
+              <w:t>Валидация</w:t>
+            </w:r>
+            <w:proofErr w:type="spellEnd"/>
+            <w:r>
+              <w:rPr>
+                <w:iCs/>
+                <w:szCs w:val="28"/>
+              </w:rPr>
+              <w:t xml:space="preserve"> скорости</w:t>
             </w:r>
           </w:p>
         </w:tc>
@@ -8960,8 +9584,18 @@
                 <w:szCs w:val="28"/>
                 <w:lang w:val="en-US"/>
               </w:rPr>
-              <w:t>_validateTime</w:t>
-            </w:r>
+              <w:t>_</w:t>
+            </w:r>
+            <w:proofErr w:type="spellStart"/>
+            <w:r>
+              <w:rPr>
+                <w:iCs/>
+                <w:szCs w:val="28"/>
+                <w:lang w:val="en-US"/>
+              </w:rPr>
+              <w:t>validateTime</w:t>
+            </w:r>
+            <w:proofErr w:type="spellEnd"/>
           </w:p>
         </w:tc>
         <w:tc>
@@ -8981,6 +9615,7 @@
                 <w:lang w:val="en-US"/>
               </w:rPr>
             </w:pPr>
+            <w:proofErr w:type="spellStart"/>
             <w:r>
               <w:rPr>
                 <w:iCs/>
@@ -8989,6 +9624,7 @@
               </w:rPr>
               <w:t>DoubleValidator</w:t>
             </w:r>
+            <w:proofErr w:type="spellEnd"/>
           </w:p>
         </w:tc>
         <w:tc>
@@ -9007,12 +9643,21 @@
                 <w:szCs w:val="28"/>
               </w:rPr>
             </w:pPr>
-            <w:r>
-              <w:rPr>
-                <w:iCs/>
-                <w:szCs w:val="28"/>
-              </w:rPr>
-              <w:t>Валидация времени</w:t>
+            <w:proofErr w:type="spellStart"/>
+            <w:r>
+              <w:rPr>
+                <w:iCs/>
+                <w:szCs w:val="28"/>
+              </w:rPr>
+              <w:t>Валидация</w:t>
+            </w:r>
+            <w:proofErr w:type="spellEnd"/>
+            <w:r>
+              <w:rPr>
+                <w:iCs/>
+                <w:szCs w:val="28"/>
+              </w:rPr>
+              <w:t xml:space="preserve"> времени</w:t>
             </w:r>
           </w:p>
         </w:tc>
@@ -9043,8 +9688,18 @@
                 <w:szCs w:val="28"/>
                 <w:lang w:val="en-US"/>
               </w:rPr>
-              <w:t>_validateAccel</w:t>
-            </w:r>
+              <w:t>_</w:t>
+            </w:r>
+            <w:proofErr w:type="spellStart"/>
+            <w:r>
+              <w:rPr>
+                <w:iCs/>
+                <w:szCs w:val="28"/>
+                <w:lang w:val="en-US"/>
+              </w:rPr>
+              <w:t>validateAccel</w:t>
+            </w:r>
+            <w:proofErr w:type="spellEnd"/>
           </w:p>
         </w:tc>
         <w:tc>
@@ -9063,6 +9718,7 @@
                 <w:lang w:val="en-US"/>
               </w:rPr>
             </w:pPr>
+            <w:proofErr w:type="spellStart"/>
             <w:r>
               <w:rPr>
                 <w:iCs/>
@@ -9071,6 +9727,7 @@
               </w:rPr>
               <w:t>DoubleValidator</w:t>
             </w:r>
+            <w:proofErr w:type="spellEnd"/>
           </w:p>
         </w:tc>
         <w:tc>
@@ -9088,12 +9745,21 @@
                 <w:szCs w:val="28"/>
               </w:rPr>
             </w:pPr>
-            <w:r>
-              <w:rPr>
-                <w:iCs/>
-                <w:szCs w:val="28"/>
-              </w:rPr>
-              <w:t>Валидация ускорения</w:t>
+            <w:proofErr w:type="spellStart"/>
+            <w:r>
+              <w:rPr>
+                <w:iCs/>
+                <w:szCs w:val="28"/>
+              </w:rPr>
+              <w:t>Валидация</w:t>
+            </w:r>
+            <w:proofErr w:type="spellEnd"/>
+            <w:r>
+              <w:rPr>
+                <w:iCs/>
+                <w:szCs w:val="28"/>
+              </w:rPr>
+              <w:t xml:space="preserve"> ускорения</w:t>
             </w:r>
           </w:p>
         </w:tc>
@@ -9165,13 +9831,23 @@
               </w:rPr>
               <w:t xml:space="preserve">+ </w:t>
             </w:r>
+            <w:proofErr w:type="spellStart"/>
             <w:r>
               <w:rPr>
                 <w:iCs/>
                 <w:szCs w:val="28"/>
                 <w:lang w:val="en-US"/>
               </w:rPr>
-              <w:t>GetMotion()</w:t>
+              <w:t>GetMotion</w:t>
+            </w:r>
+            <w:proofErr w:type="spellEnd"/>
+            <w:r>
+              <w:rPr>
+                <w:iCs/>
+                <w:szCs w:val="28"/>
+                <w:lang w:val="en-US"/>
+              </w:rPr>
+              <w:t>()</w:t>
             </w:r>
           </w:p>
         </w:tc>
@@ -9192,6 +9868,7 @@
                 <w:lang w:val="en-US"/>
               </w:rPr>
             </w:pPr>
+            <w:proofErr w:type="spellStart"/>
             <w:r>
               <w:rPr>
                 <w:iCs/>
@@ -9200,6 +9877,7 @@
               </w:rPr>
               <w:t>MotionBase</w:t>
             </w:r>
+            <w:proofErr w:type="spellEnd"/>
           </w:p>
         </w:tc>
         <w:tc>
@@ -9265,13 +9943,23 @@
               <w:lastRenderedPageBreak/>
               <w:t xml:space="preserve">+ </w:t>
             </w:r>
+            <w:proofErr w:type="spellStart"/>
             <w:r>
               <w:rPr>
                 <w:iCs/>
                 <w:szCs w:val="28"/>
                 <w:lang w:val="en-GB"/>
               </w:rPr>
-              <w:t>ParseDouble(string)</w:t>
+              <w:t>ParseDouble</w:t>
+            </w:r>
+            <w:proofErr w:type="spellEnd"/>
+            <w:r>
+              <w:rPr>
+                <w:iCs/>
+                <w:szCs w:val="28"/>
+                <w:lang w:val="en-GB"/>
+              </w:rPr>
+              <w:t>(string)</w:t>
             </w:r>
           </w:p>
         </w:tc>
@@ -9369,13 +10057,23 @@
               </w:rPr>
               <w:t xml:space="preserve">+ </w:t>
             </w:r>
+            <w:proofErr w:type="spellStart"/>
             <w:r>
               <w:rPr>
                 <w:iCs/>
                 <w:szCs w:val="28"/>
                 <w:lang w:val="en-GB"/>
               </w:rPr>
-              <w:t>ValidateInput()</w:t>
+              <w:t>ValidateInput</w:t>
+            </w:r>
+            <w:proofErr w:type="spellEnd"/>
+            <w:r>
+              <w:rPr>
+                <w:iCs/>
+                <w:szCs w:val="28"/>
+                <w:lang w:val="en-GB"/>
+              </w:rPr>
+              <w:t>()</w:t>
             </w:r>
           </w:p>
         </w:tc>
@@ -9488,6 +10186,7 @@
         </w:rPr>
         <w:t xml:space="preserve">На рисунке 3 представлено дерево ветвлений </w:t>
       </w:r>
+      <w:proofErr w:type="spellStart"/>
       <w:r>
         <w:rPr>
           <w:iCs/>
@@ -9495,6 +10194,7 @@
         </w:rPr>
         <w:t>Git</w:t>
       </w:r>
+      <w:proofErr w:type="spellEnd"/>
       <w:r>
         <w:rPr>
           <w:iCs/>
@@ -9566,6 +10266,7 @@
         </w:rPr>
         <w:t xml:space="preserve">Рисунок 3 – Дерево ветвлений </w:t>
       </w:r>
+      <w:proofErr w:type="spellStart"/>
       <w:r>
         <w:rPr>
           <w:iCs/>
@@ -9574,6 +10275,7 @@
         </w:rPr>
         <w:t>Git</w:t>
       </w:r>
+      <w:proofErr w:type="spellEnd"/>
     </w:p>
     <w:p>
       <w:pPr>
@@ -9781,7 +10483,23 @@
           <w:iCs/>
           <w:szCs w:val="28"/>
         </w:rPr>
-        <w:t xml:space="preserve">Кнопка «Рандомные параметры» автоматически заполняет поля, данная кнопка и методы, вызванные по ее нажатии доступны только в </w:t>
+        <w:t>Кнопка «</w:t>
+      </w:r>
+      <w:proofErr w:type="spellStart"/>
+      <w:r>
+        <w:rPr>
+          <w:iCs/>
+          <w:szCs w:val="28"/>
+        </w:rPr>
+        <w:t>Рандомные</w:t>
+      </w:r>
+      <w:proofErr w:type="spellEnd"/>
+      <w:r>
+        <w:rPr>
+          <w:iCs/>
+          <w:szCs w:val="28"/>
+        </w:rPr>
+        <w:t xml:space="preserve"> параметры» автоматически заполняет поля, данная кнопка и методы, вызванные по ее нажатии доступны только в </w:t>
       </w:r>
       <w:r>
         <w:rPr>
@@ -10687,6 +11405,7 @@
         </w:rPr>
         <w:t xml:space="preserve">в </w:t>
       </w:r>
+      <w:proofErr w:type="gramStart"/>
       <w:r>
         <w:rPr>
           <w:iCs/>
@@ -10701,6 +11420,7 @@
         </w:rPr>
         <w:t>.</w:t>
       </w:r>
+      <w:proofErr w:type="spellStart"/>
       <w:r>
         <w:rPr>
           <w:iCs/>
@@ -10708,6 +11428,8 @@
         </w:rPr>
         <w:t>elmt</w:t>
       </w:r>
+      <w:proofErr w:type="spellEnd"/>
+      <w:proofErr w:type="gramEnd"/>
       <w:r>
         <w:rPr>
           <w:iCs/>
@@ -10860,7 +11582,15 @@
           <w:iCs/>
           <w:szCs w:val="28"/>
         </w:rPr>
-        <w:t xml:space="preserve">Для загрузки данных в таблицу необходимо нажать на кнопку «Открыть» во вкладке «Файл». После чего откроется системный диалог загрузки файла в формате </w:t>
+        <w:t xml:space="preserve">Для загрузки данных в таблицу необходимо нажать на кнопку «Открыть» во вкладке «Файл». После чего откроется системный диалог загрузки файла в </w:t>
+      </w:r>
+      <w:proofErr w:type="gramStart"/>
+      <w:r>
+        <w:rPr>
+          <w:iCs/>
+          <w:szCs w:val="28"/>
+        </w:rPr>
+        <w:t xml:space="preserve">формате </w:t>
       </w:r>
       <w:r>
         <w:rPr>
@@ -10869,6 +11599,7 @@
         </w:rPr>
         <w:t>.</w:t>
       </w:r>
+      <w:proofErr w:type="spellStart"/>
       <w:r>
         <w:rPr>
           <w:iCs/>
@@ -10876,6 +11607,8 @@
         </w:rPr>
         <w:t>elmt</w:t>
       </w:r>
+      <w:proofErr w:type="spellEnd"/>
+      <w:proofErr w:type="gramEnd"/>
       <w:r>
         <w:rPr>
           <w:iCs/>
@@ -11161,54 +11894,37 @@
       </w:pPr>
       <w:bookmarkStart w:id="12" w:name="_Toc229514668"/>
       <w:r>
-        <w:t>1.6. Модульное тестирование</w:t>
-      </w:r>
-      <w:bookmarkEnd w:id="12"/>
-      <w:r>
-        <w:t xml:space="preserve"> </w:t>
-      </w:r>
-    </w:p>
-    <w:p>
-      <w:pPr>
-        <w:rPr>
-          <w:iCs/>
-          <w:szCs w:val="28"/>
-        </w:rPr>
-      </w:pPr>
-      <w:r>
-        <w:rPr>
-          <w:iCs/>
-          <w:szCs w:val="28"/>
-        </w:rPr>
-        <w:t>Структуру тест</w:t>
-      </w:r>
-      <w:r>
-        <w:rPr>
-          <w:iCs/>
-          <w:szCs w:val="28"/>
-        </w:rPr>
-        <w:t>овых случаев привед</w:t>
+        <w:t>1.6. Модульное те</w:t>
       </w:r>
       <w:bookmarkStart w:id="13" w:name="_GoBack"/>
       <w:bookmarkEnd w:id="13"/>
       <w:r>
-        <w:rPr>
-          <w:iCs/>
-          <w:szCs w:val="28"/>
-        </w:rPr>
-        <w:t>ем на рис. 19</w:t>
-      </w:r>
-      <w:r>
-        <w:rPr>
-          <w:iCs/>
-          <w:szCs w:val="28"/>
-        </w:rPr>
-        <w:t>.</w:t>
+        <w:t>стирование</w:t>
+      </w:r>
+      <w:bookmarkEnd w:id="12"/>
+      <w:r>
+        <w:t xml:space="preserve"> </w:t>
+      </w:r>
+    </w:p>
+    <w:p>
+      <w:pPr>
+        <w:rPr>
+          <w:iCs/>
+          <w:szCs w:val="28"/>
+        </w:rPr>
+      </w:pPr>
+      <w:r>
+        <w:rPr>
+          <w:iCs/>
+          <w:szCs w:val="28"/>
+        </w:rPr>
+        <w:t>Структуру тестовых случаев приведем на рис. 19.</w:t>
       </w:r>
     </w:p>
     <w:p>
       <w:pPr>
         <w:ind w:firstLine="0"/>
+        <w:jc w:val="center"/>
         <w:rPr>
           <w:i/>
           <w:iCs/>
@@ -11222,10 +11938,10 @@
           <w:szCs w:val="28"/>
         </w:rPr>
         <w:drawing>
-          <wp:inline distT="0" distB="0" distL="0" distR="0" wp14:anchorId="5A4B19FB" wp14:editId="4AFD8F92">
-            <wp:extent cx="5940425" cy="1615440"/>
-            <wp:effectExtent l="0" t="0" r="3175" b="3810"/>
-            <wp:docPr id="4" name="Рисунок 4"/>
+          <wp:inline distT="0" distB="0" distL="0" distR="0" wp14:anchorId="50C0485A" wp14:editId="7BA4783D">
+            <wp:extent cx="5639587" cy="1552792"/>
+            <wp:effectExtent l="0" t="0" r="0" b="9525"/>
+            <wp:docPr id="18" name="Рисунок 18"/>
             <wp:cNvGraphicFramePr>
               <a:graphicFrameLocks xmlns:a="http://schemas.openxmlformats.org/drawingml/2006/main" noChangeAspect="1"/>
             </wp:cNvGraphicFramePr>
@@ -11245,7 +11961,7 @@
                   <pic:spPr>
                     <a:xfrm>
                       <a:off x="0" y="0"/>
-                      <a:ext cx="5940425" cy="1615440"/>
+                      <a:ext cx="5639587" cy="1552792"/>
                     </a:xfrm>
                     <a:prstGeom prst="rect">
                       <a:avLst/>
@@ -11273,14 +11989,7 @@
           <w:iCs/>
           <w:szCs w:val="28"/>
         </w:rPr>
-        <w:t>Рисунок 19</w:t>
-      </w:r>
-      <w:r>
-        <w:rPr>
-          <w:iCs/>
-          <w:szCs w:val="28"/>
-        </w:rPr>
-        <w:t xml:space="preserve"> – Обозреватель тестов</w:t>
+        <w:t>Рисунок 19 – Обозреватель тестов</w:t>
       </w:r>
     </w:p>
     <w:p>
@@ -11311,26 +12020,20 @@
           <w:iCs/>
           <w:szCs w:val="28"/>
         </w:rPr>
-        <w:t>. Результат приведен на рис. 20</w:t>
-      </w:r>
-      <w:r>
-        <w:rPr>
-          <w:iCs/>
-          <w:szCs w:val="28"/>
-        </w:rPr>
-        <w:t>.</w:t>
+        <w:t>. Результат приведен на рис. 20.</w:t>
       </w:r>
     </w:p>
     <w:p>
       <w:pPr>
         <w:ind w:firstLine="0"/>
+        <w:jc w:val="center"/>
       </w:pPr>
       <w:r>
         <w:drawing>
-          <wp:inline distT="0" distB="0" distL="0" distR="0" wp14:anchorId="6D67487A" wp14:editId="3E3E6953">
-            <wp:extent cx="5940425" cy="1205865"/>
+          <wp:inline distT="0" distB="0" distL="0" distR="0" wp14:anchorId="172BFF34" wp14:editId="1D8CEC81">
+            <wp:extent cx="5940425" cy="1276985"/>
             <wp:effectExtent l="0" t="0" r="3175" b="0"/>
-            <wp:docPr id="3" name="Рисунок 3"/>
+            <wp:docPr id="21" name="Рисунок 21"/>
             <wp:cNvGraphicFramePr>
               <a:graphicFrameLocks xmlns:a="http://schemas.openxmlformats.org/drawingml/2006/main" noChangeAspect="1"/>
             </wp:cNvGraphicFramePr>
@@ -11350,7 +12053,7 @@
                   <pic:spPr>
                     <a:xfrm>
                       <a:off x="0" y="0"/>
-                      <a:ext cx="5940425" cy="1205865"/>
+                      <a:ext cx="5940425" cy="1276985"/>
                     </a:xfrm>
                     <a:prstGeom prst="rect">
                       <a:avLst/>
@@ -11378,14 +12081,7 @@
           <w:iCs/>
           <w:szCs w:val="28"/>
         </w:rPr>
-        <w:t>Рисунок 20</w:t>
-      </w:r>
-      <w:r>
-        <w:rPr>
-          <w:iCs/>
-          <w:szCs w:val="28"/>
-        </w:rPr>
-        <w:t xml:space="preserve"> – Покрытие кода тестами</w:t>
+        <w:t>Рисунок 20 – Покрытие кода тестами</w:t>
       </w:r>
     </w:p>
     <w:p>
@@ -11422,13 +12118,113 @@
           <w:lang w:val="ru-RU"/>
         </w:rPr>
       </w:pPr>
+      <w:proofErr w:type="spellStart"/>
       <w:r>
         <w:rPr>
           <w:i w:val="0"/>
           <w:iCs/>
           <w:lang w:val="ru-RU"/>
         </w:rPr>
-        <w:t xml:space="preserve">Калентьев, А. А. Новые технологии в программировании : учебное пособие / А. А. Калентьев, Д. В. Гарайс, А. Е. Гориянов. – Томск : Эль Контент, 2014. – 176 с. – </w:t>
+        <w:t>Калентьев</w:t>
+      </w:r>
+      <w:proofErr w:type="spellEnd"/>
+      <w:r>
+        <w:rPr>
+          <w:i w:val="0"/>
+          <w:iCs/>
+          <w:lang w:val="ru-RU"/>
+        </w:rPr>
+        <w:t xml:space="preserve">, А. А. Новые технологии в </w:t>
+      </w:r>
+      <w:proofErr w:type="gramStart"/>
+      <w:r>
+        <w:rPr>
+          <w:i w:val="0"/>
+          <w:iCs/>
+          <w:lang w:val="ru-RU"/>
+        </w:rPr>
+        <w:t>программировании :</w:t>
+      </w:r>
+      <w:proofErr w:type="gramEnd"/>
+      <w:r>
+        <w:rPr>
+          <w:i w:val="0"/>
+          <w:iCs/>
+          <w:lang w:val="ru-RU"/>
+        </w:rPr>
+        <w:t xml:space="preserve"> учебное пособие / А. А. </w:t>
+      </w:r>
+      <w:proofErr w:type="spellStart"/>
+      <w:r>
+        <w:rPr>
+          <w:i w:val="0"/>
+          <w:iCs/>
+          <w:lang w:val="ru-RU"/>
+        </w:rPr>
+        <w:t>Калентьев</w:t>
+      </w:r>
+      <w:proofErr w:type="spellEnd"/>
+      <w:r>
+        <w:rPr>
+          <w:i w:val="0"/>
+          <w:iCs/>
+          <w:lang w:val="ru-RU"/>
+        </w:rPr>
+        <w:t xml:space="preserve">, Д. В. </w:t>
+      </w:r>
+      <w:proofErr w:type="spellStart"/>
+      <w:r>
+        <w:rPr>
+          <w:i w:val="0"/>
+          <w:iCs/>
+          <w:lang w:val="ru-RU"/>
+        </w:rPr>
+        <w:t>Гарайс</w:t>
+      </w:r>
+      <w:proofErr w:type="spellEnd"/>
+      <w:r>
+        <w:rPr>
+          <w:i w:val="0"/>
+          <w:iCs/>
+          <w:lang w:val="ru-RU"/>
+        </w:rPr>
+        <w:t xml:space="preserve">, А. Е. </w:t>
+      </w:r>
+      <w:proofErr w:type="spellStart"/>
+      <w:r>
+        <w:rPr>
+          <w:i w:val="0"/>
+          <w:iCs/>
+          <w:lang w:val="ru-RU"/>
+        </w:rPr>
+        <w:t>Гориянов</w:t>
+      </w:r>
+      <w:proofErr w:type="spellEnd"/>
+      <w:r>
+        <w:rPr>
+          <w:i w:val="0"/>
+          <w:iCs/>
+          <w:lang w:val="ru-RU"/>
+        </w:rPr>
+        <w:t xml:space="preserve">. – </w:t>
+      </w:r>
+      <w:proofErr w:type="gramStart"/>
+      <w:r>
+        <w:rPr>
+          <w:i w:val="0"/>
+          <w:iCs/>
+          <w:lang w:val="ru-RU"/>
+        </w:rPr>
+        <w:t>Томск :</w:t>
+      </w:r>
+      <w:proofErr w:type="gramEnd"/>
+      <w:r>
+        <w:rPr>
+          <w:i w:val="0"/>
+          <w:iCs/>
+          <w:lang w:val="ru-RU"/>
+        </w:rPr>
+        <w:t xml:space="preserve"> Эль Контент, 2014. – 176 с. – </w:t>
       </w:r>
       <w:r>
         <w:rPr>
@@ -11589,7 +12385,23 @@
           <w:iCs/>
           <w:szCs w:val="28"/>
         </w:rPr>
-        <w:t>Заказчик: к.т.н., доцент Калентьев А.А.</w:t>
+        <w:t xml:space="preserve">Заказчик: к.т.н., доцент </w:t>
+      </w:r>
+      <w:proofErr w:type="spellStart"/>
+      <w:r>
+        <w:rPr>
+          <w:iCs/>
+          <w:szCs w:val="28"/>
+        </w:rPr>
+        <w:t>Калентьев</w:t>
+      </w:r>
+      <w:proofErr w:type="spellEnd"/>
+      <w:r>
+        <w:rPr>
+          <w:iCs/>
+          <w:szCs w:val="28"/>
+        </w:rPr>
+        <w:t xml:space="preserve"> А.А.</w:t>
       </w:r>
     </w:p>
     <w:p>
@@ -11923,7 +12735,23 @@
           <w:iCs/>
           <w:szCs w:val="28"/>
         </w:rPr>
-        <w:t>Заказчик: к.т.н., доцент Калентьев А.А.</w:t>
+        <w:t xml:space="preserve">Заказчик: к.т.н., доцент </w:t>
+      </w:r>
+      <w:proofErr w:type="spellStart"/>
+      <w:r>
+        <w:rPr>
+          <w:iCs/>
+          <w:szCs w:val="28"/>
+        </w:rPr>
+        <w:t>Калентьев</w:t>
+      </w:r>
+      <w:proofErr w:type="spellEnd"/>
+      <w:r>
+        <w:rPr>
+          <w:iCs/>
+          <w:szCs w:val="28"/>
+        </w:rPr>
+        <w:t xml:space="preserve"> А.А.</w:t>
       </w:r>
     </w:p>
     <w:p>
@@ -13328,7 +14156,23 @@
           <w:iCs/>
           <w:szCs w:val="28"/>
         </w:rPr>
-        <w:t>Система должна быть реализована в виде десктопного приложения.</w:t>
+        <w:t xml:space="preserve">Система должна быть реализована в виде </w:t>
+      </w:r>
+      <w:proofErr w:type="spellStart"/>
+      <w:r>
+        <w:rPr>
+          <w:iCs/>
+          <w:szCs w:val="28"/>
+        </w:rPr>
+        <w:t>десктопного</w:t>
+      </w:r>
+      <w:proofErr w:type="spellEnd"/>
+      <w:r>
+        <w:rPr>
+          <w:iCs/>
+          <w:szCs w:val="28"/>
+        </w:rPr>
+        <w:t xml:space="preserve"> приложения.</w:t>
       </w:r>
     </w:p>
     <w:p>
@@ -13769,8 +14613,17 @@
           <w:iCs/>
           <w:szCs w:val="28"/>
         </w:rPr>
-        <w:t>должны храниться в формате *.</w:t>
-      </w:r>
+        <w:t xml:space="preserve">должны храниться в формате </w:t>
+      </w:r>
+      <w:proofErr w:type="gramStart"/>
+      <w:r>
+        <w:rPr>
+          <w:iCs/>
+          <w:szCs w:val="28"/>
+        </w:rPr>
+        <w:t>*.</w:t>
+      </w:r>
+      <w:proofErr w:type="spellStart"/>
       <w:r>
         <w:rPr>
           <w:iCs/>
@@ -13779,6 +14632,8 @@
         </w:rPr>
         <w:t>elmt</w:t>
       </w:r>
+      <w:proofErr w:type="spellEnd"/>
+      <w:proofErr w:type="gramEnd"/>
       <w:r>
         <w:rPr>
           <w:iCs/>
@@ -13837,81 +14692,237 @@
           <w:lang w:val="en-US"/>
         </w:rPr>
       </w:pPr>
+      <w:proofErr w:type="gramStart"/>
       <w:r>
         <w:rPr>
           <w:iCs/>
           <w:szCs w:val="28"/>
           <w:lang w:val="en-US"/>
         </w:rPr>
-        <w:t>&lt;?xml version="1.0" encoding="utf-8"?&gt;</w:t>
-      </w:r>
-    </w:p>
-    <w:p>
-      <w:pPr>
+        <w:t>&lt;?xml</w:t>
+      </w:r>
+      <w:proofErr w:type="gramEnd"/>
+      <w:r>
         <w:rPr>
           <w:iCs/>
           <w:szCs w:val="28"/>
           <w:lang w:val="en-US"/>
         </w:rPr>
-      </w:pPr>
-      <w:r>
+        <w:t xml:space="preserve"> version="1.0" encoding="utf-8"?&gt;</w:t>
+      </w:r>
+    </w:p>
+    <w:p>
+      <w:pPr>
         <w:rPr>
           <w:iCs/>
           <w:szCs w:val="28"/>
           <w:lang w:val="en-US"/>
         </w:rPr>
-        <w:t>&lt;ArrayOfMotionBase xmlns:xsi="http://www.w3.org/2001/XMLSchema-instance" xmlns:xsd="http://www.w3.org/2001/XMLSchema"&gt;</w:t>
-      </w:r>
-    </w:p>
-    <w:p>
-      <w:pPr>
+      </w:pPr>
+      <w:r>
         <w:rPr>
           <w:iCs/>
           <w:szCs w:val="28"/>
           <w:lang w:val="en-US"/>
         </w:rPr>
-      </w:pPr>
+        <w:t>&lt;</w:t>
+      </w:r>
+      <w:proofErr w:type="spellStart"/>
       <w:r>
         <w:rPr>
           <w:iCs/>
           <w:szCs w:val="28"/>
           <w:lang w:val="en-US"/>
         </w:rPr>
+        <w:t>ArrayOfMotionBase</w:t>
+      </w:r>
+      <w:proofErr w:type="spellEnd"/>
+      <w:r>
+        <w:rPr>
+          <w:iCs/>
+          <w:szCs w:val="28"/>
+          <w:lang w:val="en-US"/>
+        </w:rPr>
+        <w:t xml:space="preserve"> </w:t>
+      </w:r>
+      <w:proofErr w:type="spellStart"/>
+      <w:r>
+        <w:rPr>
+          <w:iCs/>
+          <w:szCs w:val="28"/>
+          <w:lang w:val="en-US"/>
+        </w:rPr>
+        <w:t>xmlns:xsi</w:t>
+      </w:r>
+      <w:proofErr w:type="spellEnd"/>
+      <w:r>
+        <w:rPr>
+          <w:iCs/>
+          <w:szCs w:val="28"/>
+          <w:lang w:val="en-US"/>
+        </w:rPr>
+        <w:t xml:space="preserve">="http://www.w3.org/2001/XMLSchema-instance" </w:t>
+      </w:r>
+      <w:proofErr w:type="spellStart"/>
+      <w:r>
+        <w:rPr>
+          <w:iCs/>
+          <w:szCs w:val="28"/>
+          <w:lang w:val="en-US"/>
+        </w:rPr>
+        <w:t>xmlns:xsd</w:t>
+      </w:r>
+      <w:proofErr w:type="spellEnd"/>
+      <w:r>
+        <w:rPr>
+          <w:iCs/>
+          <w:szCs w:val="28"/>
+          <w:lang w:val="en-US"/>
+        </w:rPr>
+        <w:t>="http://www.w3.org/2001/XMLSchema"&gt;</w:t>
+      </w:r>
+    </w:p>
+    <w:p>
+      <w:pPr>
+        <w:rPr>
+          <w:iCs/>
+          <w:szCs w:val="28"/>
+          <w:lang w:val="en-US"/>
+        </w:rPr>
+      </w:pPr>
+      <w:r>
+        <w:rPr>
+          <w:iCs/>
+          <w:szCs w:val="28"/>
+          <w:lang w:val="en-US"/>
+        </w:rPr>
         <w:lastRenderedPageBreak/>
-        <w:t xml:space="preserve">  &lt;MotionBase xsi:type="UniformMotion"&gt;</w:t>
-      </w:r>
-    </w:p>
-    <w:p>
-      <w:pPr>
+        <w:t xml:space="preserve">  &lt;</w:t>
+      </w:r>
+      <w:proofErr w:type="spellStart"/>
+      <w:r>
         <w:rPr>
           <w:iCs/>
           <w:szCs w:val="28"/>
           <w:lang w:val="en-US"/>
         </w:rPr>
-      </w:pPr>
+        <w:t>MotionBase</w:t>
+      </w:r>
+      <w:proofErr w:type="spellEnd"/>
       <w:r>
         <w:rPr>
           <w:iCs/>
           <w:szCs w:val="28"/>
           <w:lang w:val="en-US"/>
         </w:rPr>
-        <w:t xml:space="preserve">    &lt;InitialPosition&gt;692.012950883589&lt;/InitialPosition&gt;</w:t>
-      </w:r>
-    </w:p>
-    <w:p>
-      <w:pPr>
+        <w:t xml:space="preserve"> </w:t>
+      </w:r>
+      <w:proofErr w:type="spellStart"/>
+      <w:proofErr w:type="gramStart"/>
+      <w:r>
         <w:rPr>
           <w:iCs/>
           <w:szCs w:val="28"/>
           <w:lang w:val="en-US"/>
         </w:rPr>
-      </w:pPr>
+        <w:t>xsi:type</w:t>
+      </w:r>
+      <w:proofErr w:type="spellEnd"/>
+      <w:proofErr w:type="gramEnd"/>
       <w:r>
         <w:rPr>
           <w:iCs/>
           <w:szCs w:val="28"/>
           <w:lang w:val="en-US"/>
         </w:rPr>
+        <w:t>="</w:t>
+      </w:r>
+      <w:proofErr w:type="spellStart"/>
+      <w:r>
+        <w:rPr>
+          <w:iCs/>
+          <w:szCs w:val="28"/>
+          <w:lang w:val="en-US"/>
+        </w:rPr>
+        <w:t>UniformMotion</w:t>
+      </w:r>
+      <w:proofErr w:type="spellEnd"/>
+      <w:r>
+        <w:rPr>
+          <w:iCs/>
+          <w:szCs w:val="28"/>
+          <w:lang w:val="en-US"/>
+        </w:rPr>
+        <w:t>"&gt;</w:t>
+      </w:r>
+    </w:p>
+    <w:p>
+      <w:pPr>
+        <w:rPr>
+          <w:iCs/>
+          <w:szCs w:val="28"/>
+          <w:lang w:val="en-US"/>
+        </w:rPr>
+      </w:pPr>
+      <w:r>
+        <w:rPr>
+          <w:iCs/>
+          <w:szCs w:val="28"/>
+          <w:lang w:val="en-US"/>
+        </w:rPr>
+        <w:t xml:space="preserve">    &lt;</w:t>
+      </w:r>
+      <w:proofErr w:type="spellStart"/>
+      <w:r>
+        <w:rPr>
+          <w:iCs/>
+          <w:szCs w:val="28"/>
+          <w:lang w:val="en-US"/>
+        </w:rPr>
+        <w:t>InitialPosition</w:t>
+      </w:r>
+      <w:proofErr w:type="spellEnd"/>
+      <w:r>
+        <w:rPr>
+          <w:iCs/>
+          <w:szCs w:val="28"/>
+          <w:lang w:val="en-US"/>
+        </w:rPr>
+        <w:t>&gt;692.012950883589&lt;/</w:t>
+      </w:r>
+      <w:proofErr w:type="spellStart"/>
+      <w:r>
+        <w:rPr>
+          <w:iCs/>
+          <w:szCs w:val="28"/>
+          <w:lang w:val="en-US"/>
+        </w:rPr>
+        <w:t>InitialPosition</w:t>
+      </w:r>
+      <w:proofErr w:type="spellEnd"/>
+      <w:r>
+        <w:rPr>
+          <w:iCs/>
+          <w:szCs w:val="28"/>
+          <w:lang w:val="en-US"/>
+        </w:rPr>
+        <w:t>&gt;</w:t>
+      </w:r>
+    </w:p>
+    <w:p>
+      <w:pPr>
+        <w:rPr>
+          <w:iCs/>
+          <w:szCs w:val="28"/>
+          <w:lang w:val="en-US"/>
+        </w:rPr>
+      </w:pPr>
+      <w:r>
+        <w:rPr>
+          <w:iCs/>
+          <w:szCs w:val="28"/>
+          <w:lang w:val="en-US"/>
+        </w:rPr>
         <w:t xml:space="preserve">    &lt;Time&gt;116.75694514373716&lt;/Time&gt;</w:t>
       </w:r>
     </w:p>
@@ -13946,24 +14957,25 @@
           <w:szCs w:val="28"/>
           <w:lang w:val="en-US"/>
         </w:rPr>
-        <w:t xml:space="preserve">  &lt;/MotionBase&gt;</w:t>
-      </w:r>
-    </w:p>
-    <w:p>
-      <w:pPr>
+        <w:t xml:space="preserve">  &lt;/</w:t>
+      </w:r>
+      <w:proofErr w:type="spellStart"/>
+      <w:r>
         <w:rPr>
           <w:iCs/>
           <w:szCs w:val="28"/>
           <w:lang w:val="en-US"/>
         </w:rPr>
-      </w:pPr>
+        <w:t>MotionBase</w:t>
+      </w:r>
+      <w:proofErr w:type="spellEnd"/>
       <w:r>
         <w:rPr>
           <w:iCs/>
           <w:szCs w:val="28"/>
           <w:lang w:val="en-US"/>
         </w:rPr>
-        <w:t xml:space="preserve">  &lt;MotionBase xsi:type="OscillatoryMotion"&gt;</w:t>
+        <w:t>&gt;</w:t>
       </w:r>
     </w:p>
     <w:p>
@@ -13980,23 +14992,132 @@
           <w:szCs w:val="28"/>
           <w:lang w:val="en-US"/>
         </w:rPr>
-        <w:t xml:space="preserve">    &lt;InitialPosition&gt;371.4411688367728&lt;/InitialPosition&gt;</w:t>
-      </w:r>
-    </w:p>
-    <w:p>
-      <w:pPr>
+        <w:t xml:space="preserve">  &lt;</w:t>
+      </w:r>
+      <w:proofErr w:type="spellStart"/>
+      <w:r>
         <w:rPr>
           <w:iCs/>
           <w:szCs w:val="28"/>
           <w:lang w:val="en-US"/>
         </w:rPr>
-      </w:pPr>
+        <w:t>MotionBase</w:t>
+      </w:r>
+      <w:proofErr w:type="spellEnd"/>
       <w:r>
         <w:rPr>
           <w:iCs/>
           <w:szCs w:val="28"/>
           <w:lang w:val="en-US"/>
         </w:rPr>
+        <w:t xml:space="preserve"> </w:t>
+      </w:r>
+      <w:proofErr w:type="spellStart"/>
+      <w:proofErr w:type="gramStart"/>
+      <w:r>
+        <w:rPr>
+          <w:iCs/>
+          <w:szCs w:val="28"/>
+          <w:lang w:val="en-US"/>
+        </w:rPr>
+        <w:t>xsi:type</w:t>
+      </w:r>
+      <w:proofErr w:type="spellEnd"/>
+      <w:proofErr w:type="gramEnd"/>
+      <w:r>
+        <w:rPr>
+          <w:iCs/>
+          <w:szCs w:val="28"/>
+          <w:lang w:val="en-US"/>
+        </w:rPr>
+        <w:t>="</w:t>
+      </w:r>
+      <w:proofErr w:type="spellStart"/>
+      <w:r>
+        <w:rPr>
+          <w:iCs/>
+          <w:szCs w:val="28"/>
+          <w:lang w:val="en-US"/>
+        </w:rPr>
+        <w:t>OscillatoryMotion</w:t>
+      </w:r>
+      <w:proofErr w:type="spellEnd"/>
+      <w:r>
+        <w:rPr>
+          <w:iCs/>
+          <w:szCs w:val="28"/>
+          <w:lang w:val="en-US"/>
+        </w:rPr>
+        <w:t>"&gt;</w:t>
+      </w:r>
+    </w:p>
+    <w:p>
+      <w:pPr>
+        <w:rPr>
+          <w:iCs/>
+          <w:szCs w:val="28"/>
+          <w:lang w:val="en-US"/>
+        </w:rPr>
+      </w:pPr>
+      <w:r>
+        <w:rPr>
+          <w:iCs/>
+          <w:szCs w:val="28"/>
+          <w:lang w:val="en-US"/>
+        </w:rPr>
+        <w:t xml:space="preserve">    &lt;</w:t>
+      </w:r>
+      <w:proofErr w:type="spellStart"/>
+      <w:r>
+        <w:rPr>
+          <w:iCs/>
+          <w:szCs w:val="28"/>
+          <w:lang w:val="en-US"/>
+        </w:rPr>
+        <w:t>InitialPosition</w:t>
+      </w:r>
+      <w:proofErr w:type="spellEnd"/>
+      <w:r>
+        <w:rPr>
+          <w:iCs/>
+          <w:szCs w:val="28"/>
+          <w:lang w:val="en-US"/>
+        </w:rPr>
+        <w:t>&gt;371.4411688367728&lt;/</w:t>
+      </w:r>
+      <w:proofErr w:type="spellStart"/>
+      <w:r>
+        <w:rPr>
+          <w:iCs/>
+          <w:szCs w:val="28"/>
+          <w:lang w:val="en-US"/>
+        </w:rPr>
+        <w:t>InitialPosition</w:t>
+      </w:r>
+      <w:proofErr w:type="spellEnd"/>
+      <w:r>
+        <w:rPr>
+          <w:iCs/>
+          <w:szCs w:val="28"/>
+          <w:lang w:val="en-US"/>
+        </w:rPr>
+        <w:t>&gt;</w:t>
+      </w:r>
+    </w:p>
+    <w:p>
+      <w:pPr>
+        <w:rPr>
+          <w:iCs/>
+          <w:szCs w:val="28"/>
+          <w:lang w:val="en-US"/>
+        </w:rPr>
+      </w:pPr>
+      <w:r>
+        <w:rPr>
+          <w:iCs/>
+          <w:szCs w:val="28"/>
+          <w:lang w:val="en-US"/>
+        </w:rPr>
         <w:t xml:space="preserve">    &lt;Time&gt;387.80972096506935&lt;/Time&gt;</w:t>
       </w:r>
     </w:p>
@@ -14048,24 +15169,25 @@
           <w:szCs w:val="28"/>
           <w:lang w:val="en-US"/>
         </w:rPr>
-        <w:t xml:space="preserve">  &lt;/MotionBase&gt;</w:t>
-      </w:r>
-    </w:p>
-    <w:p>
-      <w:pPr>
+        <w:t xml:space="preserve">  &lt;/</w:t>
+      </w:r>
+      <w:proofErr w:type="spellStart"/>
+      <w:r>
         <w:rPr>
           <w:iCs/>
           <w:szCs w:val="28"/>
           <w:lang w:val="en-US"/>
         </w:rPr>
-      </w:pPr>
+        <w:t>MotionBase</w:t>
+      </w:r>
+      <w:proofErr w:type="spellEnd"/>
       <w:r>
         <w:rPr>
           <w:iCs/>
           <w:szCs w:val="28"/>
           <w:lang w:val="en-US"/>
         </w:rPr>
-        <w:t xml:space="preserve">  &lt;MotionBase xsi:type="UniformlyAcceleratedMotion"&gt;</w:t>
+        <w:t>&gt;</w:t>
       </w:r>
     </w:p>
     <w:p>
@@ -14082,7 +15204,116 @@
           <w:szCs w:val="28"/>
           <w:lang w:val="en-US"/>
         </w:rPr>
-        <w:t xml:space="preserve">    &lt;InitialPosition&gt;446.92973323003827&lt;/InitialPosition&gt;</w:t>
+        <w:t xml:space="preserve">  &lt;</w:t>
+      </w:r>
+      <w:proofErr w:type="spellStart"/>
+      <w:r>
+        <w:rPr>
+          <w:iCs/>
+          <w:szCs w:val="28"/>
+          <w:lang w:val="en-US"/>
+        </w:rPr>
+        <w:t>MotionBase</w:t>
+      </w:r>
+      <w:proofErr w:type="spellEnd"/>
+      <w:r>
+        <w:rPr>
+          <w:iCs/>
+          <w:szCs w:val="28"/>
+          <w:lang w:val="en-US"/>
+        </w:rPr>
+        <w:t xml:space="preserve"> </w:t>
+      </w:r>
+      <w:proofErr w:type="spellStart"/>
+      <w:proofErr w:type="gramStart"/>
+      <w:r>
+        <w:rPr>
+          <w:iCs/>
+          <w:szCs w:val="28"/>
+          <w:lang w:val="en-US"/>
+        </w:rPr>
+        <w:t>xsi:type</w:t>
+      </w:r>
+      <w:proofErr w:type="spellEnd"/>
+      <w:proofErr w:type="gramEnd"/>
+      <w:r>
+        <w:rPr>
+          <w:iCs/>
+          <w:szCs w:val="28"/>
+          <w:lang w:val="en-US"/>
+        </w:rPr>
+        <w:t>="</w:t>
+      </w:r>
+      <w:proofErr w:type="spellStart"/>
+      <w:r>
+        <w:rPr>
+          <w:iCs/>
+          <w:szCs w:val="28"/>
+          <w:lang w:val="en-US"/>
+        </w:rPr>
+        <w:t>UniformlyAcceleratedMotion</w:t>
+      </w:r>
+      <w:proofErr w:type="spellEnd"/>
+      <w:r>
+        <w:rPr>
+          <w:iCs/>
+          <w:szCs w:val="28"/>
+          <w:lang w:val="en-US"/>
+        </w:rPr>
+        <w:t>"&gt;</w:t>
+      </w:r>
+    </w:p>
+    <w:p>
+      <w:pPr>
+        <w:rPr>
+          <w:iCs/>
+          <w:szCs w:val="28"/>
+          <w:lang w:val="en-US"/>
+        </w:rPr>
+      </w:pPr>
+      <w:r>
+        <w:rPr>
+          <w:iCs/>
+          <w:szCs w:val="28"/>
+          <w:lang w:val="en-US"/>
+        </w:rPr>
+        <w:t xml:space="preserve">    &lt;</w:t>
+      </w:r>
+      <w:proofErr w:type="spellStart"/>
+      <w:r>
+        <w:rPr>
+          <w:iCs/>
+          <w:szCs w:val="28"/>
+          <w:lang w:val="en-US"/>
+        </w:rPr>
+        <w:t>InitialPosition</w:t>
+      </w:r>
+      <w:proofErr w:type="spellEnd"/>
+      <w:r>
+        <w:rPr>
+          <w:iCs/>
+          <w:szCs w:val="28"/>
+          <w:lang w:val="en-US"/>
+        </w:rPr>
+        <w:t>&gt;446.92973323003827&lt;/</w:t>
+      </w:r>
+      <w:proofErr w:type="spellStart"/>
+      <w:r>
+        <w:rPr>
+          <w:iCs/>
+          <w:szCs w:val="28"/>
+          <w:lang w:val="en-US"/>
+        </w:rPr>
+        <w:t>InitialPosition</w:t>
+      </w:r>
+      <w:proofErr w:type="spellEnd"/>
+      <w:r>
+        <w:rPr>
+          <w:iCs/>
+          <w:szCs w:val="28"/>
+          <w:lang w:val="en-US"/>
+        </w:rPr>
+        <w:t>&gt;</w:t>
       </w:r>
     </w:p>
     <w:p>
@@ -14169,6 +15400,7 @@
         </w:rPr>
         <w:t>&lt;/</w:t>
       </w:r>
+      <w:proofErr w:type="spellStart"/>
       <w:r>
         <w:rPr>
           <w:iCs/>
@@ -14177,6 +15409,7 @@
         </w:rPr>
         <w:t>MotionBase</w:t>
       </w:r>
+      <w:proofErr w:type="spellEnd"/>
       <w:r>
         <w:rPr>
           <w:iCs/>
@@ -14199,6 +15432,7 @@
         </w:rPr>
         <w:t>&lt;/</w:t>
       </w:r>
+      <w:proofErr w:type="spellStart"/>
       <w:r>
         <w:rPr>
           <w:iCs/>
@@ -14207,6 +15441,7 @@
         </w:rPr>
         <w:t>ArrayOfMotionBase</w:t>
       </w:r>
+      <w:proofErr w:type="spellEnd"/>
       <w:r>
         <w:rPr>
           <w:iCs/>
@@ -14354,6 +15589,7 @@
         </w:rPr>
         <w:t xml:space="preserve">: </w:t>
       </w:r>
+      <w:proofErr w:type="spellStart"/>
       <w:r>
         <w:rPr>
           <w:iCs/>
@@ -14362,6 +15598,7 @@
         </w:rPr>
         <w:t>InitinalPosition</w:t>
       </w:r>
+      <w:proofErr w:type="spellEnd"/>
       <w:r>
         <w:rPr>
           <w:iCs/>
@@ -14427,6 +15664,7 @@
         </w:rPr>
         <w:t xml:space="preserve">: </w:t>
       </w:r>
+      <w:proofErr w:type="spellStart"/>
       <w:r>
         <w:rPr>
           <w:iCs/>
@@ -14435,6 +15673,7 @@
         </w:rPr>
         <w:t>InitinalPosition</w:t>
       </w:r>
+      <w:proofErr w:type="spellEnd"/>
       <w:r>
         <w:rPr>
           <w:iCs/>
@@ -14508,6 +15747,7 @@
         </w:rPr>
         <w:t xml:space="preserve">колебательного: </w:t>
       </w:r>
+      <w:proofErr w:type="spellStart"/>
       <w:r>
         <w:rPr>
           <w:iCs/>
@@ -14516,6 +15756,7 @@
         </w:rPr>
         <w:t>InitinalPosition</w:t>
       </w:r>
+      <w:proofErr w:type="spellEnd"/>
       <w:r>
         <w:rPr>
           <w:iCs/>
@@ -14760,7 +16001,23 @@
           <w:iCs/>
           <w:szCs w:val="28"/>
         </w:rPr>
-        <w:t>Система должна выполнять валидацию данных.</w:t>
+        <w:t xml:space="preserve">Система должна выполнять </w:t>
+      </w:r>
+      <w:proofErr w:type="spellStart"/>
+      <w:r>
+        <w:rPr>
+          <w:iCs/>
+          <w:szCs w:val="28"/>
+        </w:rPr>
+        <w:t>валидацию</w:t>
+      </w:r>
+      <w:proofErr w:type="spellEnd"/>
+      <w:r>
+        <w:rPr>
+          <w:iCs/>
+          <w:szCs w:val="28"/>
+        </w:rPr>
+        <w:t xml:space="preserve"> данных.</w:t>
       </w:r>
     </w:p>
     <w:p>
@@ -15072,11 +16329,33 @@
           <w:i w:val="0"/>
         </w:rPr>
       </w:pPr>
+      <w:proofErr w:type="spellStart"/>
       <w:r>
         <w:rPr>
           <w:i w:val="0"/>
         </w:rPr>
-        <w:t>равномерное движение;</w:t>
+        <w:t>равномерное</w:t>
+      </w:r>
+      <w:proofErr w:type="spellEnd"/>
+      <w:r>
+        <w:rPr>
+          <w:i w:val="0"/>
+        </w:rPr>
+        <w:t xml:space="preserve"> </w:t>
+      </w:r>
+      <w:proofErr w:type="spellStart"/>
+      <w:r>
+        <w:rPr>
+          <w:i w:val="0"/>
+        </w:rPr>
+        <w:t>движение</w:t>
+      </w:r>
+      <w:proofErr w:type="spellEnd"/>
+      <w:r>
+        <w:rPr>
+          <w:i w:val="0"/>
+        </w:rPr>
+        <w:t>;</w:t>
       </w:r>
     </w:p>
     <w:p>
@@ -15090,11 +16369,33 @@
           <w:i w:val="0"/>
         </w:rPr>
       </w:pPr>
+      <w:proofErr w:type="spellStart"/>
       <w:r>
         <w:rPr>
           <w:i w:val="0"/>
         </w:rPr>
-        <w:t>равноускоренное движение;</w:t>
+        <w:t>равноускоренное</w:t>
+      </w:r>
+      <w:proofErr w:type="spellEnd"/>
+      <w:r>
+        <w:rPr>
+          <w:i w:val="0"/>
+        </w:rPr>
+        <w:t xml:space="preserve"> </w:t>
+      </w:r>
+      <w:proofErr w:type="spellStart"/>
+      <w:r>
+        <w:rPr>
+          <w:i w:val="0"/>
+        </w:rPr>
+        <w:t>движение</w:t>
+      </w:r>
+      <w:proofErr w:type="spellEnd"/>
+      <w:r>
+        <w:rPr>
+          <w:i w:val="0"/>
+        </w:rPr>
+        <w:t>;</w:t>
       </w:r>
     </w:p>
     <w:p>
@@ -15108,11 +16409,33 @@
           <w:i w:val="0"/>
         </w:rPr>
       </w:pPr>
+      <w:proofErr w:type="spellStart"/>
       <w:r>
         <w:rPr>
           <w:i w:val="0"/>
         </w:rPr>
-        <w:t>колебательное движение.</w:t>
+        <w:t>колебательное</w:t>
+      </w:r>
+      <w:proofErr w:type="spellEnd"/>
+      <w:r>
+        <w:rPr>
+          <w:i w:val="0"/>
+        </w:rPr>
+        <w:t xml:space="preserve"> </w:t>
+      </w:r>
+      <w:proofErr w:type="spellStart"/>
+      <w:r>
+        <w:rPr>
+          <w:i w:val="0"/>
+        </w:rPr>
+        <w:t>движение</w:t>
+      </w:r>
+      <w:proofErr w:type="spellEnd"/>
+      <w:r>
+        <w:rPr>
+          <w:i w:val="0"/>
+        </w:rPr>
+        <w:t>.</w:t>
       </w:r>
     </w:p>
     <w:p>
@@ -16194,8 +17517,17 @@
           <w:iCs/>
           <w:szCs w:val="28"/>
         </w:rPr>
-        <w:t>в файл формата *.</w:t>
-      </w:r>
+        <w:t xml:space="preserve">в файл формата </w:t>
+      </w:r>
+      <w:proofErr w:type="gramStart"/>
+      <w:r>
+        <w:rPr>
+          <w:iCs/>
+          <w:szCs w:val="28"/>
+        </w:rPr>
+        <w:t>*.</w:t>
+      </w:r>
+      <w:proofErr w:type="spellStart"/>
       <w:r>
         <w:rPr>
           <w:iCs/>
@@ -16204,6 +17536,8 @@
         </w:rPr>
         <w:t>elmt</w:t>
       </w:r>
+      <w:proofErr w:type="spellEnd"/>
+      <w:proofErr w:type="gramEnd"/>
       <w:r>
         <w:rPr>
           <w:iCs/>
@@ -16258,8 +17592,17 @@
           <w:iCs/>
           <w:szCs w:val="28"/>
         </w:rPr>
-        <w:t>из файла формата *.</w:t>
-      </w:r>
+        <w:t xml:space="preserve">из файла формата </w:t>
+      </w:r>
+      <w:proofErr w:type="gramStart"/>
+      <w:r>
+        <w:rPr>
+          <w:iCs/>
+          <w:szCs w:val="28"/>
+        </w:rPr>
+        <w:t>*.</w:t>
+      </w:r>
+      <w:proofErr w:type="spellStart"/>
       <w:r>
         <w:rPr>
           <w:iCs/>
@@ -16268,6 +17611,8 @@
         </w:rPr>
         <w:t>elmt</w:t>
       </w:r>
+      <w:proofErr w:type="spellEnd"/>
+      <w:proofErr w:type="gramEnd"/>
       <w:r>
         <w:rPr>
           <w:iCs/>
@@ -16617,7 +17962,7 @@
           <w:rPr>
             <w:noProof/>
           </w:rPr>
-          <w:t>16</w:t>
+          <w:t>19</w:t>
         </w:r>
         <w:r>
           <w:fldChar w:fldCharType="end"/>
@@ -18716,7 +20061,7 @@
 </file>
 
 <file path=customXml/itemProps1.xml><?xml version="1.0" encoding="utf-8"?>
-<ds:datastoreItem xmlns:ds="http://schemas.openxmlformats.org/officeDocument/2006/customXml" ds:itemID="{968ABB75-1894-4BC2-9875-DE567E7C6F6A}">
+<ds:datastoreItem xmlns:ds="http://schemas.openxmlformats.org/officeDocument/2006/customXml" ds:itemID="{C2729BA1-F9C4-44E2-855A-88B7826E0DF5}">
   <ds:schemaRefs>
     <ds:schemaRef ds:uri="http://schemas.openxmlformats.org/officeDocument/2006/bibliography"/>
   </ds:schemaRefs>
